--- a/zht/docx/143.content.docx
+++ b/zht/docx/143.content.docx
@@ -149,7 +149,7 @@
         <w:rPr>
           <w:lang w:val="zh_TW" w:bidi="zh_TW"/>
         </w:rPr>
-        <w:t>tuan</w:t>
+        <w:t>tie</w:t>
       </w:r>
       <w:r>
         <w:rPr>
@@ -212,7 +212,7 @@
         <w:rPr>
           <w:lang w:val="zh_TW" w:bidi="zh_TW"/>
         </w:rPr>
-        <w:t>團契</w:t>
+        <w:t>帖撒羅尼迦後書</w:t>
       </w:r>
       <w:r>
         <w:rPr>
@@ -231,18 +231,7 @@
         <w:rPr>
           <w:lang w:val="zh_TW" w:bidi="zh_TW"/>
         </w:rPr>
-        <w:t>團契指與神保持親密關係，並把這種關係與其他信徒一同分享。</w:t>
-      </w:r>
-    </w:p>
-    <w:p>
-      <w:pPr>
-        <w:pStyle w:val="Heading3"/>
-      </w:pPr>
-      <w:r>
-        <w:rPr>
-          <w:lang w:val="zh_TW" w:bidi="zh_TW"/>
-        </w:rPr>
-        <w:t>舊約聖經中的團契</w:t>
+        <w:t>保羅寫給帖撒羅尼迦教會的第二封信。</w:t>
       </w:r>
     </w:p>
     <w:p>
@@ -256,43 +245,90 @@
         <w:rPr>
           <w:lang w:val="zh_TW" w:bidi="zh_TW"/>
         </w:rPr>
-        <w:t>起初，神把亞當安置在園中，讓他享受與神的友誼。當亞當和夏娃選擇獨立，不願活在神慈愛的看顧之下，他們與神的關係就破裂了。結果，亞當和夏娃躲避神（</w:t>
-      </w:r>
-      <w:hyperlink r:id="rId13">
-        <w:r>
-          <w:rPr>
-            <w:lang w:val="zh_TW" w:bidi="zh_TW"/>
-          </w:rPr>
-          <w:rPr>
-            <w:color w:val="0000EE"/>
-            <w:u w:val="single"/>
-          </w:rPr>
-          <w:t>創3:8</w:t>
-        </w:r>
-      </w:hyperlink>
-      <w:r>
-        <w:rPr>
-          <w:lang w:val="zh_TW" w:bidi="zh_TW"/>
-        </w:rPr>
-        <w:t>）。但神立刻尋找他們，並向他們宣告祂要透過救主的工作來拯救罪人的計劃（</w:t>
-      </w:r>
-      <w:hyperlink r:id="rId14">
-        <w:r>
-          <w:rPr>
-            <w:lang w:val="zh_TW" w:bidi="zh_TW"/>
-          </w:rPr>
-          <w:rPr>
-            <w:color w:val="0000EE"/>
-            <w:u w:val="single"/>
-          </w:rPr>
-          <w:t>3:15</w:t>
-        </w:r>
-      </w:hyperlink>
-      <w:r>
-        <w:rPr>
-          <w:lang w:val="zh_TW" w:bidi="zh_TW"/>
-        </w:rPr>
-        <w:t>）。</w:t>
+        <w:t>概述</w:t>
+      </w:r>
+    </w:p>
+    <w:p>
+      <w:pPr>
+        <w:pStyle w:val="ListBullet"/>
+        <w:spacing w:line="240" w:lineRule="auto"/>
+        <w:ind w:left="720"/>
+      </w:pPr>
+      <w:r>
+        <w:rPr>
+          <w:lang w:val="zh_TW" w:bidi="zh_TW"/>
+        </w:rPr>
+      </w:r>
+      <w:r>
+        <w:rPr>
+          <w:lang w:val="zh_TW" w:bidi="zh_TW"/>
+        </w:rPr>
+        <w:t>作者</w:t>
+      </w:r>
+    </w:p>
+    <w:p>
+      <w:pPr>
+        <w:pStyle w:val="ListBullet"/>
+        <w:spacing w:line="240" w:lineRule="auto"/>
+        <w:ind w:left="720"/>
+      </w:pPr>
+      <w:r>
+        <w:rPr>
+          <w:lang w:val="zh_TW" w:bidi="zh_TW"/>
+        </w:rPr>
+      </w:r>
+      <w:r>
+        <w:rPr>
+          <w:lang w:val="zh_TW" w:bidi="zh_TW"/>
+        </w:rPr>
+        <w:t>日期、起源與寫作對象</w:t>
+      </w:r>
+    </w:p>
+    <w:p>
+      <w:pPr>
+        <w:pStyle w:val="ListBullet"/>
+        <w:spacing w:line="240" w:lineRule="auto"/>
+        <w:ind w:left="720"/>
+      </w:pPr>
+      <w:r>
+        <w:rPr>
+          <w:lang w:val="zh_TW" w:bidi="zh_TW"/>
+        </w:rPr>
+      </w:r>
+      <w:r>
+        <w:rPr>
+          <w:lang w:val="zh_TW" w:bidi="zh_TW"/>
+        </w:rPr>
+        <w:t>目的</w:t>
+      </w:r>
+    </w:p>
+    <w:p>
+      <w:pPr>
+        <w:pStyle w:val="ListBullet"/>
+        <w:spacing w:line="240" w:lineRule="auto"/>
+        <w:ind w:left="720"/>
+      </w:pPr>
+      <w:r>
+        <w:rPr>
+          <w:lang w:val="zh_TW" w:bidi="zh_TW"/>
+        </w:rPr>
+      </w:r>
+      <w:r>
+        <w:rPr>
+          <w:lang w:val="zh_TW" w:bidi="zh_TW"/>
+        </w:rPr>
+        <w:t>內容</w:t>
+      </w:r>
+    </w:p>
+    <w:p>
+      <w:pPr>
+        <w:pStyle w:val="Heading3"/>
+      </w:pPr>
+      <w:r>
+        <w:rPr>
+          <w:lang w:val="zh_TW" w:bidi="zh_TW"/>
+        </w:rPr>
+        <w:t>作者簡介</w:t>
       </w:r>
     </w:p>
     <w:p>
@@ -306,9 +342,9 @@
         <w:rPr>
           <w:lang w:val="zh_TW" w:bidi="zh_TW"/>
         </w:rPr>
-        <w:t>舊約聖經記載，神如何開始讓特別的人與祂建立關係。經文把以諾描寫為與神同行的人（</w:t>
-      </w:r>
-      <w:hyperlink r:id="rId15">
+        <w:t>與帖撒羅尼迦前書一樣，這封信以保羅、西拉和提摩太的名字開始；並且像前書一樣，這封信經常使用複數代名詞「我們」和「我們的」，但也有使用單數代名詞「我」（例如</w:t>
+      </w:r>
+      <w:hyperlink r:id="rId13">
         <w:r>
           <w:rPr>
             <w:lang w:val="zh_TW" w:bidi="zh_TW"/>
@@ -317,16 +353,28 @@
             <w:color w:val="0000EE"/>
             <w:u w:val="single"/>
           </w:rPr>
-          <w:t>創5:22、24</w:t>
+          <w:t>帖後2:5</w:t>
         </w:r>
       </w:hyperlink>
       <w:r>
         <w:rPr>
           <w:lang w:val="zh_TW" w:bidi="zh_TW"/>
         </w:rPr>
-        <w:t>），挪亞也與神同行（</w:t>
-      </w:r>
-      <w:hyperlink r:id="rId16">
+        <w:t>）。信的結尾寫道：「</w:t>
+      </w:r>
+      <w:r>
+        <w:rPr>
+          <w:lang w:val="zh_TW" w:bidi="zh_TW"/>
+        </w:rPr>
+        <w:t>我－ 保羅親筆問你們安。凡我的信都以此為記，我的筆跡就是這樣</w:t>
+      </w:r>
+      <w:r>
+        <w:rPr>
+          <w:lang w:val="zh_TW" w:bidi="zh_TW"/>
+        </w:rPr>
+        <w:t>」（</w:t>
+      </w:r>
+      <w:hyperlink r:id="rId14">
         <w:r>
           <w:rPr>
             <w:lang w:val="zh_TW" w:bidi="zh_TW"/>
@@ -335,115 +383,14 @@
             <w:color w:val="0000EE"/>
             <w:u w:val="single"/>
           </w:rPr>
-          <w:t>6:9</w:t>
+          <w:t>3:17</w:t>
         </w:r>
       </w:hyperlink>
       <w:r>
         <w:rPr>
           <w:lang w:val="zh_TW" w:bidi="zh_TW"/>
         </w:rPr>
-        <w:t>），而經文稱以色列的先祖亞伯拉罕為「神的朋友」（</w:t>
-      </w:r>
-      <w:hyperlink r:id="rId17">
-        <w:r>
-          <w:rPr>
-            <w:lang w:val="zh_TW" w:bidi="zh_TW"/>
-          </w:rPr>
-          <w:rPr>
-            <w:color w:val="0000EE"/>
-            <w:u w:val="single"/>
-          </w:rPr>
-          <w:t>雅2:23</w:t>
-        </w:r>
-      </w:hyperlink>
-      <w:r>
-        <w:rPr>
-          <w:lang w:val="zh_TW" w:bidi="zh_TW"/>
-        </w:rPr>
-        <w:t>）。在舊約聖經中，沒有人像摩西那樣，與神有如此親密的關係，他在西奈山上與神相會四十天（</w:t>
-      </w:r>
-      <w:hyperlink r:id="rId18">
-        <w:r>
-          <w:rPr>
-            <w:lang w:val="zh_TW" w:bidi="zh_TW"/>
-          </w:rPr>
-          <w:rPr>
-            <w:color w:val="0000EE"/>
-            <w:u w:val="single"/>
-          </w:rPr>
-          <w:t>出24章</w:t>
-        </w:r>
-      </w:hyperlink>
-      <w:r>
-        <w:rPr>
-          <w:lang w:val="zh_TW" w:bidi="zh_TW"/>
-        </w:rPr>
-        <w:t>）。後來，大衛寫下許多詩篇，展現出與神深深連結的心（</w:t>
-      </w:r>
-      <w:hyperlink r:id="rId19">
-        <w:r>
-          <w:rPr>
-            <w:lang w:val="zh_TW" w:bidi="zh_TW"/>
-          </w:rPr>
-          <w:rPr>
-            <w:color w:val="0000EE"/>
-            <w:u w:val="single"/>
-          </w:rPr>
-          <w:t>詩16、</w:t>
-        </w:r>
-      </w:hyperlink>
-      <w:hyperlink r:id="rId20">
-        <w:r>
-          <w:rPr>
-            <w:lang w:val="zh_TW" w:bidi="zh_TW"/>
-          </w:rPr>
-          <w:rPr>
-            <w:color w:val="0000EE"/>
-            <w:u w:val="single"/>
-          </w:rPr>
-          <w:t>34、</w:t>
-        </w:r>
-      </w:hyperlink>
-      <w:hyperlink r:id="rId21">
-        <w:r>
-          <w:rPr>
-            <w:lang w:val="zh_TW" w:bidi="zh_TW"/>
-          </w:rPr>
-          <w:rPr>
-            <w:color w:val="0000EE"/>
-            <w:u w:val="single"/>
-          </w:rPr>
-          <w:t>40、</w:t>
-        </w:r>
-      </w:hyperlink>
-      <w:hyperlink r:id="rId22">
-        <w:r>
-          <w:rPr>
-            <w:lang w:val="zh_TW" w:bidi="zh_TW"/>
-          </w:rPr>
-          <w:rPr>
-            <w:color w:val="0000EE"/>
-            <w:u w:val="single"/>
-          </w:rPr>
-          <w:t>63篇</w:t>
-        </w:r>
-      </w:hyperlink>
-      <w:r>
-        <w:rPr>
-          <w:lang w:val="zh_TW" w:bidi="zh_TW"/>
-        </w:rPr>
         <w:t>）。</w:t>
-      </w:r>
-    </w:p>
-    <w:p>
-      <w:pPr>
-        <w:pStyle w:val="Heading3"/>
-      </w:pPr>
-      <w:r>
-        <w:rPr>
-          <w:lang w:val="zh_TW" w:bidi="zh_TW"/>
-        </w:rPr>
-        <w:t>新約聖經中的團契</w:t>
       </w:r>
     </w:p>
     <w:p>
@@ -457,9 +404,9 @@
         <w:rPr>
           <w:lang w:val="zh_TW" w:bidi="zh_TW"/>
         </w:rPr>
-        <w:t>因為耶穌在十架上所成就的工作，神如今住在每一位信徒心裡 （</w:t>
-      </w:r>
-      <w:hyperlink r:id="rId23">
+        <w:t>有些學者質疑這封書信是否出自保羅之手，主要原因在於這書關於未來的教導，與帖撒羅尼迦前書的教導有所不同。根據</w:t>
+      </w:r>
+      <w:hyperlink r:id="rId14">
         <w:r>
           <w:rPr>
             <w:lang w:val="zh_TW" w:bidi="zh_TW"/>
@@ -468,86 +415,25 @@
             <w:color w:val="0000EE"/>
             <w:u w:val="single"/>
           </w:rPr>
-          <w:t>約14:23</w:t>
+          <w:t>帖撒羅尼迦後書三章17節</w:t>
         </w:r>
       </w:hyperlink>
       <w:r>
         <w:rPr>
           <w:lang w:val="zh_TW" w:bidi="zh_TW"/>
         </w:rPr>
-        <w:t>）。因此在新約之下，我們所擁有的關係，是信徒與耶穌之間那重要且屬靈的連結（</w:t>
-      </w:r>
-      <w:hyperlink r:id="rId24">
-        <w:r>
-          <w:rPr>
-            <w:lang w:val="zh_TW" w:bidi="zh_TW"/>
-          </w:rPr>
-          <w:rPr>
-            <w:color w:val="0000EE"/>
-            <w:u w:val="single"/>
-          </w:rPr>
-          <w:t>14:20–21</w:t>
-        </w:r>
-      </w:hyperlink>
-      <w:r>
-        <w:rPr>
-          <w:lang w:val="zh_TW" w:bidi="zh_TW"/>
-        </w:rPr>
-        <w:t>）。與神建立關係是基督徒生命的目標（</w:t>
-      </w:r>
-      <w:hyperlink r:id="rId25">
-        <w:r>
-          <w:rPr>
-            <w:lang w:val="zh_TW" w:bidi="zh_TW"/>
-          </w:rPr>
-          <w:rPr>
-            <w:color w:val="0000EE"/>
-            <w:u w:val="single"/>
-          </w:rPr>
-          <w:t>約一1:3</w:t>
-        </w:r>
-      </w:hyperlink>
-      <w:r>
-        <w:rPr>
-          <w:lang w:val="zh_TW" w:bidi="zh_TW"/>
-        </w:rPr>
-        <w:t>），而當我們與救主「面對面」（</w:t>
-      </w:r>
-      <w:hyperlink r:id="rId26">
-        <w:r>
-          <w:rPr>
-            <w:lang w:val="zh_TW" w:bidi="zh_TW"/>
-          </w:rPr>
-          <w:rPr>
-            <w:color w:val="0000EE"/>
-            <w:u w:val="single"/>
-          </w:rPr>
-          <w:t>林前13:12</w:t>
-        </w:r>
-      </w:hyperlink>
-      <w:r>
-        <w:rPr>
-          <w:lang w:val="zh_TW" w:bidi="zh_TW"/>
-        </w:rPr>
-        <w:t>）時，這關係就會變得成全，直到永遠。那時，神要永遠與祂的百姓同住（</w:t>
-      </w:r>
-      <w:hyperlink r:id="rId27">
-        <w:r>
-          <w:rPr>
-            <w:lang w:val="zh_TW" w:bidi="zh_TW"/>
-          </w:rPr>
-          <w:rPr>
-            <w:color w:val="0000EE"/>
-            <w:u w:val="single"/>
-          </w:rPr>
-          <w:t>啟21:3</w:t>
-        </w:r>
-      </w:hyperlink>
-      <w:r>
-        <w:rPr>
-          <w:lang w:val="zh_TW" w:bidi="zh_TW"/>
-        </w:rPr>
-        <w:t>）。</w:t>
+        <w:t>的說法，第一封信必須被視為偽造。然而，事實並非如此，早期教會從未質疑這兩封信是否出由保羅所寫。</w:t>
+      </w:r>
+    </w:p>
+    <w:p>
+      <w:pPr>
+        <w:pStyle w:val="Heading3"/>
+      </w:pPr>
+      <w:r>
+        <w:rPr>
+          <w:lang w:val="zh_TW" w:bidi="zh_TW"/>
+        </w:rPr>
+        <w:t>日期、起源與寫作對象</w:t>
       </w:r>
     </w:p>
     <w:p>
@@ -561,25 +447,7 @@
         <w:rPr>
           <w:lang w:val="zh_TW" w:bidi="zh_TW"/>
         </w:rPr>
-        <w:t>福音的好消息恢復我們與神的關係，也恢復信徒彼此之間的關係。耶穌與門徒共進最後的晚餐，顯出我們與神的關係如何連結我們與其他人的關係（</w:t>
-      </w:r>
-      <w:hyperlink r:id="rId28">
-        <w:r>
-          <w:rPr>
-            <w:lang w:val="zh_TW" w:bidi="zh_TW"/>
-          </w:rPr>
-          <w:rPr>
-            <w:color w:val="0000EE"/>
-            <w:u w:val="single"/>
-          </w:rPr>
-          <w:t>可14:22–25</w:t>
-        </w:r>
-      </w:hyperlink>
-      <w:r>
-        <w:rPr>
-          <w:lang w:val="zh_TW" w:bidi="zh_TW"/>
-        </w:rPr>
-        <w:t>）。耶穌與門徒在樓房分享那特別的筵席；耶穌與跟隨祂的人以深切的愛和委身彼此相連。後來，門徒因共同忠於耶穌，他們的心就更緊密聯合起來。在耶穌釘十字架和聖靈降臨之後，教會就此誕生。教會是新的群體，這群人與神建立關係，也彼此建立關係。</w:t>
+        <w:t>與帖撒羅尼迦前書相同，這封信的第一節便說這是寫給「帖撒羅尼迦的教會」。與前書不同的是，這封信沒有提供關於保羅和他同工行蹤的個人細節。因此，沒有直接證據確定這封信的成書日期和地點。</w:t>
       </w:r>
     </w:p>
     <w:p>
@@ -593,508 +461,7 @@
         <w:rPr>
           <w:lang w:val="zh_TW" w:bidi="zh_TW"/>
         </w:rPr>
-        <w:t>使徒行傳的開首幾章，顯出初代基督徒之間深厚的友誼。信徒在家中聚集，一同領受教導、團契、主的晚餐和禱告（</w:t>
-      </w:r>
-      <w:hyperlink r:id="rId29">
-        <w:r>
-          <w:rPr>
-            <w:lang w:val="zh_TW" w:bidi="zh_TW"/>
-          </w:rPr>
-          <w:rPr>
-            <w:color w:val="0000EE"/>
-            <w:u w:val="single"/>
-          </w:rPr>
-          <w:t>徒2:42、46</w:t>
-        </w:r>
-      </w:hyperlink>
-      <w:r>
-        <w:rPr>
-          <w:lang w:val="zh_TW" w:bidi="zh_TW"/>
-        </w:rPr>
-        <w:t>）。基督徒的合一意識強烈，甚至願意彼此分享所有財物，把這些物品分給有需要的弟兄姊妹（</w:t>
-      </w:r>
-      <w:hyperlink r:id="rId30">
-        <w:r>
-          <w:rPr>
-            <w:lang w:val="zh_TW" w:bidi="zh_TW"/>
-          </w:rPr>
-          <w:rPr>
-            <w:color w:val="0000EE"/>
-            <w:u w:val="single"/>
-          </w:rPr>
-          <w:t>2:44–45，</w:t>
-        </w:r>
-      </w:hyperlink>
-      <w:hyperlink r:id="rId31">
-        <w:r>
-          <w:rPr>
-            <w:lang w:val="zh_TW" w:bidi="zh_TW"/>
-          </w:rPr>
-          <w:rPr>
-            <w:color w:val="0000EE"/>
-            <w:u w:val="single"/>
-          </w:rPr>
-          <w:t>4:32–35</w:t>
-        </w:r>
-      </w:hyperlink>
-      <w:r>
-        <w:rPr>
-          <w:lang w:val="zh_TW" w:bidi="zh_TW"/>
-        </w:rPr>
-        <w:t>）。或許，這個初代基督徒團契的最大特色，就是信徒彼此相愛（</w:t>
-      </w:r>
-      <w:hyperlink r:id="rId32">
-        <w:r>
-          <w:rPr>
-            <w:lang w:val="zh_TW" w:bidi="zh_TW"/>
-          </w:rPr>
-          <w:rPr>
-            <w:color w:val="0000EE"/>
-            <w:u w:val="single"/>
-          </w:rPr>
-          <w:t>帖前4:9</w:t>
-        </w:r>
-      </w:hyperlink>
-      <w:r>
-        <w:rPr>
-          <w:lang w:val="zh_TW" w:bidi="zh_TW"/>
-        </w:rPr>
-        <w:t>；</w:t>
-      </w:r>
-      <w:hyperlink r:id="rId33">
-        <w:r>
-          <w:rPr>
-            <w:lang w:val="zh_TW" w:bidi="zh_TW"/>
-          </w:rPr>
-          <w:rPr>
-            <w:color w:val="0000EE"/>
-            <w:u w:val="single"/>
-          </w:rPr>
-          <w:t>彼前1:22</w:t>
-        </w:r>
-      </w:hyperlink>
-      <w:r>
-        <w:rPr>
-          <w:lang w:val="zh_TW" w:bidi="zh_TW"/>
-        </w:rPr>
-        <w:t>）。</w:t>
-      </w:r>
-    </w:p>
-    <w:p>
-      <w:pPr/>
-      <w:r>
-        <w:rPr>
-          <w:lang w:val="zh_TW" w:bidi="zh_TW"/>
-        </w:rPr>
-      </w:r>
-      <w:r>
-        <w:rPr>
-          <w:lang w:val="zh_TW" w:bidi="zh_TW"/>
-        </w:rPr>
-        <w:t>保羅出於愛心，在外邦各教會推動捐獻，要幫助在耶路撒冷生活困難的信徒。</w:t>
-      </w:r>
-      <w:hyperlink r:id="rId34">
-        <w:r>
-          <w:rPr>
-            <w:lang w:val="zh_TW" w:bidi="zh_TW"/>
-          </w:rPr>
-          <w:rPr>
-            <w:color w:val="0000EE"/>
-            <w:u w:val="single"/>
-          </w:rPr>
-          <w:t>羅馬書十五章26節</w:t>
-        </w:r>
-      </w:hyperlink>
-      <w:r>
-        <w:rPr>
-          <w:lang w:val="zh_TW" w:bidi="zh_TW"/>
-        </w:rPr>
-        <w:t>提到馬其頓和亞該亞的眾教會的捐獻。保羅用希臘文裡通常譯為「團契」的常見詞語，來形容這種「捐項」。同樣，腓立比教會與保羅所分享的團契，也以支持使徒工作的捐獻具體表達出來（</w:t>
-      </w:r>
-      <w:hyperlink r:id="rId35">
-        <w:r>
-          <w:rPr>
-            <w:lang w:val="zh_TW" w:bidi="zh_TW"/>
-          </w:rPr>
-          <w:rPr>
-            <w:color w:val="0000EE"/>
-            <w:u w:val="single"/>
-          </w:rPr>
-          <w:t>腓1:5，</w:t>
-        </w:r>
-      </w:hyperlink>
-      <w:hyperlink r:id="rId36">
-        <w:r>
-          <w:rPr>
-            <w:lang w:val="zh_TW" w:bidi="zh_TW"/>
-          </w:rPr>
-          <w:rPr>
-            <w:color w:val="0000EE"/>
-            <w:u w:val="single"/>
-          </w:rPr>
-          <w:t>4:14–15</w:t>
-        </w:r>
-      </w:hyperlink>
-      <w:r>
-        <w:rPr>
-          <w:lang w:val="zh_TW" w:bidi="zh_TW"/>
-        </w:rPr>
-        <w:t>）。</w:t>
-      </w:r>
-    </w:p>
-    <w:p>
-      <w:pPr/>
-      <w:r>
-        <w:rPr>
-          <w:lang w:val="zh_TW" w:bidi="zh_TW"/>
-        </w:rPr>
-      </w:r>
-      <w:r>
-        <w:rPr>
-          <w:lang w:val="zh_TW" w:bidi="zh_TW"/>
-        </w:rPr>
-        <w:t>聖經用多種意象，描述早期教會彼此相連的生命。首先，經文稱教會為「神的家」（</w:t>
-      </w:r>
-      <w:hyperlink r:id="rId37">
-        <w:r>
-          <w:rPr>
-            <w:lang w:val="zh_TW" w:bidi="zh_TW"/>
-          </w:rPr>
-          <w:rPr>
-            <w:color w:val="0000EE"/>
-            <w:u w:val="single"/>
-          </w:rPr>
-          <w:t>弗2:19</w:t>
-        </w:r>
-      </w:hyperlink>
-      <w:r>
-        <w:rPr>
-          <w:lang w:val="zh_TW" w:bidi="zh_TW"/>
-        </w:rPr>
-        <w:t>；</w:t>
-      </w:r>
-      <w:hyperlink r:id="rId38">
-        <w:r>
-          <w:rPr>
-            <w:lang w:val="zh_TW" w:bidi="zh_TW"/>
-          </w:rPr>
-          <w:rPr>
-            <w:color w:val="0000EE"/>
-            <w:u w:val="single"/>
-          </w:rPr>
-          <w:t>提前3:15</w:t>
-        </w:r>
-      </w:hyperlink>
-      <w:r>
-        <w:rPr>
-          <w:lang w:val="zh_TW" w:bidi="zh_TW"/>
-        </w:rPr>
-        <w:t>），或「信徒一家」（</w:t>
-      </w:r>
-      <w:hyperlink r:id="rId39">
-        <w:r>
-          <w:rPr>
-            <w:lang w:val="zh_TW" w:bidi="zh_TW"/>
-          </w:rPr>
-          <w:rPr>
-            <w:color w:val="0000EE"/>
-            <w:u w:val="single"/>
-          </w:rPr>
-          <w:t>加6:10</w:t>
-        </w:r>
-      </w:hyperlink>
-      <w:r>
-        <w:rPr>
-          <w:lang w:val="zh_TW" w:bidi="zh_TW"/>
-        </w:rPr>
-        <w:t>）。在神的家裡，愛與款待應成為生活常態（</w:t>
-      </w:r>
-      <w:hyperlink r:id="rId40">
-        <w:r>
-          <w:rPr>
-            <w:lang w:val="zh_TW" w:bidi="zh_TW"/>
-          </w:rPr>
-          <w:rPr>
-            <w:color w:val="0000EE"/>
-            <w:u w:val="single"/>
-          </w:rPr>
-          <w:t>來13:1–2</w:t>
-        </w:r>
-      </w:hyperlink>
-      <w:r>
-        <w:rPr>
-          <w:lang w:val="zh_TW" w:bidi="zh_TW"/>
-        </w:rPr>
-        <w:t>）。聖經也把教會描繪為在地上的神家（</w:t>
-      </w:r>
-      <w:hyperlink r:id="rId41">
-        <w:r>
-          <w:rPr>
-            <w:lang w:val="zh_TW" w:bidi="zh_TW"/>
-          </w:rPr>
-          <w:rPr>
-            <w:color w:val="0000EE"/>
-            <w:u w:val="single"/>
-          </w:rPr>
-          <w:t>弗3:15</w:t>
-        </w:r>
-      </w:hyperlink>
-      <w:r>
-        <w:rPr>
-          <w:lang w:val="zh_TW" w:bidi="zh_TW"/>
-        </w:rPr>
-        <w:t>），其中神就是父，信徒就是祂忠心的兒女。神的家應以愛、恩慈、憐憫和謙卑為生活方式（</w:t>
-      </w:r>
-      <w:hyperlink r:id="rId42">
-        <w:r>
-          <w:rPr>
-            <w:lang w:val="zh_TW" w:bidi="zh_TW"/>
-          </w:rPr>
-          <w:rPr>
-            <w:color w:val="0000EE"/>
-            <w:u w:val="single"/>
-          </w:rPr>
-          <w:t>腓2:1–4</w:t>
-        </w:r>
-      </w:hyperlink>
-      <w:r>
-        <w:rPr>
-          <w:lang w:val="zh_TW" w:bidi="zh_TW"/>
-        </w:rPr>
-        <w:t>）。最後，經文形容基督徒的團契為「一個新人」或「一體」（</w:t>
-      </w:r>
-      <w:hyperlink r:id="rId43">
-        <w:r>
-          <w:rPr>
-            <w:lang w:val="zh_TW" w:bidi="zh_TW"/>
-          </w:rPr>
-          <w:rPr>
-            <w:color w:val="0000EE"/>
-            <w:u w:val="single"/>
-          </w:rPr>
-          <w:t>弗2:15–16</w:t>
-        </w:r>
-      </w:hyperlink>
-      <w:r>
-        <w:rPr>
-          <w:lang w:val="zh_TW" w:bidi="zh_TW"/>
-        </w:rPr>
-        <w:t>）。雖然這身體內有許多天然的差異，但聖靈把信徒聯合，使他們成為一個生命體（</w:t>
-      </w:r>
-      <w:hyperlink r:id="rId44">
-        <w:r>
-          <w:rPr>
-            <w:lang w:val="zh_TW" w:bidi="zh_TW"/>
-          </w:rPr>
-          <w:rPr>
-            <w:color w:val="0000EE"/>
-            <w:u w:val="single"/>
-          </w:rPr>
-          <w:t>4:4–6</w:t>
-        </w:r>
-      </w:hyperlink>
-      <w:r>
-        <w:rPr>
-          <w:lang w:val="zh_TW" w:bidi="zh_TW"/>
-        </w:rPr>
-        <w:t>）。在這個以愛相連的團契中，每個信徒都不可或缺，神把各樣恩賜賜給每個成員，使整個身體得以靈命成長。</w:t>
-      </w:r>
-    </w:p>
-    <w:p>
-      <w:pPr>
-        <w:pStyle w:val="Heading3"/>
-      </w:pPr>
-      <w:r>
-        <w:rPr>
-          <w:lang w:val="zh_TW" w:bidi="zh_TW"/>
-        </w:rPr>
-        <w:t>基督徒團契指南</w:t>
-      </w:r>
-    </w:p>
-    <w:p>
-      <w:pPr/>
-      <w:r>
-        <w:rPr>
-          <w:lang w:val="zh_TW" w:bidi="zh_TW"/>
-        </w:rPr>
-      </w:r>
-      <w:r>
-        <w:rPr>
-          <w:lang w:val="zh_TW" w:bidi="zh_TW"/>
-        </w:rPr>
-        <w:t>聖經在</w:t>
-      </w:r>
-      <w:hyperlink r:id="rId45">
-        <w:r>
-          <w:rPr>
-            <w:lang w:val="zh_TW" w:bidi="zh_TW"/>
-          </w:rPr>
-          <w:rPr>
-            <w:color w:val="0000EE"/>
-            <w:u w:val="single"/>
-          </w:rPr>
-          <w:t>約翰一書一章7節</w:t>
-        </w:r>
-      </w:hyperlink>
-      <w:r>
-        <w:rPr>
-          <w:lang w:val="zh_TW" w:bidi="zh_TW"/>
-        </w:rPr>
-        <w:t>說明真實的團契是如何產生的：「我們若在光明中行，如同神在光明中，就彼此相交。」這句話表示，神本身就是真理，當我們按照神的真理而活，就能與其他信徒建立真實的屬靈相交（即藉著神的靈建立的特別關係）。耶穌基督使團契成為可能；唯有當我們先與耶穌保持親密關係，我們才能與其他信徒建立真正的團契。</w:t>
-      </w:r>
-    </w:p>
-    <w:p>
-      <w:pPr/>
-      <w:r>
-        <w:rPr>
-          <w:lang w:val="zh_TW" w:bidi="zh_TW"/>
-        </w:rPr>
-      </w:r>
-      <w:r>
-        <w:rPr>
-          <w:lang w:val="zh_TW" w:bidi="zh_TW"/>
-        </w:rPr>
-        <w:t>正如光明與黑暗無法共存，信徒也不能與不相信耶穌的人建立真實的團契。聖經也指出，基督徒不應與那些自稱信徒、卻有以下行為的人建立親密的團契：</w:t>
-      </w:r>
-    </w:p>
-    <w:p>
-      <w:pPr>
-        <w:pStyle w:val="ListBullet"/>
-        <w:spacing w:line="240" w:lineRule="auto"/>
-        <w:ind w:left="720"/>
-      </w:pPr>
-      <w:r>
-        <w:rPr>
-          <w:lang w:val="zh_TW" w:bidi="zh_TW"/>
-        </w:rPr>
-      </w:r>
-      <w:r>
-        <w:rPr>
-          <w:lang w:val="zh_TW" w:bidi="zh_TW"/>
-        </w:rPr>
-        <w:t>拒絕耶穌的教導（</w:t>
-      </w:r>
-      <w:hyperlink r:id="rId46">
-        <w:r>
-          <w:rPr>
-            <w:lang w:val="zh_TW" w:bidi="zh_TW"/>
-          </w:rPr>
-          <w:rPr>
-            <w:color w:val="0000EE"/>
-            <w:u w:val="single"/>
-          </w:rPr>
-          <w:t>約二1:9–11</w:t>
-        </w:r>
-      </w:hyperlink>
-      <w:r>
-        <w:rPr>
-          <w:lang w:val="zh_TW" w:bidi="zh_TW"/>
-        </w:rPr>
-        <w:t>）</w:t>
-      </w:r>
-    </w:p>
-    <w:p>
-      <w:pPr>
-        <w:pStyle w:val="ListBullet"/>
-        <w:spacing w:line="240" w:lineRule="auto"/>
-        <w:ind w:left="720"/>
-      </w:pPr>
-      <w:r>
-        <w:rPr>
-          <w:lang w:val="zh_TW" w:bidi="zh_TW"/>
-        </w:rPr>
-      </w:r>
-      <w:r>
-        <w:rPr>
-          <w:lang w:val="zh_TW" w:bidi="zh_TW"/>
-        </w:rPr>
-        <w:t>行惡</w:t>
-      </w:r>
-    </w:p>
-    <w:p>
-      <w:pPr>
-        <w:pStyle w:val="ListBullet"/>
-        <w:spacing w:line="240" w:lineRule="auto"/>
-        <w:ind w:left="720"/>
-      </w:pPr>
-      <w:r>
-        <w:rPr>
-          <w:lang w:val="zh_TW" w:bidi="zh_TW"/>
-        </w:rPr>
-      </w:r>
-      <w:r>
-        <w:rPr>
-          <w:lang w:val="zh_TW" w:bidi="zh_TW"/>
-        </w:rPr>
-        <w:t>敬拜假神</w:t>
-      </w:r>
-    </w:p>
-    <w:p>
-      <w:pPr>
-        <w:pStyle w:val="ListBullet"/>
-        <w:spacing w:line="240" w:lineRule="auto"/>
-        <w:ind w:left="720"/>
-      </w:pPr>
-      <w:r>
-        <w:rPr>
-          <w:lang w:val="zh_TW" w:bidi="zh_TW"/>
-        </w:rPr>
-      </w:r>
-      <w:r>
-        <w:rPr>
-          <w:lang w:val="zh_TW" w:bidi="zh_TW"/>
-        </w:rPr>
-        <w:t>經常醉酒</w:t>
-      </w:r>
-    </w:p>
-    <w:p>
-      <w:pPr>
-        <w:pStyle w:val="ListBullet"/>
-        <w:spacing w:line="240" w:lineRule="auto"/>
-        <w:ind w:left="720"/>
-      </w:pPr>
-      <w:r>
-        <w:rPr>
-          <w:lang w:val="zh_TW" w:bidi="zh_TW"/>
-        </w:rPr>
-      </w:r>
-      <w:r>
-        <w:rPr>
-          <w:lang w:val="zh_TW" w:bidi="zh_TW"/>
-        </w:rPr>
-        <w:t>偷竊他人財物（</w:t>
-      </w:r>
-      <w:hyperlink r:id="rId47">
-        <w:r>
-          <w:rPr>
-            <w:lang w:val="zh_TW" w:bidi="zh_TW"/>
-          </w:rPr>
-          <w:rPr>
-            <w:color w:val="0000EE"/>
-            <w:u w:val="single"/>
-          </w:rPr>
-          <w:t>林前5:11</w:t>
-        </w:r>
-      </w:hyperlink>
-      <w:r>
-        <w:rPr>
-          <w:lang w:val="zh_TW" w:bidi="zh_TW"/>
-        </w:rPr>
-        <w:t>）。</w:t>
-      </w:r>
-    </w:p>
-    <w:p>
-      <w:pPr/>
-      <w:r>
-        <w:rPr>
-          <w:lang w:val="zh_TW" w:bidi="zh_TW"/>
-        </w:rPr>
-      </w:r>
-      <w:r>
-        <w:rPr>
-          <w:lang w:val="zh_TW" w:bidi="zh_TW"/>
-        </w:rPr>
-        <w:t>聖經提供多項指引，幫助信徒在基督的身體裡增進相交：</w:t>
+        <w:t>由於這封書的教導與帖撒羅尼迦前書不同，因此有人質疑此信是否為保羅所寫，並且提出了幾種有關日期和寫作對象的推測：</w:t>
       </w:r>
     </w:p>
     <w:p>
@@ -1116,55 +483,7 @@
         <w:rPr>
           <w:lang w:val="zh_TW" w:bidi="zh_TW"/>
         </w:rPr>
-        <w:t>以耶穌對門徒那樣的憐憫彼此相愛（</w:t>
-      </w:r>
-      <w:hyperlink r:id="rId48">
-        <w:r>
-          <w:rPr>
-            <w:lang w:val="zh_TW" w:bidi="zh_TW"/>
-          </w:rPr>
-          <w:rPr>
-            <w:color w:val="0000EE"/>
-            <w:u w:val="single"/>
-          </w:rPr>
-          <w:t>約13:34–35，</w:t>
-        </w:r>
-      </w:hyperlink>
-      <w:hyperlink r:id="rId49">
-        <w:r>
-          <w:rPr>
-            <w:lang w:val="zh_TW" w:bidi="zh_TW"/>
-          </w:rPr>
-          <w:rPr>
-            <w:color w:val="0000EE"/>
-            <w:u w:val="single"/>
-          </w:rPr>
-          <w:t>15:12</w:t>
-        </w:r>
-      </w:hyperlink>
-      <w:r>
-        <w:rPr>
-          <w:lang w:val="zh_TW" w:bidi="zh_TW"/>
-        </w:rPr>
-        <w:t>）。團契的原則應以愛為準則（</w:t>
-      </w:r>
-      <w:hyperlink r:id="rId50">
-        <w:r>
-          <w:rPr>
-            <w:lang w:val="zh_TW" w:bidi="zh_TW"/>
-          </w:rPr>
-          <w:rPr>
-            <w:color w:val="0000EE"/>
-            <w:u w:val="single"/>
-          </w:rPr>
-          <w:t>來13:1</w:t>
-        </w:r>
-      </w:hyperlink>
-      <w:r>
-        <w:rPr>
-          <w:lang w:val="zh_TW" w:bidi="zh_TW"/>
-        </w:rPr>
-        <w:t>）。</w:t>
+        <w:t>這封信是在帖撒羅尼迦前書寫成許久之後才寫的。然而，這種可能性不大，因為西拉和提摩太仍然與保羅同在。</w:t>
       </w:r>
     </w:p>
     <w:p>
@@ -1182,9 +501,9 @@
         <w:rPr>
           <w:lang w:val="zh_TW" w:bidi="zh_TW"/>
         </w:rPr>
-        <w:t>培養謙卑的心志，尊重他人（</w:t>
-      </w:r>
-      <w:hyperlink r:id="rId51">
+        <w:t>這封信的寫作時間早於帖撒羅尼迦前書。然而，</w:t>
+      </w:r>
+      <w:hyperlink r:id="rId15">
         <w:r>
           <w:rPr>
             <w:lang w:val="zh_TW" w:bidi="zh_TW"/>
@@ -1193,14 +512,14 @@
             <w:color w:val="0000EE"/>
             <w:u w:val="single"/>
           </w:rPr>
-          <w:t>腓2:3–5</w:t>
+          <w:t>二章15節</w:t>
         </w:r>
       </w:hyperlink>
       <w:r>
         <w:rPr>
           <w:lang w:val="zh_TW" w:bidi="zh_TW"/>
         </w:rPr>
-        <w:t>）。</w:t>
+        <w:t>提到一封先前寫給帖撒羅尼迦的信。而且，從第二世紀開始，早期教會確實稱這封信為帖撒羅尼迦後書。</w:t>
       </w:r>
     </w:p>
     <w:p>
@@ -1218,9 +537,9 @@
         <w:rPr>
           <w:lang w:val="zh_TW" w:bidi="zh_TW"/>
         </w:rPr>
-        <w:t>與信徒分擔重擔（</w:t>
-      </w:r>
-      <w:hyperlink r:id="rId52">
+        <w:t>這封信的寫作對象是帖撒羅尼迦的猶太基督徒，而帖撒羅尼迦前書則是寫給外邦基督徒的。然而，這種說法極不可能，因為這位使徒一向十分重視基督徒在同一地區應當合一（例如</w:t>
+      </w:r>
+      <w:hyperlink r:id="rId16">
         <w:r>
           <w:rPr>
             <w:lang w:val="zh_TW" w:bidi="zh_TW"/>
@@ -1229,14 +548,32 @@
             <w:color w:val="0000EE"/>
             <w:u w:val="single"/>
           </w:rPr>
-          <w:t>加6:2</w:t>
+          <w:t>林前1–3</w:t>
         </w:r>
       </w:hyperlink>
       <w:r>
         <w:rPr>
           <w:lang w:val="zh_TW" w:bidi="zh_TW"/>
         </w:rPr>
-        <w:t>）。</w:t>
+        <w:t>），並特別重視猶太信徒與外邦信徒的合一（見</w:t>
+      </w:r>
+      <w:hyperlink r:id="rId17">
+        <w:r>
+          <w:rPr>
+            <w:lang w:val="zh_TW" w:bidi="zh_TW"/>
+          </w:rPr>
+          <w:rPr>
+            <w:color w:val="0000EE"/>
+            <w:u w:val="single"/>
+          </w:rPr>
+          <w:t>弗2:11–22</w:t>
+        </w:r>
+      </w:hyperlink>
+      <w:r>
+        <w:rPr>
+          <w:lang w:val="zh_TW" w:bidi="zh_TW"/>
+        </w:rPr>
+        <w:t>），所以他不可能這樣做。</w:t>
       </w:r>
     </w:p>
     <w:p>
@@ -1254,133 +591,7 @@
         <w:rPr>
           <w:lang w:val="zh_TW" w:bidi="zh_TW"/>
         </w:rPr>
-        <w:t>與有需要的弟兄姊妹分享金錢、食物等實際的祝福（</w:t>
-      </w:r>
-      <w:hyperlink r:id="rId53">
-        <w:r>
-          <w:rPr>
-            <w:lang w:val="zh_TW" w:bidi="zh_TW"/>
-          </w:rPr>
-          <w:rPr>
-            <w:color w:val="0000EE"/>
-            <w:u w:val="single"/>
-          </w:rPr>
-          <w:t>林後9:13</w:t>
-        </w:r>
-      </w:hyperlink>
-      <w:r>
-        <w:rPr>
-          <w:lang w:val="zh_TW" w:bidi="zh_TW"/>
-        </w:rPr>
-        <w:t>）。</w:t>
-      </w:r>
-    </w:p>
-    <w:p>
-      <w:pPr>
-        <w:pStyle w:val="ListNumber"/>
-        <w:spacing w:line="240" w:lineRule="auto"/>
-        <w:ind w:left="720"/>
-      </w:pPr>
-      <w:r>
-        <w:rPr>
-          <w:lang w:val="zh_TW" w:bidi="zh_TW"/>
-        </w:rPr>
-      </w:r>
-      <w:r>
-        <w:rPr>
-          <w:lang w:val="zh_TW" w:bidi="zh_TW"/>
-        </w:rPr>
-        <w:t>溫和糾正犯罪的人，協助他找到問題的出路（</w:t>
-      </w:r>
-      <w:hyperlink r:id="rId54">
-        <w:r>
-          <w:rPr>
-            <w:lang w:val="zh_TW" w:bidi="zh_TW"/>
-          </w:rPr>
-          <w:rPr>
-            <w:color w:val="0000EE"/>
-            <w:u w:val="single"/>
-          </w:rPr>
-          <w:t>加6:1</w:t>
-        </w:r>
-      </w:hyperlink>
-      <w:r>
-        <w:rPr>
-          <w:lang w:val="zh_TW" w:bidi="zh_TW"/>
-        </w:rPr>
-        <w:t>）。</w:t>
-      </w:r>
-    </w:p>
-    <w:p>
-      <w:pPr>
-        <w:pStyle w:val="ListNumber"/>
-        <w:spacing w:line="240" w:lineRule="auto"/>
-        <w:ind w:left="720"/>
-      </w:pPr>
-      <w:r>
-        <w:rPr>
-          <w:lang w:val="zh_TW" w:bidi="zh_TW"/>
-        </w:rPr>
-      </w:r>
-      <w:r>
-        <w:rPr>
-          <w:lang w:val="zh_TW" w:bidi="zh_TW"/>
-        </w:rPr>
-        <w:t>在信徒受苦時伸出援手（</w:t>
-      </w:r>
-      <w:hyperlink r:id="rId55">
-        <w:r>
-          <w:rPr>
-            <w:lang w:val="zh_TW" w:bidi="zh_TW"/>
-          </w:rPr>
-          <w:rPr>
-            <w:color w:val="0000EE"/>
-            <w:u w:val="single"/>
-          </w:rPr>
-          <w:t>林前12:26</w:t>
-        </w:r>
-      </w:hyperlink>
-      <w:r>
-        <w:rPr>
-          <w:lang w:val="zh_TW" w:bidi="zh_TW"/>
-        </w:rPr>
-        <w:t>）。</w:t>
-      </w:r>
-    </w:p>
-    <w:p>
-      <w:pPr>
-        <w:pStyle w:val="ListNumber"/>
-        <w:spacing w:line="240" w:lineRule="auto"/>
-        <w:ind w:left="720"/>
-      </w:pPr>
-      <w:r>
-        <w:rPr>
-          <w:lang w:val="zh_TW" w:bidi="zh_TW"/>
-        </w:rPr>
-      </w:r>
-      <w:r>
-        <w:rPr>
-          <w:lang w:val="zh_TW" w:bidi="zh_TW"/>
-        </w:rPr>
-        <w:t>在聖靈裡不住彼此禱告（</w:t>
-      </w:r>
-      <w:hyperlink r:id="rId56">
-        <w:r>
-          <w:rPr>
-            <w:lang w:val="zh_TW" w:bidi="zh_TW"/>
-          </w:rPr>
-          <w:rPr>
-            <w:color w:val="0000EE"/>
-            <w:u w:val="single"/>
-          </w:rPr>
-          <w:t>弗6:18</w:t>
-        </w:r>
-      </w:hyperlink>
-      <w:r>
-        <w:rPr>
-          <w:lang w:val="zh_TW" w:bidi="zh_TW"/>
-        </w:rPr>
-        <w:t>）。</w:t>
+        <w:t>這封信是寫給別處的基督徒（庇哩亞和腓立比），後來傳到帖撒羅尼迦的基督徒手中。然而，沒有任何證據顯示這封信最初是寫給其它地方的基督徒，而非帖撒羅尼迦的信徒。</w:t>
       </w:r>
     </w:p>
     <w:p>
@@ -1394,7 +605,1395 @@
         <w:rPr>
           <w:lang w:val="zh_TW" w:bidi="zh_TW"/>
         </w:rPr>
-        <w:t>基督徒應認真思想一位無名聖徒的話：「當你遠離弟兄時，你就不能親近神。」</w:t>
+        <w:t>寫這封信時，</w:t>
+      </w:r>
+      <w:r>
+        <w:rPr>
+          <w:lang w:val="zh_TW" w:bidi="zh_TW"/>
+        </w:rPr>
+        <w:t>保羅身邊的同工與寫帖撒羅尼迦前書時相同</w:t>
+      </w:r>
+      <w:r>
+        <w:rPr>
+          <w:lang w:val="zh_TW" w:bidi="zh_TW"/>
+        </w:rPr>
+        <w:t>（</w:t>
+      </w:r>
+      <w:hyperlink r:id="rId18">
+        <w:r>
+          <w:rPr>
+            <w:lang w:val="zh_TW" w:bidi="zh_TW"/>
+          </w:rPr>
+          <w:rPr>
+            <w:color w:val="0000EE"/>
+            <w:u w:val="single"/>
+          </w:rPr>
+          <w:t>帖後1:1</w:t>
+        </w:r>
+      </w:hyperlink>
+      <w:r>
+        <w:rPr>
+          <w:lang w:val="zh_TW" w:bidi="zh_TW"/>
+        </w:rPr>
+        <w:t>）。</w:t>
+      </w:r>
+      <w:r>
+        <w:rPr>
+          <w:lang w:val="zh_TW" w:bidi="zh_TW"/>
+        </w:rPr>
+        <w:t>這表明，保羅在寫完前書後不久，聽到了帖撒羅尼迦基督徒面臨的新問題，出於對他們的關心，就寫了這第二封信。</w:t>
+      </w:r>
+    </w:p>
+    <w:p>
+      <w:pPr>
+        <w:pStyle w:val="Heading3"/>
+      </w:pPr>
+      <w:r>
+        <w:rPr>
+          <w:lang w:val="zh_TW" w:bidi="zh_TW"/>
+        </w:rPr>
+        <w:t>目的</w:t>
+      </w:r>
+    </w:p>
+    <w:p>
+      <w:pPr/>
+      <w:r>
+        <w:rPr>
+          <w:lang w:val="zh_TW" w:bidi="zh_TW"/>
+        </w:rPr>
+      </w:r>
+      <w:r>
+        <w:rPr>
+          <w:lang w:val="zh_TW" w:bidi="zh_TW"/>
+        </w:rPr>
+        <w:t>使徒保羅寫這封信時，心中有三個主要的關注。</w:t>
+      </w:r>
+    </w:p>
+    <w:p>
+      <w:pPr/>
+      <w:r>
+        <w:rPr>
+          <w:lang w:val="zh_TW" w:bidi="zh_TW"/>
+        </w:rPr>
+      </w:r>
+      <w:r>
+        <w:rPr>
+          <w:lang w:val="zh_TW" w:bidi="zh_TW"/>
+        </w:rPr>
+        <w:t>首先，與他所有書信一樣，他希望鼓勵讀者在信仰上站立得穩（</w:t>
+      </w:r>
+      <w:hyperlink r:id="rId15">
+        <w:r>
+          <w:rPr>
+            <w:lang w:val="zh_TW" w:bidi="zh_TW"/>
+          </w:rPr>
+          <w:rPr>
+            <w:color w:val="0000EE"/>
+            <w:u w:val="single"/>
+          </w:rPr>
+          <w:t>2:15）</w:t>
+        </w:r>
+      </w:hyperlink>
+      <w:r>
+        <w:rPr>
+          <w:lang w:val="zh_TW" w:bidi="zh_TW"/>
+        </w:rPr>
+        <w:t>。他感謝神在他們生命中的工作（</w:t>
+      </w:r>
+      <w:hyperlink r:id="rId19">
+        <w:r>
+          <w:rPr>
+            <w:lang w:val="zh_TW" w:bidi="zh_TW"/>
+          </w:rPr>
+          <w:rPr>
+            <w:color w:val="0000EE"/>
+            <w:u w:val="single"/>
+          </w:rPr>
+          <w:t>1:3，</w:t>
+        </w:r>
+      </w:hyperlink>
+      <w:hyperlink r:id="rId20">
+        <w:r>
+          <w:rPr>
+            <w:lang w:val="zh_TW" w:bidi="zh_TW"/>
+          </w:rPr>
+          <w:rPr>
+            <w:color w:val="0000EE"/>
+            <w:u w:val="single"/>
+          </w:rPr>
+          <w:t>2:13</w:t>
+        </w:r>
+      </w:hyperlink>
+      <w:r>
+        <w:rPr>
+          <w:lang w:val="zh_TW" w:bidi="zh_TW"/>
+        </w:rPr>
+        <w:t>），這工作表現在他們的信心、愛心，以及在逼迫中堅忍的態度（</w:t>
+      </w:r>
+      <w:hyperlink r:id="rId21">
+        <w:r>
+          <w:rPr>
+            <w:lang w:val="zh_TW" w:bidi="zh_TW"/>
+          </w:rPr>
+          <w:rPr>
+            <w:color w:val="0000EE"/>
+            <w:u w:val="single"/>
+          </w:rPr>
+          <w:t>1:4</w:t>
+        </w:r>
+      </w:hyperlink>
+      <w:r>
+        <w:rPr>
+          <w:lang w:val="zh_TW" w:bidi="zh_TW"/>
+        </w:rPr>
+        <w:t>）。保羅向他們保證，神終將施行公義審判。信徒的責任是以生命榮耀耶穌的名；當主再來時，衪將在忠心的子民中得榮耀（</w:t>
+      </w:r>
+      <w:hyperlink r:id="rId22">
+        <w:r>
+          <w:rPr>
+            <w:lang w:val="zh_TW" w:bidi="zh_TW"/>
+          </w:rPr>
+          <w:rPr>
+            <w:color w:val="0000EE"/>
+            <w:u w:val="single"/>
+          </w:rPr>
+          <w:t>5–12</w:t>
+        </w:r>
+      </w:hyperlink>
+      <w:r>
+        <w:rPr>
+          <w:lang w:val="zh_TW" w:bidi="zh_TW"/>
+        </w:rPr>
+        <w:t>節）。</w:t>
+      </w:r>
+    </w:p>
+    <w:p>
+      <w:pPr/>
+      <w:r>
+        <w:rPr>
+          <w:lang w:val="zh_TW" w:bidi="zh_TW"/>
+        </w:rPr>
+      </w:r>
+      <w:r>
+        <w:rPr>
+          <w:lang w:val="zh_TW" w:bidi="zh_TW"/>
+        </w:rPr>
+        <w:t>其次，教會中流傳著錯誤的教導，甚至有人假冒保羅的名義，宣稱</w:t>
+      </w:r>
+      <w:r>
+        <w:rPr>
+          <w:lang w:val="zh_TW" w:bidi="zh_TW"/>
+        </w:rPr>
+        <w:t>主的日子現在到了</w:t>
+      </w:r>
+      <w:r>
+        <w:rPr>
+          <w:lang w:val="zh_TW" w:bidi="zh_TW"/>
+        </w:rPr>
+        <w:t>（</w:t>
+      </w:r>
+      <w:hyperlink r:id="rId23">
+        <w:r>
+          <w:rPr>
+            <w:lang w:val="zh_TW" w:bidi="zh_TW"/>
+          </w:rPr>
+          <w:rPr>
+            <w:color w:val="0000EE"/>
+            <w:u w:val="single"/>
+          </w:rPr>
+          <w:t>2:2</w:t>
+        </w:r>
+      </w:hyperlink>
+      <w:r>
+        <w:rPr>
+          <w:lang w:val="zh_TW" w:bidi="zh_TW"/>
+        </w:rPr>
+        <w:t>）。這位使徒駁斥這種教導，並指出在基督再來之前必須發生一些特定的事情。他提到，一個被稱為「</w:t>
+      </w:r>
+      <w:r>
+        <w:rPr>
+          <w:lang w:val="zh_TW" w:bidi="zh_TW"/>
+        </w:rPr>
+        <w:t>大罪人</w:t>
+      </w:r>
+      <w:r>
+        <w:rPr>
+          <w:lang w:val="zh_TW" w:bidi="zh_TW"/>
+        </w:rPr>
+        <w:t>」或「</w:t>
+      </w:r>
+      <w:r>
+        <w:rPr>
+          <w:lang w:val="zh_TW" w:bidi="zh_TW"/>
+        </w:rPr>
+        <w:t>沉淪之子</w:t>
+      </w:r>
+      <w:r>
+        <w:rPr>
+          <w:lang w:val="zh_TW" w:bidi="zh_TW"/>
+        </w:rPr>
+        <w:t>」的人將會顯現，這個人將否定一切真正的敬拜，行神蹟奇事，甚至自稱為神。目前，仍有一種力量在抑制牠。然而，到了適當的時候，「大罪人」將被揭露。然後，當主再來時，「大罪人」將被征服和摧毀。這（</w:t>
+      </w:r>
+      <w:hyperlink r:id="rId24">
+        <w:r>
+          <w:rPr>
+            <w:lang w:val="zh_TW" w:bidi="zh_TW"/>
+          </w:rPr>
+          <w:rPr>
+            <w:color w:val="0000EE"/>
+            <w:u w:val="single"/>
+          </w:rPr>
+          <w:t>1–12</w:t>
+        </w:r>
+      </w:hyperlink>
+      <w:r>
+        <w:rPr>
+          <w:lang w:val="zh_TW" w:bidi="zh_TW"/>
+        </w:rPr>
+        <w:t>節）與福音書中關於敵基督的描述類似，牠將假冒基督，以神蹟奇事欺騙人（</w:t>
+      </w:r>
+      <w:hyperlink r:id="rId25">
+        <w:r>
+          <w:rPr>
+            <w:lang w:val="zh_TW" w:bidi="zh_TW"/>
+          </w:rPr>
+          <w:rPr>
+            <w:color w:val="0000EE"/>
+            <w:u w:val="single"/>
+          </w:rPr>
+          <w:t>太24:5、23–26</w:t>
+        </w:r>
+      </w:hyperlink>
+      <w:r>
+        <w:rPr>
+          <w:lang w:val="zh_TW" w:bidi="zh_TW"/>
+        </w:rPr>
+        <w:t>；</w:t>
+      </w:r>
+      <w:hyperlink r:id="rId26">
+        <w:r>
+          <w:rPr>
+            <w:lang w:val="zh_TW" w:bidi="zh_TW"/>
+          </w:rPr>
+          <w:rPr>
+            <w:color w:val="0000EE"/>
+            <w:u w:val="single"/>
+          </w:rPr>
+          <w:t>可13:5–6、20–23</w:t>
+        </w:r>
+      </w:hyperlink>
+      <w:r>
+        <w:rPr>
+          <w:lang w:val="zh_TW" w:bidi="zh_TW"/>
+        </w:rPr>
+        <w:t>）。在帖撒羅尼迦前書中，保羅強調主再來的時間是沒有人知道的，因此信徒必須隨時準備好迎接衪。在這裡，為了反駁主已經再來的觀念，保羅強調基督再來前必然發生的事件。耶穌在講論未來時，也同時強調這兩個方面（</w:t>
+      </w:r>
+      <w:hyperlink r:id="rId27">
+        <w:r>
+          <w:rPr>
+            <w:lang w:val="zh_TW" w:bidi="zh_TW"/>
+          </w:rPr>
+          <w:rPr>
+            <w:color w:val="0000EE"/>
+            <w:u w:val="single"/>
+          </w:rPr>
+          <w:t>太24</w:t>
+        </w:r>
+      </w:hyperlink>
+      <w:r>
+        <w:rPr>
+          <w:lang w:val="zh_TW" w:bidi="zh_TW"/>
+        </w:rPr>
+        <w:t>；</w:t>
+      </w:r>
+      <w:hyperlink r:id="rId28">
+        <w:r>
+          <w:rPr>
+            <w:lang w:val="zh_TW" w:bidi="zh_TW"/>
+          </w:rPr>
+          <w:rPr>
+            <w:color w:val="0000EE"/>
+            <w:u w:val="single"/>
+          </w:rPr>
+          <w:t>可13</w:t>
+        </w:r>
+      </w:hyperlink>
+      <w:r>
+        <w:rPr>
+          <w:lang w:val="zh_TW" w:bidi="zh_TW"/>
+        </w:rPr>
+        <w:t>；</w:t>
+      </w:r>
+      <w:hyperlink r:id="rId29">
+        <w:r>
+          <w:rPr>
+            <w:lang w:val="zh_TW" w:bidi="zh_TW"/>
+          </w:rPr>
+          <w:rPr>
+            <w:color w:val="0000EE"/>
+            <w:u w:val="single"/>
+          </w:rPr>
+          <w:t>路21</w:t>
+        </w:r>
+      </w:hyperlink>
+      <w:r>
+        <w:rPr>
+          <w:lang w:val="zh_TW" w:bidi="zh_TW"/>
+        </w:rPr>
+        <w:t>）。</w:t>
+      </w:r>
+    </w:p>
+    <w:p>
+      <w:pPr/>
+      <w:r>
+        <w:rPr>
+          <w:lang w:val="zh_TW" w:bidi="zh_TW"/>
+        </w:rPr>
+      </w:r>
+      <w:r>
+        <w:rPr>
+          <w:lang w:val="zh_TW" w:bidi="zh_TW"/>
+        </w:rPr>
+        <w:t>最後，基督徒群體中的懶惰問題仍然存在，甚至可能有所加劇（參</w:t>
+      </w:r>
+      <w:hyperlink r:id="rId30">
+        <w:r>
+          <w:rPr>
+            <w:lang w:val="zh_TW" w:bidi="zh_TW"/>
+          </w:rPr>
+          <w:rPr>
+            <w:color w:val="0000EE"/>
+            <w:u w:val="single"/>
+          </w:rPr>
+          <w:t>帖前4:11</w:t>
+        </w:r>
+      </w:hyperlink>
+      <w:r>
+        <w:rPr>
+          <w:lang w:val="zh_TW" w:bidi="zh_TW"/>
+        </w:rPr>
+        <w:t>，</w:t>
+      </w:r>
+      <w:hyperlink r:id="rId31">
+        <w:r>
+          <w:rPr>
+            <w:lang w:val="zh_TW" w:bidi="zh_TW"/>
+          </w:rPr>
+          <w:rPr>
+            <w:color w:val="0000EE"/>
+            <w:u w:val="single"/>
+          </w:rPr>
+          <w:t>5:14</w:t>
+        </w:r>
+      </w:hyperlink>
+      <w:r>
+        <w:rPr>
+          <w:lang w:val="zh_TW" w:bidi="zh_TW"/>
+        </w:rPr>
+        <w:t>）。保羅再次提醒他們，他與同工們的榜樣——他們親自工作賺取生活費，而不是依賴他們的福音對象。保羅提出了一個簡單的原則：「</w:t>
+      </w:r>
+      <w:r>
+        <w:rPr>
+          <w:lang w:val="zh_TW" w:bidi="zh_TW"/>
+        </w:rPr>
+        <w:t>若有人不肯做工，就不可吃飯</w:t>
+      </w:r>
+      <w:r>
+        <w:rPr>
+          <w:lang w:val="zh_TW" w:bidi="zh_TW"/>
+        </w:rPr>
+        <w:t>」（</w:t>
+      </w:r>
+      <w:hyperlink r:id="rId32">
+        <w:r>
+          <w:rPr>
+            <w:lang w:val="zh_TW" w:bidi="zh_TW"/>
+          </w:rPr>
+          <w:rPr>
+            <w:color w:val="0000EE"/>
+            <w:u w:val="single"/>
+          </w:rPr>
+          <w:t>帖後3:10</w:t>
+        </w:r>
+      </w:hyperlink>
+      <w:r>
+        <w:rPr>
+          <w:lang w:val="zh_TW" w:bidi="zh_TW"/>
+        </w:rPr>
+        <w:t>）。</w:t>
+      </w:r>
+    </w:p>
+    <w:p>
+      <w:pPr>
+        <w:pStyle w:val="Heading3"/>
+      </w:pPr>
+      <w:r>
+        <w:rPr>
+          <w:lang w:val="zh_TW" w:bidi="zh_TW"/>
+        </w:rPr>
+        <w:t>內容</w:t>
+      </w:r>
+    </w:p>
+    <w:p>
+      <w:pPr>
+        <w:pStyle w:val="Heading4"/>
+      </w:pPr>
+      <w:r>
+        <w:rPr>
+          <w:lang w:val="zh_TW" w:bidi="zh_TW"/>
+        </w:rPr>
+        <w:t>為他們的基督徒生活感恩（</w:t>
+      </w:r>
+      <w:hyperlink r:id="rId33">
+        <w:r>
+          <w:rPr>
+            <w:lang w:val="zh_TW" w:bidi="zh_TW"/>
+          </w:rPr>
+          <w:rPr>
+            <w:color w:val="0000EE"/>
+            <w:u w:val="single"/>
+          </w:rPr>
+          <w:t>1:3–4</w:t>
+        </w:r>
+      </w:hyperlink>
+      <w:r>
+        <w:rPr>
+          <w:lang w:val="zh_TW" w:bidi="zh_TW"/>
+        </w:rPr>
+        <w:t>）</w:t>
+      </w:r>
+    </w:p>
+    <w:p>
+      <w:pPr/>
+      <w:r>
+        <w:rPr>
+          <w:lang w:val="zh_TW" w:bidi="zh_TW"/>
+        </w:rPr>
+      </w:r>
+      <w:r>
+        <w:rPr>
+          <w:lang w:val="zh_TW" w:bidi="zh_TW"/>
+        </w:rPr>
+        <w:t>因為帖撒羅尼迦人的信心增長，彼此之間的愛心加增，並且在逼迫中展現忍耐，所以保羅讚美神。</w:t>
+      </w:r>
+    </w:p>
+    <w:p>
+      <w:pPr>
+        <w:pStyle w:val="Heading4"/>
+      </w:pPr>
+      <w:r>
+        <w:rPr>
+          <w:lang w:val="zh_TW" w:bidi="zh_TW"/>
+        </w:rPr>
+        <w:t>逼迫者與被逼迫者的角色逆轉（</w:t>
+      </w:r>
+      <w:hyperlink r:id="rId34">
+        <w:r>
+          <w:rPr>
+            <w:lang w:val="zh_TW" w:bidi="zh_TW"/>
+          </w:rPr>
+          <w:rPr>
+            <w:color w:val="0000EE"/>
+            <w:u w:val="single"/>
+          </w:rPr>
+          <w:t>1:5–10</w:t>
+        </w:r>
+      </w:hyperlink>
+      <w:r>
+        <w:rPr>
+          <w:lang w:val="zh_TW" w:bidi="zh_TW"/>
+        </w:rPr>
+        <w:t>）</w:t>
+      </w:r>
+    </w:p>
+    <w:p>
+      <w:pPr/>
+      <w:r>
+        <w:rPr>
+          <w:lang w:val="zh_TW" w:bidi="zh_TW"/>
+        </w:rPr>
+      </w:r>
+      <w:r>
+        <w:rPr>
+          <w:lang w:val="zh_TW" w:bidi="zh_TW"/>
+        </w:rPr>
+        <w:t>當時，帖撒羅尼迦的基督徒正遭受苦難，但逼迫他們的人將在主耶穌帶著「</w:t>
+      </w:r>
+      <w:r>
+        <w:rPr>
+          <w:lang w:val="zh_TW" w:bidi="zh_TW"/>
+        </w:rPr>
+        <w:t>同他有能力的天使</w:t>
+      </w:r>
+      <w:r>
+        <w:rPr>
+          <w:lang w:val="zh_TW" w:bidi="zh_TW"/>
+        </w:rPr>
+        <w:t>」降臨時，面對神公義的審判。</w:t>
+      </w:r>
+      <w:r>
+        <w:rPr>
+          <w:lang w:val="zh_TW" w:bidi="zh_TW"/>
+        </w:rPr>
+        <w:t>那些拒絕神和福音救恩的人，將</w:t>
+      </w:r>
+      <w:r>
+        <w:rPr>
+          <w:lang w:val="zh_TW" w:bidi="zh_TW"/>
+        </w:rPr>
+        <w:t>「</w:t>
+      </w:r>
+      <w:r>
+        <w:rPr>
+          <w:lang w:val="zh_TW" w:bidi="zh_TW"/>
+        </w:rPr>
+        <w:t>要受刑罰，就是永遠沉淪</w:t>
+      </w:r>
+      <w:r>
+        <w:rPr>
+          <w:lang w:val="zh_TW" w:bidi="zh_TW"/>
+        </w:rPr>
+        <w:t>」。祂的子民將</w:t>
+      </w:r>
+      <w:r>
+        <w:rPr>
+          <w:lang w:val="zh_TW" w:bidi="zh_TW"/>
+        </w:rPr>
+        <w:t>經歷</w:t>
+      </w:r>
+      <w:r>
+        <w:rPr>
+          <w:lang w:val="zh_TW" w:bidi="zh_TW"/>
+        </w:rPr>
+        <w:t>祂再來的榮耀，並意識到他們的堅持所信和受苦並非徒</w:t>
+      </w:r>
+      <w:r>
+        <w:rPr>
+          <w:lang w:val="zh_TW" w:bidi="zh_TW"/>
+        </w:rPr>
+        <w:t>然</w:t>
+      </w:r>
+      <w:r>
+        <w:rPr>
+          <w:lang w:val="zh_TW" w:bidi="zh_TW"/>
+        </w:rPr>
+        <w:t>。</w:t>
+      </w:r>
+    </w:p>
+    <w:p>
+      <w:pPr>
+        <w:pStyle w:val="Heading4"/>
+      </w:pPr>
+      <w:r>
+        <w:rPr>
+          <w:lang w:val="zh_TW" w:bidi="zh_TW"/>
+        </w:rPr>
+        <w:t>禱告主耶穌得榮耀（</w:t>
+      </w:r>
+      <w:hyperlink r:id="rId35">
+        <w:r>
+          <w:rPr>
+            <w:lang w:val="zh_TW" w:bidi="zh_TW"/>
+          </w:rPr>
+          <w:rPr>
+            <w:color w:val="0000EE"/>
+            <w:u w:val="single"/>
+          </w:rPr>
+          <w:t>1:11–12</w:t>
+        </w:r>
+      </w:hyperlink>
+      <w:r>
+        <w:rPr>
+          <w:lang w:val="zh_TW" w:bidi="zh_TW"/>
+        </w:rPr>
+        <w:t>）</w:t>
+      </w:r>
+    </w:p>
+    <w:p>
+      <w:pPr/>
+      <w:r>
+        <w:rPr>
+          <w:lang w:val="zh_TW" w:bidi="zh_TW"/>
+        </w:rPr>
+      </w:r>
+      <w:r>
+        <w:rPr>
+          <w:lang w:val="zh_TW" w:bidi="zh_TW"/>
+        </w:rPr>
+        <w:t>這是保羅為帖撒羅尼迦基督徒的禱告——願他們過著配得上呼召的生活，實現他們的決心，並藉著神的恩典，使基督的名字在他們身上得榮耀。</w:t>
+      </w:r>
+    </w:p>
+    <w:p>
+      <w:pPr>
+        <w:pStyle w:val="Heading4"/>
+      </w:pPr>
+      <w:r>
+        <w:rPr>
+          <w:lang w:val="zh_TW" w:bidi="zh_TW"/>
+        </w:rPr>
+        <w:t>在基督再來之前必須發生的事（</w:t>
+      </w:r>
+      <w:hyperlink r:id="rId24">
+        <w:r>
+          <w:rPr>
+            <w:lang w:val="zh_TW" w:bidi="zh_TW"/>
+          </w:rPr>
+          <w:rPr>
+            <w:color w:val="0000EE"/>
+            <w:u w:val="single"/>
+          </w:rPr>
+          <w:t>2:1–12</w:t>
+        </w:r>
+      </w:hyperlink>
+      <w:r>
+        <w:rPr>
+          <w:lang w:val="zh_TW" w:bidi="zh_TW"/>
+        </w:rPr>
+        <w:t>）</w:t>
+      </w:r>
+    </w:p>
+    <w:p>
+      <w:pPr/>
+      <w:r>
+        <w:rPr>
+          <w:lang w:val="zh_TW" w:bidi="zh_TW"/>
+        </w:rPr>
+      </w:r>
+      <w:r>
+        <w:rPr>
+          <w:lang w:val="zh_TW" w:bidi="zh_TW"/>
+        </w:rPr>
+        <w:t>在這個段落，保羅駁斥那錯誤教導說</w:t>
+      </w:r>
+      <w:r>
+        <w:rPr>
+          <w:lang w:val="zh_TW" w:bidi="zh_TW"/>
+        </w:rPr>
+        <w:t>主的日子現在到了</w:t>
+      </w:r>
+      <w:r>
+        <w:rPr>
+          <w:lang w:val="zh_TW" w:bidi="zh_TW"/>
+        </w:rPr>
+        <w:t>，強調在此之前，「</w:t>
+      </w:r>
+      <w:r>
+        <w:rPr>
+          <w:lang w:val="zh_TW" w:bidi="zh_TW"/>
+        </w:rPr>
+        <w:t>那大罪人</w:t>
+      </w:r>
+      <w:r>
+        <w:rPr>
+          <w:lang w:val="zh_TW" w:bidi="zh_TW"/>
+        </w:rPr>
+        <w:t>」必須被揭示，也就是所謂的敵基督（不過需要注意的是，新約中也提到「</w:t>
+      </w:r>
+      <w:r>
+        <w:rPr>
+          <w:lang w:val="zh_TW" w:bidi="zh_TW"/>
+        </w:rPr>
+        <w:t>好些敵基督</w:t>
+      </w:r>
+      <w:r>
+        <w:rPr>
+          <w:lang w:val="zh_TW" w:bidi="zh_TW"/>
+        </w:rPr>
+        <w:t>」和「</w:t>
+      </w:r>
+      <w:r>
+        <w:rPr>
+          <w:lang w:val="zh_TW" w:bidi="zh_TW"/>
+        </w:rPr>
+        <w:t>那</w:t>
+      </w:r>
+      <w:r>
+        <w:rPr>
+          <w:lang w:val="zh_TW" w:bidi="zh_TW"/>
+        </w:rPr>
+        <w:t>敵基督者的靈」——</w:t>
+      </w:r>
+      <w:hyperlink r:id="rId36">
+        <w:r>
+          <w:rPr>
+            <w:lang w:val="zh_TW" w:bidi="zh_TW"/>
+          </w:rPr>
+          <w:rPr>
+            <w:color w:val="0000EE"/>
+            <w:u w:val="single"/>
+          </w:rPr>
+          <w:t>約一2:18</w:t>
+        </w:r>
+      </w:hyperlink>
+      <w:r>
+        <w:rPr>
+          <w:lang w:val="zh_TW" w:bidi="zh_TW"/>
+        </w:rPr>
+        <w:t>，</w:t>
+      </w:r>
+      <w:hyperlink r:id="rId37">
+        <w:r>
+          <w:rPr>
+            <w:lang w:val="zh_TW" w:bidi="zh_TW"/>
+          </w:rPr>
+          <w:rPr>
+            <w:color w:val="0000EE"/>
+            <w:u w:val="single"/>
+          </w:rPr>
+          <w:t>4:3</w:t>
+        </w:r>
+      </w:hyperlink>
+      <w:r>
+        <w:rPr>
+          <w:lang w:val="zh_TW" w:bidi="zh_TW"/>
+        </w:rPr>
+        <w:t>）。保羅說：「</w:t>
+      </w:r>
+      <w:r>
+        <w:rPr>
+          <w:lang w:val="zh_TW" w:bidi="zh_TW"/>
+        </w:rPr>
+        <w:t>因為那日子以前，必有離道反教的事，並有那大罪人，就是沉淪之子，顯露出來</w:t>
+      </w:r>
+      <w:r>
+        <w:rPr>
+          <w:lang w:val="zh_TW" w:bidi="zh_TW"/>
+        </w:rPr>
+        <w:t>」（</w:t>
+      </w:r>
+      <w:hyperlink r:id="rId38">
+        <w:r>
+          <w:rPr>
+            <w:lang w:val="zh_TW" w:bidi="zh_TW"/>
+          </w:rPr>
+          <w:rPr>
+            <w:color w:val="0000EE"/>
+            <w:u w:val="single"/>
+          </w:rPr>
+          <w:t>帖後2:3</w:t>
+        </w:r>
+      </w:hyperlink>
+      <w:r>
+        <w:rPr>
+          <w:lang w:val="zh_TW" w:bidi="zh_TW"/>
+        </w:rPr>
+        <w:t>）。</w:t>
+      </w:r>
+    </w:p>
+    <w:p>
+      <w:pPr/>
+      <w:r>
+        <w:rPr>
+          <w:lang w:val="zh_TW" w:bidi="zh_TW"/>
+        </w:rPr>
+      </w:r>
+      <w:r>
+        <w:rPr>
+          <w:lang w:val="zh_TW" w:bidi="zh_TW"/>
+        </w:rPr>
+        <w:t>目前，不法的</w:t>
+      </w:r>
+      <w:r>
+        <w:rPr>
+          <w:lang w:val="zh_TW" w:bidi="zh_TW"/>
+        </w:rPr>
+        <w:t>隱意正</w:t>
+      </w:r>
+      <w:r>
+        <w:rPr>
+          <w:lang w:val="zh_TW" w:bidi="zh_TW"/>
+        </w:rPr>
+        <w:t>被</w:t>
+      </w:r>
+      <w:r>
+        <w:rPr>
+          <w:lang w:val="zh_TW" w:bidi="zh_TW"/>
+        </w:rPr>
+        <w:t>攔阻</w:t>
+      </w:r>
+      <w:r>
+        <w:rPr>
+          <w:lang w:val="zh_TW" w:bidi="zh_TW"/>
+        </w:rPr>
+        <w:t>（</w:t>
+      </w:r>
+      <w:hyperlink r:id="rId39">
+        <w:r>
+          <w:rPr>
+            <w:lang w:val="zh_TW" w:bidi="zh_TW"/>
+          </w:rPr>
+          <w:rPr>
+            <w:color w:val="0000EE"/>
+            <w:u w:val="single"/>
+          </w:rPr>
+          <w:t>6–7</w:t>
+        </w:r>
+      </w:hyperlink>
+      <w:r>
+        <w:rPr>
+          <w:lang w:val="zh_TW" w:bidi="zh_TW"/>
+        </w:rPr>
+        <w:t>節）；但在未來——就是在主再來之前，這種</w:t>
+      </w:r>
+      <w:r>
+        <w:rPr>
+          <w:lang w:val="zh_TW" w:bidi="zh_TW"/>
+        </w:rPr>
+        <w:t>攔阻</w:t>
+      </w:r>
+      <w:r>
+        <w:rPr>
+          <w:lang w:val="zh_TW" w:bidi="zh_TW"/>
+        </w:rPr>
+        <w:t>將被解除。換句話說，邪惡將徹底爆發。基督徒必須預備好面對極端邪惡的顯現，這種顯現會伴隨著「</w:t>
+      </w:r>
+      <w:r>
+        <w:rPr>
+          <w:lang w:val="zh_TW" w:bidi="zh_TW"/>
+        </w:rPr>
+        <w:t>一切虛假的奇事</w:t>
+      </w:r>
+      <w:r>
+        <w:rPr>
+          <w:lang w:val="zh_TW" w:bidi="zh_TW"/>
+        </w:rPr>
+        <w:t>」（</w:t>
+      </w:r>
+      <w:hyperlink r:id="rId40">
+        <w:r>
+          <w:rPr>
+            <w:lang w:val="zh_TW" w:bidi="zh_TW"/>
+          </w:rPr>
+          <w:rPr>
+            <w:color w:val="0000EE"/>
+            <w:u w:val="single"/>
+          </w:rPr>
+          <w:t>9</w:t>
+        </w:r>
+      </w:hyperlink>
+      <w:r>
+        <w:rPr>
+          <w:lang w:val="zh_TW" w:bidi="zh_TW"/>
+        </w:rPr>
+        <w:t>節），許多人將因此被欺騙。基督的再來將帶來邪惡的終結，並審判那些敵擋真理、樂於不義之人。</w:t>
+      </w:r>
+    </w:p>
+    <w:p>
+      <w:pPr>
+        <w:pStyle w:val="Heading4"/>
+      </w:pPr>
+      <w:r>
+        <w:rPr>
+          <w:lang w:val="zh_TW" w:bidi="zh_TW"/>
+        </w:rPr>
+        <w:t>更新的感恩、鼓勵和禱告（</w:t>
+      </w:r>
+      <w:hyperlink r:id="rId41">
+        <w:r>
+          <w:rPr>
+            <w:lang w:val="zh_TW" w:bidi="zh_TW"/>
+          </w:rPr>
+          <w:rPr>
+            <w:color w:val="0000EE"/>
+            <w:u w:val="single"/>
+          </w:rPr>
+          <w:t>2:13–3:5</w:t>
+        </w:r>
+      </w:hyperlink>
+      <w:r>
+        <w:rPr>
+          <w:lang w:val="zh_TW" w:bidi="zh_TW"/>
+        </w:rPr>
+        <w:t>）</w:t>
+      </w:r>
+    </w:p>
+    <w:p>
+      <w:pPr/>
+      <w:r>
+        <w:rPr>
+          <w:lang w:val="zh_TW" w:bidi="zh_TW"/>
+        </w:rPr>
+      </w:r>
+      <w:r>
+        <w:rPr>
+          <w:lang w:val="zh_TW" w:bidi="zh_TW"/>
+        </w:rPr>
+        <w:t>保羅討論邪惡力量對人們生活的影響之後，他感謝神的靈在帖撒羅尼迦基督徒生活中工作。他勉勵他們持守自己所教導的一切，無論是親身教導還是以書信傳遞的信息。保羅的禱告是求這位賜安慰與盼望的神，使他們在一切善行與</w:t>
+      </w:r>
+      <w:r>
+        <w:rPr>
+          <w:lang w:val="zh_TW" w:bidi="zh_TW"/>
+        </w:rPr>
+        <w:t>善言</w:t>
+      </w:r>
+      <w:r>
+        <w:rPr>
+          <w:lang w:val="zh_TW" w:bidi="zh_TW"/>
+        </w:rPr>
+        <w:t>上</w:t>
+      </w:r>
+      <w:r>
+        <w:rPr>
+          <w:lang w:val="zh_TW" w:bidi="zh_TW"/>
+        </w:rPr>
+        <w:t>堅固</w:t>
+      </w:r>
+      <w:r>
+        <w:rPr>
+          <w:lang w:val="zh_TW" w:bidi="zh_TW"/>
+        </w:rPr>
+        <w:t>他們。他也表達自己需要他們的禱告，希望神能繼續使他所傳講的道興旺，並保守他脫離惡人的手。又求神保守帖撒羅尼迦的基督徒，讓他們可以確信神的信實。保羅為他們禱告，願他們在所學之道上堅定不移，被引導進入神的愛與基督所賜的忍耐之中。</w:t>
+      </w:r>
+    </w:p>
+    <w:p>
+      <w:pPr>
+        <w:pStyle w:val="Heading4"/>
+      </w:pPr>
+      <w:r>
+        <w:rPr>
+          <w:b/>
+          <w:lang w:val="zh_TW" w:bidi="zh_TW"/>
+        </w:rPr>
+        <w:t>警告不守規矩與懶惰的人</w:t>
+      </w:r>
+      <w:r>
+        <w:rPr>
+          <w:lang w:val="zh_TW" w:bidi="zh_TW"/>
+        </w:rPr>
+        <w:t>（</w:t>
+      </w:r>
+      <w:hyperlink r:id="rId42">
+        <w:r>
+          <w:rPr>
+            <w:lang w:val="zh_TW" w:bidi="zh_TW"/>
+          </w:rPr>
+          <w:rPr>
+            <w:color w:val="0000EE"/>
+            <w:u w:val="single"/>
+          </w:rPr>
+          <w:t>3:6–15</w:t>
+        </w:r>
+      </w:hyperlink>
+      <w:r>
+        <w:rPr>
+          <w:lang w:val="zh_TW" w:bidi="zh_TW"/>
+        </w:rPr>
+        <w:t>）</w:t>
+      </w:r>
+    </w:p>
+    <w:p>
+      <w:pPr/>
+      <w:r>
+        <w:rPr>
+          <w:lang w:val="zh_TW" w:bidi="zh_TW"/>
+        </w:rPr>
+      </w:r>
+      <w:r>
+        <w:rPr>
+          <w:lang w:val="zh_TW" w:bidi="zh_TW"/>
+        </w:rPr>
+        <w:t>保羅寫作的另一個特別目的，是強調基督徒的生活不應懶惰。他不僅這樣教導，也以自己的生活作為榜樣。基督徒應該「</w:t>
+      </w:r>
+      <w:r>
+        <w:rPr>
+          <w:lang w:val="zh_TW" w:bidi="zh_TW"/>
+        </w:rPr>
+        <w:t>安靜做工，吃自己的飯」</w:t>
+      </w:r>
+      <w:r>
+        <w:rPr>
+          <w:lang w:val="zh_TW" w:bidi="zh_TW"/>
+        </w:rPr>
+        <w:t>，並且「</w:t>
+      </w:r>
+      <w:r>
+        <w:rPr>
+          <w:lang w:val="zh_TW" w:bidi="zh_TW"/>
+        </w:rPr>
+        <w:t>行善不可喪志</w:t>
+      </w:r>
+      <w:r>
+        <w:rPr>
+          <w:lang w:val="zh_TW" w:bidi="zh_TW"/>
+        </w:rPr>
+        <w:t>」（</w:t>
+      </w:r>
+      <w:hyperlink r:id="rId43">
+        <w:r>
+          <w:rPr>
+            <w:lang w:val="zh_TW" w:bidi="zh_TW"/>
+          </w:rPr>
+          <w:rPr>
+            <w:color w:val="0000EE"/>
+            <w:u w:val="single"/>
+          </w:rPr>
+          <w:t>12–13</w:t>
+        </w:r>
+      </w:hyperlink>
+      <w:r>
+        <w:rPr>
+          <w:lang w:val="zh_TW" w:bidi="zh_TW"/>
+        </w:rPr>
+        <w:t>節）。基督徒不應與拒絕這教導的人來往，但應當以弟兄的身份勸戒，而不是將他們視為敵人。</w:t>
+      </w:r>
+    </w:p>
+    <w:p>
+      <w:pPr>
+        <w:pStyle w:val="Heading4"/>
+      </w:pPr>
+      <w:r>
+        <w:rPr>
+          <w:lang w:val="zh_TW" w:bidi="zh_TW"/>
+        </w:rPr>
+        <w:t>結論（</w:t>
+      </w:r>
+      <w:hyperlink r:id="rId44">
+        <w:r>
+          <w:rPr>
+            <w:lang w:val="zh_TW" w:bidi="zh_TW"/>
+          </w:rPr>
+          <w:rPr>
+            <w:color w:val="0000EE"/>
+            <w:u w:val="single"/>
+          </w:rPr>
+          <w:t>3:16–18</w:t>
+        </w:r>
+      </w:hyperlink>
+      <w:r>
+        <w:rPr>
+          <w:lang w:val="zh_TW" w:bidi="zh_TW"/>
+        </w:rPr>
+        <w:t>）</w:t>
+      </w:r>
+    </w:p>
+    <w:p>
+      <w:pPr/>
+      <w:r>
+        <w:rPr>
+          <w:lang w:val="zh_TW" w:bidi="zh_TW"/>
+        </w:rPr>
+      </w:r>
+      <w:r>
+        <w:rPr>
+          <w:lang w:val="zh_TW" w:bidi="zh_TW"/>
+        </w:rPr>
+        <w:t>保羅以禱告求恩典與平安，並親筆署名，為書信畫下句點。他在第</w:t>
+      </w:r>
+      <w:hyperlink r:id="rId14">
+        <w:r>
+          <w:rPr>
+            <w:lang w:val="zh_TW" w:bidi="zh_TW"/>
+          </w:rPr>
+          <w:rPr>
+            <w:color w:val="0000EE"/>
+            <w:u w:val="single"/>
+          </w:rPr>
+          <w:t>17</w:t>
+        </w:r>
+      </w:hyperlink>
+      <w:r>
+        <w:rPr>
+          <w:lang w:val="zh_TW" w:bidi="zh_TW"/>
+        </w:rPr>
+        <w:t>節提到親筆寫信，這很可能是指在此之前，他一直由他人代筆，而這最後的部分則由他親自寫下（參</w:t>
+      </w:r>
+      <w:hyperlink r:id="rId45">
+        <w:r>
+          <w:rPr>
+            <w:lang w:val="zh_TW" w:bidi="zh_TW"/>
+          </w:rPr>
+          <w:rPr>
+            <w:color w:val="0000EE"/>
+            <w:u w:val="single"/>
+          </w:rPr>
+          <w:t>林前16:21</w:t>
+        </w:r>
+      </w:hyperlink>
+      <w:r>
+        <w:rPr>
+          <w:lang w:val="zh_TW" w:bidi="zh_TW"/>
+        </w:rPr>
+        <w:t>；</w:t>
+      </w:r>
+      <w:hyperlink r:id="rId46">
+        <w:r>
+          <w:rPr>
+            <w:lang w:val="zh_TW" w:bidi="zh_TW"/>
+          </w:rPr>
+          <w:rPr>
+            <w:color w:val="0000EE"/>
+            <w:u w:val="single"/>
+          </w:rPr>
+          <w:t>西4:18</w:t>
+        </w:r>
+      </w:hyperlink>
+      <w:r>
+        <w:rPr>
+          <w:lang w:val="zh_TW" w:bidi="zh_TW"/>
+        </w:rPr>
+        <w:t>）。</w:t>
+      </w:r>
+    </w:p>
+    <w:p>
+      <w:pPr/>
+      <w:r>
+        <w:rPr>
+          <w:lang w:val="zh_TW" w:bidi="zh_TW"/>
+        </w:rPr>
+      </w:r>
+      <w:r>
+        <w:rPr>
+          <w:i/>
+          <w:lang w:val="zh_TW" w:bidi="zh_TW"/>
+        </w:rPr>
+        <w:t>另見</w:t>
+      </w:r>
+      <w:r>
+        <w:rPr>
+          <w:lang w:val="zh_TW" w:bidi="zh_TW"/>
+        </w:rPr>
+        <w:t xml:space="preserve"> </w:t>
+      </w:r>
+      <w:r>
+        <w:rPr>
+          <w:lang w:val="zh_TW" w:bidi="zh_TW"/>
+        </w:rPr>
+        <w:t>末世論</w:t>
+      </w:r>
+      <w:r>
+        <w:rPr>
+          <w:lang w:val="zh_TW" w:bidi="zh_TW"/>
+        </w:rPr>
+        <w:t>，</w:t>
+      </w:r>
+      <w:r>
+        <w:rPr>
+          <w:lang w:val="zh_TW" w:bidi="zh_TW"/>
+        </w:rPr>
+        <w:t>使徒保羅</w:t>
+      </w:r>
+      <w:r>
+        <w:rPr>
+          <w:lang w:val="zh_TW" w:bidi="zh_TW"/>
+        </w:rPr>
+        <w:t>，</w:t>
+      </w:r>
+      <w:r>
+        <w:rPr>
+          <w:lang w:val="zh_TW" w:bidi="zh_TW"/>
+        </w:rPr>
+        <w:t>基督的再來</w:t>
+      </w:r>
+      <w:r>
+        <w:rPr>
+          <w:lang w:val="zh_TW" w:bidi="zh_TW"/>
+        </w:rPr>
+        <w:t>，</w:t>
+      </w:r>
+      <w:r>
+        <w:rPr>
+          <w:lang w:val="zh_TW" w:bidi="zh_TW"/>
+        </w:rPr>
+        <w:t>帖撒羅尼迦前書</w:t>
+      </w:r>
+      <w:r>
+        <w:rPr>
+          <w:lang w:val="zh_TW" w:bidi="zh_TW"/>
+        </w:rPr>
+        <w:t>，</w:t>
+      </w:r>
+      <w:r>
+        <w:rPr>
+          <w:lang w:val="zh_TW" w:bidi="zh_TW"/>
+        </w:rPr>
+        <w:t>帖撒羅尼迦</w:t>
+      </w:r>
+      <w:r>
+        <w:rPr>
+          <w:lang w:val="zh_TW" w:bidi="zh_TW"/>
+        </w:rPr>
+        <w:t>。</w:t>
+      </w:r>
+      <w:r>
+        <w:rPr>
+          <w:lang w:val="zh_TW" w:bidi="zh_TW"/>
+        </w:rPr>
+      </w:r>
+      <w:r>
+        <w:rPr>
+          <w:lang w:val="zh_TW" w:bidi="zh_TW"/>
+        </w:rPr>
+      </w:r>
+    </w:p>
+    <w:p>
+      <w:pPr/>
+      <w:r>
+        <w:rPr>
+          <w:lang w:val="zh_TW" w:bidi="zh_TW"/>
+        </w:rPr>
+      </w:r>
+    </w:p>
+    <w:p>
+      <w:pPr>
+        <w:pStyle w:val="Heading2"/>
+      </w:pPr>
+      <w:r>
+        <w:rPr>
+          <w:lang w:val="zh_TW" w:bidi="zh_TW"/>
+        </w:rPr>
+        <w:t>鐵匠</w:t>
+      </w:r>
+      <w:r>
+        <w:rPr>
+          <w:lang w:val="zh_TW" w:bidi="zh_TW"/>
+        </w:rPr>
+      </w:r>
+    </w:p>
+    <w:p>
+      <w:pPr/>
+      <w:r>
+        <w:rPr>
+          <w:lang w:val="zh_TW" w:bidi="zh_TW"/>
+        </w:rPr>
+      </w:r>
+      <w:r>
+        <w:rPr>
+          <w:lang w:val="zh_TW" w:bidi="zh_TW"/>
+        </w:rPr>
+        <w:t>一般從事鐵製品加工的工匠（</w:t>
+      </w:r>
+      <w:hyperlink r:id="rId47">
+        <w:r>
+          <w:rPr>
+            <w:lang w:val="zh_TW" w:bidi="zh_TW"/>
+          </w:rPr>
+          <w:rPr>
+            <w:color w:val="0000EE"/>
+            <w:u w:val="single"/>
+          </w:rPr>
+          <w:t>賽44:12</w:t>
+        </w:r>
+      </w:hyperlink>
+      <w:r>
+        <w:rPr>
+          <w:lang w:val="zh_TW" w:bidi="zh_TW"/>
+        </w:rPr>
+        <w:t>），也就是打鐵的匠人。土八‧該隱（</w:t>
+      </w:r>
+      <w:hyperlink r:id="rId48">
+        <w:r>
+          <w:rPr>
+            <w:lang w:val="zh_TW" w:bidi="zh_TW"/>
+          </w:rPr>
+          <w:rPr>
+            <w:color w:val="0000EE"/>
+            <w:u w:val="single"/>
+          </w:rPr>
+          <w:t>創4:22</w:t>
+        </w:r>
+      </w:hyperlink>
+      <w:r>
+        <w:rPr>
+          <w:lang w:val="zh_TW" w:bidi="zh_TW"/>
+        </w:rPr>
+        <w:t>）是聖經裡第一位從事鐵匠的人。在以色列，人們大約在公元前11世紀開始廣泛認識和使用鐵（</w:t>
+      </w:r>
+      <w:hyperlink r:id="rId49">
+        <w:r>
+          <w:rPr>
+            <w:lang w:val="zh_TW" w:bidi="zh_TW"/>
+          </w:rPr>
+          <w:rPr>
+            <w:color w:val="0000EE"/>
+            <w:u w:val="single"/>
+          </w:rPr>
+          <w:t>申3:11</w:t>
+        </w:r>
+      </w:hyperlink>
+      <w:r>
+        <w:rPr>
+          <w:lang w:val="zh_TW" w:bidi="zh_TW"/>
+        </w:rPr>
+        <w:t>；</w:t>
+      </w:r>
+      <w:hyperlink r:id="rId50">
+        <w:r>
+          <w:rPr>
+            <w:lang w:val="zh_TW" w:bidi="zh_TW"/>
+          </w:rPr>
+          <w:rPr>
+            <w:color w:val="0000EE"/>
+            <w:u w:val="single"/>
+          </w:rPr>
+          <w:t>書6:19、24，</w:t>
+        </w:r>
+      </w:hyperlink>
+      <w:hyperlink r:id="rId51">
+        <w:r>
+          <w:rPr>
+            <w:lang w:val="zh_TW" w:bidi="zh_TW"/>
+          </w:rPr>
+          <w:rPr>
+            <w:color w:val="0000EE"/>
+            <w:u w:val="single"/>
+          </w:rPr>
+          <w:t>17:16</w:t>
+        </w:r>
+      </w:hyperlink>
+      <w:r>
+        <w:rPr>
+          <w:lang w:val="zh_TW" w:bidi="zh_TW"/>
+        </w:rPr>
+        <w:t>；</w:t>
+      </w:r>
+      <w:hyperlink r:id="rId52">
+        <w:r>
+          <w:rPr>
+            <w:lang w:val="zh_TW" w:bidi="zh_TW"/>
+          </w:rPr>
+          <w:rPr>
+            <w:color w:val="0000EE"/>
+            <w:u w:val="single"/>
+          </w:rPr>
+          <w:t>士1:19，</w:t>
+        </w:r>
+      </w:hyperlink>
+      <w:hyperlink r:id="rId53">
+        <w:r>
+          <w:rPr>
+            <w:lang w:val="zh_TW" w:bidi="zh_TW"/>
+          </w:rPr>
+          <w:rPr>
+            <w:color w:val="0000EE"/>
+            <w:u w:val="single"/>
+          </w:rPr>
+          <w:t>4:3、13</w:t>
+        </w:r>
+      </w:hyperlink>
+      <w:r>
+        <w:rPr>
+          <w:lang w:val="zh_TW" w:bidi="zh_TW"/>
+        </w:rPr>
+        <w:t>）。</w:t>
+      </w:r>
+      <w:r>
+        <w:rPr>
+          <w:i/>
+          <w:lang w:val="zh_TW" w:bidi="zh_TW"/>
+        </w:rPr>
+        <w:t>見</w:t>
+      </w:r>
+      <w:r>
+        <w:rPr>
+          <w:lang w:val="zh_TW" w:bidi="zh_TW"/>
+        </w:rPr>
+        <w:t>礦物和金屬</w:t>
+      </w:r>
+      <w:r>
+        <w:rPr>
+          <w:lang w:val="zh_TW" w:bidi="zh_TW"/>
+        </w:rPr>
+        <w:t>。</w:t>
       </w:r>
       <w:r>
         <w:rPr>

--- a/zht/docx/143.content.docx
+++ b/zht/docx/143.content.docx
@@ -149,7 +149,7 @@
         <w:rPr>
           <w:lang w:val="zh_TW" w:bidi="zh_TW"/>
         </w:rPr>
-        <w:t>tie</w:t>
+        <w:t>shu</w:t>
       </w:r>
       <w:r>
         <w:rPr>
@@ -212,7 +212,7 @@
         <w:rPr>
           <w:lang w:val="zh_TW" w:bidi="zh_TW"/>
         </w:rPr>
-        <w:t>帖撒羅尼迦後書</w:t>
+        <w:t>書珥</w:t>
       </w:r>
       <w:r>
         <w:rPr>
@@ -231,7 +231,115 @@
         <w:rPr>
           <w:lang w:val="zh_TW" w:bidi="zh_TW"/>
         </w:rPr>
-        <w:t>保羅寫給帖撒羅尼迦教會的第二封信。</w:t>
+        <w:t>這是位於埃及尼羅河三角洲以東的西奈半島的曠野地區，位於南地（Negev）以西。在古代，有一條商隊路線從埃及經過這裡到達巴勒斯坦。亞伯拉罕曾在書珥和加低斯之間居住過一段時間（</w:t>
+      </w:r>
+      <w:hyperlink r:id="rId13">
+        <w:r>
+          <w:rPr>
+            <w:lang w:val="zh_TW" w:bidi="zh_TW"/>
+          </w:rPr>
+          <w:rPr>
+            <w:color w:val="0000EE"/>
+            <w:u w:val="single"/>
+          </w:rPr>
+          <w:t>創20:1</w:t>
+        </w:r>
+      </w:hyperlink>
+      <w:r>
+        <w:rPr>
+          <w:lang w:val="zh_TW" w:bidi="zh_TW"/>
+        </w:rPr>
+        <w:t>）。以實瑪利人也曾居住在這個地區（</w:t>
+      </w:r>
+      <w:hyperlink r:id="rId14">
+        <w:r>
+          <w:rPr>
+            <w:lang w:val="zh_TW" w:bidi="zh_TW"/>
+          </w:rPr>
+          <w:rPr>
+            <w:color w:val="0000EE"/>
+            <w:u w:val="single"/>
+          </w:rPr>
+          <w:t>創25:18</w:t>
+        </w:r>
+      </w:hyperlink>
+      <w:r>
+        <w:rPr>
+          <w:lang w:val="zh_TW" w:bidi="zh_TW"/>
+        </w:rPr>
+        <w:t>）。過紅海後，摩西帶領以色列人在這片乾旱的地上行走了三天（</w:t>
+      </w:r>
+      <w:hyperlink r:id="rId15">
+        <w:r>
+          <w:rPr>
+            <w:lang w:val="zh_TW" w:bidi="zh_TW"/>
+          </w:rPr>
+          <w:rPr>
+            <w:color w:val="0000EE"/>
+            <w:u w:val="single"/>
+          </w:rPr>
+          <w:t>出15:22</w:t>
+        </w:r>
+      </w:hyperlink>
+      <w:r>
+        <w:rPr>
+          <w:lang w:val="zh_TW" w:bidi="zh_TW"/>
+        </w:rPr>
+        <w:t>）。以色列王掃羅在書珥附近征服了亞瑪力人（</w:t>
+      </w:r>
+      <w:hyperlink r:id="rId16">
+        <w:r>
+          <w:rPr>
+            <w:lang w:val="zh_TW" w:bidi="zh_TW"/>
+          </w:rPr>
+          <w:rPr>
+            <w:color w:val="0000EE"/>
+            <w:u w:val="single"/>
+          </w:rPr>
+          <w:t>撒上15:7</w:t>
+        </w:r>
+      </w:hyperlink>
+      <w:r>
+        <w:rPr>
+          <w:lang w:val="zh_TW" w:bidi="zh_TW"/>
+        </w:rPr>
+        <w:t>）。後來，大衛在這裡擊敗了基述人、基色人和亞瑪力人（</w:t>
+      </w:r>
+      <w:hyperlink r:id="rId17">
+        <w:r>
+          <w:rPr>
+            <w:lang w:val="zh_TW" w:bidi="zh_TW"/>
+          </w:rPr>
+          <w:rPr>
+            <w:color w:val="0000EE"/>
+            <w:u w:val="single"/>
+          </w:rPr>
+          <w:t>撒上27:8</w:t>
+        </w:r>
+      </w:hyperlink>
+      <w:r>
+        <w:rPr>
+          <w:lang w:val="zh_TW" w:bidi="zh_TW"/>
+        </w:rPr>
+        <w:t>）。</w:t>
+      </w:r>
+      <w:hyperlink r:id="rId18">
+        <w:r>
+          <w:rPr>
+            <w:lang w:val="zh_TW" w:bidi="zh_TW"/>
+          </w:rPr>
+          <w:rPr>
+            <w:color w:val="0000EE"/>
+            <w:u w:val="single"/>
+          </w:rPr>
+          <w:t>民數記三十三章8節</w:t>
+        </w:r>
+      </w:hyperlink>
+      <w:r>
+        <w:rPr>
+          <w:lang w:val="zh_TW" w:bidi="zh_TW"/>
+        </w:rPr>
+        <w:t>稱這個地區為伊坦的曠野。</w:t>
       </w:r>
     </w:p>
     <w:p>
@@ -243,9 +351,272 @@
       </w:r>
       <w:r>
         <w:rPr>
-          <w:lang w:val="zh_TW" w:bidi="zh_TW"/>
-        </w:rPr>
-        <w:t>概述</w:t>
+          <w:i/>
+          <w:lang w:val="zh_TW" w:bidi="zh_TW"/>
+        </w:rPr>
+        <w:t xml:space="preserve">另見 </w:t>
+      </w:r>
+      <w:r>
+        <w:rPr>
+          <w:lang w:val="zh_TW" w:bidi="zh_TW"/>
+        </w:rPr>
+        <w:t>西奈，西奈山</w:t>
+      </w:r>
+      <w:r>
+        <w:rPr>
+          <w:lang w:val="zh_TW" w:bidi="zh_TW"/>
+        </w:rPr>
+        <w:t>；</w:t>
+      </w:r>
+      <w:r>
+        <w:rPr>
+          <w:lang w:val="zh_TW" w:bidi="zh_TW"/>
+        </w:rPr>
+        <w:t>曠野漂流</w:t>
+      </w:r>
+      <w:r>
+        <w:rPr>
+          <w:lang w:val="zh_TW" w:bidi="zh_TW"/>
+        </w:rPr>
+        <w:t>。</w:t>
+      </w:r>
+      <w:r>
+        <w:rPr>
+          <w:lang w:val="zh_TW" w:bidi="zh_TW"/>
+        </w:rPr>
+      </w:r>
+      <w:r>
+        <w:rPr>
+          <w:lang w:val="zh_TW" w:bidi="zh_TW"/>
+        </w:rPr>
+      </w:r>
+    </w:p>
+    <w:p>
+      <w:pPr/>
+      <w:r>
+        <w:rPr>
+          <w:lang w:val="zh_TW" w:bidi="zh_TW"/>
+        </w:rPr>
+      </w:r>
+    </w:p>
+    <w:p>
+      <w:pPr>
+        <w:pStyle w:val="Heading2"/>
+      </w:pPr>
+      <w:r>
+        <w:rPr>
+          <w:lang w:val="zh_TW" w:bidi="zh_TW"/>
+        </w:rPr>
+        <w:t>書卷</w:t>
+      </w:r>
+      <w:r>
+        <w:rPr>
+          <w:lang w:val="zh_TW" w:bidi="zh_TW"/>
+        </w:rPr>
+      </w:r>
+    </w:p>
+    <w:p>
+      <w:pPr/>
+      <w:r>
+        <w:rPr>
+          <w:lang w:val="zh_TW" w:bidi="zh_TW"/>
+        </w:rPr>
+      </w:r>
+      <w:r>
+        <w:rPr>
+          <w:lang w:val="zh_TW" w:bidi="zh_TW"/>
+        </w:rPr>
+        <w:t>書寫用的紙張或卷軸，常被用來保存記錄或故事。這些材料通常由木材、羊皮紙、或蒲草紙製成。至於有頁面裝訂成冊的書籍，則是在聖經時期之後才逐漸發展出來的。</w:t>
+      </w:r>
+    </w:p>
+    <w:p>
+      <w:pPr/>
+      <w:r>
+        <w:rPr>
+          <w:lang w:val="zh_TW" w:bidi="zh_TW"/>
+        </w:rPr>
+      </w:r>
+      <w:r>
+        <w:rPr>
+          <w:lang w:val="zh_TW" w:bidi="zh_TW"/>
+        </w:rPr>
+        <w:t>聖經包含多卷被稱為「書卷」的經文，因為這些文獻在被編入聖經之前就是單獨的書卷。聖經共有66卷書（例如：創世記、以賽亞書、馬太福音和啟示錄）。</w:t>
+      </w:r>
+    </w:p>
+    <w:p>
+      <w:pPr>
+        <w:pStyle w:val="Heading3"/>
+      </w:pPr>
+      <w:r>
+        <w:rPr>
+          <w:lang w:val="zh_TW" w:bidi="zh_TW"/>
+        </w:rPr>
+        <w:t>律法書</w:t>
+      </w:r>
+    </w:p>
+    <w:p>
+      <w:pPr/>
+      <w:r>
+        <w:rPr>
+          <w:lang w:val="zh_TW" w:bidi="zh_TW"/>
+        </w:rPr>
+      </w:r>
+      <w:r>
+        <w:rPr>
+          <w:lang w:val="zh_TW" w:bidi="zh_TW"/>
+        </w:rPr>
+        <w:t>對古代以色列人來說是最重要的書卷（</w:t>
+      </w:r>
+      <w:hyperlink r:id="rId19">
+        <w:r>
+          <w:rPr>
+            <w:lang w:val="zh_TW" w:bidi="zh_TW"/>
+          </w:rPr>
+          <w:rPr>
+            <w:color w:val="0000EE"/>
+            <w:u w:val="single"/>
+          </w:rPr>
+          <w:t>王下22:8</w:t>
+        </w:r>
+      </w:hyperlink>
+      <w:r>
+        <w:rPr>
+          <w:lang w:val="zh_TW" w:bidi="zh_TW"/>
+        </w:rPr>
+        <w:t>）。這卷書之所以重要，是因為它是神賜給摩西的（</w:t>
+      </w:r>
+      <w:hyperlink r:id="rId20">
+        <w:r>
+          <w:rPr>
+            <w:lang w:val="zh_TW" w:bidi="zh_TW"/>
+          </w:rPr>
+          <w:rPr>
+            <w:color w:val="0000EE"/>
+            <w:u w:val="single"/>
+          </w:rPr>
+          <w:t>書23:6</w:t>
+        </w:r>
+      </w:hyperlink>
+      <w:r>
+        <w:rPr>
+          <w:lang w:val="zh_TW" w:bidi="zh_TW"/>
+        </w:rPr>
+        <w:t>；</w:t>
+      </w:r>
+      <w:hyperlink r:id="rId21">
+        <w:r>
+          <w:rPr>
+            <w:lang w:val="zh_TW" w:bidi="zh_TW"/>
+          </w:rPr>
+          <w:rPr>
+            <w:color w:val="0000EE"/>
+            <w:u w:val="single"/>
+          </w:rPr>
+          <w:t>可12:26</w:t>
+        </w:r>
+      </w:hyperlink>
+      <w:r>
+        <w:rPr>
+          <w:lang w:val="zh_TW" w:bidi="zh_TW"/>
+        </w:rPr>
+        <w:t>）。它很重要，也是因為其中包含了摩西之約（例如，</w:t>
+      </w:r>
+      <w:hyperlink r:id="rId22">
+        <w:r>
+          <w:rPr>
+            <w:lang w:val="zh_TW" w:bidi="zh_TW"/>
+          </w:rPr>
+          <w:rPr>
+            <w:color w:val="0000EE"/>
+            <w:u w:val="single"/>
+          </w:rPr>
+          <w:t>出20章</w:t>
+        </w:r>
+      </w:hyperlink>
+      <w:r>
+        <w:rPr>
+          <w:lang w:val="zh_TW" w:bidi="zh_TW"/>
+        </w:rPr>
+        <w:t>）。神曾吩咐約書亞晝夜思想這卷書（</w:t>
+      </w:r>
+      <w:hyperlink r:id="rId23">
+        <w:r>
+          <w:rPr>
+            <w:lang w:val="zh_TW" w:bidi="zh_TW"/>
+          </w:rPr>
+          <w:rPr>
+            <w:color w:val="0000EE"/>
+            <w:u w:val="single"/>
+          </w:rPr>
+          <w:t>書1:8</w:t>
+        </w:r>
+      </w:hyperlink>
+      <w:r>
+        <w:rPr>
+          <w:lang w:val="zh_TW" w:bidi="zh_TW"/>
+        </w:rPr>
+        <w:t>）。先知們經常引用它，尤其是申命記。在約西亞作王時期，律法書在聖殿的修復過程中被發現，這導致了重要的宗教改革（</w:t>
+      </w:r>
+      <w:hyperlink r:id="rId24">
+        <w:r>
+          <w:rPr>
+            <w:lang w:val="zh_TW" w:bidi="zh_TW"/>
+          </w:rPr>
+          <w:rPr>
+            <w:color w:val="0000EE"/>
+            <w:u w:val="single"/>
+          </w:rPr>
+          <w:t>王下22:8</w:t>
+        </w:r>
+      </w:hyperlink>
+      <w:r>
+        <w:rPr>
+          <w:lang w:val="zh_TW" w:bidi="zh_TW"/>
+        </w:rPr>
+        <w:t>–</w:t>
+      </w:r>
+      <w:hyperlink r:id="rId24">
+        <w:r>
+          <w:rPr>
+            <w:lang w:val="zh_TW" w:bidi="zh_TW"/>
+          </w:rPr>
+          <w:rPr>
+            <w:color w:val="0000EE"/>
+            <w:u w:val="single"/>
+          </w:rPr>
+          <w:t>13</w:t>
+        </w:r>
+      </w:hyperlink>
+      <w:r>
+        <w:rPr>
+          <w:lang w:val="zh_TW" w:bidi="zh_TW"/>
+        </w:rPr>
+        <w:t>）。</w:t>
+      </w:r>
+    </w:p>
+    <w:p>
+      <w:pPr>
+        <w:pStyle w:val="Heading3"/>
+      </w:pPr>
+      <w:r>
+        <w:rPr>
+          <w:lang w:val="zh_TW" w:bidi="zh_TW"/>
+        </w:rPr>
+        <w:t>聖經中提到的書卷</w:t>
+      </w:r>
+    </w:p>
+    <w:p>
+      <w:pPr/>
+      <w:r>
+        <w:rPr>
+          <w:lang w:val="zh_TW" w:bidi="zh_TW"/>
+        </w:rPr>
+      </w:r>
+      <w:r>
+        <w:rPr>
+          <w:lang w:val="zh_TW" w:bidi="zh_TW"/>
+        </w:rPr>
+        <w:t>聖經中特別提到的一些作為資料來源的書卷包括：</w:t>
       </w:r>
     </w:p>
     <w:p>
@@ -263,7 +634,25 @@
         <w:rPr>
           <w:lang w:val="zh_TW" w:bidi="zh_TW"/>
         </w:rPr>
-        <w:t>作者</w:t>
+        <w:t>耶和華的戰記（</w:t>
+      </w:r>
+      <w:hyperlink r:id="rId25">
+        <w:r>
+          <w:rPr>
+            <w:lang w:val="zh_TW" w:bidi="zh_TW"/>
+          </w:rPr>
+          <w:rPr>
+            <w:color w:val="0000EE"/>
+            <w:u w:val="single"/>
+          </w:rPr>
+          <w:t>民21:14</w:t>
+        </w:r>
+      </w:hyperlink>
+      <w:r>
+        <w:rPr>
+          <w:lang w:val="zh_TW" w:bidi="zh_TW"/>
+        </w:rPr>
+        <w:t>）</w:t>
       </w:r>
     </w:p>
     <w:p>
@@ -281,7 +670,43 @@
         <w:rPr>
           <w:lang w:val="zh_TW" w:bidi="zh_TW"/>
         </w:rPr>
-        <w:t>日期、起源與寫作對象</w:t>
+        <w:t>雅煞珥書（</w:t>
+      </w:r>
+      <w:hyperlink r:id="rId26">
+        <w:r>
+          <w:rPr>
+            <w:lang w:val="zh_TW" w:bidi="zh_TW"/>
+          </w:rPr>
+          <w:rPr>
+            <w:color w:val="0000EE"/>
+            <w:u w:val="single"/>
+          </w:rPr>
+          <w:t>約書亞10:13</w:t>
+        </w:r>
+      </w:hyperlink>
+      <w:r>
+        <w:rPr>
+          <w:lang w:val="zh_TW" w:bidi="zh_TW"/>
+        </w:rPr>
+        <w:t>；</w:t>
+      </w:r>
+      <w:hyperlink r:id="rId27">
+        <w:r>
+          <w:rPr>
+            <w:lang w:val="zh_TW" w:bidi="zh_TW"/>
+          </w:rPr>
+          <w:rPr>
+            <w:color w:val="0000EE"/>
+            <w:u w:val="single"/>
+          </w:rPr>
+          <w:t>撒母耳下1:18</w:t>
+        </w:r>
+      </w:hyperlink>
+      <w:r>
+        <w:rPr>
+          <w:lang w:val="zh_TW" w:bidi="zh_TW"/>
+        </w:rPr>
+        <w:t>）</w:t>
       </w:r>
     </w:p>
     <w:p>
@@ -299,7 +724,25 @@
         <w:rPr>
           <w:lang w:val="zh_TW" w:bidi="zh_TW"/>
         </w:rPr>
-        <w:t>目的</w:t>
+        <w:t>所羅門記（</w:t>
+      </w:r>
+      <w:hyperlink r:id="rId28">
+        <w:r>
+          <w:rPr>
+            <w:lang w:val="zh_TW" w:bidi="zh_TW"/>
+          </w:rPr>
+          <w:rPr>
+            <w:color w:val="0000EE"/>
+            <w:u w:val="single"/>
+          </w:rPr>
+          <w:t>王上11:41</w:t>
+        </w:r>
+      </w:hyperlink>
+      <w:r>
+        <w:rPr>
+          <w:lang w:val="zh_TW" w:bidi="zh_TW"/>
+        </w:rPr>
+        <w:t>）</w:t>
       </w:r>
     </w:p>
     <w:p>
@@ -317,7 +760,528 @@
         <w:rPr>
           <w:lang w:val="zh_TW" w:bidi="zh_TW"/>
         </w:rPr>
-        <w:t>內容</w:t>
+        <w:t>猶大列王記（</w:t>
+      </w:r>
+      <w:hyperlink r:id="rId29">
+        <w:r>
+          <w:rPr>
+            <w:lang w:val="zh_TW" w:bidi="zh_TW"/>
+          </w:rPr>
+          <w:rPr>
+            <w:color w:val="0000EE"/>
+            <w:u w:val="single"/>
+          </w:rPr>
+          <w:t>王上14:29</w:t>
+        </w:r>
+      </w:hyperlink>
+      <w:r>
+        <w:rPr>
+          <w:lang w:val="zh_TW" w:bidi="zh_TW"/>
+        </w:rPr>
+        <w:t>）</w:t>
+      </w:r>
+    </w:p>
+    <w:p>
+      <w:pPr/>
+      <w:r>
+        <w:rPr>
+          <w:lang w:val="zh_TW" w:bidi="zh_TW"/>
+        </w:rPr>
+      </w:r>
+      <w:r>
+        <w:rPr>
+          <w:lang w:val="zh_TW" w:bidi="zh_TW"/>
+        </w:rPr>
+        <w:t>歷代志中還提到了多卷被用作資料來源的先知文獻：</w:t>
+      </w:r>
+    </w:p>
+    <w:p>
+      <w:pPr>
+        <w:pStyle w:val="ListBullet"/>
+        <w:spacing w:line="240" w:lineRule="auto"/>
+        <w:ind w:left="720"/>
+      </w:pPr>
+      <w:r>
+        <w:rPr>
+          <w:lang w:val="zh_TW" w:bidi="zh_TW"/>
+        </w:rPr>
+      </w:r>
+      <w:r>
+        <w:rPr>
+          <w:lang w:val="zh_TW" w:bidi="zh_TW"/>
+        </w:rPr>
+        <w:t>先見撒母耳的書</w:t>
+      </w:r>
+    </w:p>
+    <w:p>
+      <w:pPr>
+        <w:pStyle w:val="ListBullet"/>
+        <w:spacing w:line="240" w:lineRule="auto"/>
+        <w:ind w:left="720"/>
+      </w:pPr>
+      <w:r>
+        <w:rPr>
+          <w:lang w:val="zh_TW" w:bidi="zh_TW"/>
+        </w:rPr>
+      </w:r>
+      <w:r>
+        <w:rPr>
+          <w:lang w:val="zh_TW" w:bidi="zh_TW"/>
+        </w:rPr>
+        <w:t>先知拿單的書</w:t>
+      </w:r>
+    </w:p>
+    <w:p>
+      <w:pPr>
+        <w:pStyle w:val="ListBullet"/>
+        <w:spacing w:line="240" w:lineRule="auto"/>
+        <w:ind w:left="720"/>
+      </w:pPr>
+      <w:r>
+        <w:rPr>
+          <w:lang w:val="zh_TW" w:bidi="zh_TW"/>
+        </w:rPr>
+      </w:r>
+      <w:r>
+        <w:rPr>
+          <w:lang w:val="zh_TW" w:bidi="zh_TW"/>
+        </w:rPr>
+        <w:t>先見迦得的書（</w:t>
+      </w:r>
+      <w:hyperlink r:id="rId30">
+        <w:r>
+          <w:rPr>
+            <w:lang w:val="zh_TW" w:bidi="zh_TW"/>
+          </w:rPr>
+          <w:rPr>
+            <w:color w:val="0000EE"/>
+            <w:u w:val="single"/>
+          </w:rPr>
+          <w:t>代上29:29</w:t>
+        </w:r>
+      </w:hyperlink>
+      <w:r>
+        <w:rPr>
+          <w:lang w:val="zh_TW" w:bidi="zh_TW"/>
+        </w:rPr>
+        <w:t>）</w:t>
+      </w:r>
+    </w:p>
+    <w:p>
+      <w:pPr>
+        <w:pStyle w:val="ListBullet"/>
+        <w:spacing w:line="240" w:lineRule="auto"/>
+        <w:ind w:left="720"/>
+      </w:pPr>
+      <w:r>
+        <w:rPr>
+          <w:lang w:val="zh_TW" w:bidi="zh_TW"/>
+        </w:rPr>
+      </w:r>
+      <w:r>
+        <w:rPr>
+          <w:lang w:val="zh_TW" w:bidi="zh_TW"/>
+        </w:rPr>
+        <w:t>示羅人亞希雅的預言書（</w:t>
+      </w:r>
+      <w:hyperlink r:id="rId31">
+        <w:r>
+          <w:rPr>
+            <w:lang w:val="zh_TW" w:bidi="zh_TW"/>
+          </w:rPr>
+          <w:rPr>
+            <w:color w:val="0000EE"/>
+            <w:u w:val="single"/>
+          </w:rPr>
+          <w:t>代下9:29</w:t>
+        </w:r>
+      </w:hyperlink>
+      <w:r>
+        <w:rPr>
+          <w:lang w:val="zh_TW" w:bidi="zh_TW"/>
+        </w:rPr>
+        <w:t>）</w:t>
+      </w:r>
+    </w:p>
+    <w:p>
+      <w:pPr/>
+      <w:r>
+        <w:rPr>
+          <w:lang w:val="zh_TW" w:bidi="zh_TW"/>
+        </w:rPr>
+      </w:r>
+      <w:r>
+        <w:rPr>
+          <w:lang w:val="zh_TW" w:bidi="zh_TW"/>
+        </w:rPr>
+        <w:t>這些先知文獻被引用於歷代志，表明以色列人將自己的歷史視為神作為的記錄。</w:t>
+      </w:r>
+    </w:p>
+    <w:p>
+      <w:pPr/>
+      <w:r>
+        <w:rPr>
+          <w:lang w:val="zh_TW" w:bidi="zh_TW"/>
+        </w:rPr>
+      </w:r>
+      <w:r>
+        <w:rPr>
+          <w:i/>
+          <w:lang w:val="zh_TW" w:bidi="zh_TW"/>
+        </w:rPr>
+        <w:t>見</w:t>
+      </w:r>
+      <w:r>
+        <w:rPr>
+          <w:lang w:val="zh_TW" w:bidi="zh_TW"/>
+        </w:rPr>
+        <w:t xml:space="preserve"> </w:t>
+      </w:r>
+      <w:r>
+        <w:rPr>
+          <w:lang w:val="zh_TW" w:bidi="zh_TW"/>
+        </w:rPr>
+        <w:t>寫作</w:t>
+      </w:r>
+      <w:r>
+        <w:rPr>
+          <w:lang w:val="zh_TW" w:bidi="zh_TW"/>
+        </w:rPr>
+        <w:t>。</w:t>
+      </w:r>
+      <w:r>
+        <w:rPr>
+          <w:lang w:val="zh_TW" w:bidi="zh_TW"/>
+        </w:rPr>
+      </w:r>
+      <w:r>
+        <w:rPr>
+          <w:lang w:val="zh_TW" w:bidi="zh_TW"/>
+        </w:rPr>
+      </w:r>
+    </w:p>
+    <w:p>
+      <w:pPr/>
+      <w:r>
+        <w:rPr>
+          <w:lang w:val="zh_TW" w:bidi="zh_TW"/>
+        </w:rPr>
+      </w:r>
+    </w:p>
+    <w:p>
+      <w:pPr>
+        <w:pStyle w:val="Heading2"/>
+      </w:pPr>
+      <w:r>
+        <w:rPr>
+          <w:lang w:val="zh_TW" w:bidi="zh_TW"/>
+        </w:rPr>
+        <w:t>書亞 （Shuah）</w:t>
+      </w:r>
+      <w:r>
+        <w:rPr>
+          <w:lang w:val="zh_TW" w:bidi="zh_TW"/>
+        </w:rPr>
+      </w:r>
+    </w:p>
+    <w:p>
+      <w:pPr/>
+      <w:r>
+        <w:rPr>
+          <w:lang w:val="zh_TW" w:bidi="zh_TW"/>
+        </w:rPr>
+      </w:r>
+      <w:r>
+        <w:rPr>
+          <w:lang w:val="zh_TW" w:bidi="zh_TW"/>
+        </w:rPr>
+        <w:t>1. 書亞是基土拉為亞伯拉罕所生的六個兒子之一（</w:t>
+      </w:r>
+      <w:hyperlink r:id="rId32">
+        <w:r>
+          <w:rPr>
+            <w:lang w:val="zh_TW" w:bidi="zh_TW"/>
+          </w:rPr>
+          <w:rPr>
+            <w:color w:val="0000EE"/>
+            <w:u w:val="single"/>
+          </w:rPr>
+          <w:t>創25:2</w:t>
+        </w:r>
+      </w:hyperlink>
+      <w:r>
+        <w:rPr>
+          <w:lang w:val="zh_TW" w:bidi="zh_TW"/>
+        </w:rPr>
+        <w:t>；</w:t>
+      </w:r>
+      <w:hyperlink r:id="rId33">
+        <w:r>
+          <w:rPr>
+            <w:lang w:val="zh_TW" w:bidi="zh_TW"/>
+          </w:rPr>
+          <w:rPr>
+            <w:color w:val="0000EE"/>
+            <w:u w:val="single"/>
+          </w:rPr>
+          <w:t>代上1:32</w:t>
+        </w:r>
+      </w:hyperlink>
+      <w:r>
+        <w:rPr>
+          <w:lang w:val="zh_TW" w:bidi="zh_TW"/>
+        </w:rPr>
+        <w:t>）。他可能是住在烏斯地附近的</w:t>
+      </w:r>
+      <w:r>
+        <w:rPr>
+          <w:lang w:val="zh_TW" w:bidi="zh_TW"/>
+        </w:rPr>
+        <w:t>書亞人</w:t>
+      </w:r>
+      <w:r>
+        <w:rPr>
+          <w:lang w:val="zh_TW" w:bidi="zh_TW"/>
+        </w:rPr>
+        <w:t>的先祖（</w:t>
+      </w:r>
+      <w:hyperlink r:id="rId34">
+        <w:r>
+          <w:rPr>
+            <w:lang w:val="zh_TW" w:bidi="zh_TW"/>
+          </w:rPr>
+          <w:rPr>
+            <w:color w:val="0000EE"/>
+            <w:u w:val="single"/>
+          </w:rPr>
+          <w:t>伯2:11</w:t>
+        </w:r>
+      </w:hyperlink>
+      <w:r>
+        <w:rPr>
+          <w:lang w:val="zh_TW" w:bidi="zh_TW"/>
+        </w:rPr>
+        <w:t>）。</w:t>
+      </w:r>
+    </w:p>
+    <w:p>
+      <w:pPr/>
+      <w:r>
+        <w:rPr>
+          <w:lang w:val="zh_TW" w:bidi="zh_TW"/>
+        </w:rPr>
+      </w:r>
+      <w:r>
+        <w:rPr>
+          <w:lang w:val="zh_TW" w:bidi="zh_TW"/>
+        </w:rPr>
+        <w:t>2. 猶大的岳父，見於</w:t>
+      </w:r>
+      <w:hyperlink r:id="rId35">
+        <w:r>
+          <w:rPr>
+            <w:lang w:val="zh_TW" w:bidi="zh_TW"/>
+          </w:rPr>
+          <w:rPr>
+            <w:color w:val="0000EE"/>
+            <w:u w:val="single"/>
+          </w:rPr>
+          <w:t>創世記三十八章2節</w:t>
+        </w:r>
+      </w:hyperlink>
+      <w:r>
+        <w:rPr>
+          <w:lang w:val="zh_TW" w:bidi="zh_TW"/>
+        </w:rPr>
+        <w:t>、</w:t>
+      </w:r>
+      <w:hyperlink r:id="rId35">
+        <w:r>
+          <w:rPr>
+            <w:lang w:val="zh_TW" w:bidi="zh_TW"/>
+          </w:rPr>
+          <w:rPr>
+            <w:color w:val="0000EE"/>
+            <w:u w:val="single"/>
+          </w:rPr>
+          <w:t>12節</w:t>
+        </w:r>
+      </w:hyperlink>
+      <w:r>
+        <w:rPr>
+          <w:lang w:val="zh_TW" w:bidi="zh_TW"/>
+        </w:rPr>
+        <w:t>。</w:t>
+      </w:r>
+    </w:p>
+    <w:p>
+      <w:pPr/>
+      <w:r>
+        <w:rPr>
+          <w:lang w:val="zh_TW" w:bidi="zh_TW"/>
+        </w:rPr>
+      </w:r>
+      <w:r>
+        <w:rPr>
+          <w:i/>
+          <w:lang w:val="zh_TW" w:bidi="zh_TW"/>
+        </w:rPr>
+        <w:t xml:space="preserve">見 </w:t>
+      </w:r>
+      <w:r>
+        <w:rPr>
+          <w:lang w:val="zh_TW" w:bidi="zh_TW"/>
+        </w:rPr>
+        <w:t>書亞（Shua）#1</w:t>
+      </w:r>
+      <w:r>
+        <w:rPr>
+          <w:lang w:val="zh_TW" w:bidi="zh_TW"/>
+        </w:rPr>
+        <w:t>。</w:t>
+      </w:r>
+    </w:p>
+    <w:p>
+      <w:pPr/>
+      <w:r>
+        <w:rPr>
+          <w:lang w:val="zh_TW" w:bidi="zh_TW"/>
+        </w:rPr>
+      </w:r>
+      <w:r>
+        <w:rPr>
+          <w:lang w:val="zh_TW" w:bidi="zh_TW"/>
+        </w:rPr>
+        <w:t>3. 有些譯本將其寫為書哈（Shuhah），他是基祿的兄弟，見於</w:t>
+      </w:r>
+      <w:hyperlink r:id="rId36">
+        <w:r>
+          <w:rPr>
+            <w:lang w:val="zh_TW" w:bidi="zh_TW"/>
+          </w:rPr>
+          <w:rPr>
+            <w:color w:val="0000EE"/>
+            <w:u w:val="single"/>
+          </w:rPr>
+          <w:t>歷代志上四章11節</w:t>
+        </w:r>
+      </w:hyperlink>
+      <w:r>
+        <w:rPr>
+          <w:lang w:val="zh_TW" w:bidi="zh_TW"/>
+        </w:rPr>
+        <w:t>。</w:t>
+      </w:r>
+    </w:p>
+    <w:p>
+      <w:pPr/>
+      <w:r>
+        <w:rPr>
+          <w:lang w:val="zh_TW" w:bidi="zh_TW"/>
+        </w:rPr>
+      </w:r>
+      <w:r>
+        <w:rPr>
+          <w:i/>
+          <w:lang w:val="zh_TW" w:bidi="zh_TW"/>
+        </w:rPr>
+        <w:t xml:space="preserve">見 </w:t>
+      </w:r>
+      <w:r>
+        <w:rPr>
+          <w:lang w:val="zh_TW" w:bidi="zh_TW"/>
+        </w:rPr>
+        <w:t>書哈</w:t>
+      </w:r>
+      <w:r>
+        <w:rPr>
+          <w:lang w:val="zh_TW" w:bidi="zh_TW"/>
+        </w:rPr>
+        <w:t>。</w:t>
+      </w:r>
+      <w:r>
+        <w:rPr>
+          <w:lang w:val="zh_TW" w:bidi="zh_TW"/>
+        </w:rPr>
+      </w:r>
+      <w:r>
+        <w:rPr>
+          <w:lang w:val="zh_TW" w:bidi="zh_TW"/>
+        </w:rPr>
+      </w:r>
+    </w:p>
+    <w:p>
+      <w:pPr/>
+      <w:r>
+        <w:rPr>
+          <w:lang w:val="zh_TW" w:bidi="zh_TW"/>
+        </w:rPr>
+      </w:r>
+    </w:p>
+    <w:p>
+      <w:pPr>
+        <w:pStyle w:val="Heading2"/>
+      </w:pPr>
+      <w:r>
+        <w:rPr>
+          <w:lang w:val="zh_TW" w:bidi="zh_TW"/>
+        </w:rPr>
+        <w:t>贖價</w:t>
+      </w:r>
+      <w:r>
+        <w:rPr>
+          <w:lang w:val="zh_TW" w:bidi="zh_TW"/>
+        </w:rPr>
+      </w:r>
+    </w:p>
+    <w:p>
+      <w:pPr/>
+      <w:r>
+        <w:rPr>
+          <w:lang w:val="zh_TW" w:bidi="zh_TW"/>
+        </w:rPr>
+      </w:r>
+      <w:r>
+        <w:rPr>
+          <w:lang w:val="zh_TW" w:bidi="zh_TW"/>
+        </w:rPr>
+        <w:t>為釋放奴隸、俘虜、財產或生命而付出的代價。 耶穌說祂的全部工作就是通過捨命作多人的贖價來服事他們（</w:t>
+      </w:r>
+      <w:hyperlink r:id="rId37">
+        <w:r>
+          <w:rPr>
+            <w:lang w:val="zh_TW" w:bidi="zh_TW"/>
+          </w:rPr>
+          <w:rPr>
+            <w:color w:val="0000EE"/>
+            <w:u w:val="single"/>
+          </w:rPr>
+          <w:t>太20:28</w:t>
+        </w:r>
+      </w:hyperlink>
+      <w:r>
+        <w:rPr>
+          <w:lang w:val="zh_TW" w:bidi="zh_TW"/>
+        </w:rPr>
+        <w:t>；</w:t>
+      </w:r>
+      <w:hyperlink r:id="rId38">
+        <w:r>
+          <w:rPr>
+            <w:lang w:val="zh_TW" w:bidi="zh_TW"/>
+          </w:rPr>
+          <w:rPr>
+            <w:color w:val="0000EE"/>
+            <w:u w:val="single"/>
+          </w:rPr>
+          <w:t>可10:45</w:t>
+        </w:r>
+      </w:hyperlink>
+      <w:r>
+        <w:rPr>
+          <w:lang w:val="zh_TW" w:bidi="zh_TW"/>
+        </w:rPr>
+        <w:t>）。「贖價（ransom）」與「救贖（redemption）」和「拯救（salvation）」等詞密切相關，指的是基督如何為人類的罪付出代價。</w:t>
       </w:r>
     </w:p>
     <w:p>
@@ -328,7 +1292,7 @@
         <w:rPr>
           <w:lang w:val="zh_TW" w:bidi="zh_TW"/>
         </w:rPr>
-        <w:t>作者簡介</w:t>
+        <w:t>在舊約中</w:t>
       </w:r>
     </w:p>
     <w:p>
@@ -342,48 +1306,167 @@
         <w:rPr>
           <w:lang w:val="zh_TW" w:bidi="zh_TW"/>
         </w:rPr>
-        <w:t>與帖撒羅尼迦前書一樣，這封信以保羅、西拉和提摩太的名字開始；並且像前書一樣，這封信經常使用複數代名詞「我們」和「我們的」，但也有使用單數代名詞「我」（例如</w:t>
-      </w:r>
-      <w:hyperlink r:id="rId13">
-        <w:r>
-          <w:rPr>
-            <w:lang w:val="zh_TW" w:bidi="zh_TW"/>
-          </w:rPr>
-          <w:rPr>
-            <w:color w:val="0000EE"/>
-            <w:u w:val="single"/>
-          </w:rPr>
-          <w:t>帖後2:5</w:t>
-        </w:r>
-      </w:hyperlink>
-      <w:r>
-        <w:rPr>
-          <w:lang w:val="zh_TW" w:bidi="zh_TW"/>
-        </w:rPr>
-        <w:t>）。信的結尾寫道：「</w:t>
-      </w:r>
-      <w:r>
-        <w:rPr>
-          <w:lang w:val="zh_TW" w:bidi="zh_TW"/>
-        </w:rPr>
-        <w:t>我－ 保羅親筆問你們安。凡我的信都以此為記，我的筆跡就是這樣</w:t>
-      </w:r>
-      <w:r>
-        <w:rPr>
-          <w:lang w:val="zh_TW" w:bidi="zh_TW"/>
-        </w:rPr>
-        <w:t>」（</w:t>
-      </w:r>
-      <w:hyperlink r:id="rId14">
-        <w:r>
-          <w:rPr>
-            <w:lang w:val="zh_TW" w:bidi="zh_TW"/>
-          </w:rPr>
-          <w:rPr>
-            <w:color w:val="0000EE"/>
-            <w:u w:val="single"/>
-          </w:rPr>
-          <w:t>3:17</w:t>
+        <w:t>在舊約中，神給祂的百姓一些規則，允許他們通過支付贖價來買回（或贖回）生命和財產（參</w:t>
+      </w:r>
+      <w:hyperlink r:id="rId39">
+        <w:r>
+          <w:rPr>
+            <w:lang w:val="zh_TW" w:bidi="zh_TW"/>
+          </w:rPr>
+          <w:rPr>
+            <w:color w:val="0000EE"/>
+            <w:u w:val="single"/>
+          </w:rPr>
+          <w:t>利25–27章</w:t>
+        </w:r>
+      </w:hyperlink>
+      <w:r>
+        <w:rPr>
+          <w:lang w:val="zh_TW" w:bidi="zh_TW"/>
+        </w:rPr>
+        <w:t>）。贖價是用來替代被贖回或被釋放的某物或某人而支付的款項。</w:t>
+      </w:r>
+    </w:p>
+    <w:p>
+      <w:pPr/>
+      <w:r>
+        <w:rPr>
+          <w:lang w:val="zh_TW" w:bidi="zh_TW"/>
+        </w:rPr>
+      </w:r>
+      <w:r>
+        <w:rPr>
+          <w:lang w:val="zh_TW" w:bidi="zh_TW"/>
+        </w:rPr>
+        <w:t>舊約使用了三個不同的希伯來文詞語來表示贖價或贖回。只有在經文明確顯示已支付某種代價時，這些詞語才會被翻譯為「贖價」。即使英文譯本使用其他詞彙如redemption（救贖），它們通常仍然意味著某種贖價已被支付。</w:t>
+      </w:r>
+    </w:p>
+    <w:p>
+      <w:pPr/>
+      <w:r>
+        <w:rPr>
+          <w:lang w:val="zh_TW" w:bidi="zh_TW"/>
+        </w:rPr>
+      </w:r>
+      <w:r>
+        <w:rPr>
+          <w:lang w:val="zh_TW" w:bidi="zh_TW"/>
+        </w:rPr>
+        <w:t>其中一個希伯文詞語（</w:t>
+      </w:r>
+      <w:r>
+        <w:rPr>
+          <w:i/>
+          <w:lang w:val="zh_TW" w:bidi="zh_TW"/>
+        </w:rPr>
+        <w:t>kopher</w:t>
+      </w:r>
+      <w:r>
+        <w:rPr>
+          <w:lang w:val="zh_TW" w:bidi="zh_TW"/>
+        </w:rPr>
+        <w:t>）意指「覆蓋」或「遮蓋」。這是一種用來代替懲罰的支付。例如：</w:t>
+      </w:r>
+    </w:p>
+    <w:p>
+      <w:pPr>
+        <w:pStyle w:val="ListBullet"/>
+        <w:spacing w:line="240" w:lineRule="auto"/>
+        <w:ind w:left="720"/>
+      </w:pPr>
+      <w:r>
+        <w:rPr>
+          <w:lang w:val="zh_TW" w:bidi="zh_TW"/>
+        </w:rPr>
+      </w:r>
+      <w:r>
+        <w:rPr>
+          <w:lang w:val="zh_TW" w:bidi="zh_TW"/>
+        </w:rPr>
+        <w:t>如果一頭牛殺了人，牛的主人可以支付贖價來保全自己的性命（</w:t>
+      </w:r>
+      <w:hyperlink r:id="rId40">
+        <w:r>
+          <w:rPr>
+            <w:lang w:val="zh_TW" w:bidi="zh_TW"/>
+          </w:rPr>
+          <w:rPr>
+            <w:color w:val="0000EE"/>
+            <w:u w:val="single"/>
+          </w:rPr>
+          <w:t>出21:30</w:t>
+        </w:r>
+      </w:hyperlink>
+      <w:r>
+        <w:rPr>
+          <w:lang w:val="zh_TW" w:bidi="zh_TW"/>
+        </w:rPr>
+        <w:t xml:space="preserve">）。 </w:t>
+      </w:r>
+    </w:p>
+    <w:p>
+      <w:pPr>
+        <w:pStyle w:val="ListBullet"/>
+        <w:spacing w:line="240" w:lineRule="auto"/>
+        <w:ind w:left="720"/>
+      </w:pPr>
+      <w:r>
+        <w:rPr>
+          <w:lang w:val="zh_TW" w:bidi="zh_TW"/>
+        </w:rPr>
+      </w:r>
+      <w:r>
+        <w:rPr>
+          <w:lang w:val="zh_TW" w:bidi="zh_TW"/>
+        </w:rPr>
+        <w:t>神要求每個以色列人在人口普查時支付半舍客勒作為贖價，以防止瘟疫（</w:t>
+      </w:r>
+      <w:hyperlink r:id="rId41">
+        <w:r>
+          <w:rPr>
+            <w:lang w:val="zh_TW" w:bidi="zh_TW"/>
+          </w:rPr>
+          <w:rPr>
+            <w:color w:val="0000EE"/>
+            <w:u w:val="single"/>
+          </w:rPr>
+          <w:t>出30:12</w:t>
+        </w:r>
+      </w:hyperlink>
+      <w:r>
+        <w:rPr>
+          <w:lang w:val="zh_TW" w:bidi="zh_TW"/>
+        </w:rPr>
+        <w:t>）。這「贖罪銀（atonement money）」是用於會幕事奉中使用的祭物。</w:t>
+      </w:r>
+    </w:p>
+    <w:p>
+      <w:pPr>
+        <w:pStyle w:val="ListBullet"/>
+        <w:spacing w:line="240" w:lineRule="auto"/>
+        <w:ind w:left="720"/>
+      </w:pPr>
+      <w:r>
+        <w:rPr>
+          <w:lang w:val="zh_TW" w:bidi="zh_TW"/>
+        </w:rPr>
+      </w:r>
+      <w:r>
+        <w:rPr>
+          <w:lang w:val="zh_TW" w:bidi="zh_TW"/>
+        </w:rPr>
+        <w:t>兇手不能被贖，任何在逃城中尋求避難的人也不能被贖回（</w:t>
+      </w:r>
+      <w:hyperlink r:id="rId42">
+        <w:r>
+          <w:rPr>
+            <w:lang w:val="zh_TW" w:bidi="zh_TW"/>
+          </w:rPr>
+          <w:rPr>
+            <w:color w:val="0000EE"/>
+            <w:u w:val="single"/>
+          </w:rPr>
+          <w:t>民35:31–32</w:t>
         </w:r>
       </w:hyperlink>
       <w:r>
@@ -394,6 +1477,42 @@
       </w:r>
     </w:p>
     <w:p>
+      <w:pPr>
+        <w:pStyle w:val="ListBullet"/>
+        <w:spacing w:line="240" w:lineRule="auto"/>
+        <w:ind w:left="720"/>
+      </w:pPr>
+      <w:r>
+        <w:rPr>
+          <w:lang w:val="zh_TW" w:bidi="zh_TW"/>
+        </w:rPr>
+      </w:r>
+      <w:r>
+        <w:rPr>
+          <w:lang w:val="zh_TW" w:bidi="zh_TW"/>
+        </w:rPr>
+        <w:t>無法通過支付贖價來避免死亡（</w:t>
+      </w:r>
+      <w:hyperlink r:id="rId43">
+        <w:r>
+          <w:rPr>
+            <w:lang w:val="zh_TW" w:bidi="zh_TW"/>
+          </w:rPr>
+          <w:rPr>
+            <w:color w:val="0000EE"/>
+            <w:u w:val="single"/>
+          </w:rPr>
+          <w:t>詩49:7–9</w:t>
+        </w:r>
+      </w:hyperlink>
+      <w:r>
+        <w:rPr>
+          <w:lang w:val="zh_TW" w:bidi="zh_TW"/>
+        </w:rPr>
+        <w:t xml:space="preserve">）。 </w:t>
+      </w:r>
+    </w:p>
+    <w:p>
       <w:pPr/>
       <w:r>
         <w:rPr>
@@ -404,25 +1523,1079 @@
         <w:rPr>
           <w:lang w:val="zh_TW" w:bidi="zh_TW"/>
         </w:rPr>
-        <w:t>有些學者質疑這封書信是否出自保羅之手，主要原因在於這書關於未來的教導，與帖撒羅尼迦前書的教導有所不同。根據</w:t>
-      </w:r>
-      <w:hyperlink r:id="rId14">
-        <w:r>
-          <w:rPr>
-            <w:lang w:val="zh_TW" w:bidi="zh_TW"/>
-          </w:rPr>
-          <w:rPr>
-            <w:color w:val="0000EE"/>
-            <w:u w:val="single"/>
-          </w:rPr>
-          <w:t>帖撒羅尼迦後書三章17節</w:t>
-        </w:r>
-      </w:hyperlink>
-      <w:r>
-        <w:rPr>
-          <w:lang w:val="zh_TW" w:bidi="zh_TW"/>
-        </w:rPr>
-        <w:t>的說法，第一封信必須被視為偽造。然而，事實並非如此，早期教會從未質疑這兩封信是否出由保羅所寫。</w:t>
+        <w:t>在某些情況下，這個詞用來指為了不正當地影響某人或讓他們保持沉默而支付的款項（</w:t>
+      </w:r>
+      <w:hyperlink r:id="rId44">
+        <w:r>
+          <w:rPr>
+            <w:lang w:val="zh_TW" w:bidi="zh_TW"/>
+          </w:rPr>
+          <w:rPr>
+            <w:color w:val="0000EE"/>
+            <w:u w:val="single"/>
+          </w:rPr>
+          <w:t>撒上12:3</w:t>
+        </w:r>
+      </w:hyperlink>
+      <w:r>
+        <w:rPr>
+          <w:lang w:val="zh_TW" w:bidi="zh_TW"/>
+        </w:rPr>
+        <w:t>；</w:t>
+      </w:r>
+      <w:hyperlink r:id="rId45">
+        <w:r>
+          <w:rPr>
+            <w:lang w:val="zh_TW" w:bidi="zh_TW"/>
+          </w:rPr>
+          <w:rPr>
+            <w:color w:val="0000EE"/>
+            <w:u w:val="single"/>
+          </w:rPr>
+          <w:t>箴6:35</w:t>
+        </w:r>
+      </w:hyperlink>
+      <w:r>
+        <w:rPr>
+          <w:lang w:val="zh_TW" w:bidi="zh_TW"/>
+        </w:rPr>
+        <w:t>；</w:t>
+      </w:r>
+      <w:hyperlink r:id="rId46">
+        <w:r>
+          <w:rPr>
+            <w:lang w:val="zh_TW" w:bidi="zh_TW"/>
+          </w:rPr>
+          <w:rPr>
+            <w:color w:val="0000EE"/>
+            <w:u w:val="single"/>
+          </w:rPr>
+          <w:t>摩5:12</w:t>
+        </w:r>
+      </w:hyperlink>
+      <w:r>
+        <w:rPr>
+          <w:lang w:val="zh_TW" w:bidi="zh_TW"/>
+        </w:rPr>
+        <w:t>）。</w:t>
+      </w:r>
+    </w:p>
+    <w:p>
+      <w:pPr/>
+      <w:r>
+        <w:rPr>
+          <w:lang w:val="zh_TW" w:bidi="zh_TW"/>
+        </w:rPr>
+      </w:r>
+      <w:r>
+        <w:rPr>
+          <w:lang w:val="zh_TW" w:bidi="zh_TW"/>
+        </w:rPr>
+        <w:t>第二個希伯來詞語「贖價」和「贖回」與</w:t>
+      </w:r>
+      <w:r>
+        <w:rPr>
+          <w:i/>
+          <w:lang w:val="zh_TW" w:bidi="zh_TW"/>
+        </w:rPr>
+        <w:t>go’el</w:t>
+      </w:r>
+      <w:r>
+        <w:rPr>
+          <w:lang w:val="zh_TW" w:bidi="zh_TW"/>
+        </w:rPr>
+        <w:t>有關。</w:t>
+      </w:r>
+      <w:r>
+        <w:rPr>
+          <w:i/>
+          <w:lang w:val="zh_TW" w:bidi="zh_TW"/>
+        </w:rPr>
+        <w:t>Go’el</w:t>
+      </w:r>
+      <w:r>
+        <w:rPr>
+          <w:lang w:val="zh_TW" w:bidi="zh_TW"/>
+        </w:rPr>
+        <w:t>的意思是「救贖者（redeemer）」，或將失去的東西取回來的人。這個詞源自希伯來文詞語，意為「恢復、修復、拯救或救援（restore, repair, deliver, or rescue）」。這個詞涉及神的家庭律法，要求親屬互相幫助（</w:t>
+      </w:r>
+      <w:hyperlink r:id="rId47">
+        <w:r>
+          <w:rPr>
+            <w:lang w:val="zh_TW" w:bidi="zh_TW"/>
+          </w:rPr>
+          <w:rPr>
+            <w:color w:val="0000EE"/>
+            <w:u w:val="single"/>
+          </w:rPr>
+          <w:t>利25:25–55</w:t>
+        </w:r>
+      </w:hyperlink>
+      <w:r>
+        <w:rPr>
+          <w:lang w:val="zh_TW" w:bidi="zh_TW"/>
+        </w:rPr>
+        <w:t>）。一位近親（親屬）有以下幾項職責：</w:t>
+      </w:r>
+    </w:p>
+    <w:p>
+      <w:pPr>
+        <w:pStyle w:val="ListBullet"/>
+        <w:spacing w:line="240" w:lineRule="auto"/>
+        <w:ind w:left="720"/>
+      </w:pPr>
+      <w:r>
+        <w:rPr>
+          <w:lang w:val="zh_TW" w:bidi="zh_TW"/>
+        </w:rPr>
+      </w:r>
+      <w:r>
+        <w:rPr>
+          <w:lang w:val="zh_TW" w:bidi="zh_TW"/>
+        </w:rPr>
+        <w:t>親屬有責任買回家族成員因為某些原因必須賣掉的財產（</w:t>
+      </w:r>
+      <w:hyperlink r:id="rId48">
+        <w:r>
+          <w:rPr>
+            <w:lang w:val="zh_TW" w:bidi="zh_TW"/>
+          </w:rPr>
+          <w:rPr>
+            <w:color w:val="0000EE"/>
+            <w:u w:val="single"/>
+          </w:rPr>
+          <w:t>利25:25–34；</w:t>
+        </w:r>
+      </w:hyperlink>
+      <w:hyperlink r:id="rId49">
+        <w:r>
+          <w:rPr>
+            <w:lang w:val="zh_TW" w:bidi="zh_TW"/>
+          </w:rPr>
+          <w:rPr>
+            <w:color w:val="0000EE"/>
+            <w:u w:val="single"/>
+          </w:rPr>
+          <w:t>得4:4–6</w:t>
+        </w:r>
+      </w:hyperlink>
+      <w:r>
+        <w:rPr>
+          <w:lang w:val="zh_TW" w:bidi="zh_TW"/>
+        </w:rPr>
+        <w:t>）。</w:t>
+      </w:r>
+    </w:p>
+    <w:p>
+      <w:pPr>
+        <w:pStyle w:val="ListBullet"/>
+        <w:spacing w:line="240" w:lineRule="auto"/>
+        <w:ind w:left="720"/>
+      </w:pPr>
+      <w:r>
+        <w:rPr>
+          <w:lang w:val="zh_TW" w:bidi="zh_TW"/>
+        </w:rPr>
+      </w:r>
+      <w:r>
+        <w:rPr>
+          <w:lang w:val="zh_TW" w:bidi="zh_TW"/>
+        </w:rPr>
+        <w:t>親屬有責任解救因貧困而被迫賣身為奴的親屬（</w:t>
+      </w:r>
+      <w:hyperlink r:id="rId50">
+        <w:r>
+          <w:rPr>
+            <w:lang w:val="zh_TW" w:bidi="zh_TW"/>
+          </w:rPr>
+          <w:rPr>
+            <w:color w:val="0000EE"/>
+            <w:u w:val="single"/>
+          </w:rPr>
+          <w:t>利25:47–55</w:t>
+        </w:r>
+      </w:hyperlink>
+      <w:r>
+        <w:rPr>
+          <w:lang w:val="zh_TW" w:bidi="zh_TW"/>
+        </w:rPr>
+        <w:t>）。</w:t>
+      </w:r>
+    </w:p>
+    <w:p>
+      <w:pPr>
+        <w:pStyle w:val="ListBullet"/>
+        <w:spacing w:line="240" w:lineRule="auto"/>
+        <w:ind w:left="720"/>
+      </w:pPr>
+      <w:r>
+        <w:rPr>
+          <w:lang w:val="zh_TW" w:bidi="zh_TW"/>
+        </w:rPr>
+      </w:r>
+      <w:r>
+        <w:rPr>
+          <w:lang w:val="zh_TW" w:bidi="zh_TW"/>
+        </w:rPr>
+        <w:t>親屬有責任為死去的親屬伸張正義，懲罰殺害他們的人（</w:t>
+      </w:r>
+      <w:hyperlink r:id="rId51">
+        <w:r>
+          <w:rPr>
+            <w:lang w:val="zh_TW" w:bidi="zh_TW"/>
+          </w:rPr>
+          <w:rPr>
+            <w:color w:val="0000EE"/>
+            <w:u w:val="single"/>
+          </w:rPr>
+          <w:t>民35:19–27；</w:t>
+        </w:r>
+      </w:hyperlink>
+      <w:hyperlink r:id="rId52">
+        <w:r>
+          <w:rPr>
+            <w:lang w:val="zh_TW" w:bidi="zh_TW"/>
+          </w:rPr>
+          <w:rPr>
+            <w:color w:val="0000EE"/>
+            <w:u w:val="single"/>
+          </w:rPr>
+          <w:t>書20:3–5</w:t>
+        </w:r>
+      </w:hyperlink>
+      <w:r>
+        <w:rPr>
+          <w:lang w:val="zh_TW" w:bidi="zh_TW"/>
+        </w:rPr>
+        <w:t xml:space="preserve">）。 </w:t>
+      </w:r>
+    </w:p>
+    <w:p>
+      <w:pPr>
+        <w:pStyle w:val="ListBullet"/>
+        <w:spacing w:line="240" w:lineRule="auto"/>
+        <w:ind w:left="720"/>
+      </w:pPr>
+      <w:r>
+        <w:rPr>
+          <w:lang w:val="zh_TW" w:bidi="zh_TW"/>
+        </w:rPr>
+      </w:r>
+      <w:r>
+        <w:rPr>
+          <w:lang w:val="zh_TW" w:bidi="zh_TW"/>
+        </w:rPr>
+        <w:t>親屬也有義務娶已故兄弟沒有子女的妻子，以延續家族血脈（</w:t>
+      </w:r>
+      <w:hyperlink r:id="rId53">
+        <w:r>
+          <w:rPr>
+            <w:lang w:val="zh_TW" w:bidi="zh_TW"/>
+          </w:rPr>
+          <w:rPr>
+            <w:color w:val="0000EE"/>
+            <w:u w:val="single"/>
+          </w:rPr>
+          <w:t>得3:9–13，</w:t>
+        </w:r>
+      </w:hyperlink>
+      <w:hyperlink r:id="rId54">
+        <w:r>
+          <w:rPr>
+            <w:lang w:val="zh_TW" w:bidi="zh_TW"/>
+          </w:rPr>
+          <w:rPr>
+            <w:color w:val="0000EE"/>
+            <w:u w:val="single"/>
+          </w:rPr>
+          <w:t>4:1–12</w:t>
+        </w:r>
+      </w:hyperlink>
+      <w:r>
+        <w:rPr>
+          <w:lang w:val="zh_TW" w:bidi="zh_TW"/>
+        </w:rPr>
+        <w:t xml:space="preserve">）。 </w:t>
+      </w:r>
+    </w:p>
+    <w:p>
+      <w:pPr/>
+      <w:r>
+        <w:rPr>
+          <w:lang w:val="zh_TW" w:bidi="zh_TW"/>
+        </w:rPr>
+      </w:r>
+      <w:r>
+        <w:rPr>
+          <w:lang w:val="zh_TW" w:bidi="zh_TW"/>
+        </w:rPr>
+        <w:t>一般來說，</w:t>
+      </w:r>
+      <w:r>
+        <w:rPr>
+          <w:i/>
+          <w:lang w:val="zh_TW" w:bidi="zh_TW"/>
+        </w:rPr>
+        <w:t>go‘el</w:t>
+      </w:r>
+      <w:r>
+        <w:rPr>
+          <w:lang w:val="zh_TW" w:bidi="zh_TW"/>
+        </w:rPr>
+        <w:t xml:space="preserve"> 是幫助或保護他人的人。例如，約伯呼求神捍衛他（</w:t>
+      </w:r>
+      <w:hyperlink r:id="rId55">
+        <w:r>
+          <w:rPr>
+            <w:lang w:val="zh_TW" w:bidi="zh_TW"/>
+          </w:rPr>
+          <w:rPr>
+            <w:color w:val="0000EE"/>
+            <w:u w:val="single"/>
+          </w:rPr>
+          <w:t>伯19:25</w:t>
+        </w:r>
+      </w:hyperlink>
+      <w:r>
+        <w:rPr>
+          <w:lang w:val="zh_TW" w:bidi="zh_TW"/>
+        </w:rPr>
+        <w:t xml:space="preserve">）。 </w:t>
+      </w:r>
+    </w:p>
+    <w:p>
+      <w:pPr/>
+      <w:r>
+        <w:rPr>
+          <w:lang w:val="zh_TW" w:bidi="zh_TW"/>
+        </w:rPr>
+      </w:r>
+      <w:r>
+        <w:rPr>
+          <w:lang w:val="zh_TW" w:bidi="zh_TW"/>
+        </w:rPr>
+        <w:t>在最高意義上，神是以色列的親屬和</w:t>
+      </w:r>
+      <w:r>
+        <w:rPr>
+          <w:i/>
+          <w:lang w:val="zh_TW" w:bidi="zh_TW"/>
+        </w:rPr>
+        <w:t xml:space="preserve">go’el </w:t>
+      </w:r>
+      <w:r>
+        <w:rPr>
+          <w:lang w:val="zh_TW" w:bidi="zh_TW"/>
+        </w:rPr>
+        <w:t>（救贖者）。神救贖他們脫離：</w:t>
+      </w:r>
+    </w:p>
+    <w:p>
+      <w:pPr>
+        <w:pStyle w:val="ListBullet"/>
+        <w:spacing w:line="240" w:lineRule="auto"/>
+        <w:ind w:left="720"/>
+      </w:pPr>
+      <w:r>
+        <w:rPr>
+          <w:lang w:val="zh_TW" w:bidi="zh_TW"/>
+        </w:rPr>
+      </w:r>
+      <w:r>
+        <w:rPr>
+          <w:lang w:val="zh_TW" w:bidi="zh_TW"/>
+        </w:rPr>
+        <w:t>埃及的奴役（</w:t>
+      </w:r>
+      <w:hyperlink r:id="rId56">
+        <w:r>
+          <w:rPr>
+            <w:lang w:val="zh_TW" w:bidi="zh_TW"/>
+          </w:rPr>
+          <w:rPr>
+            <w:color w:val="0000EE"/>
+            <w:u w:val="single"/>
+          </w:rPr>
+          <w:t>出6:5–7</w:t>
+        </w:r>
+      </w:hyperlink>
+      <w:r>
+        <w:rPr>
+          <w:lang w:val="zh_TW" w:bidi="zh_TW"/>
+        </w:rPr>
+        <w:t>），</w:t>
+      </w:r>
+    </w:p>
+    <w:p>
+      <w:pPr>
+        <w:pStyle w:val="ListBullet"/>
+        <w:spacing w:line="240" w:lineRule="auto"/>
+        <w:ind w:left="720"/>
+      </w:pPr>
+      <w:r>
+        <w:rPr>
+          <w:lang w:val="zh_TW" w:bidi="zh_TW"/>
+        </w:rPr>
+      </w:r>
+      <w:r>
+        <w:rPr>
+          <w:lang w:val="zh_TW" w:bidi="zh_TW"/>
+        </w:rPr>
+        <w:t>被擄到巴比倫的困境中，</w:t>
+      </w:r>
+    </w:p>
+    <w:p>
+      <w:pPr>
+        <w:pStyle w:val="ListBullet"/>
+        <w:spacing w:line="240" w:lineRule="auto"/>
+        <w:ind w:left="720"/>
+      </w:pPr>
+      <w:r>
+        <w:rPr>
+          <w:lang w:val="zh_TW" w:bidi="zh_TW"/>
+        </w:rPr>
+      </w:r>
+      <w:r>
+        <w:rPr>
+          <w:lang w:val="zh_TW" w:bidi="zh_TW"/>
+        </w:rPr>
+        <w:t>一般的苦難（</w:t>
+      </w:r>
+      <w:r>
+        <w:rPr>
+          <w:i/>
+          <w:lang w:val="zh_TW" w:bidi="zh_TW"/>
+        </w:rPr>
+        <w:t>go’el</w:t>
+      </w:r>
+      <w:r>
+        <w:rPr>
+          <w:lang w:val="zh_TW" w:bidi="zh_TW"/>
+        </w:rPr>
+        <w:t>一詞在</w:t>
+      </w:r>
+      <w:hyperlink r:id="rId57">
+        <w:r>
+          <w:rPr>
+            <w:lang w:val="zh_TW" w:bidi="zh_TW"/>
+          </w:rPr>
+          <w:rPr>
+            <w:color w:val="0000EE"/>
+            <w:u w:val="single"/>
+          </w:rPr>
+          <w:t>賽40–46章</w:t>
+        </w:r>
+      </w:hyperlink>
+      <w:r>
+        <w:rPr>
+          <w:lang w:val="zh_TW" w:bidi="zh_TW"/>
+        </w:rPr>
+        <w:t xml:space="preserve">中出現了13次）。 </w:t>
+      </w:r>
+    </w:p>
+    <w:p>
+      <w:pPr/>
+      <w:r>
+        <w:rPr>
+          <w:lang w:val="zh_TW" w:bidi="zh_TW"/>
+        </w:rPr>
+      </w:r>
+      <w:r>
+        <w:rPr>
+          <w:lang w:val="zh_TW" w:bidi="zh_TW"/>
+        </w:rPr>
+        <w:t>因此，以色列被稱為「耶和華救贖的民」（</w:t>
+      </w:r>
+      <w:hyperlink r:id="rId58">
+        <w:r>
+          <w:rPr>
+            <w:lang w:val="zh_TW" w:bidi="zh_TW"/>
+          </w:rPr>
+          <w:rPr>
+            <w:color w:val="0000EE"/>
+            <w:u w:val="single"/>
+          </w:rPr>
+          <w:t>賽35:10</w:t>
+        </w:r>
+      </w:hyperlink>
+      <w:r>
+        <w:rPr>
+          <w:lang w:val="zh_TW" w:bidi="zh_TW"/>
+        </w:rPr>
+        <w:t>），「無銀」被贖（</w:t>
+      </w:r>
+      <w:hyperlink r:id="rId59">
+        <w:r>
+          <w:rPr>
+            <w:lang w:val="zh_TW" w:bidi="zh_TW"/>
+          </w:rPr>
+          <w:rPr>
+            <w:color w:val="0000EE"/>
+            <w:u w:val="single"/>
+          </w:rPr>
+          <w:t>52:3</w:t>
+        </w:r>
+      </w:hyperlink>
+      <w:r>
+        <w:rPr>
+          <w:lang w:val="zh_TW" w:bidi="zh_TW"/>
+        </w:rPr>
+        <w:t>）。在這些情況下，「贖價」是指神的大能和力量。</w:t>
+      </w:r>
+    </w:p>
+    <w:p>
+      <w:pPr/>
+      <w:r>
+        <w:rPr>
+          <w:lang w:val="zh_TW" w:bidi="zh_TW"/>
+        </w:rPr>
+      </w:r>
+      <w:r>
+        <w:rPr>
+          <w:lang w:val="zh_TW" w:bidi="zh_TW"/>
+        </w:rPr>
+        <w:t>舊約使用第三個希伯來文詞語（</w:t>
+      </w:r>
+      <w:r>
+        <w:rPr>
+          <w:i/>
+          <w:lang w:val="zh_TW" w:bidi="zh_TW"/>
+        </w:rPr>
+        <w:t>pidyon</w:t>
+      </w:r>
+      <w:r>
+        <w:rPr>
+          <w:lang w:val="zh_TW" w:bidi="zh_TW"/>
+        </w:rPr>
+        <w:t>）來表示贖價或支付。這個詞來自商業律法。在舊約中，它主要有三種用法：</w:t>
+      </w:r>
+    </w:p>
+    <w:p>
+      <w:pPr>
+        <w:pStyle w:val="ListBullet"/>
+        <w:spacing w:line="240" w:lineRule="auto"/>
+        <w:ind w:left="720"/>
+      </w:pPr>
+      <w:r>
+        <w:rPr>
+          <w:lang w:val="zh_TW" w:bidi="zh_TW"/>
+        </w:rPr>
+      </w:r>
+      <w:r>
+        <w:rPr>
+          <w:lang w:val="zh_TW" w:bidi="zh_TW"/>
+        </w:rPr>
+        <w:t>這個詞用於長子。神在埃及的逾越節拯救了以色列的長子，之後所有的長子和頭生的牲畜都屬於神。人們必須支付贖價來保留自己的長子（</w:t>
+      </w:r>
+      <w:hyperlink r:id="rId60">
+        <w:r>
+          <w:rPr>
+            <w:lang w:val="zh_TW" w:bidi="zh_TW"/>
+          </w:rPr>
+          <w:rPr>
+            <w:color w:val="0000EE"/>
+            <w:u w:val="single"/>
+          </w:rPr>
+          <w:t>出13:12–15</w:t>
+        </w:r>
+      </w:hyperlink>
+      <w:r>
+        <w:rPr>
+          <w:lang w:val="zh_TW" w:bidi="zh_TW"/>
+        </w:rPr>
+        <w:t>，</w:t>
+      </w:r>
+      <w:hyperlink r:id="rId61">
+        <w:r>
+          <w:rPr>
+            <w:lang w:val="zh_TW" w:bidi="zh_TW"/>
+          </w:rPr>
+          <w:rPr>
+            <w:color w:val="0000EE"/>
+            <w:u w:val="single"/>
+          </w:rPr>
+          <w:t>34:20</w:t>
+        </w:r>
+      </w:hyperlink>
+      <w:r>
+        <w:rPr>
+          <w:lang w:val="zh_TW" w:bidi="zh_TW"/>
+        </w:rPr>
+        <w:t>；</w:t>
+      </w:r>
+      <w:hyperlink r:id="rId62">
+        <w:r>
+          <w:rPr>
+            <w:lang w:val="zh_TW" w:bidi="zh_TW"/>
+          </w:rPr>
+          <w:rPr>
+            <w:color w:val="0000EE"/>
+            <w:u w:val="single"/>
+          </w:rPr>
+          <w:t>利27:27</w:t>
+        </w:r>
+      </w:hyperlink>
+      <w:r>
+        <w:rPr>
+          <w:lang w:val="zh_TW" w:bidi="zh_TW"/>
+        </w:rPr>
+        <w:t>；</w:t>
+      </w:r>
+      <w:hyperlink r:id="rId63">
+        <w:r>
+          <w:rPr>
+            <w:lang w:val="zh_TW" w:bidi="zh_TW"/>
+          </w:rPr>
+          <w:rPr>
+            <w:color w:val="0000EE"/>
+            <w:u w:val="single"/>
+          </w:rPr>
+          <w:t>民18:15–17</w:t>
+        </w:r>
+      </w:hyperlink>
+      <w:r>
+        <w:rPr>
+          <w:lang w:val="zh_TW" w:bidi="zh_TW"/>
+        </w:rPr>
+        <w:t>）。後來，神揀選了利未人來事奉祂，而不是所有的長子。由於長子比利未人多273人，因此多出的長子需要每人支付五舍客勒的贖銀（</w:t>
+      </w:r>
+      <w:hyperlink r:id="rId64">
+        <w:r>
+          <w:rPr>
+            <w:lang w:val="zh_TW" w:bidi="zh_TW"/>
+          </w:rPr>
+          <w:rPr>
+            <w:color w:val="0000EE"/>
+            <w:u w:val="single"/>
+          </w:rPr>
+          <w:t>民3:40–48</w:t>
+        </w:r>
+      </w:hyperlink>
+      <w:r>
+        <w:rPr>
+          <w:lang w:val="zh_TW" w:bidi="zh_TW"/>
+        </w:rPr>
+        <w:t xml:space="preserve">）。 </w:t>
+      </w:r>
+    </w:p>
+    <w:p>
+      <w:pPr>
+        <w:pStyle w:val="ListBullet"/>
+        <w:spacing w:line="240" w:lineRule="auto"/>
+        <w:ind w:left="720"/>
+      </w:pPr>
+      <w:r>
+        <w:rPr>
+          <w:lang w:val="zh_TW" w:bidi="zh_TW"/>
+        </w:rPr>
+      </w:r>
+      <w:r>
+        <w:rPr>
+          <w:lang w:val="zh_TW" w:bidi="zh_TW"/>
+        </w:rPr>
+        <w:t>這個詞也用於贖回奴隸所支付的價錢（</w:t>
+      </w:r>
+      <w:hyperlink r:id="rId65">
+        <w:r>
+          <w:rPr>
+            <w:lang w:val="zh_TW" w:bidi="zh_TW"/>
+          </w:rPr>
+          <w:rPr>
+            <w:color w:val="0000EE"/>
+            <w:u w:val="single"/>
+          </w:rPr>
+          <w:t>申15:15</w:t>
+        </w:r>
+      </w:hyperlink>
+      <w:r>
+        <w:rPr>
+          <w:lang w:val="zh_TW" w:bidi="zh_TW"/>
+        </w:rPr>
+        <w:t>，</w:t>
+      </w:r>
+      <w:hyperlink r:id="rId66">
+        <w:r>
+          <w:rPr>
+            <w:lang w:val="zh_TW" w:bidi="zh_TW"/>
+          </w:rPr>
+          <w:rPr>
+            <w:color w:val="0000EE"/>
+            <w:u w:val="single"/>
+          </w:rPr>
+          <w:t>24:18</w:t>
+        </w:r>
+      </w:hyperlink>
+      <w:r>
+        <w:rPr>
+          <w:lang w:val="zh_TW" w:bidi="zh_TW"/>
+        </w:rPr>
+        <w:t>）。它也適用於釋放作為妾的婢女（</w:t>
+      </w:r>
+      <w:hyperlink r:id="rId67">
+        <w:r>
+          <w:rPr>
+            <w:lang w:val="zh_TW" w:bidi="zh_TW"/>
+          </w:rPr>
+          <w:rPr>
+            <w:color w:val="0000EE"/>
+            <w:u w:val="single"/>
+          </w:rPr>
+          <w:t>出21:8–11</w:t>
+        </w:r>
+      </w:hyperlink>
+      <w:r>
+        <w:rPr>
+          <w:lang w:val="zh_TW" w:bidi="zh_TW"/>
+        </w:rPr>
+        <w:t>；</w:t>
+      </w:r>
+      <w:hyperlink r:id="rId68">
+        <w:r>
+          <w:rPr>
+            <w:lang w:val="zh_TW" w:bidi="zh_TW"/>
+          </w:rPr>
+          <w:rPr>
+            <w:color w:val="0000EE"/>
+            <w:u w:val="single"/>
+          </w:rPr>
+          <w:t>利19:20</w:t>
+        </w:r>
+      </w:hyperlink>
+      <w:r>
+        <w:rPr>
+          <w:lang w:val="zh_TW" w:bidi="zh_TW"/>
+        </w:rPr>
+        <w:t>）。神透過提醒以色列人祂曾將他們從埃及的奴役中解救出來，藉此證明這些規則的合理性（</w:t>
+      </w:r>
+      <w:hyperlink r:id="rId65">
+        <w:r>
+          <w:rPr>
+            <w:lang w:val="zh_TW" w:bidi="zh_TW"/>
+          </w:rPr>
+          <w:rPr>
+            <w:color w:val="0000EE"/>
+            <w:u w:val="single"/>
+          </w:rPr>
+          <w:t>申15:15，</w:t>
+        </w:r>
+      </w:hyperlink>
+      <w:hyperlink r:id="rId66">
+        <w:r>
+          <w:rPr>
+            <w:lang w:val="zh_TW" w:bidi="zh_TW"/>
+          </w:rPr>
+          <w:rPr>
+            <w:color w:val="0000EE"/>
+            <w:u w:val="single"/>
+          </w:rPr>
+          <w:t>24:18</w:t>
+        </w:r>
+      </w:hyperlink>
+      <w:r>
+        <w:rPr>
+          <w:lang w:val="zh_TW" w:bidi="zh_TW"/>
+        </w:rPr>
+        <w:t xml:space="preserve">）。 </w:t>
+      </w:r>
+    </w:p>
+    <w:p>
+      <w:pPr>
+        <w:pStyle w:val="ListBullet"/>
+        <w:spacing w:line="240" w:lineRule="auto"/>
+        <w:ind w:left="720"/>
+      </w:pPr>
+      <w:r>
+        <w:rPr>
+          <w:lang w:val="zh_TW" w:bidi="zh_TW"/>
+        </w:rPr>
+      </w:r>
+      <w:r>
+        <w:rPr>
+          <w:lang w:val="zh_TW" w:bidi="zh_TW"/>
+        </w:rPr>
+        <w:t>當聖經提到神將以色列人從埃及（</w:t>
+      </w:r>
+      <w:hyperlink r:id="rId69">
+        <w:r>
+          <w:rPr>
+            <w:lang w:val="zh_TW" w:bidi="zh_TW"/>
+          </w:rPr>
+          <w:rPr>
+            <w:color w:val="0000EE"/>
+            <w:u w:val="single"/>
+          </w:rPr>
+          <w:t>申7:8</w:t>
+        </w:r>
+      </w:hyperlink>
+      <w:r>
+        <w:rPr>
+          <w:lang w:val="zh_TW" w:bidi="zh_TW"/>
+        </w:rPr>
+        <w:t>，</w:t>
+      </w:r>
+      <w:hyperlink r:id="rId70">
+        <w:r>
+          <w:rPr>
+            <w:lang w:val="zh_TW" w:bidi="zh_TW"/>
+          </w:rPr>
+          <w:rPr>
+            <w:color w:val="0000EE"/>
+            <w:u w:val="single"/>
+          </w:rPr>
+          <w:t>9:26</w:t>
+        </w:r>
+      </w:hyperlink>
+      <w:r>
+        <w:rPr>
+          <w:lang w:val="zh_TW" w:bidi="zh_TW"/>
+        </w:rPr>
+        <w:t>，</w:t>
+      </w:r>
+      <w:hyperlink r:id="rId71">
+        <w:r>
+          <w:rPr>
+            <w:lang w:val="zh_TW" w:bidi="zh_TW"/>
+          </w:rPr>
+          <w:rPr>
+            <w:color w:val="0000EE"/>
+            <w:u w:val="single"/>
+          </w:rPr>
+          <w:t>13:5</w:t>
+        </w:r>
+      </w:hyperlink>
+      <w:r>
+        <w:rPr>
+          <w:lang w:val="zh_TW" w:bidi="zh_TW"/>
+        </w:rPr>
+        <w:t>；</w:t>
+      </w:r>
+      <w:hyperlink r:id="rId72">
+        <w:r>
+          <w:rPr>
+            <w:lang w:val="zh_TW" w:bidi="zh_TW"/>
+          </w:rPr>
+          <w:rPr>
+            <w:color w:val="0000EE"/>
+            <w:u w:val="single"/>
+          </w:rPr>
+          <w:t>撒下7:23</w:t>
+        </w:r>
+      </w:hyperlink>
+      <w:r>
+        <w:rPr>
+          <w:lang w:val="zh_TW" w:bidi="zh_TW"/>
+        </w:rPr>
+        <w:t>；</w:t>
+      </w:r>
+      <w:hyperlink r:id="rId73">
+        <w:r>
+          <w:rPr>
+            <w:lang w:val="zh_TW" w:bidi="zh_TW"/>
+          </w:rPr>
+          <w:rPr>
+            <w:color w:val="0000EE"/>
+            <w:u w:val="single"/>
+          </w:rPr>
+          <w:t>代上17:21</w:t>
+        </w:r>
+      </w:hyperlink>
+      <w:r>
+        <w:rPr>
+          <w:lang w:val="zh_TW" w:bidi="zh_TW"/>
+        </w:rPr>
+        <w:t>；</w:t>
+      </w:r>
+      <w:hyperlink r:id="rId74">
+        <w:r>
+          <w:rPr>
+            <w:lang w:val="zh_TW" w:bidi="zh_TW"/>
+          </w:rPr>
+          <w:rPr>
+            <w:color w:val="0000EE"/>
+            <w:u w:val="single"/>
+          </w:rPr>
+          <w:t>詩78:42</w:t>
+        </w:r>
+      </w:hyperlink>
+      <w:r>
+        <w:rPr>
+          <w:lang w:val="zh_TW" w:bidi="zh_TW"/>
+        </w:rPr>
+        <w:t>）以及從巴比倫（</w:t>
+      </w:r>
+      <w:hyperlink r:id="rId58">
+        <w:r>
+          <w:rPr>
+            <w:lang w:val="zh_TW" w:bidi="zh_TW"/>
+          </w:rPr>
+          <w:rPr>
+            <w:color w:val="0000EE"/>
+            <w:u w:val="single"/>
+          </w:rPr>
+          <w:t>賽35:10，</w:t>
+        </w:r>
+      </w:hyperlink>
+      <w:hyperlink r:id="rId75">
+        <w:r>
+          <w:rPr>
+            <w:lang w:val="zh_TW" w:bidi="zh_TW"/>
+          </w:rPr>
+          <w:rPr>
+            <w:color w:val="0000EE"/>
+            <w:u w:val="single"/>
+          </w:rPr>
+          <w:t>51:11</w:t>
+        </w:r>
+      </w:hyperlink>
+      <w:r>
+        <w:rPr>
+          <w:lang w:val="zh_TW" w:bidi="zh_TW"/>
+        </w:rPr>
+        <w:t>）中救贖出來時，也使用了這個希伯來詞。聖經有時提及神拯救百姓，卻沒有提到具體事件（</w:t>
+      </w:r>
+      <w:hyperlink r:id="rId76">
+        <w:r>
+          <w:rPr>
+            <w:lang w:val="zh_TW" w:bidi="zh_TW"/>
+          </w:rPr>
+          <w:rPr>
+            <w:color w:val="0000EE"/>
+            <w:u w:val="single"/>
+          </w:rPr>
+          <w:t>何7:13；</w:t>
+        </w:r>
+      </w:hyperlink>
+      <w:r>
+        <w:rPr>
+          <w:lang w:val="zh_TW" w:bidi="zh_TW"/>
+        </w:rPr>
+        <w:t>參</w:t>
+      </w:r>
+      <w:hyperlink r:id="rId77">
+        <w:r>
+          <w:rPr>
+            <w:lang w:val="zh_TW" w:bidi="zh_TW"/>
+          </w:rPr>
+          <w:rPr>
+            <w:color w:val="0000EE"/>
+            <w:u w:val="single"/>
+          </w:rPr>
+          <w:t>申21:8</w:t>
+        </w:r>
+      </w:hyperlink>
+      <w:r>
+        <w:rPr>
+          <w:lang w:val="zh_TW" w:bidi="zh_TW"/>
+        </w:rPr>
+        <w:t>；</w:t>
+      </w:r>
+      <w:hyperlink r:id="rId78">
+        <w:r>
+          <w:rPr>
+            <w:lang w:val="zh_TW" w:bidi="zh_TW"/>
+          </w:rPr>
+          <w:rPr>
+            <w:color w:val="0000EE"/>
+            <w:u w:val="single"/>
+          </w:rPr>
+          <w:t>尼1:10</w:t>
+        </w:r>
+      </w:hyperlink>
+      <w:r>
+        <w:rPr>
+          <w:lang w:val="zh_TW" w:bidi="zh_TW"/>
+        </w:rPr>
+        <w:t>；</w:t>
+      </w:r>
+      <w:hyperlink r:id="rId79">
+        <w:r>
+          <w:rPr>
+            <w:lang w:val="zh_TW" w:bidi="zh_TW"/>
+          </w:rPr>
+          <w:rPr>
+            <w:color w:val="0000EE"/>
+            <w:u w:val="single"/>
+          </w:rPr>
+          <w:t>賽1:27</w:t>
+        </w:r>
+      </w:hyperlink>
+      <w:r>
+        <w:rPr>
+          <w:lang w:val="zh_TW" w:bidi="zh_TW"/>
+        </w:rPr>
+        <w:t>；</w:t>
+      </w:r>
+      <w:hyperlink r:id="rId80">
+        <w:r>
+          <w:rPr>
+            <w:lang w:val="zh_TW" w:bidi="zh_TW"/>
+          </w:rPr>
+          <w:rPr>
+            <w:color w:val="0000EE"/>
+            <w:u w:val="single"/>
+          </w:rPr>
+          <w:t>耶31:11</w:t>
+        </w:r>
+      </w:hyperlink>
+      <w:r>
+        <w:rPr>
+          <w:lang w:val="zh_TW" w:bidi="zh_TW"/>
+        </w:rPr>
+        <w:t>）。神也救贖人脫離死亡（</w:t>
+      </w:r>
+      <w:hyperlink r:id="rId81">
+        <w:r>
+          <w:rPr>
+            <w:lang w:val="zh_TW" w:bidi="zh_TW"/>
+          </w:rPr>
+          <w:rPr>
+            <w:color w:val="0000EE"/>
+            <w:u w:val="single"/>
+          </w:rPr>
+          <w:t>何13:14</w:t>
+        </w:r>
+      </w:hyperlink>
+      <w:r>
+        <w:rPr>
+          <w:lang w:val="zh_TW" w:bidi="zh_TW"/>
+        </w:rPr>
+        <w:t>）、脫離罪惡（</w:t>
+      </w:r>
+      <w:hyperlink r:id="rId82">
+        <w:r>
+          <w:rPr>
+            <w:lang w:val="zh_TW" w:bidi="zh_TW"/>
+          </w:rPr>
+          <w:rPr>
+            <w:color w:val="0000EE"/>
+            <w:u w:val="single"/>
+          </w:rPr>
+          <w:t>詩130:8</w:t>
+        </w:r>
+      </w:hyperlink>
+      <w:r>
+        <w:rPr>
+          <w:lang w:val="zh_TW" w:bidi="zh_TW"/>
+        </w:rPr>
+        <w:t>）、脫離困難（</w:t>
+      </w:r>
+      <w:hyperlink r:id="rId83">
+        <w:r>
+          <w:rPr>
+            <w:lang w:val="zh_TW" w:bidi="zh_TW"/>
+          </w:rPr>
+          <w:rPr>
+            <w:color w:val="0000EE"/>
+            <w:u w:val="single"/>
+          </w:rPr>
+          <w:t>25:22</w:t>
+        </w:r>
+      </w:hyperlink>
+      <w:r>
+        <w:rPr>
+          <w:lang w:val="zh_TW" w:bidi="zh_TW"/>
+        </w:rPr>
+        <w:t>）。這種拯救總是暗示某種形式的支付或代價，例如救贖所需的神的「大能」或「大能之手」。</w:t>
       </w:r>
     </w:p>
     <w:p>
@@ -433,7 +2606,7 @@
         <w:rPr>
           <w:lang w:val="zh_TW" w:bidi="zh_TW"/>
         </w:rPr>
-        <w:t>日期、起源與寫作對象</w:t>
+        <w:t>在新約中</w:t>
       </w:r>
     </w:p>
     <w:p>
@@ -447,7 +2620,7 @@
         <w:rPr>
           <w:lang w:val="zh_TW" w:bidi="zh_TW"/>
         </w:rPr>
-        <w:t>與帖撒羅尼迦前書相同，這封信的第一節便說這是寫給「帖撒羅尼迦的教會」。與前書不同的是，這封信沒有提供關於保羅和他同工行蹤的個人細節。因此，沒有直接證據確定這封信的成書日期和地點。</w:t>
+        <w:t>在新約中，只有一組相關的詞語用來表示贖價。這個詞的基本意思是「釋放（set free）」或「解救（release）」。它的意思是通過支付代價來釋放某人。在英文聖經中，ransom（贖價）這個詞大約出現了8次。這些都是明確描述支付代價來解救某人的情況。希臘文舊約（稱為七十士譯本）謹慎地使用了這個詞。他們只在三個希伯來文詞語明確表示支付贖價時才使用它。</w:t>
       </w:r>
     </w:p>
     <w:p>
@@ -461,7 +2634,43 @@
         <w:rPr>
           <w:lang w:val="zh_TW" w:bidi="zh_TW"/>
         </w:rPr>
-        <w:t>由於這封書的教導與帖撒羅尼迦前書不同，因此有人質疑此信是否為保羅所寫，並且提出了幾種有關日期和寫作對象的推測：</w:t>
+        <w:t>在新約中，「贖價」最重要的用法是當耶穌談到祂自己的死亡時。耶穌說祂的死將作為「多人的贖價」（</w:t>
+      </w:r>
+      <w:hyperlink r:id="rId37">
+        <w:r>
+          <w:rPr>
+            <w:lang w:val="zh_TW" w:bidi="zh_TW"/>
+          </w:rPr>
+          <w:rPr>
+            <w:color w:val="0000EE"/>
+            <w:u w:val="single"/>
+          </w:rPr>
+          <w:t>太20:28</w:t>
+        </w:r>
+      </w:hyperlink>
+      <w:r>
+        <w:rPr>
+          <w:lang w:val="zh_TW" w:bidi="zh_TW"/>
+        </w:rPr>
+        <w:t>；</w:t>
+      </w:r>
+      <w:hyperlink r:id="rId38">
+        <w:r>
+          <w:rPr>
+            <w:lang w:val="zh_TW" w:bidi="zh_TW"/>
+          </w:rPr>
+          <w:rPr>
+            <w:color w:val="0000EE"/>
+            <w:u w:val="single"/>
+          </w:rPr>
+          <w:t>可10:45</w:t>
+        </w:r>
+      </w:hyperlink>
+      <w:r>
+        <w:rPr>
+          <w:lang w:val="zh_TW" w:bidi="zh_TW"/>
+        </w:rPr>
+        <w:t>）。耶穌的這一說法有三個重要含義：</w:t>
       </w:r>
     </w:p>
     <w:p>
@@ -483,7 +2692,7 @@
         <w:rPr>
           <w:lang w:val="zh_TW" w:bidi="zh_TW"/>
         </w:rPr>
-        <w:t>這封信是在帖撒羅尼迦前書寫成許久之後才寫的。然而，這種可能性不大，因為西拉和提摩太仍然與保羅同在。</w:t>
+        <w:t>耶穌來是要服事人，並付上贖價。</w:t>
       </w:r>
     </w:p>
     <w:p>
@@ -501,25 +2710,7 @@
         <w:rPr>
           <w:lang w:val="zh_TW" w:bidi="zh_TW"/>
         </w:rPr>
-        <w:t>這封信的寫作時間早於帖撒羅尼迦前書。然而，</w:t>
-      </w:r>
-      <w:hyperlink r:id="rId15">
-        <w:r>
-          <w:rPr>
-            <w:lang w:val="zh_TW" w:bidi="zh_TW"/>
-          </w:rPr>
-          <w:rPr>
-            <w:color w:val="0000EE"/>
-            <w:u w:val="single"/>
-          </w:rPr>
-          <w:t>二章15節</w:t>
-        </w:r>
-      </w:hyperlink>
-      <w:r>
-        <w:rPr>
-          <w:lang w:val="zh_TW" w:bidi="zh_TW"/>
-        </w:rPr>
-        <w:t>提到一封先前寫給帖撒羅尼迦的信。而且，從第二世紀開始，早期教會確實稱這封信為帖撒羅尼迦後書。</w:t>
+        <w:t>贖價是祂自己的生命。</w:t>
       </w:r>
     </w:p>
     <w:p>
@@ -537,48 +2728,26 @@
         <w:rPr>
           <w:lang w:val="zh_TW" w:bidi="zh_TW"/>
         </w:rPr>
-        <w:t>這封信的寫作對象是帖撒羅尼迦的猶太基督徒，而帖撒羅尼迦前書則是寫給外邦基督徒的。然而，這種說法極不可能，因為這位使徒一向十分重視基督徒在同一地區應當合一（例如</w:t>
-      </w:r>
-      <w:hyperlink r:id="rId16">
-        <w:r>
-          <w:rPr>
-            <w:lang w:val="zh_TW" w:bidi="zh_TW"/>
-          </w:rPr>
-          <w:rPr>
-            <w:color w:val="0000EE"/>
-            <w:u w:val="single"/>
-          </w:rPr>
-          <w:t>林前1–3</w:t>
-        </w:r>
-      </w:hyperlink>
-      <w:r>
-        <w:rPr>
-          <w:lang w:val="zh_TW" w:bidi="zh_TW"/>
-        </w:rPr>
-        <w:t>），並特別重視猶太信徒與外邦信徒的合一（見</w:t>
-      </w:r>
-      <w:hyperlink r:id="rId17">
-        <w:r>
-          <w:rPr>
-            <w:lang w:val="zh_TW" w:bidi="zh_TW"/>
-          </w:rPr>
-          <w:rPr>
-            <w:color w:val="0000EE"/>
-            <w:u w:val="single"/>
-          </w:rPr>
-          <w:t>弗2:11–22</w:t>
-        </w:r>
-      </w:hyperlink>
-      <w:r>
-        <w:rPr>
-          <w:lang w:val="zh_TW" w:bidi="zh_TW"/>
-        </w:rPr>
-        <w:t>），所以他不可能這樣做。</w:t>
-      </w:r>
-    </w:p>
-    <w:p>
-      <w:pPr>
-        <w:pStyle w:val="ListNumber"/>
+        <w:t xml:space="preserve">祂的贖價具有替代性（substitutionary，耶穌通過支付這個贖價來代替我們）。 </w:t>
+      </w:r>
+    </w:p>
+    <w:p>
+      <w:pPr/>
+      <w:r>
+        <w:rPr>
+          <w:lang w:val="zh_TW" w:bidi="zh_TW"/>
+        </w:rPr>
+      </w:r>
+      <w:r>
+        <w:rPr>
+          <w:lang w:val="zh_TW" w:bidi="zh_TW"/>
+        </w:rPr>
+        <w:t>新約的其他部分進一步解釋了這一點：</w:t>
+      </w:r>
+    </w:p>
+    <w:p>
+      <w:pPr>
+        <w:pStyle w:val="ListBullet"/>
         <w:spacing w:line="240" w:lineRule="auto"/>
         <w:ind w:left="720"/>
       </w:pPr>
@@ -591,7 +2760,97 @@
         <w:rPr>
           <w:lang w:val="zh_TW" w:bidi="zh_TW"/>
         </w:rPr>
-        <w:t>這封信是寫給別處的基督徒（庇哩亞和腓立比），後來傳到帖撒羅尼迦的基督徒手中。然而，沒有任何證據顯示這封信最初是寫給其它地方的基督徒，而非帖撒羅尼迦的信徒。</w:t>
+        <w:t>耶穌基督「捨自己作萬人的贖價」（</w:t>
+      </w:r>
+      <w:hyperlink r:id="rId84">
+        <w:r>
+          <w:rPr>
+            <w:lang w:val="zh_TW" w:bidi="zh_TW"/>
+          </w:rPr>
+          <w:rPr>
+            <w:color w:val="0000EE"/>
+            <w:u w:val="single"/>
+          </w:rPr>
+          <w:t>提前2:6</w:t>
+        </w:r>
+      </w:hyperlink>
+      <w:r>
+        <w:rPr>
+          <w:lang w:val="zh_TW" w:bidi="zh_TW"/>
+        </w:rPr>
+        <w:t xml:space="preserve">）。 </w:t>
+      </w:r>
+    </w:p>
+    <w:p>
+      <w:pPr>
+        <w:pStyle w:val="ListBullet"/>
+        <w:spacing w:line="240" w:lineRule="auto"/>
+        <w:ind w:left="720"/>
+      </w:pPr>
+      <w:r>
+        <w:rPr>
+          <w:lang w:val="zh_TW" w:bidi="zh_TW"/>
+        </w:rPr>
+      </w:r>
+      <w:r>
+        <w:rPr>
+          <w:lang w:val="zh_TW" w:bidi="zh_TW"/>
+        </w:rPr>
+        <w:t>耶穌基督「為我們捨了自己，要贖我們脫離一切罪惡」（</w:t>
+      </w:r>
+      <w:hyperlink r:id="rId85">
+        <w:r>
+          <w:rPr>
+            <w:lang w:val="zh_TW" w:bidi="zh_TW"/>
+          </w:rPr>
+          <w:rPr>
+            <w:color w:val="0000EE"/>
+            <w:u w:val="single"/>
+          </w:rPr>
+          <w:t>多2:14</w:t>
+        </w:r>
+      </w:hyperlink>
+      <w:r>
+        <w:rPr>
+          <w:lang w:val="zh_TW" w:bidi="zh_TW"/>
+        </w:rPr>
+        <w:t xml:space="preserve">）。 </w:t>
+      </w:r>
+    </w:p>
+    <w:p>
+      <w:pPr>
+        <w:pStyle w:val="ListBullet"/>
+        <w:spacing w:line="240" w:lineRule="auto"/>
+        <w:ind w:left="720"/>
+      </w:pPr>
+      <w:r>
+        <w:rPr>
+          <w:lang w:val="zh_TW" w:bidi="zh_TW"/>
+        </w:rPr>
+      </w:r>
+      <w:r>
+        <w:rPr>
+          <w:lang w:val="zh_TW" w:bidi="zh_TW"/>
+        </w:rPr>
+        <w:t>贖價的代價是「基督的寶血」，祂如同無瑕疵的羔羊（</w:t>
+      </w:r>
+      <w:hyperlink r:id="rId86">
+        <w:r>
+          <w:rPr>
+            <w:lang w:val="zh_TW" w:bidi="zh_TW"/>
+          </w:rPr>
+          <w:rPr>
+            <w:color w:val="0000EE"/>
+            <w:u w:val="single"/>
+          </w:rPr>
+          <w:t>彼前1:18–19</w:t>
+        </w:r>
+      </w:hyperlink>
+      <w:r>
+        <w:rPr>
+          <w:lang w:val="zh_TW" w:bidi="zh_TW"/>
+        </w:rPr>
+        <w:t>）。</w:t>
       </w:r>
     </w:p>
     <w:p>
@@ -605,30 +2864,104 @@
         <w:rPr>
           <w:lang w:val="zh_TW" w:bidi="zh_TW"/>
         </w:rPr>
-        <w:t>寫這封信時，</w:t>
-      </w:r>
-      <w:r>
-        <w:rPr>
-          <w:lang w:val="zh_TW" w:bidi="zh_TW"/>
-        </w:rPr>
-        <w:t>保羅身邊的同工與寫帖撒羅尼迦前書時相同</w:t>
-      </w:r>
-      <w:r>
-        <w:rPr>
-          <w:lang w:val="zh_TW" w:bidi="zh_TW"/>
-        </w:rPr>
-        <w:t>（</w:t>
-      </w:r>
-      <w:hyperlink r:id="rId18">
-        <w:r>
-          <w:rPr>
-            <w:lang w:val="zh_TW" w:bidi="zh_TW"/>
-          </w:rPr>
-          <w:rPr>
-            <w:color w:val="0000EE"/>
-            <w:u w:val="single"/>
-          </w:rPr>
-          <w:t>帖後1:1</w:t>
+        <w:t>這讓我們想起舊約中指向耶穌的動物獻祭，但是有一個很大的區別：</w:t>
+      </w:r>
+    </w:p>
+    <w:p>
+      <w:pPr>
+        <w:pStyle w:val="ListBullet"/>
+        <w:spacing w:line="240" w:lineRule="auto"/>
+        <w:ind w:left="720"/>
+      </w:pPr>
+      <w:r>
+        <w:rPr>
+          <w:lang w:val="zh_TW" w:bidi="zh_TW"/>
+        </w:rPr>
+      </w:r>
+      <w:r>
+        <w:rPr>
+          <w:lang w:val="zh_TW" w:bidi="zh_TW"/>
+        </w:rPr>
+        <w:t>山羊和牛犢的血無法拯救人。</w:t>
+      </w:r>
+    </w:p>
+    <w:p>
+      <w:pPr>
+        <w:pStyle w:val="ListBullet"/>
+        <w:spacing w:line="240" w:lineRule="auto"/>
+        <w:ind w:left="720"/>
+      </w:pPr>
+      <w:r>
+        <w:rPr>
+          <w:lang w:val="zh_TW" w:bidi="zh_TW"/>
+        </w:rPr>
+      </w:r>
+      <w:r>
+        <w:rPr>
+          <w:lang w:val="zh_TW" w:bidi="zh_TW"/>
+        </w:rPr>
+        <w:t>但是基督的血提供了永遠的贖罪（</w:t>
+      </w:r>
+      <w:hyperlink r:id="rId87">
+        <w:r>
+          <w:rPr>
+            <w:lang w:val="zh_TW" w:bidi="zh_TW"/>
+          </w:rPr>
+          <w:rPr>
+            <w:color w:val="0000EE"/>
+            <w:u w:val="single"/>
+          </w:rPr>
+          <w:t>來9:12</w:t>
+        </w:r>
+      </w:hyperlink>
+      <w:r>
+        <w:rPr>
+          <w:lang w:val="zh_TW" w:bidi="zh_TW"/>
+        </w:rPr>
+        <w:t xml:space="preserve">）。 </w:t>
+      </w:r>
+    </w:p>
+    <w:p>
+      <w:pPr/>
+      <w:r>
+        <w:rPr>
+          <w:lang w:val="zh_TW" w:bidi="zh_TW"/>
+        </w:rPr>
+      </w:r>
+      <w:r>
+        <w:rPr>
+          <w:lang w:val="zh_TW" w:bidi="zh_TW"/>
+        </w:rPr>
+        <w:t>聖經告訴我們，得救的人在天堂會唱新歌。他們讚美耶穌（稱為羔羊），因為祂的血為他們付了贖價（</w:t>
+      </w:r>
+      <w:hyperlink r:id="rId88">
+        <w:r>
+          <w:rPr>
+            <w:lang w:val="zh_TW" w:bidi="zh_TW"/>
+          </w:rPr>
+          <w:rPr>
+            <w:color w:val="0000EE"/>
+            <w:u w:val="single"/>
+          </w:rPr>
+          <w:t>啟5:9</w:t>
+        </w:r>
+      </w:hyperlink>
+      <w:r>
+        <w:rPr>
+          <w:lang w:val="zh_TW" w:bidi="zh_TW"/>
+        </w:rPr>
+        <w:t>；參</w:t>
+      </w:r>
+      <w:hyperlink r:id="rId89">
+        <w:r>
+          <w:rPr>
+            <w:lang w:val="zh_TW" w:bidi="zh_TW"/>
+          </w:rPr>
+          <w:rPr>
+            <w:color w:val="0000EE"/>
+            <w:u w:val="single"/>
+          </w:rPr>
+          <w:t>14:3–4</w:t>
         </w:r>
       </w:hyperlink>
       <w:r>
@@ -637,11 +2970,176 @@
         </w:rPr>
         <w:t>）。</w:t>
       </w:r>
-      <w:r>
-        <w:rPr>
-          <w:lang w:val="zh_TW" w:bidi="zh_TW"/>
-        </w:rPr>
-        <w:t>這表明，保羅在寫完前書後不久，聽到了帖撒羅尼迦基督徒面臨的新問題，出於對他們的關心，就寫了這第二封信。</w:t>
+    </w:p>
+    <w:p>
+      <w:pPr/>
+      <w:r>
+        <w:rPr>
+          <w:lang w:val="zh_TW" w:bidi="zh_TW"/>
+        </w:rPr>
+      </w:r>
+      <w:r>
+        <w:rPr>
+          <w:i/>
+          <w:lang w:val="zh_TW" w:bidi="zh_TW"/>
+        </w:rPr>
+        <w:t>另見</w:t>
+      </w:r>
+      <w:r>
+        <w:rPr>
+          <w:lang w:val="zh_TW" w:bidi="zh_TW"/>
+        </w:rPr>
+        <w:t>贖罪</w:t>
+      </w:r>
+      <w:r>
+        <w:rPr>
+          <w:lang w:val="zh_TW" w:bidi="zh_TW"/>
+        </w:rPr>
+        <w:t>；</w:t>
+      </w:r>
+      <w:r>
+        <w:rPr>
+          <w:lang w:val="zh_TW" w:bidi="zh_TW"/>
+        </w:rPr>
+        <w:t>救贖主、救贖</w:t>
+      </w:r>
+      <w:r>
+        <w:rPr>
+          <w:lang w:val="zh_TW" w:bidi="zh_TW"/>
+        </w:rPr>
+        <w:t>。</w:t>
+      </w:r>
+      <w:r>
+        <w:rPr>
+          <w:lang w:val="zh_TW" w:bidi="zh_TW"/>
+        </w:rPr>
+      </w:r>
+      <w:r>
+        <w:rPr>
+          <w:lang w:val="zh_TW" w:bidi="zh_TW"/>
+        </w:rPr>
+      </w:r>
+    </w:p>
+    <w:p>
+      <w:pPr/>
+      <w:r>
+        <w:rPr>
+          <w:lang w:val="zh_TW" w:bidi="zh_TW"/>
+        </w:rPr>
+      </w:r>
+    </w:p>
+    <w:p>
+      <w:pPr>
+        <w:pStyle w:val="Heading2"/>
+      </w:pPr>
+      <w:r>
+        <w:rPr>
+          <w:lang w:val="zh_TW" w:bidi="zh_TW"/>
+        </w:rPr>
+        <w:t>屬血氣的人</w:t>
+      </w:r>
+      <w:r>
+        <w:rPr>
+          <w:lang w:val="zh_TW" w:bidi="zh_TW"/>
+        </w:rPr>
+      </w:r>
+    </w:p>
+    <w:p>
+      <w:pPr/>
+      <w:r>
+        <w:rPr>
+          <w:lang w:val="zh_TW" w:bidi="zh_TW"/>
+        </w:rPr>
+      </w:r>
+      <w:r>
+        <w:rPr>
+          <w:lang w:val="zh_TW" w:bidi="zh_TW"/>
+        </w:rPr>
+        <w:t>「屬血氣的人」（譯註：NLT譯為Natural man，意即「自然人」）這個表達出現在一些聖經翻譯中，例如在</w:t>
+      </w:r>
+      <w:hyperlink r:id="rId90">
+        <w:r>
+          <w:rPr>
+            <w:lang w:val="zh_TW" w:bidi="zh_TW"/>
+          </w:rPr>
+          <w:rPr>
+            <w:color w:val="0000EE"/>
+            <w:u w:val="single"/>
+          </w:rPr>
+          <w:t>哥林多前書二章14節</w:t>
+        </w:r>
+      </w:hyperlink>
+      <w:r>
+        <w:rPr>
+          <w:lang w:val="zh_TW" w:bidi="zh_TW"/>
+        </w:rPr>
+        <w:t>。翻譯為「血氣的」或「屬情</w:t>
+      </w:r>
+      <w:r>
+        <w:rPr>
+          <w:lang w:val="zh_TW" w:bidi="zh_TW"/>
+        </w:rPr>
+        <w:t>慾的</w:t>
+      </w:r>
+      <w:r>
+        <w:rPr>
+          <w:lang w:val="zh_TW" w:bidi="zh_TW"/>
+        </w:rPr>
+        <w:t>」一詞也出現在</w:t>
+      </w:r>
+      <w:hyperlink r:id="rId91">
+        <w:r>
+          <w:rPr>
+            <w:lang w:val="zh_TW" w:bidi="zh_TW"/>
+          </w:rPr>
+          <w:rPr>
+            <w:color w:val="0000EE"/>
+            <w:u w:val="single"/>
+          </w:rPr>
+          <w:t>哥林多前書十五章44節、46節</w:t>
+        </w:r>
+      </w:hyperlink>
+      <w:r>
+        <w:rPr>
+          <w:lang w:val="zh_TW" w:bidi="zh_TW"/>
+        </w:rPr>
+        <w:t>，</w:t>
+      </w:r>
+      <w:hyperlink r:id="rId92">
+        <w:r>
+          <w:rPr>
+            <w:lang w:val="zh_TW" w:bidi="zh_TW"/>
+          </w:rPr>
+          <w:rPr>
+            <w:color w:val="0000EE"/>
+            <w:u w:val="single"/>
+          </w:rPr>
+          <w:t>雅各書三章15節</w:t>
+        </w:r>
+      </w:hyperlink>
+      <w:r>
+        <w:rPr>
+          <w:lang w:val="zh_TW" w:bidi="zh_TW"/>
+        </w:rPr>
+        <w:t>，和</w:t>
+      </w:r>
+      <w:hyperlink r:id="rId93">
+        <w:r>
+          <w:rPr>
+            <w:lang w:val="zh_TW" w:bidi="zh_TW"/>
+          </w:rPr>
+          <w:rPr>
+            <w:color w:val="0000EE"/>
+            <w:u w:val="single"/>
+          </w:rPr>
+          <w:t>猶大書19節</w:t>
+        </w:r>
+      </w:hyperlink>
+      <w:r>
+        <w:rPr>
+          <w:lang w:val="zh_TW" w:bidi="zh_TW"/>
+        </w:rPr>
+        <w:t>中。</w:t>
       </w:r>
     </w:p>
     <w:p>
@@ -652,7 +3150,7 @@
         <w:rPr>
           <w:lang w:val="zh_TW" w:bidi="zh_TW"/>
         </w:rPr>
-        <w:t>目的</w:t>
+        <w:t>「屬血氣的人」的意思是什麼？</w:t>
       </w:r>
     </w:p>
     <w:p>
@@ -666,7 +3164,7 @@
         <w:rPr>
           <w:lang w:val="zh_TW" w:bidi="zh_TW"/>
         </w:rPr>
-        <w:t>使徒保羅寫這封信時，心中有三個主要的關注。</w:t>
+        <w:t>這個詞與希臘文中通常譯為「魂」（soul）的名詞有關，其具體意義取決於上下文。這詞在哥林多前書出現過四次，都與「屬靈的」形成對比，而「屬靈的」在保羅書信中是一個常見的詞。在幾乎每個例子中，「屬靈的」都是指聖靈的工作。</w:t>
       </w:r>
     </w:p>
     <w:p>
@@ -680,91 +3178,157 @@
         <w:rPr>
           <w:lang w:val="zh_TW" w:bidi="zh_TW"/>
         </w:rPr>
-        <w:t>首先，與他所有書信一樣，他希望鼓勵讀者在信仰上站立得穩（</w:t>
-      </w:r>
-      <w:hyperlink r:id="rId15">
-        <w:r>
-          <w:rPr>
-            <w:lang w:val="zh_TW" w:bidi="zh_TW"/>
-          </w:rPr>
-          <w:rPr>
-            <w:color w:val="0000EE"/>
-            <w:u w:val="single"/>
-          </w:rPr>
-          <w:t>2:15）</w:t>
-        </w:r>
-      </w:hyperlink>
-      <w:r>
-        <w:rPr>
-          <w:lang w:val="zh_TW" w:bidi="zh_TW"/>
-        </w:rPr>
-        <w:t>。他感謝神在他們生命中的工作（</w:t>
-      </w:r>
-      <w:hyperlink r:id="rId19">
-        <w:r>
-          <w:rPr>
-            <w:lang w:val="zh_TW" w:bidi="zh_TW"/>
-          </w:rPr>
-          <w:rPr>
-            <w:color w:val="0000EE"/>
-            <w:u w:val="single"/>
-          </w:rPr>
-          <w:t>1:3，</w:t>
-        </w:r>
-      </w:hyperlink>
-      <w:hyperlink r:id="rId20">
-        <w:r>
-          <w:rPr>
-            <w:lang w:val="zh_TW" w:bidi="zh_TW"/>
-          </w:rPr>
-          <w:rPr>
-            <w:color w:val="0000EE"/>
-            <w:u w:val="single"/>
-          </w:rPr>
-          <w:t>2:13</w:t>
-        </w:r>
-      </w:hyperlink>
-      <w:r>
-        <w:rPr>
-          <w:lang w:val="zh_TW" w:bidi="zh_TW"/>
-        </w:rPr>
-        <w:t>），這工作表現在他們的信心、愛心，以及在逼迫中堅忍的態度（</w:t>
-      </w:r>
-      <w:hyperlink r:id="rId21">
-        <w:r>
-          <w:rPr>
-            <w:lang w:val="zh_TW" w:bidi="zh_TW"/>
-          </w:rPr>
-          <w:rPr>
-            <w:color w:val="0000EE"/>
-            <w:u w:val="single"/>
-          </w:rPr>
-          <w:t>1:4</w:t>
-        </w:r>
-      </w:hyperlink>
-      <w:r>
-        <w:rPr>
-          <w:lang w:val="zh_TW" w:bidi="zh_TW"/>
-        </w:rPr>
-        <w:t>）。保羅向他們保證，神終將施行公義審判。信徒的責任是以生命榮耀耶穌的名；當主再來時，衪將在忠心的子民中得榮耀（</w:t>
-      </w:r>
-      <w:hyperlink r:id="rId22">
-        <w:r>
-          <w:rPr>
-            <w:lang w:val="zh_TW" w:bidi="zh_TW"/>
-          </w:rPr>
-          <w:rPr>
-            <w:color w:val="0000EE"/>
-            <w:u w:val="single"/>
-          </w:rPr>
-          <w:t>5–12</w:t>
-        </w:r>
-      </w:hyperlink>
-      <w:r>
-        <w:rPr>
-          <w:lang w:val="zh_TW" w:bidi="zh_TW"/>
-        </w:rPr>
-        <w:t>節）。</w:t>
+        <w:t>應用於事物上，「屬靈的」意味著「來自聖靈」或「由聖靈而生的」。新約作者描述了幾件事為「屬靈的」：</w:t>
+      </w:r>
+    </w:p>
+    <w:p>
+      <w:pPr>
+        <w:pStyle w:val="ListBullet"/>
+        <w:spacing w:line="240" w:lineRule="auto"/>
+        <w:ind w:left="720"/>
+      </w:pPr>
+      <w:r>
+        <w:rPr>
+          <w:lang w:val="zh_TW" w:bidi="zh_TW"/>
+        </w:rPr>
+      </w:r>
+      <w:r>
+        <w:rPr>
+          <w:lang w:val="zh_TW" w:bidi="zh_TW"/>
+        </w:rPr>
+        <w:t>律法在</w:t>
+      </w:r>
+      <w:hyperlink r:id="rId94">
+        <w:r>
+          <w:rPr>
+            <w:lang w:val="zh_TW" w:bidi="zh_TW"/>
+          </w:rPr>
+          <w:rPr>
+            <w:color w:val="0000EE"/>
+            <w:u w:val="single"/>
+          </w:rPr>
+          <w:t>羅馬書七章14節</w:t>
+        </w:r>
+      </w:hyperlink>
+      <w:r>
+        <w:rPr>
+          <w:lang w:val="zh_TW" w:bidi="zh_TW"/>
+        </w:rPr>
+        <w:t>中是「屬靈的」。</w:t>
+      </w:r>
+    </w:p>
+    <w:p>
+      <w:pPr>
+        <w:pStyle w:val="ListBullet"/>
+        <w:spacing w:line="240" w:lineRule="auto"/>
+        <w:ind w:left="720"/>
+      </w:pPr>
+      <w:r>
+        <w:rPr>
+          <w:lang w:val="zh_TW" w:bidi="zh_TW"/>
+        </w:rPr>
+      </w:r>
+      <w:r>
+        <w:rPr>
+          <w:lang w:val="zh_TW" w:bidi="zh_TW"/>
+        </w:rPr>
+        <w:t>恩賜在</w:t>
+      </w:r>
+      <w:hyperlink r:id="rId95">
+        <w:r>
+          <w:rPr>
+            <w:lang w:val="zh_TW" w:bidi="zh_TW"/>
+          </w:rPr>
+          <w:rPr>
+            <w:color w:val="0000EE"/>
+            <w:u w:val="single"/>
+          </w:rPr>
+          <w:t>哥林多前書十二章1節</w:t>
+        </w:r>
+      </w:hyperlink>
+      <w:r>
+        <w:rPr>
+          <w:lang w:val="zh_TW" w:bidi="zh_TW"/>
+        </w:rPr>
+        <w:t>中是「屬靈的」。</w:t>
+      </w:r>
+    </w:p>
+    <w:p>
+      <w:pPr>
+        <w:pStyle w:val="ListBullet"/>
+        <w:spacing w:line="240" w:lineRule="auto"/>
+        <w:ind w:left="720"/>
+      </w:pPr>
+      <w:r>
+        <w:rPr>
+          <w:lang w:val="zh_TW" w:bidi="zh_TW"/>
+        </w:rPr>
+      </w:r>
+      <w:r>
+        <w:rPr>
+          <w:lang w:val="zh_TW" w:bidi="zh_TW"/>
+        </w:rPr>
+        <w:t>福氣在</w:t>
+      </w:r>
+      <w:hyperlink r:id="rId96">
+        <w:r>
+          <w:rPr>
+            <w:lang w:val="zh_TW" w:bidi="zh_TW"/>
+          </w:rPr>
+          <w:rPr>
+            <w:color w:val="0000EE"/>
+            <w:u w:val="single"/>
+          </w:rPr>
+          <w:t>以弗所書一章3節</w:t>
+        </w:r>
+      </w:hyperlink>
+      <w:r>
+        <w:rPr>
+          <w:lang w:val="zh_TW" w:bidi="zh_TW"/>
+        </w:rPr>
+        <w:t>中是「屬靈的」。</w:t>
+      </w:r>
+    </w:p>
+    <w:p>
+      <w:pPr>
+        <w:pStyle w:val="ListBullet"/>
+        <w:spacing w:line="240" w:lineRule="auto"/>
+        <w:ind w:left="720"/>
+      </w:pPr>
+      <w:r>
+        <w:rPr>
+          <w:lang w:val="zh_TW" w:bidi="zh_TW"/>
+        </w:rPr>
+      </w:r>
+      <w:r>
+        <w:rPr>
+          <w:lang w:val="zh_TW" w:bidi="zh_TW"/>
+        </w:rPr>
+        <w:t>靈祭</w:t>
+      </w:r>
+      <w:r>
+        <w:rPr>
+          <w:lang w:val="zh_TW" w:bidi="zh_TW"/>
+        </w:rPr>
+        <w:t>在</w:t>
+      </w:r>
+      <w:hyperlink r:id="rId97">
+        <w:r>
+          <w:rPr>
+            <w:lang w:val="zh_TW" w:bidi="zh_TW"/>
+          </w:rPr>
+          <w:rPr>
+            <w:color w:val="0000EE"/>
+            <w:u w:val="single"/>
+          </w:rPr>
+          <w:t>彼得前書二章5節</w:t>
+        </w:r>
+      </w:hyperlink>
+      <w:r>
+        <w:rPr>
+          <w:lang w:val="zh_TW" w:bidi="zh_TW"/>
+        </w:rPr>
+        <w:t>中是「屬靈的」。</w:t>
       </w:r>
     </w:p>
     <w:p>
@@ -778,90 +3342,36 @@
         <w:rPr>
           <w:lang w:val="zh_TW" w:bidi="zh_TW"/>
         </w:rPr>
-        <w:t>其次，教會中流傳著錯誤的教導，甚至有人假冒保羅的名義，宣稱</w:t>
-      </w:r>
-      <w:r>
-        <w:rPr>
-          <w:lang w:val="zh_TW" w:bidi="zh_TW"/>
-        </w:rPr>
-        <w:t>主的日子現在到了</w:t>
-      </w:r>
-      <w:r>
-        <w:rPr>
-          <w:lang w:val="zh_TW" w:bidi="zh_TW"/>
-        </w:rPr>
-        <w:t>（</w:t>
-      </w:r>
-      <w:hyperlink r:id="rId23">
-        <w:r>
-          <w:rPr>
-            <w:lang w:val="zh_TW" w:bidi="zh_TW"/>
-          </w:rPr>
-          <w:rPr>
-            <w:color w:val="0000EE"/>
-            <w:u w:val="single"/>
-          </w:rPr>
-          <w:t>2:2</w:t>
-        </w:r>
-      </w:hyperlink>
-      <w:r>
-        <w:rPr>
-          <w:lang w:val="zh_TW" w:bidi="zh_TW"/>
-        </w:rPr>
-        <w:t>）。這位使徒駁斥這種教導，並指出在基督再來之前必須發生一些特定的事情。他提到，一個被稱為「</w:t>
-      </w:r>
-      <w:r>
-        <w:rPr>
-          <w:lang w:val="zh_TW" w:bidi="zh_TW"/>
-        </w:rPr>
-        <w:t>大罪人</w:t>
-      </w:r>
-      <w:r>
-        <w:rPr>
-          <w:lang w:val="zh_TW" w:bidi="zh_TW"/>
-        </w:rPr>
-        <w:t>」或「</w:t>
-      </w:r>
-      <w:r>
-        <w:rPr>
-          <w:lang w:val="zh_TW" w:bidi="zh_TW"/>
-        </w:rPr>
-        <w:t>沉淪之子</w:t>
-      </w:r>
-      <w:r>
-        <w:rPr>
-          <w:lang w:val="zh_TW" w:bidi="zh_TW"/>
-        </w:rPr>
-        <w:t>」的人將會顯現，這個人將否定一切真正的敬拜，行神蹟奇事，甚至自稱為神。目前，仍有一種力量在抑制牠。然而，到了適當的時候，「大罪人」將被揭露。然後，當主再來時，「大罪人」將被征服和摧毀。這（</w:t>
-      </w:r>
-      <w:hyperlink r:id="rId24">
-        <w:r>
-          <w:rPr>
-            <w:lang w:val="zh_TW" w:bidi="zh_TW"/>
-          </w:rPr>
-          <w:rPr>
-            <w:color w:val="0000EE"/>
-            <w:u w:val="single"/>
-          </w:rPr>
-          <w:t>1–12</w:t>
-        </w:r>
-      </w:hyperlink>
-      <w:r>
-        <w:rPr>
-          <w:lang w:val="zh_TW" w:bidi="zh_TW"/>
-        </w:rPr>
-        <w:t>節）與福音書中關於敵基督的描述類似，牠將假冒基督，以神蹟奇事欺騙人（</w:t>
-      </w:r>
-      <w:hyperlink r:id="rId25">
-        <w:r>
-          <w:rPr>
-            <w:lang w:val="zh_TW" w:bidi="zh_TW"/>
-          </w:rPr>
-          <w:rPr>
-            <w:color w:val="0000EE"/>
-            <w:u w:val="single"/>
-          </w:rPr>
-          <w:t>太24:5、23–26</w:t>
+        <w:t>當這個詞應用在人身上時，意味著一個人受到聖靈的激勵和引導（</w:t>
+      </w:r>
+      <w:hyperlink r:id="rId98">
+        <w:r>
+          <w:rPr>
+            <w:lang w:val="zh_TW" w:bidi="zh_TW"/>
+          </w:rPr>
+          <w:rPr>
+            <w:color w:val="0000EE"/>
+            <w:u w:val="single"/>
+          </w:rPr>
+          <w:t>林前2:15</w:t>
+        </w:r>
+      </w:hyperlink>
+      <w:r>
+        <w:rPr>
+          <w:lang w:val="zh_TW" w:bidi="zh_TW"/>
+        </w:rPr>
+        <w:t>，</w:t>
+      </w:r>
+      <w:hyperlink r:id="rId99">
+        <w:r>
+          <w:rPr>
+            <w:lang w:val="zh_TW" w:bidi="zh_TW"/>
+          </w:rPr>
+          <w:rPr>
+            <w:color w:val="0000EE"/>
+            <w:u w:val="single"/>
+          </w:rPr>
+          <w:t>14:37</w:t>
         </w:r>
       </w:hyperlink>
       <w:r>
@@ -870,34 +3380,303 @@
         </w:rPr>
         <w:t>；</w:t>
       </w:r>
-      <w:hyperlink r:id="rId26">
-        <w:r>
-          <w:rPr>
-            <w:lang w:val="zh_TW" w:bidi="zh_TW"/>
-          </w:rPr>
-          <w:rPr>
-            <w:color w:val="0000EE"/>
-            <w:u w:val="single"/>
-          </w:rPr>
-          <w:t>可13:5–6、20–23</w:t>
-        </w:r>
-      </w:hyperlink>
-      <w:r>
-        <w:rPr>
-          <w:lang w:val="zh_TW" w:bidi="zh_TW"/>
-        </w:rPr>
-        <w:t>）。在帖撒羅尼迦前書中，保羅強調主再來的時間是沒有人知道的，因此信徒必須隨時準備好迎接衪。在這裡，為了反駁主已經再來的觀念，保羅強調基督再來前必然發生的事件。耶穌在講論未來時，也同時強調這兩個方面（</w:t>
-      </w:r>
-      <w:hyperlink r:id="rId27">
-        <w:r>
-          <w:rPr>
-            <w:lang w:val="zh_TW" w:bidi="zh_TW"/>
-          </w:rPr>
-          <w:rPr>
-            <w:color w:val="0000EE"/>
-            <w:u w:val="single"/>
-          </w:rPr>
-          <w:t>太24</w:t>
+      <w:hyperlink r:id="rId100">
+        <w:r>
+          <w:rPr>
+            <w:lang w:val="zh_TW" w:bidi="zh_TW"/>
+          </w:rPr>
+          <w:rPr>
+            <w:color w:val="0000EE"/>
+            <w:u w:val="single"/>
+          </w:rPr>
+          <w:t>加6:1</w:t>
+        </w:r>
+      </w:hyperlink>
+      <w:r>
+        <w:rPr>
+          <w:lang w:val="zh_TW" w:bidi="zh_TW"/>
+        </w:rPr>
+        <w:t>）。與「屬靈的」相對，「屬血氣的」則通常指缺乏聖靈或敵對聖靈及其工作的狀態。</w:t>
+      </w:r>
+    </w:p>
+    <w:p>
+      <w:pPr>
+        <w:pStyle w:val="Heading3"/>
+      </w:pPr>
+      <w:r>
+        <w:rPr>
+          <w:lang w:val="zh_TW" w:bidi="zh_TW"/>
+        </w:rPr>
+        <w:t>聖經中「屬血氣的」與「屬靈的」區別</w:t>
+      </w:r>
+    </w:p>
+    <w:p>
+      <w:pPr/>
+      <w:r>
+        <w:rPr>
+          <w:lang w:val="zh_TW" w:bidi="zh_TW"/>
+        </w:rPr>
+      </w:r>
+      <w:r>
+        <w:rPr>
+          <w:lang w:val="zh_TW" w:bidi="zh_TW"/>
+        </w:rPr>
+        <w:t>在</w:t>
+      </w:r>
+      <w:hyperlink r:id="rId101">
+        <w:r>
+          <w:rPr>
+            <w:lang w:val="zh_TW" w:bidi="zh_TW"/>
+          </w:rPr>
+          <w:rPr>
+            <w:color w:val="0000EE"/>
+            <w:u w:val="single"/>
+          </w:rPr>
+          <w:t>哥林多前書二章14至15節</w:t>
+        </w:r>
+      </w:hyperlink>
+      <w:r>
+        <w:rPr>
+          <w:lang w:val="zh_TW" w:bidi="zh_TW"/>
+        </w:rPr>
+        <w:t>中，「屬血氣的人」與「屬靈的人」形成鮮明對比。在這個語境中，屬血氣的人不接受從神的靈而來的事物（</w:t>
+      </w:r>
+      <w:hyperlink r:id="rId90">
+        <w:r>
+          <w:rPr>
+            <w:lang w:val="zh_TW" w:bidi="zh_TW"/>
+          </w:rPr>
+          <w:rPr>
+            <w:color w:val="0000EE"/>
+            <w:u w:val="single"/>
+          </w:rPr>
+          <w:t>林前2:14</w:t>
+        </w:r>
+      </w:hyperlink>
+      <w:r>
+        <w:rPr>
+          <w:lang w:val="zh_TW" w:bidi="zh_TW"/>
+        </w:rPr>
+        <w:t>）。相反，這些事物對他來說是「愚拙的」，因為這些事必須用屬靈的方法才能明白。他之所以認為愚拙，是因為不信（</w:t>
+      </w:r>
+      <w:hyperlink r:id="rId102">
+        <w:r>
+          <w:rPr>
+            <w:lang w:val="zh_TW" w:bidi="zh_TW"/>
+          </w:rPr>
+          <w:rPr>
+            <w:color w:val="0000EE"/>
+            <w:u w:val="single"/>
+          </w:rPr>
+          <w:t>1:21</w:t>
+        </w:r>
+      </w:hyperlink>
+      <w:r>
+        <w:rPr>
+          <w:lang w:val="zh_TW" w:bidi="zh_TW"/>
+        </w:rPr>
+        <w:t>）；而他所缺乏的，是唯有聖靈才能帶來的洞見。保羅所描繪的，明顯是指一個沒有聖靈，甚至敵對聖靈和神啟示真理的人。</w:t>
+      </w:r>
+    </w:p>
+    <w:p>
+      <w:pPr/>
+      <w:r>
+        <w:rPr>
+          <w:lang w:val="zh_TW" w:bidi="zh_TW"/>
+        </w:rPr>
+      </w:r>
+      <w:r>
+        <w:rPr>
+          <w:lang w:val="zh_TW" w:bidi="zh_TW"/>
+        </w:rPr>
+        <w:t>在</w:t>
+      </w:r>
+      <w:hyperlink r:id="rId103">
+        <w:r>
+          <w:rPr>
+            <w:lang w:val="zh_TW" w:bidi="zh_TW"/>
+          </w:rPr>
+          <w:rPr>
+            <w:color w:val="0000EE"/>
+            <w:u w:val="single"/>
+          </w:rPr>
+          <w:t>哥林多前書十五章44至46節</w:t>
+        </w:r>
+      </w:hyperlink>
+      <w:r>
+        <w:rPr>
+          <w:lang w:val="zh_TW" w:bidi="zh_TW"/>
+        </w:rPr>
+        <w:t>中，「屬靈的」與「屬血氣的」對比則出現在另一個脈絡。這裡將死亡時的「身體」與復活時的「身體」作比較。信徒埋葬時「所種的是血氣的身體」（第</w:t>
+      </w:r>
+      <w:hyperlink r:id="rId91">
+        <w:r>
+          <w:rPr>
+            <w:lang w:val="zh_TW" w:bidi="zh_TW"/>
+          </w:rPr>
+          <w:rPr>
+            <w:color w:val="0000EE"/>
+            <w:u w:val="single"/>
+          </w:rPr>
+          <w:t>44</w:t>
+        </w:r>
+      </w:hyperlink>
+      <w:r>
+        <w:rPr>
+          <w:lang w:val="zh_TW" w:bidi="zh_TW"/>
+        </w:rPr>
+        <w:t>節上）；復活時，「</w:t>
+      </w:r>
+      <w:r>
+        <w:rPr>
+          <w:lang w:val="zh_TW" w:bidi="zh_TW"/>
+        </w:rPr>
+        <w:t>是靈性的身體</w:t>
+      </w:r>
+      <w:r>
+        <w:rPr>
+          <w:lang w:val="zh_TW" w:bidi="zh_TW"/>
+        </w:rPr>
+        <w:t>」。復活的身體將被聖靈更新並轉化（</w:t>
+      </w:r>
+      <w:hyperlink r:id="rId104">
+        <w:r>
+          <w:rPr>
+            <w:lang w:val="zh_TW" w:bidi="zh_TW"/>
+          </w:rPr>
+          <w:rPr>
+            <w:color w:val="0000EE"/>
+            <w:u w:val="single"/>
+          </w:rPr>
+          <w:t>羅8:11</w:t>
+        </w:r>
+      </w:hyperlink>
+      <w:r>
+        <w:rPr>
+          <w:lang w:val="zh_TW" w:bidi="zh_TW"/>
+        </w:rPr>
+        <w:t>）。</w:t>
+      </w:r>
+    </w:p>
+    <w:p>
+      <w:pPr/>
+      <w:r>
+        <w:rPr>
+          <w:lang w:val="zh_TW" w:bidi="zh_TW"/>
+        </w:rPr>
+      </w:r>
+      <w:r>
+        <w:rPr>
+          <w:lang w:val="zh_TW" w:bidi="zh_TW"/>
+        </w:rPr>
+        <w:t>然而，在</w:t>
+      </w:r>
+      <w:hyperlink r:id="rId91">
+        <w:r>
+          <w:rPr>
+            <w:lang w:val="zh_TW" w:bidi="zh_TW"/>
+          </w:rPr>
+          <w:rPr>
+            <w:color w:val="0000EE"/>
+            <w:u w:val="single"/>
+          </w:rPr>
+          <w:t>哥林多前書十五章44節下</w:t>
+        </w:r>
+      </w:hyperlink>
+      <w:r>
+        <w:rPr>
+          <w:lang w:val="zh_TW" w:bidi="zh_TW"/>
+        </w:rPr>
+        <w:t>和</w:t>
+      </w:r>
+      <w:hyperlink r:id="rId105">
+        <w:r>
+          <w:rPr>
+            <w:lang w:val="zh_TW" w:bidi="zh_TW"/>
+          </w:rPr>
+          <w:rPr>
+            <w:color w:val="0000EE"/>
+            <w:u w:val="single"/>
+          </w:rPr>
+          <w:t>45節上</w:t>
+        </w:r>
+      </w:hyperlink>
+      <w:r>
+        <w:rPr>
+          <w:lang w:val="zh_TW" w:bidi="zh_TW"/>
+        </w:rPr>
+        <w:t>，保羅將「血氣的身體」與剛剛受造、墮落之前的亞當聯繫起來（</w:t>
+      </w:r>
+      <w:hyperlink r:id="rId106">
+        <w:r>
+          <w:rPr>
+            <w:lang w:val="zh_TW" w:bidi="zh_TW"/>
+          </w:rPr>
+          <w:rPr>
+            <w:color w:val="0000EE"/>
+            <w:u w:val="single"/>
+          </w:rPr>
+          <w:t>創2:7</w:t>
+        </w:r>
+      </w:hyperlink>
+      <w:r>
+        <w:rPr>
+          <w:lang w:val="zh_TW" w:bidi="zh_TW"/>
+        </w:rPr>
+        <w:t>）。這表明，所謂的「血氣」是指創造時的模樣。按照神起初的創造，「血氣的」亞當是「甚好」（</w:t>
+      </w:r>
+      <w:hyperlink r:id="rId107">
+        <w:r>
+          <w:rPr>
+            <w:lang w:val="zh_TW" w:bidi="zh_TW"/>
+          </w:rPr>
+          <w:rPr>
+            <w:color w:val="0000EE"/>
+            <w:u w:val="single"/>
+          </w:rPr>
+          <w:t>創1:31</w:t>
+        </w:r>
+      </w:hyperlink>
+      <w:r>
+        <w:rPr>
+          <w:lang w:val="zh_TW" w:bidi="zh_TW"/>
+        </w:rPr>
+        <w:t>）。然而，人類的罪惡破壞了「血氣的」亞當，使他落在死亡的定罪之下。因此，按照原始創造的角度來衡量，原來創造那個「血氣的」亞當本是自然的，人的罪惡卻使本是自然的「血氣」反成了異常的「血氣」。聖靈現在在基督裡的工作，就是除去這種異常，並完成神創造時原本的旨意（</w:t>
+      </w:r>
+      <w:hyperlink r:id="rId108">
+        <w:r>
+          <w:rPr>
+            <w:lang w:val="zh_TW" w:bidi="zh_TW"/>
+          </w:rPr>
+          <w:rPr>
+            <w:color w:val="0000EE"/>
+            <w:u w:val="single"/>
+          </w:rPr>
+          <w:t>羅8:19</w:t>
+        </w:r>
+      </w:hyperlink>
+      <w:hyperlink r:id="rId103">
+        <w:r>
+          <w:rPr>
+            <w:lang w:val="zh_TW" w:bidi="zh_TW"/>
+          </w:rPr>
+          <w:rPr>
+            <w:color w:val="0000EE"/>
+            <w:u w:val="single"/>
+          </w:rPr>
+          <w:t>–</w:t>
+        </w:r>
+      </w:hyperlink>
+      <w:hyperlink r:id="rId108">
+        <w:r>
+          <w:rPr>
+            <w:lang w:val="zh_TW" w:bidi="zh_TW"/>
+          </w:rPr>
+          <w:rPr>
+            <w:color w:val="0000EE"/>
+            <w:u w:val="single"/>
+          </w:rPr>
+          <w:t>22</w:t>
         </w:r>
       </w:hyperlink>
       <w:r>
@@ -906,34 +3685,774 @@
         </w:rPr>
         <w:t>；</w:t>
       </w:r>
-      <w:hyperlink r:id="rId28">
-        <w:r>
-          <w:rPr>
-            <w:lang w:val="zh_TW" w:bidi="zh_TW"/>
-          </w:rPr>
-          <w:rPr>
-            <w:color w:val="0000EE"/>
-            <w:u w:val="single"/>
-          </w:rPr>
-          <w:t>可13</w:t>
-        </w:r>
-      </w:hyperlink>
+      <w:hyperlink r:id="rId109">
+        <w:r>
+          <w:rPr>
+            <w:lang w:val="zh_TW" w:bidi="zh_TW"/>
+          </w:rPr>
+          <w:rPr>
+            <w:color w:val="0000EE"/>
+            <w:u w:val="single"/>
+          </w:rPr>
+          <w:t>林後5:17</w:t>
+        </w:r>
+      </w:hyperlink>
+      <w:r>
+        <w:rPr>
+          <w:lang w:val="zh_TW" w:bidi="zh_TW"/>
+        </w:rPr>
+        <w:t>）。</w:t>
+      </w:r>
+    </w:p>
+    <w:p>
+      <w:pPr/>
+      <w:r>
+        <w:rPr>
+          <w:lang w:val="zh_TW" w:bidi="zh_TW"/>
+        </w:rPr>
+      </w:r>
+      <w:r>
+        <w:rPr>
+          <w:i/>
+          <w:lang w:val="zh_TW" w:bidi="zh_TW"/>
+        </w:rPr>
+        <w:t>另見</w:t>
+      </w:r>
+      <w:r>
+        <w:rPr>
+          <w:lang w:val="zh_TW" w:bidi="zh_TW"/>
+        </w:rPr>
+        <w:t>人</w:t>
+      </w:r>
       <w:r>
         <w:rPr>
           <w:lang w:val="zh_TW" w:bidi="zh_TW"/>
         </w:rPr>
         <w:t>；</w:t>
       </w:r>
-      <w:hyperlink r:id="rId29">
-        <w:r>
-          <w:rPr>
-            <w:lang w:val="zh_TW" w:bidi="zh_TW"/>
-          </w:rPr>
-          <w:rPr>
-            <w:color w:val="0000EE"/>
-            <w:u w:val="single"/>
-          </w:rPr>
-          <w:t>路21</w:t>
+      <w:r>
+        <w:rPr>
+          <w:lang w:val="zh_TW" w:bidi="zh_TW"/>
+        </w:rPr>
+        <w:t>新人與舊人</w:t>
+      </w:r>
+      <w:r>
+        <w:rPr>
+          <w:lang w:val="zh_TW" w:bidi="zh_TW"/>
+        </w:rPr>
+        <w:t>。</w:t>
+      </w:r>
+      <w:r>
+        <w:rPr>
+          <w:lang w:val="zh_TW" w:bidi="zh_TW"/>
+        </w:rPr>
+      </w:r>
+      <w:r>
+        <w:rPr>
+          <w:lang w:val="zh_TW" w:bidi="zh_TW"/>
+        </w:rPr>
+      </w:r>
+    </w:p>
+    <w:p>
+      <w:pPr/>
+      <w:r>
+        <w:rPr>
+          <w:lang w:val="zh_TW" w:bidi="zh_TW"/>
+        </w:rPr>
+      </w:r>
+    </w:p>
+    <w:p>
+      <w:pPr>
+        <w:pStyle w:val="Heading2"/>
+      </w:pPr>
+      <w:r>
+        <w:rPr>
+          <w:lang w:val="zh_TW" w:bidi="zh_TW"/>
+        </w:rPr>
+        <w:t>數字和數字象徵學</w:t>
+      </w:r>
+      <w:r>
+        <w:rPr>
+          <w:lang w:val="zh_TW" w:bidi="zh_TW"/>
+        </w:rPr>
+      </w:r>
+    </w:p>
+    <w:p>
+      <w:pPr/>
+      <w:r>
+        <w:rPr>
+          <w:lang w:val="zh_TW" w:bidi="zh_TW"/>
+        </w:rPr>
+      </w:r>
+      <w:r>
+        <w:rPr>
+          <w:lang w:val="zh_TW" w:bidi="zh_TW"/>
+        </w:rPr>
+        <w:t>在聖經中，數字常有兩層意思。首先，它們表明了實際的數量，例如計算人數或測量時間。其次，數字也可能具有特別的意義，用以教導我們關於神或祂的計劃。</w:t>
+      </w:r>
+    </w:p>
+    <w:p>
+      <w:pPr/>
+      <w:r>
+        <w:rPr>
+          <w:lang w:val="zh_TW" w:bidi="zh_TW"/>
+        </w:rPr>
+      </w:r>
+      <w:r>
+        <w:rPr>
+          <w:lang w:val="zh_TW" w:bidi="zh_TW"/>
+        </w:rPr>
+        <w:t>但以理書和啟示錄以特殊的方式使用數字，這兩卷書常以具體的數字來傳達重要的信息。</w:t>
+      </w:r>
+    </w:p>
+    <w:p>
+      <w:pPr/>
+      <w:r>
+        <w:rPr>
+          <w:lang w:val="zh_TW" w:bidi="zh_TW"/>
+        </w:rPr>
+      </w:r>
+      <w:r>
+        <w:rPr>
+          <w:lang w:val="zh_TW" w:bidi="zh_TW"/>
+        </w:rPr>
+        <w:t>許多基督徒對於從數字中尋找隱藏意義持謹慎態度。因為有些團體過度使用數字象徵學（numerology），試圖在舊約聖經的每一個數字中找出特別的含義，即使那些數字可能只是單純的事實。這種看法最早出自神祕的前基督教（pre-Christian）猶太團體，後來卡巴拉學派（Kabbalists）進一步發展，他們經常為數字賦予隱藏的意義。</w:t>
+      </w:r>
+    </w:p>
+    <w:p>
+      <w:pPr>
+        <w:pStyle w:val="Heading3"/>
+      </w:pPr>
+      <w:r>
+        <w:rPr>
+          <w:lang w:val="zh_TW" w:bidi="zh_TW"/>
+        </w:rPr>
+        <w:t>概述</w:t>
+      </w:r>
+    </w:p>
+    <w:p>
+      <w:pPr>
+        <w:pStyle w:val="ListBullet"/>
+        <w:spacing w:line="240" w:lineRule="auto"/>
+        <w:ind w:left="720"/>
+      </w:pPr>
+      <w:r>
+        <w:rPr>
+          <w:lang w:val="zh_TW" w:bidi="zh_TW"/>
+        </w:rPr>
+      </w:r>
+      <w:r>
+        <w:rPr>
+          <w:u w:val="single"/>
+          <w:lang w:val="zh_TW" w:bidi="zh_TW"/>
+        </w:rPr>
+        <w:t>數字的表達</w:t>
+      </w:r>
+    </w:p>
+    <w:p>
+      <w:pPr>
+        <w:pStyle w:val="ListBullet"/>
+        <w:spacing w:line="240" w:lineRule="auto"/>
+        <w:ind w:left="720"/>
+      </w:pPr>
+      <w:r>
+        <w:rPr>
+          <w:lang w:val="zh_TW" w:bidi="zh_TW"/>
+        </w:rPr>
+      </w:r>
+      <w:r>
+        <w:rPr>
+          <w:u w:val="single"/>
+          <w:lang w:val="zh_TW" w:bidi="zh_TW"/>
+        </w:rPr>
+        <w:t>數字符號的書寫方式</w:t>
+      </w:r>
+    </w:p>
+    <w:p>
+      <w:pPr>
+        <w:pStyle w:val="ListBullet"/>
+        <w:spacing w:line="240" w:lineRule="auto"/>
+        <w:ind w:left="720"/>
+      </w:pPr>
+      <w:r>
+        <w:rPr>
+          <w:lang w:val="zh_TW" w:bidi="zh_TW"/>
+        </w:rPr>
+      </w:r>
+      <w:r>
+        <w:rPr>
+          <w:u w:val="single"/>
+          <w:lang w:val="zh_TW" w:bidi="zh_TW"/>
+        </w:rPr>
+        <w:t>大數字的問題</w:t>
+      </w:r>
+    </w:p>
+    <w:p>
+      <w:pPr>
+        <w:pStyle w:val="ListBullet"/>
+        <w:spacing w:line="240" w:lineRule="auto"/>
+        <w:ind w:left="720"/>
+      </w:pPr>
+      <w:r>
+        <w:rPr>
+          <w:lang w:val="zh_TW" w:bidi="zh_TW"/>
+        </w:rPr>
+      </w:r>
+      <w:r>
+        <w:rPr>
+          <w:u w:val="single"/>
+          <w:lang w:val="zh_TW" w:bidi="zh_TW"/>
+        </w:rPr>
+        <w:t>按世代計算</w:t>
+      </w:r>
+    </w:p>
+    <w:p>
+      <w:pPr>
+        <w:pStyle w:val="ListBullet"/>
+        <w:spacing w:line="240" w:lineRule="auto"/>
+        <w:ind w:left="720"/>
+      </w:pPr>
+      <w:r>
+        <w:rPr>
+          <w:lang w:val="zh_TW" w:bidi="zh_TW"/>
+        </w:rPr>
+      </w:r>
+      <w:r>
+        <w:rPr>
+          <w:u w:val="single"/>
+          <w:lang w:val="zh_TW" w:bidi="zh_TW"/>
+        </w:rPr>
+        <w:t>數字的約略用法</w:t>
+      </w:r>
+    </w:p>
+    <w:p>
+      <w:pPr>
+        <w:pStyle w:val="ListBullet"/>
+        <w:spacing w:line="240" w:lineRule="auto"/>
+        <w:ind w:left="720"/>
+      </w:pPr>
+      <w:r>
+        <w:rPr>
+          <w:lang w:val="zh_TW" w:bidi="zh_TW"/>
+        </w:rPr>
+      </w:r>
+      <w:r>
+        <w:rPr>
+          <w:u w:val="single"/>
+          <w:lang w:val="zh_TW" w:bidi="zh_TW"/>
+        </w:rPr>
+        <w:t>數字的象徵用法</w:t>
+      </w:r>
+    </w:p>
+    <w:p>
+      <w:pPr>
+        <w:pStyle w:val="ListBullet"/>
+        <w:spacing w:line="240" w:lineRule="auto"/>
+        <w:ind w:left="720"/>
+      </w:pPr>
+      <w:r>
+        <w:rPr>
+          <w:lang w:val="zh_TW" w:bidi="zh_TW"/>
+        </w:rPr>
+      </w:r>
+      <w:r>
+        <w:rPr>
+          <w:u w:val="single"/>
+          <w:lang w:val="zh_TW" w:bidi="zh_TW"/>
+        </w:rPr>
+        <w:t>精確的統計</w:t>
+      </w:r>
+    </w:p>
+    <w:p>
+      <w:pPr>
+        <w:pStyle w:val="ListBullet"/>
+        <w:spacing w:line="240" w:lineRule="auto"/>
+        <w:ind w:left="720"/>
+      </w:pPr>
+      <w:r>
+        <w:rPr>
+          <w:lang w:val="zh_TW" w:bidi="zh_TW"/>
+        </w:rPr>
+      </w:r>
+      <w:r>
+        <w:rPr>
+          <w:u w:val="single"/>
+          <w:lang w:val="zh_TW" w:bidi="zh_TW"/>
+        </w:rPr>
+        <w:t>數字象徵學</w:t>
+      </w:r>
+    </w:p>
+    <w:p>
+      <w:pPr>
+        <w:pStyle w:val="Heading3"/>
+      </w:pPr>
+      <w:r>
+        <w:rPr>
+          <w:lang w:val="zh_TW" w:bidi="zh_TW"/>
+        </w:rPr>
+        <w:t>數字的表達</w:t>
+      </w:r>
+    </w:p>
+    <w:p>
+      <w:pPr/>
+      <w:r>
+        <w:rPr>
+          <w:lang w:val="zh_TW" w:bidi="zh_TW"/>
+        </w:rPr>
+      </w:r>
+      <w:r>
+        <w:rPr>
+          <w:lang w:val="zh_TW" w:bidi="zh_TW"/>
+        </w:rPr>
+        <w:t>希伯來文與其它閃族語言一樣，擁有一個簡單但實用的數字系統。數字一是形容詞，從二開始，數字則是名詞。這些名詞有男性與女性兩種形式，且以平行方式使用：男性形式用於女性名詞之前，女性形式則用於男性名詞之前。</w:t>
+      </w:r>
+    </w:p>
+    <w:p>
+      <w:pPr/>
+      <w:r>
+        <w:rPr>
+          <w:lang w:val="zh_TW" w:bidi="zh_TW"/>
+        </w:rPr>
+      </w:r>
+      <w:r>
+        <w:rPr>
+          <w:lang w:val="zh_TW" w:bidi="zh_TW"/>
+        </w:rPr>
+        <w:t>序數（第一、第二、第三）與基數（一、二、三）並存。如同多數語言，基數有時可以代替序數。例如，「第二日」可以表達為「日二」。從十到十九之間，有一種合成形式，與英文的十三（thirteen〔three-ten〕）相似，而二十（twenty）的字面意思是「十的複數」。它是「十」的複數。「三十」、「四十」等的字面意思則是「三的複數」、「四的複數」。這樣的規律一直持續到一百，而一百則是另一個全新的字詞。</w:t>
+      </w:r>
+    </w:p>
+    <w:p>
+      <w:pPr/>
+      <w:r>
+        <w:rPr>
+          <w:lang w:val="zh_TW" w:bidi="zh_TW"/>
+        </w:rPr>
+      </w:r>
+      <w:r>
+        <w:rPr>
+          <w:lang w:val="zh_TW" w:bidi="zh_TW"/>
+        </w:rPr>
+        <w:t>希伯來文中也有「一千」與「一萬」等獨立的字詞，這與希臘文、中文及許多其它語言相似。更大的數字必須用這些單位的倍數來表達。「萬萬」和「千千」這些表達方式顯示，古人對大數字的表達多是約略的。由於當時的人口稀少、國度規模也小，因此很少需要使用極大的數字。</w:t>
+      </w:r>
+    </w:p>
+    <w:p>
+      <w:pPr/>
+      <w:r>
+        <w:rPr>
+          <w:lang w:val="zh_TW" w:bidi="zh_TW"/>
+        </w:rPr>
+      </w:r>
+      <w:r>
+        <w:rPr>
+          <w:lang w:val="zh_TW" w:bidi="zh_TW"/>
+        </w:rPr>
+        <w:t>在希伯來文中除了單數與複數形式外，還有一種雙數形式，用以表達兩個東西（例如兩百、兩千）。分數（如二分之一、三分之一、十分之一）也可以表達。乘法、除法、加法與減法都曾使用，聖經中可以找到這四種運算的例子。希伯來數學系統基本上屬於更廣泛的西亞數學體系之一。我們對這體系的了解主要來自美索不達米亞與埃及。不過，這些地區所使用的數學系統比以色列的更為發達。</w:t>
+      </w:r>
+    </w:p>
+    <w:p>
+      <w:pPr>
+        <w:pStyle w:val="Heading3"/>
+      </w:pPr>
+      <w:r>
+        <w:rPr>
+          <w:lang w:val="zh_TW" w:bidi="zh_TW"/>
+        </w:rPr>
+        <w:t>數字符號的書寫方法</w:t>
+      </w:r>
+    </w:p>
+    <w:p>
+      <w:pPr/>
+      <w:r>
+        <w:rPr>
+          <w:lang w:val="zh_TW" w:bidi="zh_TW"/>
+        </w:rPr>
+      </w:r>
+      <w:r>
+        <w:rPr>
+          <w:lang w:val="zh_TW" w:bidi="zh_TW"/>
+        </w:rPr>
+        <w:t>在聖經中，數字一律以文字寫出。這種做法也見於著名的摩押石碑（Moabite Stone）與西羅亞銘文（Siloam Inscription）。古代世界的各民族都能以各種符號或代碼（如我們的1、2、3）來表示數字。然而，這種方法容易出錯，因此後來人們通常以完整的文字寫出數字。雖然仍有可能引起混淆，但機率已大為減少。</w:t>
+      </w:r>
+    </w:p>
+    <w:p>
+      <w:pPr/>
+      <w:r>
+        <w:rPr>
+          <w:lang w:val="zh_TW" w:bidi="zh_TW"/>
+        </w:rPr>
+      </w:r>
+      <w:r>
+        <w:rPr>
+          <w:lang w:val="zh_TW" w:bidi="zh_TW"/>
+        </w:rPr>
+        <w:t>在希伯來文與希臘文中，還有另一種書寫數字的方式，就是用字母表中的連續字母代替連續的數字，類似以A代表1、B代表2。到了新約聖經的時代，已廣泛使用這種方法，並且成為現代希伯來文的慣例。這種系統的優點是，可以在數字組合中插入任意的母音，形成可讀的造字。例如，在</w:t>
+      </w:r>
+      <w:hyperlink r:id="rId110">
+        <w:r>
+          <w:rPr>
+            <w:lang w:val="zh_TW" w:bidi="zh_TW"/>
+          </w:rPr>
+          <w:rPr>
+            <w:color w:val="0000EE"/>
+            <w:u w:val="single"/>
+          </w:rPr>
+          <w:t>啟示錄十三章18節</w:t>
+        </w:r>
+      </w:hyperlink>
+      <w:r>
+        <w:rPr>
+          <w:lang w:val="zh_TW" w:bidi="zh_TW"/>
+        </w:rPr>
+        <w:t>所提到的「獸的數目」666，可以用字母表示，對應於「尼祿凱撒」這個名字的子音。若採用另一讀法616，則也可能對應其它名字。</w:t>
+      </w:r>
+    </w:p>
+    <w:p>
+      <w:pPr>
+        <w:pStyle w:val="Heading3"/>
+      </w:pPr>
+      <w:r>
+        <w:rPr>
+          <w:lang w:val="zh_TW" w:bidi="zh_TW"/>
+        </w:rPr>
+        <w:t>大數字的問題</w:t>
+      </w:r>
+    </w:p>
+    <w:p>
+      <w:pPr/>
+      <w:r>
+        <w:rPr>
+          <w:lang w:val="zh_TW" w:bidi="zh_TW"/>
+        </w:rPr>
+      </w:r>
+      <w:r>
+        <w:rPr>
+          <w:lang w:val="zh_TW" w:bidi="zh_TW"/>
+        </w:rPr>
+        <w:t>即使考慮到所有這些可能性，與大數字有關的問題仍然存在，尤其是在舊約聖經中。最明顯的例子是</w:t>
+      </w:r>
+      <w:hyperlink r:id="rId111">
+        <w:r>
+          <w:rPr>
+            <w:lang w:val="zh_TW" w:bidi="zh_TW"/>
+          </w:rPr>
+          <w:rPr>
+            <w:color w:val="0000EE"/>
+            <w:u w:val="single"/>
+          </w:rPr>
+          <w:t>創世記五章</w:t>
+        </w:r>
+      </w:hyperlink>
+      <w:r>
+        <w:rPr>
+          <w:lang w:val="zh_TW" w:bidi="zh_TW"/>
+        </w:rPr>
+        <w:t>中十位長壽族長的年歲。希伯來文本、撒馬利亞文本以及最早的希臘文譯本（即七十士譯本）所記載的數字彼此不同，相差達數百年。然而，這些年歲都極大。</w:t>
+      </w:r>
+    </w:p>
+    <w:p>
+      <w:pPr/>
+      <w:r>
+        <w:rPr>
+          <w:lang w:val="zh_TW" w:bidi="zh_TW"/>
+        </w:rPr>
+      </w:r>
+      <w:r>
+        <w:rPr>
+          <w:lang w:val="zh_TW" w:bidi="zh_TW"/>
+        </w:rPr>
+        <w:t>有些人將這些數字按字面意思來理解。他們指出，這些族長的年歲逐步遞減，直到挪亞時代，神為人所設定的壽命降為120歲（</w:t>
+      </w:r>
+      <w:hyperlink r:id="rId112">
+        <w:r>
+          <w:rPr>
+            <w:lang w:val="zh_TW" w:bidi="zh_TW"/>
+          </w:rPr>
+          <w:rPr>
+            <w:color w:val="0000EE"/>
+            <w:u w:val="single"/>
+          </w:rPr>
+          <w:t>創6:3</w:t>
+        </w:r>
+      </w:hyperlink>
+      <w:r>
+        <w:rPr>
+          <w:lang w:val="zh_TW" w:bidi="zh_TW"/>
+        </w:rPr>
+        <w:t>）；後來又降到人類平均七十歲的壽數（</w:t>
+      </w:r>
+      <w:hyperlink r:id="rId113">
+        <w:r>
+          <w:rPr>
+            <w:lang w:val="zh_TW" w:bidi="zh_TW"/>
+          </w:rPr>
+          <w:rPr>
+            <w:color w:val="0000EE"/>
+            <w:u w:val="single"/>
+          </w:rPr>
+          <w:t>詩90:10</w:t>
+        </w:r>
+      </w:hyperlink>
+      <w:r>
+        <w:rPr>
+          <w:lang w:val="zh_TW" w:bidi="zh_TW"/>
+        </w:rPr>
+        <w:t>）。這與人類在墮落之後靈性的逐步敗壞相對應——從亞當的完全狀態到如今的光景。無論這些數字的具體解釋為何，毫無疑問，聖經的神學意圖正是在於表達這一點。</w:t>
+      </w:r>
+    </w:p>
+    <w:p>
+      <w:pPr/>
+      <w:r>
+        <w:rPr>
+          <w:lang w:val="zh_TW" w:bidi="zh_TW"/>
+        </w:rPr>
+      </w:r>
+      <w:r>
+        <w:rPr>
+          <w:lang w:val="zh_TW" w:bidi="zh_TW"/>
+        </w:rPr>
+        <w:t>以色列人出埃及的龐大人數也是一個問題。如果真的有60萬名能作戰的男子（</w:t>
+      </w:r>
+      <w:hyperlink r:id="rId114">
+        <w:r>
+          <w:rPr>
+            <w:lang w:val="zh_TW" w:bidi="zh_TW"/>
+          </w:rPr>
+          <w:rPr>
+            <w:color w:val="0000EE"/>
+            <w:u w:val="single"/>
+          </w:rPr>
+          <w:t>民1:46</w:t>
+        </w:r>
+      </w:hyperlink>
+      <w:r>
+        <w:rPr>
+          <w:lang w:val="zh_TW" w:bidi="zh_TW"/>
+        </w:rPr>
+        <w:t>），那就意味著整個民族的人口約有200萬或更多。也許那個譯為「千」的字詞其實是指「支派單位」。無論確切的數字是多少，總人數顯然要小得多。當然，神完全有能力在曠野中供養任何數量的人。然而，考古學中關於以色列人攻取迦南前後該地人口的證據，似乎支持人口數較少的看法。相同的原則也可以用來解釋各以色列支派勇士人數的龐大記載，甚至也可能適用於舊約歷史書中所提到以色列和猶大的軍事總數之巨大數據。</w:t>
+      </w:r>
+    </w:p>
+    <w:p>
+      <w:pPr/>
+      <w:r>
+        <w:rPr>
+          <w:lang w:val="zh_TW" w:bidi="zh_TW"/>
+        </w:rPr>
+      </w:r>
+      <w:r>
+        <w:rPr>
+          <w:lang w:val="zh_TW" w:bidi="zh_TW"/>
+        </w:rPr>
+        <w:t>對一般的聖經讀者或聽眾而言，也許最大的問題之一是歷代志與列王紀中所記載的數字不同，儘管兩卷書描述的是同樣的事件。這些差異可能是由於抄寫錯誤，或因以符號或單一字母書寫數字時產生混淆所致，這可以解釋許多個別的不一致情況，但並不能解釋所有的差異。歷代志中的數字通常大得多，這些極大的整數很可能具有象徵意義，而非要按字面來理解。猶太人當時同時擁有列王紀與歷代志這兩卷書，因此他們自己也不太可能把這兩組數字都視為字面上的事實。</w:t>
+      </w:r>
+    </w:p>
+    <w:p>
+      <w:pPr>
+        <w:pStyle w:val="Heading3"/>
+      </w:pPr>
+      <w:r>
+        <w:rPr>
+          <w:lang w:val="zh_TW" w:bidi="zh_TW"/>
+        </w:rPr>
+        <w:t>按世代計算</w:t>
+      </w:r>
+    </w:p>
+    <w:p>
+      <w:pPr/>
+      <w:r>
+        <w:rPr>
+          <w:lang w:val="zh_TW" w:bidi="zh_TW"/>
+        </w:rPr>
+      </w:r>
+      <w:r>
+        <w:rPr>
+          <w:lang w:val="zh_TW" w:bidi="zh_TW"/>
+        </w:rPr>
+        <w:t>舊約聖經的一個問題是事件的年代推算。即使有精確的數字系統，也沒有一個絕對固定的起算點。後來的猶太人和基督徒以創造的推定日期作為起點來計算。從大衛和所羅門之後，年代的推算既依據內部參照，也依據外部參照。內部參照是指猶大諸王與以色列諸王的對比年代，外部參照則涉及以色列以外的君王與王后。</w:t>
+      </w:r>
+    </w:p>
+    <w:p>
+      <w:pPr/>
+      <w:r>
+        <w:rPr>
+          <w:lang w:val="zh_TW" w:bidi="zh_TW"/>
+        </w:rPr>
+      </w:r>
+      <w:r>
+        <w:rPr>
+          <w:lang w:val="zh_TW" w:bidi="zh_TW"/>
+        </w:rPr>
+        <w:t>這種開放的時間結構解釋了「四十年」這個模糊的時期，舊約聖經中常使用這個表達（例如士師記）來指任何漫長但不確定的時段。這幾乎可以肯定是指一個世代（希伯來文</w:t>
+      </w:r>
+      <w:r>
+        <w:rPr>
+          <w:i/>
+          <w:lang w:val="zh_TW" w:bidi="zh_TW"/>
+        </w:rPr>
+        <w:t>dor</w:t>
+      </w:r>
+      <w:r>
+        <w:rPr>
+          <w:lang w:val="zh_TW" w:bidi="zh_TW"/>
+        </w:rPr>
+        <w:t>）。按世代計算的方法明顯地出現在聖經某些地方，在其它地方則可能是隱含的。例如，亞伯拉罕的後裔要「到了第四代」才回到迦南（</w:t>
+      </w:r>
+      <w:hyperlink r:id="rId115">
+        <w:r>
+          <w:rPr>
+            <w:lang w:val="zh_TW" w:bidi="zh_TW"/>
+          </w:rPr>
+          <w:rPr>
+            <w:color w:val="0000EE"/>
+            <w:u w:val="single"/>
+          </w:rPr>
+          <w:t>創15:16</w:t>
+        </w:r>
+      </w:hyperlink>
+      <w:r>
+        <w:rPr>
+          <w:lang w:val="zh_TW" w:bidi="zh_TW"/>
+        </w:rPr>
+        <w:t>）。而基督的家譜則整齊地分為三組，每組十四代（</w:t>
+      </w:r>
+      <w:hyperlink r:id="rId116">
+        <w:r>
+          <w:rPr>
+            <w:lang w:val="zh_TW" w:bidi="zh_TW"/>
+          </w:rPr>
+          <w:rPr>
+            <w:color w:val="0000EE"/>
+            <w:u w:val="single"/>
+          </w:rPr>
+          <w:t>太1:17</w:t>
+        </w:r>
+      </w:hyperlink>
+      <w:r>
+        <w:rPr>
+          <w:lang w:val="zh_TW" w:bidi="zh_TW"/>
+        </w:rPr>
+        <w:t>），並非按年分分段。</w:t>
+      </w:r>
+    </w:p>
+    <w:p>
+      <w:pPr/>
+      <w:r>
+        <w:rPr>
+          <w:lang w:val="zh_TW" w:bidi="zh_TW"/>
+        </w:rPr>
+      </w:r>
+      <w:r>
+        <w:rPr>
+          <w:lang w:val="zh_TW" w:bidi="zh_TW"/>
+        </w:rPr>
+        <w:t>凡有人保存與誦讀祖先名錄的地方，按世代來計算是自然的事。然而，經文也說亞伯拉罕的後裔大約在四百年後回到迦南（</w:t>
+      </w:r>
+      <w:hyperlink r:id="rId117">
+        <w:r>
+          <w:rPr>
+            <w:lang w:val="zh_TW" w:bidi="zh_TW"/>
+          </w:rPr>
+          <w:rPr>
+            <w:color w:val="0000EE"/>
+            <w:u w:val="single"/>
+          </w:rPr>
+          <w:t>加3:17</w:t>
+        </w:r>
+      </w:hyperlink>
+      <w:r>
+        <w:rPr>
+          <w:lang w:val="zh_TW" w:bidi="zh_TW"/>
+        </w:rPr>
+        <w:t>）。「世代」一詞有時是指100年，而希伯來文中「世代」也可能是指120年（</w:t>
+      </w:r>
+      <w:hyperlink r:id="rId112">
+        <w:r>
+          <w:rPr>
+            <w:lang w:val="zh_TW" w:bidi="zh_TW"/>
+          </w:rPr>
+          <w:rPr>
+            <w:color w:val="0000EE"/>
+            <w:u w:val="single"/>
+          </w:rPr>
+          <w:t>創6:3</w:t>
+        </w:r>
+      </w:hyperlink>
+      <w:r>
+        <w:rPr>
+          <w:lang w:val="zh_TW" w:bidi="zh_TW"/>
+        </w:rPr>
+        <w:t>）。古代希伯來人通常會用一些模糊的表達，如「在那些日子」、「那些日子以後」或「日子將到」，來指過去、現在與未來，而不具體提及數字。換句話說，聖經的作者更關心神學意義，而非數學的精確性。</w:t>
+      </w:r>
+    </w:p>
+    <w:p>
+      <w:pPr>
+        <w:pStyle w:val="Heading3"/>
+      </w:pPr>
+      <w:r>
+        <w:rPr>
+          <w:lang w:val="zh_TW" w:bidi="zh_TW"/>
+        </w:rPr>
+        <w:t>數字的約略用法</w:t>
+      </w:r>
+    </w:p>
+    <w:p>
+      <w:pPr/>
+      <w:r>
+        <w:rPr>
+          <w:lang w:val="zh_TW" w:bidi="zh_TW"/>
+        </w:rPr>
+      </w:r>
+      <w:r>
+        <w:rPr>
+          <w:lang w:val="zh_TW" w:bidi="zh_TW"/>
+        </w:rPr>
+        <w:t>在舊約聖經中，以色列人在曠野漂流40年就是數字約略用法的一個好例子 （</w:t>
+      </w:r>
+      <w:hyperlink r:id="rId118">
+        <w:r>
+          <w:rPr>
+            <w:lang w:val="zh_TW" w:bidi="zh_TW"/>
+          </w:rPr>
+          <w:rPr>
+            <w:color w:val="0000EE"/>
+            <w:u w:val="single"/>
+          </w:rPr>
+          <w:t>民14:33</w:t>
+        </w:r>
+      </w:hyperlink>
+      <w:r>
+        <w:rPr>
+          <w:lang w:val="zh_TW" w:bidi="zh_TW"/>
+        </w:rPr>
+        <w:t>）。在新約聖經中，耶穌在曠野受試探40天（</w:t>
+      </w:r>
+      <w:hyperlink r:id="rId119">
+        <w:r>
+          <w:rPr>
+            <w:lang w:val="zh_TW" w:bidi="zh_TW"/>
+          </w:rPr>
+          <w:rPr>
+            <w:color w:val="0000EE"/>
+            <w:u w:val="single"/>
+          </w:rPr>
+          <w:t>太4:2</w:t>
+        </w:r>
+      </w:hyperlink>
+      <w:r>
+        <w:rPr>
+          <w:lang w:val="zh_TW" w:bidi="zh_TW"/>
+        </w:rPr>
+        <w:t>）；從祂復活到升天之間也有40天 （</w:t>
+      </w:r>
+      <w:hyperlink r:id="rId120">
+        <w:r>
+          <w:rPr>
+            <w:lang w:val="zh_TW" w:bidi="zh_TW"/>
+          </w:rPr>
+          <w:rPr>
+            <w:color w:val="0000EE"/>
+            <w:u w:val="single"/>
+          </w:rPr>
+          <w:t>徒1:3</w:t>
         </w:r>
       </w:hyperlink>
       <w:r>
@@ -954,18 +4473,613 @@
         <w:rPr>
           <w:lang w:val="zh_TW" w:bidi="zh_TW"/>
         </w:rPr>
-        <w:t>最後，基督徒群體中的懶惰問題仍然存在，甚至可能有所加劇（參</w:t>
-      </w:r>
-      <w:hyperlink r:id="rId30">
-        <w:r>
-          <w:rPr>
-            <w:lang w:val="zh_TW" w:bidi="zh_TW"/>
-          </w:rPr>
-          <w:rPr>
-            <w:color w:val="0000EE"/>
-            <w:u w:val="single"/>
-          </w:rPr>
-          <w:t>帖前4:11</w:t>
+        <w:t>摩西蒙召時年40歲（</w:t>
+      </w:r>
+      <w:hyperlink r:id="rId121">
+        <w:r>
+          <w:rPr>
+            <w:lang w:val="zh_TW" w:bidi="zh_TW"/>
+          </w:rPr>
+          <w:rPr>
+            <w:color w:val="0000EE"/>
+            <w:u w:val="single"/>
+          </w:rPr>
+          <w:t>徒7:23</w:t>
+        </w:r>
+      </w:hyperlink>
+      <w:r>
+        <w:rPr>
+          <w:lang w:val="zh_TW" w:bidi="zh_TW"/>
+        </w:rPr>
+        <w:t>），他顯然在米甸住了40年（</w:t>
+      </w:r>
+      <w:hyperlink r:id="rId122">
+        <w:r>
+          <w:rPr>
+            <w:lang w:val="zh_TW" w:bidi="zh_TW"/>
+          </w:rPr>
+          <w:rPr>
+            <w:color w:val="0000EE"/>
+            <w:u w:val="single"/>
+          </w:rPr>
+          <w:t>出7:7</w:t>
+        </w:r>
+      </w:hyperlink>
+      <w:r>
+        <w:rPr>
+          <w:lang w:val="zh_TW" w:bidi="zh_TW"/>
+        </w:rPr>
+        <w:t>），又帶領以色列人出埃及並在曠野中行走40年（</w:t>
+      </w:r>
+      <w:hyperlink r:id="rId123">
+        <w:r>
+          <w:rPr>
+            <w:lang w:val="zh_TW" w:bidi="zh_TW"/>
+          </w:rPr>
+          <w:rPr>
+            <w:color w:val="0000EE"/>
+            <w:u w:val="single"/>
+          </w:rPr>
+          <w:t>申34:7</w:t>
+        </w:r>
+      </w:hyperlink>
+      <w:r>
+        <w:rPr>
+          <w:lang w:val="zh_TW" w:bidi="zh_TW"/>
+        </w:rPr>
+        <w:t>）。因此，經上說他死的時候是120歲。然而，兩個世代，也就是40年的兩倍，乃是健康男子的正常最長壽命（</w:t>
+      </w:r>
+      <w:hyperlink r:id="rId113">
+        <w:r>
+          <w:rPr>
+            <w:lang w:val="zh_TW" w:bidi="zh_TW"/>
+          </w:rPr>
+          <w:rPr>
+            <w:color w:val="0000EE"/>
+            <w:u w:val="single"/>
+          </w:rPr>
+          <w:t>詩90:10</w:t>
+        </w:r>
+      </w:hyperlink>
+      <w:r>
+        <w:rPr>
+          <w:lang w:val="zh_TW" w:bidi="zh_TW"/>
+        </w:rPr>
+        <w:t>），但因人生艱難，往往縮短為70年。數字七十有時也以這種約略的方式使用。</w:t>
+      </w:r>
+    </w:p>
+    <w:p>
+      <w:pPr>
+        <w:pStyle w:val="Heading3"/>
+      </w:pPr>
+      <w:r>
+        <w:rPr>
+          <w:lang w:val="zh_TW" w:bidi="zh_TW"/>
+        </w:rPr>
+        <w:t>數字的象徵用法</w:t>
+      </w:r>
+    </w:p>
+    <w:p>
+      <w:pPr/>
+      <w:r>
+        <w:rPr>
+          <w:lang w:val="zh_TW" w:bidi="zh_TW"/>
+        </w:rPr>
+      </w:r>
+      <w:r>
+        <w:rPr>
+          <w:lang w:val="zh_TW" w:bidi="zh_TW"/>
+        </w:rPr>
+        <w:t>在聖經中，七象徵完全或完美。神在第七日歇了祂一切的工，完成創造（</w:t>
+      </w:r>
+      <w:hyperlink r:id="rId124">
+        <w:r>
+          <w:rPr>
+            <w:lang w:val="zh_TW" w:bidi="zh_TW"/>
+          </w:rPr>
+          <w:rPr>
+            <w:color w:val="0000EE"/>
+            <w:u w:val="single"/>
+          </w:rPr>
+          <w:t>創2:2</w:t>
+        </w:r>
+      </w:hyperlink>
+      <w:r>
+        <w:rPr>
+          <w:lang w:val="zh_TW" w:bidi="zh_TW"/>
+        </w:rPr>
+        <w:t>）。法老在夢中看見七隻從尼羅河上來的母牛（</w:t>
+      </w:r>
+      <w:hyperlink r:id="rId125">
+        <w:r>
+          <w:rPr>
+            <w:lang w:val="zh_TW" w:bidi="zh_TW"/>
+          </w:rPr>
+          <w:rPr>
+            <w:color w:val="0000EE"/>
+            <w:u w:val="single"/>
+          </w:rPr>
+          <w:t>41:2</w:t>
+        </w:r>
+      </w:hyperlink>
+      <w:r>
+        <w:rPr>
+          <w:lang w:val="zh_TW" w:bidi="zh_TW"/>
+        </w:rPr>
+        <w:t>）。參孫那分別為聖的拿細耳人之髮被編成七條辮子（</w:t>
+      </w:r>
+      <w:hyperlink r:id="rId126">
+        <w:r>
+          <w:rPr>
+            <w:lang w:val="zh_TW" w:bidi="zh_TW"/>
+          </w:rPr>
+          <w:rPr>
+            <w:color w:val="0000EE"/>
+            <w:u w:val="single"/>
+          </w:rPr>
+          <w:t>士16:13</w:t>
+        </w:r>
+      </w:hyperlink>
+      <w:r>
+        <w:rPr>
+          <w:lang w:val="zh_TW" w:bidi="zh_TW"/>
+        </w:rPr>
+        <w:t>）。抹大拉的馬利亞身上曾有七個鬼被趕出，表明她先前完全被撒但轄制（</w:t>
+      </w:r>
+      <w:hyperlink r:id="rId127">
+        <w:r>
+          <w:rPr>
+            <w:lang w:val="zh_TW" w:bidi="zh_TW"/>
+          </w:rPr>
+          <w:rPr>
+            <w:color w:val="0000EE"/>
+            <w:u w:val="single"/>
+          </w:rPr>
+          <w:t>路8:2</w:t>
+        </w:r>
+      </w:hyperlink>
+      <w:r>
+        <w:rPr>
+          <w:lang w:val="zh_TW" w:bidi="zh_TW"/>
+        </w:rPr>
+        <w:t>）。而「七個......鬼」要進入那被潔淨卻空虛的人的裡面（</w:t>
+      </w:r>
+      <w:hyperlink r:id="rId128">
+        <w:r>
+          <w:rPr>
+            <w:lang w:val="zh_TW" w:bidi="zh_TW"/>
+          </w:rPr>
+          <w:rPr>
+            <w:color w:val="0000EE"/>
+            <w:u w:val="single"/>
+          </w:rPr>
+          <w:t>太12:45</w:t>
+        </w:r>
+      </w:hyperlink>
+      <w:r>
+        <w:rPr>
+          <w:lang w:val="zh_TW" w:bidi="zh_TW"/>
+        </w:rPr>
+        <w:t>）。然而，從正面的例子來看，也有神的七靈（</w:t>
+      </w:r>
+      <w:hyperlink r:id="rId129">
+        <w:r>
+          <w:rPr>
+            <w:lang w:val="zh_TW" w:bidi="zh_TW"/>
+          </w:rPr>
+          <w:rPr>
+            <w:color w:val="0000EE"/>
+            <w:u w:val="single"/>
+          </w:rPr>
+          <w:t>啟3:1</w:t>
+        </w:r>
+      </w:hyperlink>
+      <w:r>
+        <w:rPr>
+          <w:lang w:val="zh_TW" w:bidi="zh_TW"/>
+        </w:rPr>
+        <w:t>）。</w:t>
+      </w:r>
+    </w:p>
+    <w:p>
+      <w:pPr/>
+      <w:r>
+        <w:rPr>
+          <w:lang w:val="zh_TW" w:bidi="zh_TW"/>
+        </w:rPr>
+      </w:r>
+      <w:r>
+        <w:rPr>
+          <w:lang w:val="zh_TW" w:bidi="zh_TW"/>
+        </w:rPr>
+        <w:t>在第七年，希伯來的奴僕要得自由（</w:t>
+      </w:r>
+      <w:hyperlink r:id="rId130">
+        <w:r>
+          <w:rPr>
+            <w:lang w:val="zh_TW" w:bidi="zh_TW"/>
+          </w:rPr>
+          <w:rPr>
+            <w:color w:val="0000EE"/>
+            <w:u w:val="single"/>
+          </w:rPr>
+          <w:t>出21:2</w:t>
+        </w:r>
+      </w:hyperlink>
+      <w:r>
+        <w:rPr>
+          <w:lang w:val="zh_TW" w:bidi="zh_TW"/>
+        </w:rPr>
+        <w:t>）。奴僕的勞役在七年之後就完成。每逢第七年是安息年（</w:t>
+      </w:r>
+      <w:hyperlink r:id="rId131">
+        <w:r>
+          <w:rPr>
+            <w:lang w:val="zh_TW" w:bidi="zh_TW"/>
+          </w:rPr>
+          <w:rPr>
+            <w:color w:val="0000EE"/>
+            <w:u w:val="single"/>
+          </w:rPr>
+          <w:t>利25:4</w:t>
+        </w:r>
+      </w:hyperlink>
+      <w:r>
+        <w:rPr>
+          <w:lang w:val="zh_TW" w:bidi="zh_TW"/>
+        </w:rPr>
+        <w:t>）。七個七再次強調完全的意義。禧年是在七個七年之後的第50年舉行，那一年所有的地都要釋放，歸還原主（</w:t>
+      </w:r>
+      <w:hyperlink r:id="rId132">
+        <w:r>
+          <w:rPr>
+            <w:lang w:val="zh_TW" w:bidi="zh_TW"/>
+          </w:rPr>
+          <w:rPr>
+            <w:color w:val="0000EE"/>
+            <w:u w:val="single"/>
+          </w:rPr>
+          <w:t>利25:10</w:t>
+        </w:r>
+      </w:hyperlink>
+      <w:r>
+        <w:rPr>
+          <w:lang w:val="zh_TW" w:bidi="zh_TW"/>
+        </w:rPr>
+        <w:t>）。五旬節或七七節是在逾越節後七個七日舉行。</w:t>
+      </w:r>
+    </w:p>
+    <w:p>
+      <w:pPr/>
+      <w:r>
+        <w:rPr>
+          <w:lang w:val="zh_TW" w:bidi="zh_TW"/>
+        </w:rPr>
+      </w:r>
+      <w:r>
+        <w:rPr>
+          <w:lang w:val="zh_TW" w:bidi="zh_TW"/>
+        </w:rPr>
+        <w:t>「七十」在希伯來文中直譯為「許多的七」。 「七十」更進一步強化了完全的概念。 以色列有70位長老（</w:t>
+      </w:r>
+      <w:hyperlink r:id="rId133">
+        <w:r>
+          <w:rPr>
+            <w:lang w:val="zh_TW" w:bidi="zh_TW"/>
+          </w:rPr>
+          <w:rPr>
+            <w:color w:val="0000EE"/>
+            <w:u w:val="single"/>
+          </w:rPr>
+          <w:t>出24:1</w:t>
+        </w:r>
+      </w:hyperlink>
+      <w:r>
+        <w:rPr>
+          <w:lang w:val="zh_TW" w:bidi="zh_TW"/>
+        </w:rPr>
+        <w:t>）。以色列被擄到巴比倫70年，以完成受罰的年數 （</w:t>
+      </w:r>
+      <w:hyperlink r:id="rId134">
+        <w:r>
+          <w:rPr>
+            <w:lang w:val="zh_TW" w:bidi="zh_TW"/>
+          </w:rPr>
+          <w:rPr>
+            <w:color w:val="0000EE"/>
+            <w:u w:val="single"/>
+          </w:rPr>
+          <w:t>耶25:12</w:t>
+        </w:r>
+      </w:hyperlink>
+      <w:r>
+        <w:rPr>
+          <w:lang w:val="zh_TW" w:bidi="zh_TW"/>
+        </w:rPr>
+        <w:t>）。「七十個七次」（</w:t>
+      </w:r>
+      <w:hyperlink r:id="rId135">
+        <w:r>
+          <w:rPr>
+            <w:lang w:val="zh_TW" w:bidi="zh_TW"/>
+          </w:rPr>
+          <w:rPr>
+            <w:color w:val="0000EE"/>
+            <w:u w:val="single"/>
+          </w:rPr>
+          <w:t>太18:22</w:t>
+        </w:r>
+      </w:hyperlink>
+      <w:r>
+        <w:rPr>
+          <w:lang w:val="zh_TW" w:bidi="zh_TW"/>
+        </w:rPr>
+        <w:t>）更進一步重申這意象。主耶穌並不是給彼得一個數學上的計算標準，而是強調人應該對弟兄的罪行實行無限的饒恕。</w:t>
+      </w:r>
+    </w:p>
+    <w:p>
+      <w:pPr/>
+      <w:r>
+        <w:rPr>
+          <w:lang w:val="zh_TW" w:bidi="zh_TW"/>
+        </w:rPr>
+      </w:r>
+      <w:r>
+        <w:rPr>
+          <w:lang w:val="zh_TW" w:bidi="zh_TW"/>
+        </w:rPr>
+        <w:t>「三」也可能具有完全或完美的意義，雖然不如七那樣強烈（</w:t>
+      </w:r>
+      <w:hyperlink r:id="rId136">
+        <w:r>
+          <w:rPr>
+            <w:lang w:val="zh_TW" w:bidi="zh_TW"/>
+          </w:rPr>
+          <w:rPr>
+            <w:color w:val="0000EE"/>
+            <w:u w:val="single"/>
+          </w:rPr>
+          <w:t>王下13:18</w:t>
+        </w:r>
+      </w:hyperlink>
+      <w:r>
+        <w:rPr>
+          <w:lang w:val="zh_TW" w:bidi="zh_TW"/>
+        </w:rPr>
+        <w:t>）。許多事情都發生在「第三天」（</w:t>
+      </w:r>
+      <w:hyperlink r:id="rId137">
+        <w:r>
+          <w:rPr>
+            <w:lang w:val="zh_TW" w:bidi="zh_TW"/>
+          </w:rPr>
+          <w:rPr>
+            <w:color w:val="0000EE"/>
+            <w:u w:val="single"/>
+          </w:rPr>
+          <w:t>何6:2</w:t>
+        </w:r>
+      </w:hyperlink>
+      <w:r>
+        <w:rPr>
+          <w:lang w:val="zh_TW" w:bidi="zh_TW"/>
+        </w:rPr>
+        <w:t>）。約拿在大魚腹中三日（</w:t>
+      </w:r>
+      <w:hyperlink r:id="rId138">
+        <w:r>
+          <w:rPr>
+            <w:lang w:val="zh_TW" w:bidi="zh_TW"/>
+          </w:rPr>
+          <w:rPr>
+            <w:color w:val="0000EE"/>
+            <w:u w:val="single"/>
+          </w:rPr>
+          <w:t>太12:40</w:t>
+        </w:r>
+      </w:hyperlink>
+      <w:r>
+        <w:rPr>
+          <w:lang w:val="zh_TW" w:bidi="zh_TW"/>
+        </w:rPr>
+        <w:t>）。主耶穌在第三天復活（</w:t>
+      </w:r>
+      <w:hyperlink r:id="rId139">
+        <w:r>
+          <w:rPr>
+            <w:lang w:val="zh_TW" w:bidi="zh_TW"/>
+          </w:rPr>
+          <w:rPr>
+            <w:color w:val="0000EE"/>
+            <w:u w:val="single"/>
+          </w:rPr>
+          <w:t>林前15:4</w:t>
+        </w:r>
+      </w:hyperlink>
+      <w:r>
+        <w:rPr>
+          <w:lang w:val="zh_TW" w:bidi="zh_TW"/>
+        </w:rPr>
+        <w:t>）。神給大衛三種懲罰選擇：三年的饑荒、三個月的敗逃，或三天的瘟疫（</w:t>
+      </w:r>
+      <w:hyperlink r:id="rId140">
+        <w:r>
+          <w:rPr>
+            <w:lang w:val="zh_TW" w:bidi="zh_TW"/>
+          </w:rPr>
+          <w:rPr>
+            <w:color w:val="0000EE"/>
+            <w:u w:val="single"/>
+          </w:rPr>
+          <w:t>撒下24:13</w:t>
+        </w:r>
+      </w:hyperlink>
+      <w:r>
+        <w:rPr>
+          <w:lang w:val="zh_TW" w:bidi="zh_TW"/>
+        </w:rPr>
+        <w:t>）。</w:t>
+      </w:r>
+    </w:p>
+    <w:p>
+      <w:pPr/>
+      <w:r>
+        <w:rPr>
+          <w:lang w:val="zh_TW" w:bidi="zh_TW"/>
+        </w:rPr>
+      </w:r>
+      <w:r>
+        <w:rPr>
+          <w:lang w:val="zh_TW" w:bidi="zh_TW"/>
+        </w:rPr>
+        <w:t>對基督徒而言，「三」有更深的屬靈意義，代表三位一體中的三個位格。這三個位格在大使命中被清楚表達出來（</w:t>
+      </w:r>
+      <w:hyperlink r:id="rId141">
+        <w:r>
+          <w:rPr>
+            <w:lang w:val="zh_TW" w:bidi="zh_TW"/>
+          </w:rPr>
+          <w:rPr>
+            <w:color w:val="0000EE"/>
+            <w:u w:val="single"/>
+          </w:rPr>
+          <w:t>太28:19</w:t>
+        </w:r>
+      </w:hyperlink>
+      <w:r>
+        <w:rPr>
+          <w:lang w:val="zh_TW" w:bidi="zh_TW"/>
+        </w:rPr>
+        <w:t>），也出現在保羅的祝禱中（</w:t>
+      </w:r>
+      <w:hyperlink r:id="rId142">
+        <w:r>
+          <w:rPr>
+            <w:lang w:val="zh_TW" w:bidi="zh_TW"/>
+          </w:rPr>
+          <w:rPr>
+            <w:color w:val="0000EE"/>
+            <w:u w:val="single"/>
+          </w:rPr>
+          <w:t>林後13:13</w:t>
+        </w:r>
+      </w:hyperlink>
+      <w:r>
+        <w:rPr>
+          <w:lang w:val="zh_TW" w:bidi="zh_TW"/>
+        </w:rPr>
+        <w:t>）。新約聖經中有許多三重結構的例子，而舊約聖經中也有其預表。</w:t>
+      </w:r>
+      <w:hyperlink r:id="rId143">
+        <w:r>
+          <w:rPr>
+            <w:lang w:val="zh_TW" w:bidi="zh_TW"/>
+          </w:rPr>
+          <w:rPr>
+            <w:color w:val="0000EE"/>
+            <w:u w:val="single"/>
+          </w:rPr>
+          <w:t>以賽亞書六章3節</w:t>
+        </w:r>
+      </w:hyperlink>
+      <w:r>
+        <w:rPr>
+          <w:lang w:val="zh_TW" w:bidi="zh_TW"/>
+        </w:rPr>
+        <w:t>三次重複的「聖哉」最為著名。</w:t>
+      </w:r>
+    </w:p>
+    <w:p>
+      <w:pPr/>
+      <w:r>
+        <w:rPr>
+          <w:lang w:val="zh_TW" w:bidi="zh_TW"/>
+        </w:rPr>
+      </w:r>
+      <w:r>
+        <w:rPr>
+          <w:lang w:val="zh_TW" w:bidi="zh_TW"/>
+        </w:rPr>
+        <w:t>有些學者認為四也是完全的象徵。例如，在</w:t>
+      </w:r>
+      <w:hyperlink r:id="rId144">
+        <w:r>
+          <w:rPr>
+            <w:lang w:val="zh_TW" w:bidi="zh_TW"/>
+          </w:rPr>
+          <w:rPr>
+            <w:color w:val="0000EE"/>
+            <w:u w:val="single"/>
+          </w:rPr>
+          <w:t>但以理書七章2節</w:t>
+        </w:r>
+      </w:hyperlink>
+      <w:r>
+        <w:rPr>
+          <w:lang w:val="zh_TW" w:bidi="zh_TW"/>
+        </w:rPr>
+        <w:t>中提到天的四風；</w:t>
+      </w:r>
+      <w:hyperlink r:id="rId145">
+        <w:r>
+          <w:rPr>
+            <w:lang w:val="zh_TW" w:bidi="zh_TW"/>
+          </w:rPr>
+          <w:rPr>
+            <w:color w:val="0000EE"/>
+            <w:u w:val="single"/>
+          </w:rPr>
+          <w:t>啟示錄六章1至7節</w:t>
+        </w:r>
+      </w:hyperlink>
+      <w:r>
+        <w:rPr>
+          <w:lang w:val="zh_TW" w:bidi="zh_TW"/>
+        </w:rPr>
+        <w:t>中有四匹馬；</w:t>
+      </w:r>
+      <w:hyperlink r:id="rId146">
+        <w:r>
+          <w:rPr>
+            <w:lang w:val="zh_TW" w:bidi="zh_TW"/>
+          </w:rPr>
+          <w:rPr>
+            <w:color w:val="0000EE"/>
+            <w:u w:val="single"/>
+          </w:rPr>
+          <w:t>啟示錄四章6節</w:t>
+        </w:r>
+      </w:hyperlink>
+      <w:r>
+        <w:rPr>
+          <w:lang w:val="zh_TW" w:bidi="zh_TW"/>
+        </w:rPr>
+        <w:t>描述神寶座周圍有四個活物。</w:t>
+      </w:r>
+    </w:p>
+    <w:p>
+      <w:pPr/>
+      <w:r>
+        <w:rPr>
+          <w:lang w:val="zh_TW" w:bidi="zh_TW"/>
+        </w:rPr>
+      </w:r>
+      <w:r>
+        <w:rPr>
+          <w:lang w:val="zh_TW" w:bidi="zh_TW"/>
+        </w:rPr>
+        <w:t>五通常被用作小數字的象徵，帶有不確定的意思（</w:t>
+      </w:r>
+      <w:hyperlink r:id="rId147">
+        <w:r>
+          <w:rPr>
+            <w:lang w:val="zh_TW" w:bidi="zh_TW"/>
+          </w:rPr>
+          <w:rPr>
+            <w:color w:val="0000EE"/>
+            <w:u w:val="single"/>
+          </w:rPr>
+          <w:t>賽19:18</w:t>
         </w:r>
       </w:hyperlink>
       <w:r>
@@ -974,46 +5088,34 @@
         </w:rPr>
         <w:t>，</w:t>
       </w:r>
-      <w:hyperlink r:id="rId31">
-        <w:r>
-          <w:rPr>
-            <w:lang w:val="zh_TW" w:bidi="zh_TW"/>
-          </w:rPr>
-          <w:rPr>
-            <w:color w:val="0000EE"/>
-            <w:u w:val="single"/>
-          </w:rPr>
-          <w:t>5:14</w:t>
-        </w:r>
-      </w:hyperlink>
-      <w:r>
-        <w:rPr>
-          <w:lang w:val="zh_TW" w:bidi="zh_TW"/>
-        </w:rPr>
-        <w:t>）。保羅再次提醒他們，他與同工們的榜樣——他們親自工作賺取生活費，而不是依賴他們的福音對象。保羅提出了一個簡單的原則：「</w:t>
-      </w:r>
-      <w:r>
-        <w:rPr>
-          <w:lang w:val="zh_TW" w:bidi="zh_TW"/>
-        </w:rPr>
-        <w:t>若有人不肯做工，就不可吃飯</w:t>
-      </w:r>
-      <w:r>
-        <w:rPr>
-          <w:lang w:val="zh_TW" w:bidi="zh_TW"/>
-        </w:rPr>
-        <w:t>」（</w:t>
-      </w:r>
-      <w:hyperlink r:id="rId32">
-        <w:r>
-          <w:rPr>
-            <w:lang w:val="zh_TW" w:bidi="zh_TW"/>
-          </w:rPr>
-          <w:rPr>
-            <w:color w:val="0000EE"/>
-            <w:u w:val="single"/>
-          </w:rPr>
-          <w:t>帖後3:10</w:t>
+      <w:hyperlink r:id="rId148">
+        <w:r>
+          <w:rPr>
+            <w:lang w:val="zh_TW" w:bidi="zh_TW"/>
+          </w:rPr>
+          <w:rPr>
+            <w:color w:val="0000EE"/>
+            <w:u w:val="single"/>
+          </w:rPr>
+          <w:t>30:17</w:t>
+        </w:r>
+      </w:hyperlink>
+      <w:r>
+        <w:rPr>
+          <w:lang w:val="zh_TW" w:bidi="zh_TW"/>
+        </w:rPr>
+        <w:t>）。至於八或九，則似乎沒有特別的象徵意義。它們與其它數字一樣，常用來實際描述神的作為（臨到埃及的九災，</w:t>
+      </w:r>
+      <w:hyperlink r:id="rId149">
+        <w:r>
+          <w:rPr>
+            <w:lang w:val="zh_TW" w:bidi="zh_TW"/>
+          </w:rPr>
+          <w:rPr>
+            <w:color w:val="0000EE"/>
+            <w:u w:val="single"/>
+          </w:rPr>
+          <w:t>出7–10章</w:t>
         </w:r>
       </w:hyperlink>
       <w:r>
@@ -1024,6 +5126,246 @@
       </w:r>
     </w:p>
     <w:p>
+      <w:pPr/>
+      <w:r>
+        <w:rPr>
+          <w:lang w:val="zh_TW" w:bidi="zh_TW"/>
+        </w:rPr>
+      </w:r>
+      <w:r>
+        <w:rPr>
+          <w:lang w:val="zh_TW" w:bidi="zh_TW"/>
+        </w:rPr>
+        <w:t>「十」之所以有特別的意義，是因為有十誡（</w:t>
+      </w:r>
+      <w:hyperlink r:id="rId150">
+        <w:r>
+          <w:rPr>
+            <w:lang w:val="zh_TW" w:bidi="zh_TW"/>
+          </w:rPr>
+          <w:rPr>
+            <w:color w:val="0000EE"/>
+            <w:u w:val="single"/>
+          </w:rPr>
+          <w:t>出20:1–17</w:t>
+        </w:r>
+      </w:hyperlink>
+      <w:r>
+        <w:rPr>
+          <w:lang w:val="zh_TW" w:bidi="zh_TW"/>
+        </w:rPr>
+        <w:t>）。在聖經較早的部分，十並沒有特殊的象徵含義。如果有的話，它往往很寬泛地被使用。拉班改變雅各的工價十次（</w:t>
+      </w:r>
+      <w:hyperlink r:id="rId151">
+        <w:r>
+          <w:rPr>
+            <w:lang w:val="zh_TW" w:bidi="zh_TW"/>
+          </w:rPr>
+          <w:rPr>
+            <w:color w:val="0000EE"/>
+            <w:u w:val="single"/>
+          </w:rPr>
+          <w:t>創31:7</w:t>
+        </w:r>
+      </w:hyperlink>
+      <w:r>
+        <w:rPr>
+          <w:lang w:val="zh_TW" w:bidi="zh_TW"/>
+        </w:rPr>
+        <w:t>）。但以理和他的朋友們比所有其他學生聰明十倍（</w:t>
+      </w:r>
+      <w:hyperlink r:id="rId152">
+        <w:r>
+          <w:rPr>
+            <w:lang w:val="zh_TW" w:bidi="zh_TW"/>
+          </w:rPr>
+          <w:rPr>
+            <w:color w:val="0000EE"/>
+            <w:u w:val="single"/>
+          </w:rPr>
+          <w:t>但1:20</w:t>
+        </w:r>
+      </w:hyperlink>
+      <w:r>
+        <w:rPr>
+          <w:lang w:val="zh_TW" w:bidi="zh_TW"/>
+        </w:rPr>
+        <w:t>）。猶太的居民被十次警告敵人即將來襲（</w:t>
+      </w:r>
+      <w:hyperlink r:id="rId153">
+        <w:r>
+          <w:rPr>
+            <w:lang w:val="zh_TW" w:bidi="zh_TW"/>
+          </w:rPr>
+          <w:rPr>
+            <w:color w:val="0000EE"/>
+            <w:u w:val="single"/>
+          </w:rPr>
+          <w:t>尼4:12</w:t>
+        </w:r>
+      </w:hyperlink>
+      <w:r>
+        <w:rPr>
+          <w:lang w:val="zh_TW" w:bidi="zh_TW"/>
+        </w:rPr>
+        <w:t>）。</w:t>
+      </w:r>
+    </w:p>
+    <w:p>
+      <w:pPr/>
+      <w:r>
+        <w:rPr>
+          <w:lang w:val="zh_TW" w:bidi="zh_TW"/>
+        </w:rPr>
+      </w:r>
+      <w:r>
+        <w:rPr>
+          <w:lang w:val="zh_TW" w:bidi="zh_TW"/>
+        </w:rPr>
+        <w:t>十一似乎沒有特別的聖經意義，但十二則確實有特別的意義。最明顯的例證就是以色列的十二支派。在</w:t>
+      </w:r>
+      <w:hyperlink r:id="rId154">
+        <w:r>
+          <w:rPr>
+            <w:lang w:val="zh_TW" w:bidi="zh_TW"/>
+          </w:rPr>
+          <w:rPr>
+            <w:color w:val="0000EE"/>
+            <w:u w:val="single"/>
+          </w:rPr>
+          <w:t>啟示錄七章4至8節</w:t>
+        </w:r>
+      </w:hyperlink>
+      <w:r>
+        <w:rPr>
+          <w:lang w:val="zh_TW" w:bidi="zh_TW"/>
+        </w:rPr>
+        <w:t>中，支派的數目被限定為12，在數學上具有重要意義。但支派完全被排除——可能是因為但陷入拜偶像的罪（</w:t>
+      </w:r>
+      <w:hyperlink r:id="rId155">
+        <w:r>
+          <w:rPr>
+            <w:lang w:val="zh_TW" w:bidi="zh_TW"/>
+          </w:rPr>
+          <w:rPr>
+            <w:color w:val="0000EE"/>
+            <w:u w:val="single"/>
+          </w:rPr>
+          <w:t>士18:14–20</w:t>
+        </w:r>
+      </w:hyperlink>
+      <w:r>
+        <w:rPr>
+          <w:lang w:val="zh_TW" w:bidi="zh_TW"/>
+        </w:rPr>
+        <w:t>）。以實瑪利的後裔也分為十二個支派（</w:t>
+      </w:r>
+      <w:hyperlink r:id="rId156">
+        <w:r>
+          <w:rPr>
+            <w:lang w:val="zh_TW" w:bidi="zh_TW"/>
+          </w:rPr>
+          <w:rPr>
+            <w:color w:val="0000EE"/>
+            <w:u w:val="single"/>
+          </w:rPr>
+          <w:t>創17:20</w:t>
+        </w:r>
+      </w:hyperlink>
+      <w:r>
+        <w:rPr>
+          <w:lang w:val="zh_TW" w:bidi="zh_TW"/>
+        </w:rPr>
+        <w:t>）。</w:t>
+      </w:r>
+    </w:p>
+    <w:p>
+      <w:pPr/>
+      <w:r>
+        <w:rPr>
+          <w:lang w:val="zh_TW" w:bidi="zh_TW"/>
+        </w:rPr>
+      </w:r>
+      <w:r>
+        <w:rPr>
+          <w:lang w:val="zh_TW" w:bidi="zh_TW"/>
+        </w:rPr>
+        <w:t>數字十二在以色列以外也顯然具有重要意義。在新約聖經中，基督揀選了十二位使徒（</w:t>
+      </w:r>
+      <w:hyperlink r:id="rId157">
+        <w:r>
+          <w:rPr>
+            <w:lang w:val="zh_TW" w:bidi="zh_TW"/>
+          </w:rPr>
+          <w:rPr>
+            <w:color w:val="0000EE"/>
+            <w:u w:val="single"/>
+          </w:rPr>
+          <w:t>太10:1–4</w:t>
+        </w:r>
+      </w:hyperlink>
+      <w:r>
+        <w:rPr>
+          <w:lang w:val="zh_TW" w:bidi="zh_TW"/>
+        </w:rPr>
+        <w:t>）。當基督告訴使徒們，他們將坐在十二個寶座上審判以色列十二支派時，就明確指出了這個數字的聯繫（</w:t>
+      </w:r>
+      <w:hyperlink r:id="rId158">
+        <w:r>
+          <w:rPr>
+            <w:lang w:val="zh_TW" w:bidi="zh_TW"/>
+          </w:rPr>
+          <w:rPr>
+            <w:color w:val="0000EE"/>
+            <w:u w:val="single"/>
+          </w:rPr>
+          <w:t>太19:28</w:t>
+        </w:r>
+      </w:hyperlink>
+      <w:r>
+        <w:rPr>
+          <w:lang w:val="zh_TW" w:bidi="zh_TW"/>
+        </w:rPr>
+        <w:t>）。有趣的是，在選出並任命馬提亞之後（</w:t>
+      </w:r>
+      <w:hyperlink r:id="rId159">
+        <w:r>
+          <w:rPr>
+            <w:lang w:val="zh_TW" w:bidi="zh_TW"/>
+          </w:rPr>
+          <w:rPr>
+            <w:color w:val="0000EE"/>
+            <w:u w:val="single"/>
+          </w:rPr>
+          <w:t>徒1:26</w:t>
+        </w:r>
+      </w:hyperlink>
+      <w:r>
+        <w:rPr>
+          <w:lang w:val="zh_TW" w:bidi="zh_TW"/>
+        </w:rPr>
+        <w:t>），基督教會並沒有再刻意維持使徒人數為十二。正如「七個七」加強了七的意象，「十二乘十二」也強化了十二的象徵意義；當這個數字再乘以一千，就成為144,000被救贖的人（</w:t>
+      </w:r>
+      <w:hyperlink r:id="rId160">
+        <w:r>
+          <w:rPr>
+            <w:lang w:val="zh_TW" w:bidi="zh_TW"/>
+          </w:rPr>
+          <w:rPr>
+            <w:color w:val="0000EE"/>
+            <w:u w:val="single"/>
+          </w:rPr>
+          <w:t>啟7:4</w:t>
+        </w:r>
+      </w:hyperlink>
+      <w:r>
+        <w:rPr>
+          <w:lang w:val="zh_TW" w:bidi="zh_TW"/>
+        </w:rPr>
+        <w:t>）。這144,000人是從「以色列人各支派中」受印的。</w:t>
+      </w:r>
+    </w:p>
+    <w:p>
       <w:pPr>
         <w:pStyle w:val="Heading3"/>
       </w:pPr>
@@ -1031,36 +5373,7 @@
         <w:rPr>
           <w:lang w:val="zh_TW" w:bidi="zh_TW"/>
         </w:rPr>
-        <w:t>內容</w:t>
-      </w:r>
-    </w:p>
-    <w:p>
-      <w:pPr>
-        <w:pStyle w:val="Heading4"/>
-      </w:pPr>
-      <w:r>
-        <w:rPr>
-          <w:lang w:val="zh_TW" w:bidi="zh_TW"/>
-        </w:rPr>
-        <w:t>為他們的基督徒生活感恩（</w:t>
-      </w:r>
-      <w:hyperlink r:id="rId33">
-        <w:r>
-          <w:rPr>
-            <w:lang w:val="zh_TW" w:bidi="zh_TW"/>
-          </w:rPr>
-          <w:rPr>
-            <w:color w:val="0000EE"/>
-            <w:u w:val="single"/>
-          </w:rPr>
-          <w:t>1:3–4</w:t>
-        </w:r>
-      </w:hyperlink>
-      <w:r>
-        <w:rPr>
-          <w:lang w:val="zh_TW" w:bidi="zh_TW"/>
-        </w:rPr>
-        <w:t>）</w:t>
+        <w:t>精確的統計</w:t>
       </w:r>
     </w:p>
     <w:p>
@@ -1074,36 +5387,7 @@
         <w:rPr>
           <w:lang w:val="zh_TW" w:bidi="zh_TW"/>
         </w:rPr>
-        <w:t>因為帖撒羅尼迦人的信心增長，彼此之間的愛心加增，並且在逼迫中展現忍耐，所以保羅讚美神。</w:t>
-      </w:r>
-    </w:p>
-    <w:p>
-      <w:pPr>
-        <w:pStyle w:val="Heading4"/>
-      </w:pPr>
-      <w:r>
-        <w:rPr>
-          <w:lang w:val="zh_TW" w:bidi="zh_TW"/>
-        </w:rPr>
-        <w:t>逼迫者與被逼迫者的角色逆轉（</w:t>
-      </w:r>
-      <w:hyperlink r:id="rId34">
-        <w:r>
-          <w:rPr>
-            <w:lang w:val="zh_TW" w:bidi="zh_TW"/>
-          </w:rPr>
-          <w:rPr>
-            <w:color w:val="0000EE"/>
-            <w:u w:val="single"/>
-          </w:rPr>
-          <w:t>1:5–10</w:t>
-        </w:r>
-      </w:hyperlink>
-      <w:r>
-        <w:rPr>
-          <w:lang w:val="zh_TW" w:bidi="zh_TW"/>
-        </w:rPr>
-        <w:t>）</w:t>
+        <w:t>有些數字具有比喻性的用法，用來表達完全、極大的數量或類似的概念。但希伯來文中也常用數字來表達精確的計算或測量。這類用法我們是從泥板與陶片（即寫有墨字、用於記錄的破陶片）中得知的。然而，要確定經文最早的原貌及其準確含義，仍然非常困難。</w:t>
       </w:r>
     </w:p>
     <w:p>
@@ -1117,61 +5401,926 @@
         <w:rPr>
           <w:lang w:val="zh_TW" w:bidi="zh_TW"/>
         </w:rPr>
-        <w:t>當時，帖撒羅尼迦的基督徒正遭受苦難，但逼迫他們的人將在主耶穌帶著「</w:t>
-      </w:r>
-      <w:r>
-        <w:rPr>
-          <w:lang w:val="zh_TW" w:bidi="zh_TW"/>
-        </w:rPr>
-        <w:t>同他有能力的天使</w:t>
-      </w:r>
-      <w:r>
-        <w:rPr>
-          <w:lang w:val="zh_TW" w:bidi="zh_TW"/>
-        </w:rPr>
-        <w:t>」降臨時，面對神公義的審判。</w:t>
-      </w:r>
-      <w:r>
-        <w:rPr>
-          <w:lang w:val="zh_TW" w:bidi="zh_TW"/>
-        </w:rPr>
-        <w:t>那些拒絕神和福音救恩的人，將</w:t>
-      </w:r>
-      <w:r>
-        <w:rPr>
-          <w:lang w:val="zh_TW" w:bidi="zh_TW"/>
-        </w:rPr>
-        <w:t>「</w:t>
-      </w:r>
-      <w:r>
-        <w:rPr>
-          <w:lang w:val="zh_TW" w:bidi="zh_TW"/>
-        </w:rPr>
-        <w:t>要受刑罰，就是永遠沉淪</w:t>
-      </w:r>
-      <w:r>
-        <w:rPr>
-          <w:lang w:val="zh_TW" w:bidi="zh_TW"/>
-        </w:rPr>
-        <w:t>」。祂的子民將</w:t>
-      </w:r>
-      <w:r>
-        <w:rPr>
-          <w:lang w:val="zh_TW" w:bidi="zh_TW"/>
-        </w:rPr>
-        <w:t>經歷</w:t>
-      </w:r>
-      <w:r>
-        <w:rPr>
-          <w:lang w:val="zh_TW" w:bidi="zh_TW"/>
-        </w:rPr>
-        <w:t>祂再來的榮耀，並意識到他們的堅持所信和受苦並非徒</w:t>
-      </w:r>
-      <w:r>
-        <w:rPr>
-          <w:lang w:val="zh_TW" w:bidi="zh_TW"/>
-        </w:rPr>
-        <w:t>然</w:t>
+        <w:t>一個例子是伯‧示麥居民中約耶哥尼雅子孫的人數，這些人因未與其他人一同歡喜迎接神的約櫃從非利士地回到以色列而被神擊殺（</w:t>
+      </w:r>
+      <w:hyperlink r:id="rId161">
+        <w:r>
+          <w:rPr>
+            <w:lang w:val="zh_TW" w:bidi="zh_TW"/>
+          </w:rPr>
+          <w:rPr>
+            <w:color w:val="0000EE"/>
+            <w:u w:val="single"/>
+          </w:rPr>
+          <w:t>撒上6:19</w:t>
+        </w:r>
+      </w:hyperlink>
+      <w:r>
+        <w:rPr>
+          <w:lang w:val="zh_TW" w:bidi="zh_TW"/>
+        </w:rPr>
+        <w:t>）。希臘文譯本（七十士譯本）記為「七十人」，而後來的希伯來抄本則增添了「五萬」。由於伯‧示麥本身只是個邊境小城，而「耶哥尼雅的子孫」想必只是其中一個支派，因此較小的數字顯然才是原本的。那龐大的數字顯然是後來抄寫時混亂所致。</w:t>
+      </w:r>
+    </w:p>
+    <w:p>
+      <w:pPr/>
+      <w:r>
+        <w:rPr>
+          <w:lang w:val="zh_TW" w:bidi="zh_TW"/>
+        </w:rPr>
+      </w:r>
+      <w:r>
+        <w:rPr>
+          <w:lang w:val="zh_TW" w:bidi="zh_TW"/>
+        </w:rPr>
+        <w:t>要判斷一個數字是實際的還是象徵性的，可以採用幾個原則：這個數字是否很小？是否不尋常且沒有明顯的神學意義？例如，艾城的人在第一次攻擊中殺死了大約36名以色列人（</w:t>
+      </w:r>
+      <w:hyperlink r:id="rId162">
+        <w:r>
+          <w:rPr>
+            <w:lang w:val="zh_TW" w:bidi="zh_TW"/>
+          </w:rPr>
+          <w:rPr>
+            <w:color w:val="0000EE"/>
+            <w:u w:val="single"/>
+          </w:rPr>
+          <w:t>書7:5</w:t>
+        </w:r>
+      </w:hyperlink>
+      <w:r>
+        <w:rPr>
+          <w:lang w:val="zh_TW" w:bidi="zh_TW"/>
+        </w:rPr>
+        <w:t>）。這個數字很小，顯示這是人們清楚記得的歷史細節。同樣地，</w:t>
+      </w:r>
+      <w:hyperlink r:id="rId163">
+        <w:r>
+          <w:rPr>
+            <w:lang w:val="zh_TW" w:bidi="zh_TW"/>
+          </w:rPr>
+          <w:rPr>
+            <w:color w:val="0000EE"/>
+            <w:u w:val="single"/>
+          </w:rPr>
+          <w:t>創世記十四章14節</w:t>
+        </w:r>
+      </w:hyperlink>
+      <w:r>
+        <w:rPr>
+          <w:lang w:val="zh_TW" w:bidi="zh_TW"/>
+        </w:rPr>
+        <w:t>中亞伯拉罕的318名壯丁，以及</w:t>
+      </w:r>
+      <w:hyperlink r:id="rId164">
+        <w:r>
+          <w:rPr>
+            <w:lang w:val="zh_TW" w:bidi="zh_TW"/>
+          </w:rPr>
+          <w:rPr>
+            <w:color w:val="0000EE"/>
+            <w:u w:val="single"/>
+          </w:rPr>
+          <w:t>約翰福音二十一章11節</w:t>
+        </w:r>
+      </w:hyperlink>
+      <w:r>
+        <w:rPr>
+          <w:lang w:val="zh_TW" w:bidi="zh_TW"/>
+        </w:rPr>
+        <w:t>中西門‧彼得在耶穌復活後捕得的153條魚，都是數量不尋常的大數字，顯然是按字面或統計意義使用的。像這樣看似無關緊要的細節，往往最容易留在人們記憶中，也正是敘事可信度的最佳證據。</w:t>
+      </w:r>
+    </w:p>
+    <w:p>
+      <w:pPr>
+        <w:pStyle w:val="Heading3"/>
+      </w:pPr>
+      <w:r>
+        <w:rPr>
+          <w:lang w:val="zh_TW" w:bidi="zh_TW"/>
+        </w:rPr>
+        <w:t>數字象徵學</w:t>
+      </w:r>
+    </w:p>
+    <w:p>
+      <w:pPr/>
+      <w:r>
+        <w:rPr>
+          <w:lang w:val="zh_TW" w:bidi="zh_TW"/>
+        </w:rPr>
+      </w:r>
+      <w:r>
+        <w:rPr>
+          <w:lang w:val="zh_TW" w:bidi="zh_TW"/>
+        </w:rPr>
+        <w:t>數字象徵學可說是進一步延伸應用數字的比喻性意義（如7與40）。在聖經中，這種數字的系統始終反映出神的主權、祂對歷史進程的掌管，以及祂持續不斷的計劃與最後勝利的確信。</w:t>
+      </w:r>
+    </w:p>
+    <w:p>
+      <w:pPr/>
+      <w:r>
+        <w:rPr>
+          <w:lang w:val="zh_TW" w:bidi="zh_TW"/>
+        </w:rPr>
+      </w:r>
+      <w:r>
+        <w:rPr>
+          <w:lang w:val="zh_TW" w:bidi="zh_TW"/>
+        </w:rPr>
+        <w:t>或許聖經中最早明確出現數字象徵學的例子是</w:t>
+      </w:r>
+      <w:hyperlink r:id="rId165">
+        <w:r>
+          <w:rPr>
+            <w:lang w:val="zh_TW" w:bidi="zh_TW"/>
+          </w:rPr>
+          <w:rPr>
+            <w:color w:val="0000EE"/>
+            <w:u w:val="single"/>
+          </w:rPr>
+          <w:t>列王紀上六章1節</w:t>
+        </w:r>
+      </w:hyperlink>
+      <w:r>
+        <w:rPr>
+          <w:lang w:val="zh_TW" w:bidi="zh_TW"/>
+        </w:rPr>
+        <w:t>。所羅門在出埃及後480年開始建造聖殿。這個數字可以5乘以10乘以12計算而得，也可以由4乘以120推算，而120是早期的人理想的壽命（</w:t>
+      </w:r>
+      <w:hyperlink r:id="rId112">
+        <w:r>
+          <w:rPr>
+            <w:lang w:val="zh_TW" w:bidi="zh_TW"/>
+          </w:rPr>
+          <w:rPr>
+            <w:color w:val="0000EE"/>
+            <w:u w:val="single"/>
+          </w:rPr>
+          <w:t>創6:3</w:t>
+        </w:r>
+      </w:hyperlink>
+      <w:r>
+        <w:rPr>
+          <w:lang w:val="zh_TW" w:bidi="zh_TW"/>
+        </w:rPr>
+        <w:t>）。</w:t>
+      </w:r>
+    </w:p>
+    <w:p>
+      <w:pPr/>
+      <w:r>
+        <w:rPr>
+          <w:lang w:val="zh_TW" w:bidi="zh_TW"/>
+        </w:rPr>
+      </w:r>
+      <w:hyperlink r:id="rId166">
+        <w:r>
+          <w:rPr>
+            <w:lang w:val="zh_TW" w:bidi="zh_TW"/>
+          </w:rPr>
+          <w:rPr>
+            <w:color w:val="0000EE"/>
+            <w:u w:val="single"/>
+          </w:rPr>
+          <w:t>歷代志上六章3至8節</w:t>
+        </w:r>
+      </w:hyperlink>
+      <w:r>
+        <w:rPr>
+          <w:lang w:val="zh_TW" w:bidi="zh_TW"/>
+        </w:rPr>
+        <w:t>記載了12代人，假設每代約40年，正好涵蓋同一時期。「十二代」可能才是這個數字計算的真實基礎，而非精確的總和。因為在士師時代，精確的統計幾乎是不可能的事，而在以色列立王之前也是極不可能的事。</w:t>
+      </w:r>
+    </w:p>
+    <w:p>
+      <w:pPr/>
+      <w:r>
+        <w:rPr>
+          <w:lang w:val="zh_TW" w:bidi="zh_TW"/>
+        </w:rPr>
+      </w:r>
+      <w:r>
+        <w:rPr>
+          <w:lang w:val="zh_TW" w:bidi="zh_TW"/>
+        </w:rPr>
+        <w:t>大衛是第一位在以色列設立官員記錄每日事件的君王（</w:t>
+      </w:r>
+      <w:hyperlink r:id="rId167">
+        <w:r>
+          <w:rPr>
+            <w:lang w:val="zh_TW" w:bidi="zh_TW"/>
+          </w:rPr>
+          <w:rPr>
+            <w:color w:val="0000EE"/>
+            <w:u w:val="single"/>
+          </w:rPr>
+          <w:t>撒下8:16–17</w:t>
+        </w:r>
+      </w:hyperlink>
+      <w:r>
+        <w:rPr>
+          <w:lang w:val="zh_TW" w:bidi="zh_TW"/>
+        </w:rPr>
+        <w:t>）。這種做法在古代的大國早已普遍存在。後來，這些以色列的編年史被提及為列王紀的參考來源之一（</w:t>
+      </w:r>
+      <w:hyperlink r:id="rId168">
+        <w:r>
+          <w:rPr>
+            <w:lang w:val="zh_TW" w:bidi="zh_TW"/>
+          </w:rPr>
+          <w:rPr>
+            <w:color w:val="0000EE"/>
+            <w:u w:val="single"/>
+          </w:rPr>
+          <w:t>王下14:18</w:t>
+        </w:r>
+      </w:hyperlink>
+      <w:r>
+        <w:rPr>
+          <w:lang w:val="zh_TW" w:bidi="zh_TW"/>
+        </w:rPr>
+        <w:t>）。因此，480這個數字很可能是約略的估算而非精確的統計，是用來表示神一個時期的結束。</w:t>
+      </w:r>
+    </w:p>
+    <w:p>
+      <w:pPr/>
+      <w:r>
+        <w:rPr>
+          <w:lang w:val="zh_TW" w:bidi="zh_TW"/>
+        </w:rPr>
+      </w:r>
+      <w:r>
+        <w:rPr>
+          <w:lang w:val="zh_TW" w:bidi="zh_TW"/>
+        </w:rPr>
+        <w:t>耶利米預言猶大將被擄70年（</w:t>
+      </w:r>
+      <w:hyperlink r:id="rId169">
+        <w:r>
+          <w:rPr>
+            <w:lang w:val="zh_TW" w:bidi="zh_TW"/>
+          </w:rPr>
+          <w:rPr>
+            <w:color w:val="0000EE"/>
+            <w:u w:val="single"/>
+          </w:rPr>
+          <w:t>耶25:11</w:t>
+        </w:r>
+      </w:hyperlink>
+      <w:r>
+        <w:rPr>
+          <w:lang w:val="zh_TW" w:bidi="zh_TW"/>
+        </w:rPr>
+        <w:t>，</w:t>
+      </w:r>
+      <w:hyperlink r:id="rId170">
+        <w:r>
+          <w:rPr>
+            <w:lang w:val="zh_TW" w:bidi="zh_TW"/>
+          </w:rPr>
+          <w:rPr>
+            <w:color w:val="0000EE"/>
+            <w:u w:val="single"/>
+          </w:rPr>
+          <w:t>29:10</w:t>
+        </w:r>
+      </w:hyperlink>
+      <w:r>
+        <w:rPr>
+          <w:lang w:val="zh_TW" w:bidi="zh_TW"/>
+        </w:rPr>
+        <w:t>）。這不僅是一個歷史上確實應驗的預言，也是一個象徵完全的數字，表明猶大的刑罰已經滿足（參</w:t>
+      </w:r>
+      <w:hyperlink r:id="rId171">
+        <w:r>
+          <w:rPr>
+            <w:lang w:val="zh_TW" w:bidi="zh_TW"/>
+          </w:rPr>
+          <w:rPr>
+            <w:color w:val="0000EE"/>
+            <w:u w:val="single"/>
+          </w:rPr>
+          <w:t>賽40:2</w:t>
+        </w:r>
+      </w:hyperlink>
+      <w:r>
+        <w:rPr>
+          <w:lang w:val="zh_TW" w:bidi="zh_TW"/>
+        </w:rPr>
+        <w:t>）。以賽亞（</w:t>
+      </w:r>
+      <w:hyperlink r:id="rId172">
+        <w:r>
+          <w:rPr>
+            <w:lang w:val="zh_TW" w:bidi="zh_TW"/>
+          </w:rPr>
+          <w:rPr>
+            <w:color w:val="0000EE"/>
+            <w:u w:val="single"/>
+          </w:rPr>
+          <w:t>賽23:15</w:t>
+        </w:r>
+      </w:hyperlink>
+      <w:r>
+        <w:rPr>
+          <w:lang w:val="zh_TW" w:bidi="zh_TW"/>
+        </w:rPr>
+        <w:t>）也曾預言泰爾要受懲罰70年。</w:t>
+      </w:r>
+    </w:p>
+    <w:p>
+      <w:pPr/>
+      <w:r>
+        <w:rPr>
+          <w:lang w:val="zh_TW" w:bidi="zh_TW"/>
+        </w:rPr>
+      </w:r>
+      <w:r>
+        <w:rPr>
+          <w:lang w:val="zh_TW" w:bidi="zh_TW"/>
+        </w:rPr>
+        <w:t>在</w:t>
+      </w:r>
+      <w:hyperlink r:id="rId173">
+        <w:r>
+          <w:rPr>
+            <w:lang w:val="zh_TW" w:bidi="zh_TW"/>
+          </w:rPr>
+          <w:rPr>
+            <w:color w:val="0000EE"/>
+            <w:u w:val="single"/>
+          </w:rPr>
+          <w:t>以西結書二十九章11至13節</w:t>
+        </w:r>
+      </w:hyperlink>
+      <w:r>
+        <w:rPr>
+          <w:lang w:val="zh_TW" w:bidi="zh_TW"/>
+        </w:rPr>
+        <w:t>中，先知預言埃及將「被擄」40年。而那70年被視為安息年之期，這地必須荒蕪，以補償在真正的數字象徵學開始之前因罪所累積的7個70年的虧欠（</w:t>
+      </w:r>
+      <w:hyperlink r:id="rId174">
+        <w:r>
+          <w:rPr>
+            <w:lang w:val="zh_TW" w:bidi="zh_TW"/>
+          </w:rPr>
+          <w:rPr>
+            <w:color w:val="0000EE"/>
+            <w:u w:val="single"/>
+          </w:rPr>
+          <w:t>代下36:21</w:t>
+        </w:r>
+      </w:hyperlink>
+      <w:r>
+        <w:rPr>
+          <w:lang w:val="zh_TW" w:bidi="zh_TW"/>
+        </w:rPr>
+        <w:t>）。在這裡，數字象徵學僅用來解釋過去與現在；但它也可以用來闡釋未來，特別是在但以理書中。</w:t>
+      </w:r>
+    </w:p>
+    <w:p>
+      <w:pPr/>
+      <w:r>
+        <w:rPr>
+          <w:lang w:val="zh_TW" w:bidi="zh_TW"/>
+        </w:rPr>
+      </w:r>
+      <w:hyperlink r:id="rId175">
+        <w:r>
+          <w:rPr>
+            <w:lang w:val="zh_TW" w:bidi="zh_TW"/>
+          </w:rPr>
+          <w:rPr>
+            <w:color w:val="0000EE"/>
+            <w:u w:val="single"/>
+          </w:rPr>
+          <w:t>但以理書九章2節</w:t>
+        </w:r>
+      </w:hyperlink>
+      <w:r>
+        <w:rPr>
+          <w:lang w:val="zh_TW" w:bidi="zh_TW"/>
+        </w:rPr>
+        <w:t>提到耶利米所預言的實際被擄70年。到了</w:t>
+      </w:r>
+      <w:hyperlink r:id="rId176">
+        <w:r>
+          <w:rPr>
+            <w:lang w:val="zh_TW" w:bidi="zh_TW"/>
+          </w:rPr>
+          <w:rPr>
+            <w:color w:val="0000EE"/>
+            <w:u w:val="single"/>
+          </w:rPr>
+          <w:t>但以理書九章24節</w:t>
+        </w:r>
+      </w:hyperlink>
+      <w:r>
+        <w:rPr>
+          <w:lang w:val="zh_TW" w:bidi="zh_TW"/>
+        </w:rPr>
+        <w:t>中，這一數字被延伸為七十個七的年數（即490年），應驗於遙遠的將來。</w:t>
+      </w:r>
+      <w:hyperlink r:id="rId177">
+        <w:r>
+          <w:rPr>
+            <w:lang w:val="zh_TW" w:bidi="zh_TW"/>
+          </w:rPr>
+          <w:rPr>
+            <w:color w:val="0000EE"/>
+            <w:u w:val="single"/>
+          </w:rPr>
+          <w:t>但以理書九章25節</w:t>
+        </w:r>
+      </w:hyperlink>
+      <w:r>
+        <w:rPr>
+          <w:lang w:val="zh_TW" w:bidi="zh_TW"/>
+        </w:rPr>
+        <w:t>指出，其中的69個七（即483年）將在彌賽亞出現之前過去，因此，人們推想最後一個七就是彌賽亞作工的時期。</w:t>
+      </w:r>
+    </w:p>
+    <w:p>
+      <w:pPr/>
+      <w:r>
+        <w:rPr>
+          <w:lang w:val="zh_TW" w:bidi="zh_TW"/>
+        </w:rPr>
+      </w:r>
+      <w:r>
+        <w:rPr>
+          <w:lang w:val="zh_TW" w:bidi="zh_TW"/>
+        </w:rPr>
+        <w:t>然而，無論如何解釋其實際年代，都必須與</w:t>
+      </w:r>
+      <w:hyperlink r:id="rId178">
+        <w:r>
+          <w:rPr>
+            <w:lang w:val="zh_TW" w:bidi="zh_TW"/>
+          </w:rPr>
+          <w:rPr>
+            <w:color w:val="0000EE"/>
+            <w:u w:val="single"/>
+          </w:rPr>
+          <w:t>九章26節</w:t>
+        </w:r>
+      </w:hyperlink>
+      <w:r>
+        <w:rPr>
+          <w:lang w:val="zh_TW" w:bidi="zh_TW"/>
+        </w:rPr>
+        <w:t>相符——那裡說彌賽亞在62個七之後（即434年）被「剪除」。難題在於確定這長時間段的起始點。這是一個精密的數字象徵學例子，涵蓋了數個世紀的歷史，而其根基最終仍在耶利米所說的70年之上。根據聖經的原則，這既可以有「即時的」應驗——即被擄歸回，也可以有「預言性的」應驗——指向將來基督的來臨。</w:t>
+      </w:r>
+    </w:p>
+    <w:p>
+      <w:pPr/>
+      <w:r>
+        <w:rPr>
+          <w:lang w:val="zh_TW" w:bidi="zh_TW"/>
+        </w:rPr>
+      </w:r>
+      <w:r>
+        <w:rPr>
+          <w:lang w:val="zh_TW" w:bidi="zh_TW"/>
+        </w:rPr>
+        <w:t>但以理書中另一個延伸的數字象徵學例子是「一載、二載、半載」（</w:t>
+      </w:r>
+      <w:hyperlink r:id="rId179">
+        <w:r>
+          <w:rPr>
+            <w:lang w:val="zh_TW" w:bidi="zh_TW"/>
+          </w:rPr>
+          <w:rPr>
+            <w:color w:val="0000EE"/>
+            <w:u w:val="single"/>
+          </w:rPr>
+          <w:t>7:25</w:t>
+        </w:r>
+      </w:hyperlink>
+      <w:r>
+        <w:rPr>
+          <w:lang w:val="zh_TW" w:bidi="zh_TW"/>
+        </w:rPr>
+        <w:t>）。這代表三年半，也就是七年的一半。它可以代表三年半（即「一個七」的一半），或指三個半「七」的年期（參</w:t>
+      </w:r>
+      <w:hyperlink r:id="rId180">
+        <w:r>
+          <w:rPr>
+            <w:lang w:val="zh_TW" w:bidi="zh_TW"/>
+          </w:rPr>
+          <w:rPr>
+            <w:color w:val="0000EE"/>
+            <w:u w:val="single"/>
+          </w:rPr>
+          <w:t>4:16</w:t>
+        </w:r>
+      </w:hyperlink>
+      <w:r>
+        <w:rPr>
+          <w:lang w:val="zh_TW" w:bidi="zh_TW"/>
+        </w:rPr>
+        <w:t>中的「七期」，那裡明顯是指「七年」）。</w:t>
+      </w:r>
+    </w:p>
+    <w:p>
+      <w:pPr/>
+      <w:r>
+        <w:rPr>
+          <w:lang w:val="zh_TW" w:bidi="zh_TW"/>
+        </w:rPr>
+      </w:r>
+      <w:r>
+        <w:rPr>
+          <w:lang w:val="zh_TW" w:bidi="zh_TW"/>
+        </w:rPr>
+        <w:t>無論這預言最終在基督裡如何應驗，其「初步」或「部分」的應驗，乃是主前167年至164年間安提阿古·伊皮法尼（Antiochus Epiphanes）對神的子民為期約三年半的激烈逼迫。這三年半的時期在</w:t>
+      </w:r>
+      <w:hyperlink r:id="rId181">
+        <w:r>
+          <w:rPr>
+            <w:lang w:val="zh_TW" w:bidi="zh_TW"/>
+          </w:rPr>
+          <w:rPr>
+            <w:color w:val="0000EE"/>
+            <w:u w:val="single"/>
+          </w:rPr>
+          <w:t>啟示錄十一章2節</w:t>
+        </w:r>
+      </w:hyperlink>
+      <w:r>
+        <w:rPr>
+          <w:lang w:val="zh_TW" w:bidi="zh_TW"/>
+        </w:rPr>
+        <w:t>（「四十二個月」）和</w:t>
+      </w:r>
+      <w:hyperlink r:id="rId182">
+        <w:r>
+          <w:rPr>
+            <w:lang w:val="zh_TW" w:bidi="zh_TW"/>
+          </w:rPr>
+          <w:rPr>
+            <w:color w:val="0000EE"/>
+            <w:u w:val="single"/>
+          </w:rPr>
+          <w:t>十二章14節</w:t>
+        </w:r>
+      </w:hyperlink>
+      <w:r>
+        <w:rPr>
+          <w:lang w:val="zh_TW" w:bidi="zh_TW"/>
+        </w:rPr>
+        <w:t>（「一載二載半載」）中再次出現，用來描述羅馬迫害基督教會的時期。這個數字很可能已成為一種象徵，用來代表任何痛苦但有時限的逼迫。</w:t>
+      </w:r>
+      <w:hyperlink r:id="rId183">
+        <w:r>
+          <w:rPr>
+            <w:lang w:val="zh_TW" w:bidi="zh_TW"/>
+          </w:rPr>
+          <w:rPr>
+            <w:color w:val="0000EE"/>
+            <w:u w:val="single"/>
+          </w:rPr>
+          <w:t>但以理書八章14節</w:t>
+        </w:r>
+      </w:hyperlink>
+      <w:r>
+        <w:rPr>
+          <w:lang w:val="zh_TW" w:bidi="zh_TW"/>
+        </w:rPr>
+        <w:t>中的「二千三百個晚上和早晨（譯註：和合本譯為「二千三百日」）」，或可理解為1,150日，這時間長度大致相同。</w:t>
+      </w:r>
+    </w:p>
+    <w:p>
+      <w:pPr/>
+      <w:r>
+        <w:rPr>
+          <w:lang w:val="zh_TW" w:bidi="zh_TW"/>
+        </w:rPr>
+      </w:r>
+      <w:hyperlink r:id="rId179">
+        <w:r>
+          <w:rPr>
+            <w:lang w:val="zh_TW" w:bidi="zh_TW"/>
+          </w:rPr>
+          <w:rPr>
+            <w:color w:val="0000EE"/>
+            <w:u w:val="single"/>
+          </w:rPr>
+          <w:t>但以理書七章25節</w:t>
+        </w:r>
+      </w:hyperlink>
+      <w:r>
+        <w:rPr>
+          <w:lang w:val="zh_TW" w:bidi="zh_TW"/>
+        </w:rPr>
+        <w:t>的三年半又在</w:t>
+      </w:r>
+      <w:hyperlink r:id="rId184">
+        <w:r>
+          <w:rPr>
+            <w:lang w:val="zh_TW" w:bidi="zh_TW"/>
+          </w:rPr>
+          <w:rPr>
+            <w:color w:val="0000EE"/>
+            <w:u w:val="single"/>
+          </w:rPr>
+          <w:t>啟示錄十一章</w:t>
+        </w:r>
+      </w:hyperlink>
+      <w:r>
+        <w:rPr>
+          <w:lang w:val="zh_TW" w:bidi="zh_TW"/>
+        </w:rPr>
+        <w:t>中以「四十二個月」的形式重現，指外邦人踐踏耶路撒冷的時期（</w:t>
+      </w:r>
+      <w:hyperlink r:id="rId181">
+        <w:r>
+          <w:rPr>
+            <w:lang w:val="zh_TW" w:bidi="zh_TW"/>
+          </w:rPr>
+          <w:rPr>
+            <w:color w:val="0000EE"/>
+            <w:u w:val="single"/>
+          </w:rPr>
+          <w:t>啟11:2</w:t>
+        </w:r>
+      </w:hyperlink>
+      <w:r>
+        <w:rPr>
+          <w:lang w:val="zh_TW" w:bidi="zh_TW"/>
+        </w:rPr>
+        <w:t>）。而</w:t>
+      </w:r>
+      <w:hyperlink r:id="rId185">
+        <w:r>
+          <w:rPr>
+            <w:lang w:val="zh_TW" w:bidi="zh_TW"/>
+          </w:rPr>
+          <w:rPr>
+            <w:color w:val="0000EE"/>
+            <w:u w:val="single"/>
+          </w:rPr>
+          <w:t>但以理書十二章11節</w:t>
+        </w:r>
+      </w:hyperlink>
+      <w:r>
+        <w:rPr>
+          <w:lang w:val="zh_TW" w:bidi="zh_TW"/>
+        </w:rPr>
+        <w:t>中的1,290日，則在此以略為不同的形式（1,260日）再現，指神的兩位見證人要傳講預言的期間（</w:t>
+      </w:r>
+      <w:hyperlink r:id="rId186">
+        <w:r>
+          <w:rPr>
+            <w:lang w:val="zh_TW" w:bidi="zh_TW"/>
+          </w:rPr>
+          <w:rPr>
+            <w:color w:val="0000EE"/>
+            <w:u w:val="single"/>
+          </w:rPr>
+          <w:t>啟11:3</w:t>
+        </w:r>
+      </w:hyperlink>
+      <w:r>
+        <w:rPr>
+          <w:lang w:val="zh_TW" w:bidi="zh_TW"/>
+        </w:rPr>
+        <w:t>）。</w:t>
+      </w:r>
+    </w:p>
+    <w:p>
+      <w:pPr/>
+      <w:r>
+        <w:rPr>
+          <w:lang w:val="zh_TW" w:bidi="zh_TW"/>
+        </w:rPr>
+      </w:r>
+      <w:r>
+        <w:rPr>
+          <w:lang w:val="zh_TW" w:bidi="zh_TW"/>
+        </w:rPr>
+        <w:t>這四十二個月又在</w:t>
+      </w:r>
+      <w:hyperlink r:id="rId187">
+        <w:r>
+          <w:rPr>
+            <w:lang w:val="zh_TW" w:bidi="zh_TW"/>
+          </w:rPr>
+          <w:rPr>
+            <w:color w:val="0000EE"/>
+            <w:u w:val="single"/>
+          </w:rPr>
+          <w:t>啟示錄十三章5節</w:t>
+        </w:r>
+      </w:hyperlink>
+      <w:r>
+        <w:rPr>
+          <w:lang w:val="zh_TW" w:bidi="zh_TW"/>
+        </w:rPr>
+        <w:t>中出現，作為那獸被允許褻瀆的期限。至於</w:t>
+      </w:r>
+      <w:hyperlink r:id="rId188">
+        <w:r>
+          <w:rPr>
+            <w:lang w:val="zh_TW" w:bidi="zh_TW"/>
+          </w:rPr>
+          <w:rPr>
+            <w:color w:val="0000EE"/>
+            <w:u w:val="single"/>
+          </w:rPr>
+          <w:t>二十章6節</w:t>
+        </w:r>
+      </w:hyperlink>
+      <w:r>
+        <w:rPr>
+          <w:lang w:val="zh_TW" w:bidi="zh_TW"/>
+        </w:rPr>
+        <w:t>所提的「一千年」，雖然並非取自但以理書，但「一千」的比喻用法在舊約聖經中相當常見。其中最直接的平行經文是</w:t>
+      </w:r>
+      <w:hyperlink r:id="rId189">
+        <w:r>
+          <w:rPr>
+            <w:lang w:val="zh_TW" w:bidi="zh_TW"/>
+          </w:rPr>
+          <w:rPr>
+            <w:color w:val="0000EE"/>
+            <w:u w:val="single"/>
+          </w:rPr>
+          <w:t>申命記七章9節</w:t>
+        </w:r>
+      </w:hyperlink>
+      <w:r>
+        <w:rPr>
+          <w:lang w:val="zh_TW" w:bidi="zh_TW"/>
+        </w:rPr>
+        <w:t>，說神要向「千代」守祂所立的約。</w:t>
+      </w:r>
+      <w:r>
+        <w:rPr>
+          <w:lang w:val="zh_TW" w:bidi="zh_TW"/>
+        </w:rPr>
+      </w:r>
+      <w:r>
+        <w:rPr>
+          <w:lang w:val="zh_TW" w:bidi="zh_TW"/>
+        </w:rPr>
+      </w:r>
+    </w:p>
+    <w:p>
+      <w:pPr/>
+      <w:r>
+        <w:rPr>
+          <w:lang w:val="zh_TW" w:bidi="zh_TW"/>
+        </w:rPr>
+      </w:r>
+    </w:p>
+    <w:p>
+      <w:pPr>
+        <w:pStyle w:val="Heading2"/>
+      </w:pPr>
+      <w:r>
+        <w:rPr>
+          <w:lang w:val="zh_TW" w:bidi="zh_TW"/>
+        </w:rPr>
+        <w:t>樹</w:t>
+      </w:r>
+      <w:r>
+        <w:rPr>
+          <w:lang w:val="zh_TW" w:bidi="zh_TW"/>
+        </w:rPr>
+      </w:r>
+    </w:p>
+    <w:p>
+      <w:pPr/>
+      <w:r>
+        <w:rPr>
+          <w:lang w:val="zh_TW" w:bidi="zh_TW"/>
+        </w:rPr>
+      </w:r>
+      <w:r>
+        <w:rPr>
+          <w:lang w:val="zh_TW" w:bidi="zh_TW"/>
+        </w:rPr>
+        <w:t>樹是一種有木質莖（稱為樹幹）的植物。大多數樹都有枝子和葉子。</w:t>
+      </w:r>
+    </w:p>
+    <w:p>
+      <w:pPr/>
+      <w:r>
+        <w:rPr>
+          <w:lang w:val="zh_TW" w:bidi="zh_TW"/>
+        </w:rPr>
+      </w:r>
+      <w:r>
+        <w:rPr>
+          <w:lang w:val="zh_TW" w:bidi="zh_TW"/>
+        </w:rPr>
+        <w:t>聖經提到許多不同的樹，如橄欖樹、棕樹和香柏樹。樹對提供食物、遮蔽、製作工具和建造房屋都具有重要作用。它們也常出現在聖經的象徵與故事中（</w:t>
+      </w:r>
+      <w:hyperlink r:id="rId190">
+        <w:r>
+          <w:rPr>
+            <w:lang w:val="zh_TW" w:bidi="zh_TW"/>
+          </w:rPr>
+          <w:rPr>
+            <w:color w:val="0000EE"/>
+            <w:u w:val="single"/>
+          </w:rPr>
+          <w:t>創2:9</w:t>
+        </w:r>
+      </w:hyperlink>
+      <w:r>
+        <w:rPr>
+          <w:lang w:val="zh_TW" w:bidi="zh_TW"/>
+        </w:rPr>
+        <w:t>；</w:t>
+      </w:r>
+      <w:hyperlink r:id="rId191">
+        <w:r>
+          <w:rPr>
+            <w:lang w:val="zh_TW" w:bidi="zh_TW"/>
+          </w:rPr>
+          <w:rPr>
+            <w:color w:val="0000EE"/>
+            <w:u w:val="single"/>
+          </w:rPr>
+          <w:t>詩1:3</w:t>
+        </w:r>
+      </w:hyperlink>
+      <w:r>
+        <w:rPr>
+          <w:lang w:val="zh_TW" w:bidi="zh_TW"/>
+        </w:rPr>
+        <w:t>；</w:t>
+      </w:r>
+      <w:hyperlink r:id="rId192">
+        <w:r>
+          <w:rPr>
+            <w:lang w:val="zh_TW" w:bidi="zh_TW"/>
+          </w:rPr>
+          <w:rPr>
+            <w:color w:val="0000EE"/>
+            <w:u w:val="single"/>
+          </w:rPr>
+          <w:t>啟22:2</w:t>
+        </w:r>
+      </w:hyperlink>
+      <w:r>
+        <w:rPr>
+          <w:lang w:val="zh_TW" w:bidi="zh_TW"/>
+        </w:rPr>
+        <w:t>）。</w:t>
+      </w:r>
+    </w:p>
+    <w:p>
+      <w:pPr/>
+      <w:r>
+        <w:rPr>
+          <w:lang w:val="zh_TW" w:bidi="zh_TW"/>
+        </w:rPr>
+      </w:r>
+      <w:r>
+        <w:rPr>
+          <w:i/>
+          <w:lang w:val="zh_TW" w:bidi="zh_TW"/>
+        </w:rPr>
+        <w:t>見</w:t>
+      </w:r>
+      <w:r>
+        <w:rPr>
+          <w:lang w:val="zh_TW" w:bidi="zh_TW"/>
+        </w:rPr>
+        <w:t>植物</w:t>
+      </w:r>
+      <w:r>
+        <w:rPr>
+          <w:lang w:val="zh_TW" w:bidi="zh_TW"/>
+        </w:rPr>
+        <w:t>；</w:t>
+      </w:r>
+      <w:r>
+        <w:rPr>
+          <w:i/>
+          <w:lang w:val="zh_TW" w:bidi="zh_TW"/>
+        </w:rPr>
+        <w:t>另見</w:t>
+      </w:r>
+      <w:r>
+        <w:rPr>
+          <w:lang w:val="zh_TW" w:bidi="zh_TW"/>
+        </w:rPr>
+        <w:t>分辨善惡樹</w:t>
+      </w:r>
+      <w:r>
+        <w:rPr>
+          <w:lang w:val="zh_TW" w:bidi="zh_TW"/>
+        </w:rPr>
+        <w:t>；</w:t>
+      </w:r>
+      <w:r>
+        <w:rPr>
+          <w:lang w:val="zh_TW" w:bidi="zh_TW"/>
+        </w:rPr>
+        <w:t>生命樹</w:t>
       </w:r>
       <w:r>
         <w:rPr>
@@ -1179,34 +6328,15 @@
         </w:rPr>
         <w:t>。</w:t>
       </w:r>
-    </w:p>
-    <w:p>
-      <w:pPr>
-        <w:pStyle w:val="Heading4"/>
-      </w:pPr>
-      <w:r>
-        <w:rPr>
-          <w:lang w:val="zh_TW" w:bidi="zh_TW"/>
-        </w:rPr>
-        <w:t>禱告主耶穌得榮耀（</w:t>
-      </w:r>
-      <w:hyperlink r:id="rId35">
-        <w:r>
-          <w:rPr>
-            <w:lang w:val="zh_TW" w:bidi="zh_TW"/>
-          </w:rPr>
-          <w:rPr>
-            <w:color w:val="0000EE"/>
-            <w:u w:val="single"/>
-          </w:rPr>
-          <w:t>1:11–12</w:t>
-        </w:r>
-      </w:hyperlink>
-      <w:r>
-        <w:rPr>
-          <w:lang w:val="zh_TW" w:bidi="zh_TW"/>
-        </w:rPr>
-        <w:t>）</w:t>
+      <w:r>
+        <w:rPr>
+          <w:lang w:val="zh_TW" w:bidi="zh_TW"/>
+        </w:rPr>
+      </w:r>
+      <w:r>
+        <w:rPr>
+          <w:lang w:val="zh_TW" w:bidi="zh_TW"/>
+        </w:rPr>
       </w:r>
     </w:p>
     <w:p>
@@ -1216,40 +6346,21 @@
           <w:lang w:val="zh_TW" w:bidi="zh_TW"/>
         </w:rPr>
       </w:r>
-      <w:r>
-        <w:rPr>
-          <w:lang w:val="zh_TW" w:bidi="zh_TW"/>
-        </w:rPr>
-        <w:t>這是保羅為帖撒羅尼迦基督徒的禱告——願他們過著配得上呼召的生活，實現他們的決心，並藉著神的恩典，使基督的名字在他們身上得榮耀。</w:t>
-      </w:r>
-    </w:p>
-    <w:p>
-      <w:pPr>
-        <w:pStyle w:val="Heading4"/>
-      </w:pPr>
-      <w:r>
-        <w:rPr>
-          <w:lang w:val="zh_TW" w:bidi="zh_TW"/>
-        </w:rPr>
-        <w:t>在基督再來之前必須發生的事（</w:t>
-      </w:r>
-      <w:hyperlink r:id="rId24">
-        <w:r>
-          <w:rPr>
-            <w:lang w:val="zh_TW" w:bidi="zh_TW"/>
-          </w:rPr>
-          <w:rPr>
-            <w:color w:val="0000EE"/>
-            <w:u w:val="single"/>
-          </w:rPr>
-          <w:t>2:1–12</w:t>
-        </w:r>
-      </w:hyperlink>
-      <w:r>
-        <w:rPr>
-          <w:lang w:val="zh_TW" w:bidi="zh_TW"/>
-        </w:rPr>
-        <w:t>）</w:t>
+    </w:p>
+    <w:p>
+      <w:pPr>
+        <w:pStyle w:val="Heading2"/>
+      </w:pPr>
+      <w:r>
+        <w:rPr>
+          <w:lang w:val="zh_TW" w:bidi="zh_TW"/>
+        </w:rPr>
+        <w:t>樹林</w:t>
+      </w:r>
+      <w:r>
+        <w:rPr>
+          <w:lang w:val="zh_TW" w:bidi="zh_TW"/>
+        </w:rPr>
       </w:r>
     </w:p>
     <w:p>
@@ -1263,121 +6374,7 @@
         <w:rPr>
           <w:lang w:val="zh_TW" w:bidi="zh_TW"/>
         </w:rPr>
-        <w:t>在這個段落，保羅駁斥那錯誤教導說</w:t>
-      </w:r>
-      <w:r>
-        <w:rPr>
-          <w:lang w:val="zh_TW" w:bidi="zh_TW"/>
-        </w:rPr>
-        <w:t>主的日子現在到了</w:t>
-      </w:r>
-      <w:r>
-        <w:rPr>
-          <w:lang w:val="zh_TW" w:bidi="zh_TW"/>
-        </w:rPr>
-        <w:t>，強調在此之前，「</w:t>
-      </w:r>
-      <w:r>
-        <w:rPr>
-          <w:lang w:val="zh_TW" w:bidi="zh_TW"/>
-        </w:rPr>
-        <w:t>那大罪人</w:t>
-      </w:r>
-      <w:r>
-        <w:rPr>
-          <w:lang w:val="zh_TW" w:bidi="zh_TW"/>
-        </w:rPr>
-        <w:t>」必須被揭示，也就是所謂的敵基督（不過需要注意的是，新約中也提到「</w:t>
-      </w:r>
-      <w:r>
-        <w:rPr>
-          <w:lang w:val="zh_TW" w:bidi="zh_TW"/>
-        </w:rPr>
-        <w:t>好些敵基督</w:t>
-      </w:r>
-      <w:r>
-        <w:rPr>
-          <w:lang w:val="zh_TW" w:bidi="zh_TW"/>
-        </w:rPr>
-        <w:t>」和「</w:t>
-      </w:r>
-      <w:r>
-        <w:rPr>
-          <w:lang w:val="zh_TW" w:bidi="zh_TW"/>
-        </w:rPr>
-        <w:t>那</w:t>
-      </w:r>
-      <w:r>
-        <w:rPr>
-          <w:lang w:val="zh_TW" w:bidi="zh_TW"/>
-        </w:rPr>
-        <w:t>敵基督者的靈」——</w:t>
-      </w:r>
-      <w:hyperlink r:id="rId36">
-        <w:r>
-          <w:rPr>
-            <w:lang w:val="zh_TW" w:bidi="zh_TW"/>
-          </w:rPr>
-          <w:rPr>
-            <w:color w:val="0000EE"/>
-            <w:u w:val="single"/>
-          </w:rPr>
-          <w:t>約一2:18</w:t>
-        </w:r>
-      </w:hyperlink>
-      <w:r>
-        <w:rPr>
-          <w:lang w:val="zh_TW" w:bidi="zh_TW"/>
-        </w:rPr>
-        <w:t>，</w:t>
-      </w:r>
-      <w:hyperlink r:id="rId37">
-        <w:r>
-          <w:rPr>
-            <w:lang w:val="zh_TW" w:bidi="zh_TW"/>
-          </w:rPr>
-          <w:rPr>
-            <w:color w:val="0000EE"/>
-            <w:u w:val="single"/>
-          </w:rPr>
-          <w:t>4:3</w:t>
-        </w:r>
-      </w:hyperlink>
-      <w:r>
-        <w:rPr>
-          <w:lang w:val="zh_TW" w:bidi="zh_TW"/>
-        </w:rPr>
-        <w:t>）。保羅說：「</w:t>
-      </w:r>
-      <w:r>
-        <w:rPr>
-          <w:lang w:val="zh_TW" w:bidi="zh_TW"/>
-        </w:rPr>
-        <w:t>因為那日子以前，必有離道反教的事，並有那大罪人，就是沉淪之子，顯露出來</w:t>
-      </w:r>
-      <w:r>
-        <w:rPr>
-          <w:lang w:val="zh_TW" w:bidi="zh_TW"/>
-        </w:rPr>
-        <w:t>」（</w:t>
-      </w:r>
-      <w:hyperlink r:id="rId38">
-        <w:r>
-          <w:rPr>
-            <w:lang w:val="zh_TW" w:bidi="zh_TW"/>
-          </w:rPr>
-          <w:rPr>
-            <w:color w:val="0000EE"/>
-            <w:u w:val="single"/>
-          </w:rPr>
-          <w:t>帖後2:3</w:t>
-        </w:r>
-      </w:hyperlink>
-      <w:r>
-        <w:rPr>
-          <w:lang w:val="zh_TW" w:bidi="zh_TW"/>
-        </w:rPr>
-        <w:t>）。</w:t>
+        <w:t>樹林一詞是有些譯本對一個希伯來詞彙的誤譯；該字原是迦南一位女神的名稱，即亞舍拉。在古代近東宗教中，聖樹常被視為這位掌管生育之女神的象徵；有時人們也會豎立木製的柱像，作為象徵物。神曾命令以色列人拆毀這些象徵物。這類敬拜用的物件通常被稱為「亞舍拉柱（Asherim）」或「亞舍拉像（Asheroth）」。</w:t>
       </w:r>
     </w:p>
     <w:p>
@@ -1391,120 +6388,43 @@
         <w:rPr>
           <w:lang w:val="zh_TW" w:bidi="zh_TW"/>
         </w:rPr>
-        <w:t>目前，不法的</w:t>
-      </w:r>
-      <w:r>
-        <w:rPr>
-          <w:lang w:val="zh_TW" w:bidi="zh_TW"/>
-        </w:rPr>
-        <w:t>隱意正</w:t>
-      </w:r>
-      <w:r>
-        <w:rPr>
-          <w:lang w:val="zh_TW" w:bidi="zh_TW"/>
-        </w:rPr>
-        <w:t>被</w:t>
-      </w:r>
-      <w:r>
-        <w:rPr>
-          <w:lang w:val="zh_TW" w:bidi="zh_TW"/>
-        </w:rPr>
-        <w:t>攔阻</w:t>
-      </w:r>
-      <w:r>
-        <w:rPr>
-          <w:lang w:val="zh_TW" w:bidi="zh_TW"/>
-        </w:rPr>
-        <w:t>（</w:t>
-      </w:r>
-      <w:hyperlink r:id="rId39">
-        <w:r>
-          <w:rPr>
-            <w:lang w:val="zh_TW" w:bidi="zh_TW"/>
-          </w:rPr>
-          <w:rPr>
-            <w:color w:val="0000EE"/>
-            <w:u w:val="single"/>
-          </w:rPr>
-          <w:t>6–7</w:t>
-        </w:r>
-      </w:hyperlink>
-      <w:r>
-        <w:rPr>
-          <w:lang w:val="zh_TW" w:bidi="zh_TW"/>
-        </w:rPr>
-        <w:t>節）；但在未來——就是在主再來之前，這種</w:t>
-      </w:r>
-      <w:r>
-        <w:rPr>
-          <w:lang w:val="zh_TW" w:bidi="zh_TW"/>
-        </w:rPr>
-        <w:t>攔阻</w:t>
-      </w:r>
-      <w:r>
-        <w:rPr>
-          <w:lang w:val="zh_TW" w:bidi="zh_TW"/>
-        </w:rPr>
-        <w:t>將被解除。換句話說，邪惡將徹底爆發。基督徒必須預備好面對極端邪惡的顯現，這種顯現會伴隨著「</w:t>
-      </w:r>
-      <w:r>
-        <w:rPr>
-          <w:lang w:val="zh_TW" w:bidi="zh_TW"/>
-        </w:rPr>
-        <w:t>一切虛假的奇事</w:t>
-      </w:r>
-      <w:r>
-        <w:rPr>
-          <w:lang w:val="zh_TW" w:bidi="zh_TW"/>
-        </w:rPr>
-        <w:t>」（</w:t>
-      </w:r>
-      <w:hyperlink r:id="rId40">
-        <w:r>
-          <w:rPr>
-            <w:lang w:val="zh_TW" w:bidi="zh_TW"/>
-          </w:rPr>
-          <w:rPr>
-            <w:color w:val="0000EE"/>
-            <w:u w:val="single"/>
-          </w:rPr>
-          <w:t>9</w:t>
-        </w:r>
-      </w:hyperlink>
-      <w:r>
-        <w:rPr>
-          <w:lang w:val="zh_TW" w:bidi="zh_TW"/>
-        </w:rPr>
-        <w:t>節），許多人將因此被欺騙。基督的再來將帶來邪惡的終結，並審判那些敵擋真理、樂於不義之人。</w:t>
-      </w:r>
-    </w:p>
-    <w:p>
-      <w:pPr>
-        <w:pStyle w:val="Heading4"/>
-      </w:pPr>
-      <w:r>
-        <w:rPr>
-          <w:lang w:val="zh_TW" w:bidi="zh_TW"/>
-        </w:rPr>
-        <w:t>更新的感恩、鼓勵和禱告（</w:t>
-      </w:r>
-      <w:hyperlink r:id="rId41">
-        <w:r>
-          <w:rPr>
-            <w:lang w:val="zh_TW" w:bidi="zh_TW"/>
-          </w:rPr>
-          <w:rPr>
-            <w:color w:val="0000EE"/>
-            <w:u w:val="single"/>
-          </w:rPr>
-          <w:t>2:13–3:5</w:t>
-        </w:r>
-      </w:hyperlink>
-      <w:r>
-        <w:rPr>
-          <w:lang w:val="zh_TW" w:bidi="zh_TW"/>
-        </w:rPr>
-        <w:t>）</w:t>
+        <w:t>以色列人必須將它們砍下並焚燒（</w:t>
+      </w:r>
+      <w:hyperlink r:id="rId193">
+        <w:r>
+          <w:rPr>
+            <w:lang w:val="zh_TW" w:bidi="zh_TW"/>
+          </w:rPr>
+          <w:rPr>
+            <w:color w:val="0000EE"/>
+            <w:u w:val="single"/>
+          </w:rPr>
+          <w:t>出34:13</w:t>
+        </w:r>
+      </w:hyperlink>
+      <w:r>
+        <w:rPr>
+          <w:lang w:val="zh_TW" w:bidi="zh_TW"/>
+        </w:rPr>
+        <w:t>；</w:t>
+      </w:r>
+      <w:hyperlink r:id="rId194">
+        <w:r>
+          <w:rPr>
+            <w:lang w:val="zh_TW" w:bidi="zh_TW"/>
+          </w:rPr>
+          <w:rPr>
+            <w:color w:val="0000EE"/>
+            <w:u w:val="single"/>
+          </w:rPr>
+          <w:t>申12:3</w:t>
+        </w:r>
+      </w:hyperlink>
+      <w:r>
+        <w:rPr>
+          <w:lang w:val="zh_TW" w:bidi="zh_TW"/>
+        </w:rPr>
+        <w:t>）。由於其材質多為木製，焚燒後通常不會留下可供辨識的遺跡。然而，考古學家在艾城的一處早期聖所中，於香爐之間發現一大塊碳化木材；有人推測，該木材可能是一段被修去枝條的樹幹。部分學者認為那可能就是一根亞舍拉柱。</w:t>
       </w:r>
     </w:p>
     <w:p>
@@ -1518,67 +6438,25 @@
         <w:rPr>
           <w:lang w:val="zh_TW" w:bidi="zh_TW"/>
         </w:rPr>
-        <w:t>保羅討論邪惡力量對人們生活的影響之後，他感謝神的靈在帖撒羅尼迦基督徒生活中工作。他勉勵他們持守自己所教導的一切，無論是親身教導還是以書信傳遞的信息。保羅的禱告是求這位賜安慰與盼望的神，使他們在一切善行與</w:t>
-      </w:r>
-      <w:r>
-        <w:rPr>
-          <w:lang w:val="zh_TW" w:bidi="zh_TW"/>
-        </w:rPr>
-        <w:t>善言</w:t>
-      </w:r>
-      <w:r>
-        <w:rPr>
-          <w:lang w:val="zh_TW" w:bidi="zh_TW"/>
-        </w:rPr>
-        <w:t>上</w:t>
-      </w:r>
-      <w:r>
-        <w:rPr>
-          <w:lang w:val="zh_TW" w:bidi="zh_TW"/>
-        </w:rPr>
-        <w:t>堅固</w:t>
-      </w:r>
-      <w:r>
-        <w:rPr>
-          <w:lang w:val="zh_TW" w:bidi="zh_TW"/>
-        </w:rPr>
-        <w:t>他們。他也表達自己需要他們的禱告，希望神能繼續使他所傳講的道興旺，並保守他脫離惡人的手。又求神保守帖撒羅尼迦的基督徒，讓他們可以確信神的信實。保羅為他們禱告，願他們在所學之道上堅定不移，被引導進入神的愛與基督所賜的忍耐之中。</w:t>
-      </w:r>
-    </w:p>
-    <w:p>
-      <w:pPr>
-        <w:pStyle w:val="Heading4"/>
-      </w:pPr>
-      <w:r>
-        <w:rPr>
-          <w:b/>
-          <w:lang w:val="zh_TW" w:bidi="zh_TW"/>
-        </w:rPr>
-        <w:t>警告不守規矩與懶惰的人</w:t>
-      </w:r>
-      <w:r>
-        <w:rPr>
-          <w:lang w:val="zh_TW" w:bidi="zh_TW"/>
-        </w:rPr>
-        <w:t>（</w:t>
-      </w:r>
-      <w:hyperlink r:id="rId42">
-        <w:r>
-          <w:rPr>
-            <w:lang w:val="zh_TW" w:bidi="zh_TW"/>
-          </w:rPr>
-          <w:rPr>
-            <w:color w:val="0000EE"/>
-            <w:u w:val="single"/>
-          </w:rPr>
-          <w:t>3:6–15</w:t>
-        </w:r>
-      </w:hyperlink>
-      <w:r>
-        <w:rPr>
-          <w:lang w:val="zh_TW" w:bidi="zh_TW"/>
-        </w:rPr>
-        <w:t>）</w:t>
+        <w:t>神嚴厲禁止以色列人敬拜亞舍拉，或為她建造任何聖物。然而，在以色列歷史中，百姓屢次違背神，參與偶像崇拜。在關於北國以色列滅亡的記載中，將其滅亡的原因歸咎於百姓敬拜樹林對外邦女神與其男性對應神巴力的崇拜（</w:t>
+      </w:r>
+      <w:hyperlink r:id="rId195">
+        <w:r>
+          <w:rPr>
+            <w:lang w:val="zh_TW" w:bidi="zh_TW"/>
+          </w:rPr>
+          <w:rPr>
+            <w:color w:val="0000EE"/>
+            <w:u w:val="single"/>
+          </w:rPr>
+          <w:t>王下17:7–18</w:t>
+        </w:r>
+      </w:hyperlink>
+      <w:r>
+        <w:rPr>
+          <w:lang w:val="zh_TW" w:bidi="zh_TW"/>
+        </w:rPr>
+        <w:t>）。此外，推羅巴力的女祭司耶洗別，更積極地促成此類偶像崇拜在以色列中的擴散。</w:t>
       </w:r>
     </w:p>
     <w:p>
@@ -1592,78 +6470,25 @@
         <w:rPr>
           <w:lang w:val="zh_TW" w:bidi="zh_TW"/>
         </w:rPr>
-        <w:t>保羅寫作的另一個特別目的，是強調基督徒的生活不應懶惰。他不僅這樣教導，也以自己的生活作為榜樣。基督徒應該「</w:t>
-      </w:r>
-      <w:r>
-        <w:rPr>
-          <w:lang w:val="zh_TW" w:bidi="zh_TW"/>
-        </w:rPr>
-        <w:t>安靜做工，吃自己的飯」</w:t>
-      </w:r>
-      <w:r>
-        <w:rPr>
-          <w:lang w:val="zh_TW" w:bidi="zh_TW"/>
-        </w:rPr>
-        <w:t>，並且「</w:t>
-      </w:r>
-      <w:r>
-        <w:rPr>
-          <w:lang w:val="zh_TW" w:bidi="zh_TW"/>
-        </w:rPr>
-        <w:t>行善不可喪志</w:t>
-      </w:r>
-      <w:r>
-        <w:rPr>
-          <w:lang w:val="zh_TW" w:bidi="zh_TW"/>
-        </w:rPr>
-        <w:t>」（</w:t>
-      </w:r>
-      <w:hyperlink r:id="rId43">
-        <w:r>
-          <w:rPr>
-            <w:lang w:val="zh_TW" w:bidi="zh_TW"/>
-          </w:rPr>
-          <w:rPr>
-            <w:color w:val="0000EE"/>
-            <w:u w:val="single"/>
-          </w:rPr>
-          <w:t>12–13</w:t>
-        </w:r>
-      </w:hyperlink>
-      <w:r>
-        <w:rPr>
-          <w:lang w:val="zh_TW" w:bidi="zh_TW"/>
-        </w:rPr>
-        <w:t>節）。基督徒不應與拒絕這教導的人來往，但應當以弟兄的身份勸戒，而不是將他們視為敵人。</w:t>
-      </w:r>
-    </w:p>
-    <w:p>
-      <w:pPr>
-        <w:pStyle w:val="Heading4"/>
-      </w:pPr>
-      <w:r>
-        <w:rPr>
-          <w:lang w:val="zh_TW" w:bidi="zh_TW"/>
-        </w:rPr>
-        <w:t>結論（</w:t>
-      </w:r>
-      <w:hyperlink r:id="rId44">
-        <w:r>
-          <w:rPr>
-            <w:lang w:val="zh_TW" w:bidi="zh_TW"/>
-          </w:rPr>
-          <w:rPr>
-            <w:color w:val="0000EE"/>
-            <w:u w:val="single"/>
-          </w:rPr>
-          <w:t>3:16–18</w:t>
-        </w:r>
-      </w:hyperlink>
-      <w:r>
-        <w:rPr>
-          <w:lang w:val="zh_TW" w:bidi="zh_TW"/>
-        </w:rPr>
-        <w:t>）</w:t>
+        <w:t>此外，有些英文譯本在</w:t>
+      </w:r>
+      <w:hyperlink r:id="rId196">
+        <w:r>
+          <w:rPr>
+            <w:lang w:val="zh_TW" w:bidi="zh_TW"/>
+          </w:rPr>
+          <w:rPr>
+            <w:color w:val="0000EE"/>
+            <w:u w:val="single"/>
+          </w:rPr>
+          <w:t>創世記二十一章33節</w:t>
+        </w:r>
+      </w:hyperlink>
+      <w:r>
+        <w:rPr>
+          <w:lang w:val="zh_TW" w:bidi="zh_TW"/>
+        </w:rPr>
+        <w:t>所譯的「樹林（grove）」，實際上是指一棵細葉檉柳樹。</w:t>
       </w:r>
     </w:p>
     <w:p>
@@ -1675,319 +6500,58 @@
       </w:r>
       <w:r>
         <w:rPr>
-          <w:lang w:val="zh_TW" w:bidi="zh_TW"/>
-        </w:rPr>
-        <w:t>保羅以禱告求恩典與平安，並親筆署名，為書信畫下句點。他在第</w:t>
-      </w:r>
-      <w:hyperlink r:id="rId14">
-        <w:r>
-          <w:rPr>
-            <w:lang w:val="zh_TW" w:bidi="zh_TW"/>
-          </w:rPr>
-          <w:rPr>
-            <w:color w:val="0000EE"/>
-            <w:u w:val="single"/>
-          </w:rPr>
-          <w:t>17</w:t>
-        </w:r>
-      </w:hyperlink>
-      <w:r>
-        <w:rPr>
-          <w:lang w:val="zh_TW" w:bidi="zh_TW"/>
-        </w:rPr>
-        <w:t>節提到親筆寫信，這很可能是指在此之前，他一直由他人代筆，而這最後的部分則由他親自寫下（參</w:t>
-      </w:r>
-      <w:hyperlink r:id="rId45">
-        <w:r>
-          <w:rPr>
-            <w:lang w:val="zh_TW" w:bidi="zh_TW"/>
-          </w:rPr>
-          <w:rPr>
-            <w:color w:val="0000EE"/>
-            <w:u w:val="single"/>
-          </w:rPr>
-          <w:t>林前16:21</w:t>
-        </w:r>
-      </w:hyperlink>
+          <w:i/>
+          <w:lang w:val="zh_TW" w:bidi="zh_TW"/>
+        </w:rPr>
+        <w:t>另見</w:t>
+      </w:r>
+      <w:r>
+        <w:rPr>
+          <w:lang w:val="zh_TW" w:bidi="zh_TW"/>
+        </w:rPr>
+        <w:t xml:space="preserve"> </w:t>
+      </w:r>
+      <w:r>
+        <w:rPr>
+          <w:lang w:val="zh_TW" w:bidi="zh_TW"/>
+        </w:rPr>
+        <w:t>迦南神和宗教</w:t>
+      </w:r>
       <w:r>
         <w:rPr>
           <w:lang w:val="zh_TW" w:bidi="zh_TW"/>
         </w:rPr>
         <w:t>；</w:t>
       </w:r>
-      <w:hyperlink r:id="rId46">
-        <w:r>
-          <w:rPr>
-            <w:lang w:val="zh_TW" w:bidi="zh_TW"/>
-          </w:rPr>
-          <w:rPr>
-            <w:color w:val="0000EE"/>
-            <w:u w:val="single"/>
-          </w:rPr>
-          <w:t>西4:18</w:t>
-        </w:r>
-      </w:hyperlink>
-      <w:r>
-        <w:rPr>
-          <w:lang w:val="zh_TW" w:bidi="zh_TW"/>
-        </w:rPr>
-        <w:t>）。</w:t>
-      </w:r>
-    </w:p>
-    <w:p>
-      <w:pPr/>
-      <w:r>
-        <w:rPr>
-          <w:lang w:val="zh_TW" w:bidi="zh_TW"/>
-        </w:rPr>
-      </w:r>
-      <w:r>
-        <w:rPr>
-          <w:i/>
-          <w:lang w:val="zh_TW" w:bidi="zh_TW"/>
-        </w:rPr>
-        <w:t>另見</w:t>
-      </w:r>
-      <w:r>
-        <w:rPr>
-          <w:lang w:val="zh_TW" w:bidi="zh_TW"/>
-        </w:rPr>
-        <w:t xml:space="preserve"> </w:t>
-      </w:r>
-      <w:r>
-        <w:rPr>
-          <w:lang w:val="zh_TW" w:bidi="zh_TW"/>
-        </w:rPr>
-        <w:t>末世論</w:t>
-      </w:r>
-      <w:r>
-        <w:rPr>
-          <w:lang w:val="zh_TW" w:bidi="zh_TW"/>
-        </w:rPr>
-        <w:t>，</w:t>
-      </w:r>
-      <w:r>
-        <w:rPr>
-          <w:lang w:val="zh_TW" w:bidi="zh_TW"/>
-        </w:rPr>
-        <w:t>使徒保羅</w:t>
-      </w:r>
-      <w:r>
-        <w:rPr>
-          <w:lang w:val="zh_TW" w:bidi="zh_TW"/>
-        </w:rPr>
-        <w:t>，</w:t>
-      </w:r>
-      <w:r>
-        <w:rPr>
-          <w:lang w:val="zh_TW" w:bidi="zh_TW"/>
-        </w:rPr>
-        <w:t>基督的再來</w:t>
-      </w:r>
-      <w:r>
-        <w:rPr>
-          <w:lang w:val="zh_TW" w:bidi="zh_TW"/>
-        </w:rPr>
-        <w:t>，</w:t>
-      </w:r>
-      <w:r>
-        <w:rPr>
-          <w:lang w:val="zh_TW" w:bidi="zh_TW"/>
-        </w:rPr>
-        <w:t>帖撒羅尼迦前書</w:t>
-      </w:r>
-      <w:r>
-        <w:rPr>
-          <w:lang w:val="zh_TW" w:bidi="zh_TW"/>
-        </w:rPr>
-        <w:t>，</w:t>
-      </w:r>
-      <w:r>
-        <w:rPr>
-          <w:lang w:val="zh_TW" w:bidi="zh_TW"/>
-        </w:rPr>
-        <w:t>帖撒羅尼迦</w:t>
-      </w:r>
-      <w:r>
-        <w:rPr>
-          <w:lang w:val="zh_TW" w:bidi="zh_TW"/>
-        </w:rPr>
-        <w:t>。</w:t>
-      </w:r>
-      <w:r>
-        <w:rPr>
-          <w:lang w:val="zh_TW" w:bidi="zh_TW"/>
-        </w:rPr>
-      </w:r>
-      <w:r>
-        <w:rPr>
-          <w:lang w:val="zh_TW" w:bidi="zh_TW"/>
-        </w:rPr>
-      </w:r>
-    </w:p>
-    <w:p>
-      <w:pPr/>
-      <w:r>
-        <w:rPr>
-          <w:lang w:val="zh_TW" w:bidi="zh_TW"/>
-        </w:rPr>
-      </w:r>
-    </w:p>
-    <w:p>
-      <w:pPr>
-        <w:pStyle w:val="Heading2"/>
-      </w:pPr>
-      <w:r>
-        <w:rPr>
-          <w:lang w:val="zh_TW" w:bidi="zh_TW"/>
-        </w:rPr>
-        <w:t>鐵匠</w:t>
-      </w:r>
-      <w:r>
-        <w:rPr>
-          <w:lang w:val="zh_TW" w:bidi="zh_TW"/>
-        </w:rPr>
-      </w:r>
-    </w:p>
-    <w:p>
-      <w:pPr/>
-      <w:r>
-        <w:rPr>
-          <w:lang w:val="zh_TW" w:bidi="zh_TW"/>
-        </w:rPr>
-      </w:r>
-      <w:r>
-        <w:rPr>
-          <w:lang w:val="zh_TW" w:bidi="zh_TW"/>
-        </w:rPr>
-        <w:t>一般從事鐵製品加工的工匠（</w:t>
-      </w:r>
-      <w:hyperlink r:id="rId47">
-        <w:r>
-          <w:rPr>
-            <w:lang w:val="zh_TW" w:bidi="zh_TW"/>
-          </w:rPr>
-          <w:rPr>
-            <w:color w:val="0000EE"/>
-            <w:u w:val="single"/>
-          </w:rPr>
-          <w:t>賽44:12</w:t>
-        </w:r>
-      </w:hyperlink>
-      <w:r>
-        <w:rPr>
-          <w:lang w:val="zh_TW" w:bidi="zh_TW"/>
-        </w:rPr>
-        <w:t>），也就是打鐵的匠人。土八‧該隱（</w:t>
-      </w:r>
-      <w:hyperlink r:id="rId48">
-        <w:r>
-          <w:rPr>
-            <w:lang w:val="zh_TW" w:bidi="zh_TW"/>
-          </w:rPr>
-          <w:rPr>
-            <w:color w:val="0000EE"/>
-            <w:u w:val="single"/>
-          </w:rPr>
-          <w:t>創4:22</w:t>
-        </w:r>
-      </w:hyperlink>
-      <w:r>
-        <w:rPr>
-          <w:lang w:val="zh_TW" w:bidi="zh_TW"/>
-        </w:rPr>
-        <w:t>）是聖經裡第一位從事鐵匠的人。在以色列，人們大約在公元前11世紀開始廣泛認識和使用鐵（</w:t>
-      </w:r>
-      <w:hyperlink r:id="rId49">
-        <w:r>
-          <w:rPr>
-            <w:lang w:val="zh_TW" w:bidi="zh_TW"/>
-          </w:rPr>
-          <w:rPr>
-            <w:color w:val="0000EE"/>
-            <w:u w:val="single"/>
-          </w:rPr>
-          <w:t>申3:11</w:t>
-        </w:r>
-      </w:hyperlink>
+      <w:r>
+        <w:rPr>
+          <w:lang w:val="zh_TW" w:bidi="zh_TW"/>
+        </w:rPr>
+        <w:t>諸神和女神</w:t>
+      </w:r>
       <w:r>
         <w:rPr>
           <w:lang w:val="zh_TW" w:bidi="zh_TW"/>
         </w:rPr>
         <w:t>；</w:t>
       </w:r>
-      <w:hyperlink r:id="rId50">
-        <w:r>
-          <w:rPr>
-            <w:lang w:val="zh_TW" w:bidi="zh_TW"/>
-          </w:rPr>
-          <w:rPr>
-            <w:color w:val="0000EE"/>
-            <w:u w:val="single"/>
-          </w:rPr>
-          <w:t>書6:19、24，</w:t>
-        </w:r>
-      </w:hyperlink>
-      <w:hyperlink r:id="rId51">
-        <w:r>
-          <w:rPr>
-            <w:lang w:val="zh_TW" w:bidi="zh_TW"/>
-          </w:rPr>
-          <w:rPr>
-            <w:color w:val="0000EE"/>
-            <w:u w:val="single"/>
-          </w:rPr>
-          <w:t>17:16</w:t>
-        </w:r>
-      </w:hyperlink>
+      <w:r>
+        <w:rPr>
+          <w:lang w:val="zh_TW" w:bidi="zh_TW"/>
+        </w:rPr>
+        <w:t>邱壇</w:t>
+      </w:r>
       <w:r>
         <w:rPr>
           <w:lang w:val="zh_TW" w:bidi="zh_TW"/>
         </w:rPr>
         <w:t>；</w:t>
       </w:r>
-      <w:hyperlink r:id="rId52">
-        <w:r>
-          <w:rPr>
-            <w:lang w:val="zh_TW" w:bidi="zh_TW"/>
-          </w:rPr>
-          <w:rPr>
-            <w:color w:val="0000EE"/>
-            <w:u w:val="single"/>
-          </w:rPr>
-          <w:t>士1:19，</w:t>
-        </w:r>
-      </w:hyperlink>
-      <w:hyperlink r:id="rId53">
-        <w:r>
-          <w:rPr>
-            <w:lang w:val="zh_TW" w:bidi="zh_TW"/>
-          </w:rPr>
-          <w:rPr>
-            <w:color w:val="0000EE"/>
-            <w:u w:val="single"/>
-          </w:rPr>
-          <w:t>4:3、13</w:t>
-        </w:r>
-      </w:hyperlink>
-      <w:r>
-        <w:rPr>
-          <w:lang w:val="zh_TW" w:bidi="zh_TW"/>
-        </w:rPr>
-        <w:t>）。</w:t>
-      </w:r>
-      <w:r>
-        <w:rPr>
-          <w:i/>
-          <w:lang w:val="zh_TW" w:bidi="zh_TW"/>
-        </w:rPr>
-        <w:t>見</w:t>
-      </w:r>
-      <w:r>
-        <w:rPr>
-          <w:lang w:val="zh_TW" w:bidi="zh_TW"/>
-        </w:rPr>
-        <w:t>礦物和金屬</w:t>
+      <w:r>
+        <w:rPr>
+          <w:lang w:val="zh_TW" w:bidi="zh_TW"/>
+        </w:rPr>
+        <w:t>偶像、偶像崇拜</w:t>
       </w:r>
       <w:r>
         <w:rPr>

--- a/zht/docx/143.content.docx
+++ b/zht/docx/143.content.docx
@@ -149,7 +149,7 @@
         <w:rPr>
           <w:lang w:val="zh_TW" w:bidi="zh_TW"/>
         </w:rPr>
-        <w:t>shou</w:t>
+        <w:t>shan</w:t>
       </w:r>
       <w:r>
         <w:rPr>
@@ -212,7 +212,7 @@
         <w:rPr>
           <w:lang w:val="zh_TW" w:bidi="zh_TW"/>
         </w:rPr>
-        <w:t>手</w:t>
+        <w:t>閃</w:t>
       </w:r>
       <w:r>
         <w:rPr>
@@ -231,7 +231,313 @@
         <w:rPr>
           <w:lang w:val="zh_TW" w:bidi="zh_TW"/>
         </w:rPr>
-        <w:t>手是身體前肢的末端部份，具有抓握的能力。聖經中使用了「手」數百次來描述人體的一個部份，也經常用於隱喻或比喻中。</w:t>
+        <w:t>挪亞的長子（</w:t>
+      </w:r>
+      <w:hyperlink r:id="rId13">
+        <w:r>
+          <w:rPr>
+            <w:lang w:val="zh_TW" w:bidi="zh_TW"/>
+          </w:rPr>
+          <w:rPr>
+            <w:color w:val="0000EE"/>
+            <w:u w:val="single"/>
+          </w:rPr>
+          <w:t>創5:32</w:t>
+        </w:r>
+      </w:hyperlink>
+      <w:r>
+        <w:rPr>
+          <w:lang w:val="zh_TW" w:bidi="zh_TW"/>
+        </w:rPr>
+        <w:t>，</w:t>
+      </w:r>
+      <w:hyperlink r:id="rId14">
+        <w:r>
+          <w:rPr>
+            <w:lang w:val="zh_TW" w:bidi="zh_TW"/>
+          </w:rPr>
+          <w:rPr>
+            <w:color w:val="0000EE"/>
+            <w:u w:val="single"/>
+          </w:rPr>
+          <w:t>6:10</w:t>
+        </w:r>
+      </w:hyperlink>
+      <w:r>
+        <w:rPr>
+          <w:lang w:val="zh_TW" w:bidi="zh_TW"/>
+        </w:rPr>
+        <w:t>，</w:t>
+      </w:r>
+      <w:hyperlink r:id="rId15">
+        <w:r>
+          <w:rPr>
+            <w:lang w:val="zh_TW" w:bidi="zh_TW"/>
+          </w:rPr>
+          <w:rPr>
+            <w:color w:val="0000EE"/>
+            <w:u w:val="single"/>
+          </w:rPr>
+          <w:t>7:13</w:t>
+        </w:r>
+      </w:hyperlink>
+      <w:r>
+        <w:rPr>
+          <w:lang w:val="zh_TW" w:bidi="zh_TW"/>
+        </w:rPr>
+        <w:t>，</w:t>
+      </w:r>
+      <w:hyperlink r:id="rId16">
+        <w:r>
+          <w:rPr>
+            <w:lang w:val="zh_TW" w:bidi="zh_TW"/>
+          </w:rPr>
+          <w:rPr>
+            <w:color w:val="0000EE"/>
+            <w:u w:val="single"/>
+          </w:rPr>
+          <w:t>9:18</w:t>
+        </w:r>
+      </w:hyperlink>
+      <w:r>
+        <w:rPr>
+          <w:lang w:val="zh_TW" w:bidi="zh_TW"/>
+        </w:rPr>
+        <w:t>、</w:t>
+      </w:r>
+      <w:hyperlink r:id="rId16">
+        <w:r>
+          <w:rPr>
+            <w:lang w:val="zh_TW" w:bidi="zh_TW"/>
+          </w:rPr>
+          <w:rPr>
+            <w:color w:val="0000EE"/>
+            <w:u w:val="single"/>
+          </w:rPr>
+          <w:t>23</w:t>
+        </w:r>
+      </w:hyperlink>
+      <w:r>
+        <w:rPr>
+          <w:lang w:val="zh_TW" w:bidi="zh_TW"/>
+        </w:rPr>
+        <w:t>、</w:t>
+      </w:r>
+      <w:hyperlink r:id="rId16">
+        <w:r>
+          <w:rPr>
+            <w:lang w:val="zh_TW" w:bidi="zh_TW"/>
+          </w:rPr>
+          <w:rPr>
+            <w:color w:val="0000EE"/>
+            <w:u w:val="single"/>
+          </w:rPr>
+          <w:t>26</w:t>
+        </w:r>
+      </w:hyperlink>
+      <w:hyperlink r:id="rId17">
+        <w:r>
+          <w:rPr>
+            <w:lang w:val="zh_TW" w:bidi="zh_TW"/>
+          </w:rPr>
+          <w:rPr>
+            <w:color w:val="0000EE"/>
+            <w:u w:val="single"/>
+          </w:rPr>
+          <w:t>–</w:t>
+        </w:r>
+      </w:hyperlink>
+      <w:hyperlink r:id="rId16">
+        <w:r>
+          <w:rPr>
+            <w:lang w:val="zh_TW" w:bidi="zh_TW"/>
+          </w:rPr>
+          <w:rPr>
+            <w:color w:val="0000EE"/>
+            <w:u w:val="single"/>
+          </w:rPr>
+          <w:t>27</w:t>
+        </w:r>
+      </w:hyperlink>
+      <w:r>
+        <w:rPr>
+          <w:lang w:val="zh_TW" w:bidi="zh_TW"/>
+        </w:rPr>
+        <w:t>，</w:t>
+      </w:r>
+      <w:hyperlink r:id="rId18">
+        <w:r>
+          <w:rPr>
+            <w:lang w:val="zh_TW" w:bidi="zh_TW"/>
+          </w:rPr>
+          <w:rPr>
+            <w:color w:val="0000EE"/>
+            <w:u w:val="single"/>
+          </w:rPr>
+          <w:t>11:10</w:t>
+        </w:r>
+      </w:hyperlink>
+      <w:r>
+        <w:rPr>
+          <w:lang w:val="zh_TW" w:bidi="zh_TW"/>
+        </w:rPr>
+        <w:t>；</w:t>
+      </w:r>
+      <w:hyperlink r:id="rId19">
+        <w:r>
+          <w:rPr>
+            <w:lang w:val="zh_TW" w:bidi="zh_TW"/>
+          </w:rPr>
+          <w:rPr>
+            <w:color w:val="0000EE"/>
+            <w:u w:val="single"/>
+          </w:rPr>
+          <w:t>代上1:4</w:t>
+        </w:r>
+      </w:hyperlink>
+      <w:r>
+        <w:rPr>
+          <w:lang w:val="zh_TW" w:bidi="zh_TW"/>
+        </w:rPr>
+        <w:t>、</w:t>
+      </w:r>
+      <w:hyperlink r:id="rId19">
+        <w:r>
+          <w:rPr>
+            <w:lang w:val="zh_TW" w:bidi="zh_TW"/>
+          </w:rPr>
+          <w:rPr>
+            <w:color w:val="0000EE"/>
+            <w:u w:val="single"/>
+          </w:rPr>
+          <w:t>17</w:t>
+        </w:r>
+      </w:hyperlink>
+      <w:hyperlink r:id="rId20">
+        <w:r>
+          <w:rPr>
+            <w:lang w:val="zh_TW" w:bidi="zh_TW"/>
+          </w:rPr>
+          <w:rPr>
+            <w:color w:val="0000EE"/>
+            <w:u w:val="single"/>
+          </w:rPr>
+          <w:t>–</w:t>
+        </w:r>
+      </w:hyperlink>
+      <w:hyperlink r:id="rId19">
+        <w:r>
+          <w:rPr>
+            <w:lang w:val="zh_TW" w:bidi="zh_TW"/>
+          </w:rPr>
+          <w:rPr>
+            <w:color w:val="0000EE"/>
+            <w:u w:val="single"/>
+          </w:rPr>
+          <w:t>27</w:t>
+        </w:r>
+      </w:hyperlink>
+      <w:r>
+        <w:rPr>
+          <w:lang w:val="zh_TW" w:bidi="zh_TW"/>
+        </w:rPr>
+        <w:t>；</w:t>
+      </w:r>
+      <w:hyperlink r:id="rId21">
+        <w:r>
+          <w:rPr>
+            <w:lang w:val="zh_TW" w:bidi="zh_TW"/>
+          </w:rPr>
+          <w:rPr>
+            <w:color w:val="0000EE"/>
+            <w:u w:val="single"/>
+          </w:rPr>
+          <w:t>路3:36</w:t>
+        </w:r>
+      </w:hyperlink>
+      <w:r>
+        <w:rPr>
+          <w:lang w:val="zh_TW" w:bidi="zh_TW"/>
+        </w:rPr>
+        <w:t>）和閃族的祖先（</w:t>
+      </w:r>
+      <w:hyperlink r:id="rId22">
+        <w:r>
+          <w:rPr>
+            <w:lang w:val="zh_TW" w:bidi="zh_TW"/>
+          </w:rPr>
+          <w:rPr>
+            <w:color w:val="0000EE"/>
+            <w:u w:val="single"/>
+          </w:rPr>
+          <w:t>創10:1</w:t>
+        </w:r>
+      </w:hyperlink>
+      <w:r>
+        <w:rPr>
+          <w:lang w:val="zh_TW" w:bidi="zh_TW"/>
+        </w:rPr>
+        <w:t>、</w:t>
+      </w:r>
+      <w:hyperlink r:id="rId22">
+        <w:r>
+          <w:rPr>
+            <w:lang w:val="zh_TW" w:bidi="zh_TW"/>
+          </w:rPr>
+          <w:rPr>
+            <w:color w:val="0000EE"/>
+            <w:u w:val="single"/>
+          </w:rPr>
+          <w:t>21</w:t>
+        </w:r>
+      </w:hyperlink>
+      <w:hyperlink r:id="rId23">
+        <w:r>
+          <w:rPr>
+            <w:lang w:val="zh_TW" w:bidi="zh_TW"/>
+          </w:rPr>
+          <w:rPr>
+            <w:color w:val="0000EE"/>
+            <w:u w:val="single"/>
+          </w:rPr>
+          <w:t>–</w:t>
+        </w:r>
+      </w:hyperlink>
+      <w:hyperlink r:id="rId22">
+        <w:r>
+          <w:rPr>
+            <w:lang w:val="zh_TW" w:bidi="zh_TW"/>
+          </w:rPr>
+          <w:rPr>
+            <w:color w:val="0000EE"/>
+            <w:u w:val="single"/>
+          </w:rPr>
+          <w:t>31</w:t>
+        </w:r>
+      </w:hyperlink>
+      <w:r>
+        <w:rPr>
+          <w:lang w:val="zh_TW" w:bidi="zh_TW"/>
+        </w:rPr>
+        <w:t>）。閃活了600年（</w:t>
+      </w:r>
+      <w:hyperlink r:id="rId24">
+        <w:r>
+          <w:rPr>
+            <w:lang w:val="zh_TW" w:bidi="zh_TW"/>
+          </w:rPr>
+          <w:rPr>
+            <w:color w:val="0000EE"/>
+            <w:u w:val="single"/>
+          </w:rPr>
+          <w:t>創11:10–11</w:t>
+        </w:r>
+      </w:hyperlink>
+      <w:r>
+        <w:rPr>
+          <w:lang w:val="zh_TW" w:bidi="zh_TW"/>
+        </w:rPr>
+        <w:t>）。他的名字在希伯來文中意為「名字」，可能暗示挪亞相信閃的名字將具有特別的重要性。</w:t>
       </w:r>
     </w:p>
     <w:p>
@@ -245,9 +551,9 @@
         <w:rPr>
           <w:lang w:val="zh_TW" w:bidi="zh_TW"/>
         </w:rPr>
-        <w:t>比喻上，手意味著權力（</w:t>
-      </w:r>
-      <w:hyperlink r:id="rId13">
+        <w:t>在大洪水之後，閃和他的兄弟雅弗發現他們的父親挪亞喝醉了。他們的另一個兄弟含羞辱了他。閃與雅弗以尊敬的方式對待挪亞（</w:t>
+      </w:r>
+      <w:hyperlink r:id="rId25">
         <w:r>
           <w:rPr>
             <w:lang w:val="zh_TW" w:bidi="zh_TW"/>
@@ -256,350 +562,14 @@
             <w:color w:val="0000EE"/>
             <w:u w:val="single"/>
           </w:rPr>
-          <w:t>申2:15</w:t>
+          <w:t>創9:20–29</w:t>
         </w:r>
       </w:hyperlink>
       <w:r>
         <w:rPr>
           <w:lang w:val="zh_TW" w:bidi="zh_TW"/>
         </w:rPr>
-        <w:t>；</w:t>
-      </w:r>
-      <w:hyperlink r:id="rId14">
-        <w:r>
-          <w:rPr>
-            <w:lang w:val="zh_TW" w:bidi="zh_TW"/>
-          </w:rPr>
-          <w:rPr>
-            <w:color w:val="0000EE"/>
-            <w:u w:val="single"/>
-          </w:rPr>
-          <w:t>詩31:5</w:t>
-        </w:r>
-      </w:hyperlink>
-      <w:r>
-        <w:rPr>
-          <w:lang w:val="zh_TW" w:bidi="zh_TW"/>
-        </w:rPr>
-        <w:t>；</w:t>
-      </w:r>
-      <w:hyperlink r:id="rId15">
-        <w:r>
-          <w:rPr>
-            <w:lang w:val="zh_TW" w:bidi="zh_TW"/>
-          </w:rPr>
-          <w:rPr>
-            <w:color w:val="0000EE"/>
-            <w:u w:val="single"/>
-          </w:rPr>
-          <w:t>可14:62</w:t>
-        </w:r>
-      </w:hyperlink>
-      <w:r>
-        <w:rPr>
-          <w:lang w:val="zh_TW" w:bidi="zh_TW"/>
-        </w:rPr>
-        <w:t>）。在</w:t>
-      </w:r>
-      <w:hyperlink r:id="rId16">
-        <w:r>
-          <w:rPr>
-            <w:lang w:val="zh_TW" w:bidi="zh_TW"/>
-          </w:rPr>
-          <w:rPr>
-            <w:color w:val="0000EE"/>
-            <w:u w:val="single"/>
-          </w:rPr>
-          <w:t>約書亞記8:20</w:t>
-        </w:r>
-      </w:hyperlink>
-      <w:r>
-        <w:rPr>
-          <w:lang w:val="zh_TW" w:bidi="zh_TW"/>
-        </w:rPr>
-        <w:t>中「手的力量（原文）」被翻譯為「逃跑」（見</w:t>
-      </w:r>
-      <w:hyperlink r:id="rId17">
-        <w:r>
-          <w:rPr>
-            <w:lang w:val="zh_TW" w:bidi="zh_TW"/>
-          </w:rPr>
-          <w:rPr>
-            <w:color w:val="0000EE"/>
-            <w:u w:val="single"/>
-          </w:rPr>
-          <w:t>詩76:5</w:t>
-        </w:r>
-      </w:hyperlink>
-      <w:r>
-        <w:rPr>
-          <w:lang w:val="zh_TW" w:bidi="zh_TW"/>
-        </w:rPr>
-        <w:t>）。相反，無力的手象徵著優柔寡斷和軟弱（</w:t>
-      </w:r>
-      <w:hyperlink r:id="rId18">
-        <w:r>
-          <w:rPr>
-            <w:lang w:val="zh_TW" w:bidi="zh_TW"/>
-          </w:rPr>
-          <w:rPr>
-            <w:color w:val="0000EE"/>
-            <w:u w:val="single"/>
-          </w:rPr>
-          <w:t>賽35:3</w:t>
-        </w:r>
-      </w:hyperlink>
-      <w:r>
-        <w:rPr>
-          <w:lang w:val="zh_TW" w:bidi="zh_TW"/>
-        </w:rPr>
-        <w:t>）。握手表示友誼（</w:t>
-      </w:r>
-      <w:hyperlink r:id="rId19">
-        <w:r>
-          <w:rPr>
-            <w:lang w:val="zh_TW" w:bidi="zh_TW"/>
-          </w:rPr>
-          <w:rPr>
-            <w:color w:val="0000EE"/>
-            <w:u w:val="single"/>
-          </w:rPr>
-          <w:t>王下10:15</w:t>
-        </w:r>
-      </w:hyperlink>
-      <w:r>
-        <w:rPr>
-          <w:lang w:val="zh_TW" w:bidi="zh_TW"/>
-        </w:rPr>
-        <w:t>）。讓某人坐在右手邊，表示對他的偏愛（</w:t>
-      </w:r>
-      <w:hyperlink r:id="rId20">
-        <w:r>
-          <w:rPr>
-            <w:lang w:val="zh_TW" w:bidi="zh_TW"/>
-          </w:rPr>
-          <w:rPr>
-            <w:color w:val="0000EE"/>
-            <w:u w:val="single"/>
-          </w:rPr>
-          <w:t>詩16:11</w:t>
-        </w:r>
-      </w:hyperlink>
-      <w:r>
-        <w:rPr>
-          <w:lang w:val="zh_TW" w:bidi="zh_TW"/>
-        </w:rPr>
-        <w:t>，</w:t>
-      </w:r>
-      <w:hyperlink r:id="rId20">
-        <w:r>
-          <w:rPr>
-            <w:lang w:val="zh_TW" w:bidi="zh_TW"/>
-          </w:rPr>
-          <w:rPr>
-            <w:color w:val="0000EE"/>
-            <w:u w:val="single"/>
-          </w:rPr>
-          <w:t xml:space="preserve"> </w:t>
-        </w:r>
-      </w:hyperlink>
-      <w:hyperlink r:id="rId21">
-        <w:r>
-          <w:rPr>
-            <w:lang w:val="zh_TW" w:bidi="zh_TW"/>
-          </w:rPr>
-          <w:rPr>
-            <w:color w:val="0000EE"/>
-            <w:u w:val="single"/>
-          </w:rPr>
-          <w:t>77:10</w:t>
-        </w:r>
-      </w:hyperlink>
-      <w:r>
-        <w:rPr>
-          <w:lang w:val="zh_TW" w:bidi="zh_TW"/>
-        </w:rPr>
-        <w:t>，</w:t>
-      </w:r>
-      <w:hyperlink r:id="rId22">
-        <w:r>
-          <w:rPr>
-            <w:lang w:val="zh_TW" w:bidi="zh_TW"/>
-          </w:rPr>
-          <w:rPr>
-            <w:color w:val="0000EE"/>
-            <w:u w:val="single"/>
-          </w:rPr>
-          <w:t>110:1</w:t>
-        </w:r>
-      </w:hyperlink>
-      <w:r>
-        <w:rPr>
-          <w:lang w:val="zh_TW" w:bidi="zh_TW"/>
-        </w:rPr>
-        <w:t>）。潔淨的手象徵著清白無罪（</w:t>
-      </w:r>
-      <w:hyperlink r:id="rId23">
-        <w:r>
-          <w:rPr>
-            <w:lang w:val="zh_TW" w:bidi="zh_TW"/>
-          </w:rPr>
-          <w:rPr>
-            <w:color w:val="0000EE"/>
-            <w:u w:val="single"/>
-          </w:rPr>
-          <w:t>詩26:6</w:t>
-        </w:r>
-      </w:hyperlink>
-      <w:r>
-        <w:rPr>
-          <w:lang w:val="zh_TW" w:bidi="zh_TW"/>
-        </w:rPr>
-        <w:t>），而擊掌則表示達成協議（</w:t>
-      </w:r>
-      <w:hyperlink r:id="rId24">
-        <w:r>
-          <w:rPr>
-            <w:lang w:val="zh_TW" w:bidi="zh_TW"/>
-          </w:rPr>
-          <w:rPr>
-            <w:color w:val="0000EE"/>
-            <w:u w:val="single"/>
-          </w:rPr>
-          <w:t>箴6:1</w:t>
-        </w:r>
-      </w:hyperlink>
-      <w:r>
-        <w:rPr>
-          <w:lang w:val="zh_TW" w:bidi="zh_TW"/>
-        </w:rPr>
-        <w:t>）。舉手象徵暴力（</w:t>
-      </w:r>
-      <w:hyperlink r:id="rId25">
-        <w:r>
-          <w:rPr>
-            <w:lang w:val="zh_TW" w:bidi="zh_TW"/>
-          </w:rPr>
-          <w:rPr>
-            <w:color w:val="0000EE"/>
-            <w:u w:val="single"/>
-          </w:rPr>
-          <w:t>王上11:26</w:t>
-        </w:r>
-      </w:hyperlink>
-      <w:r>
-        <w:rPr>
-          <w:lang w:val="zh_TW" w:bidi="zh_TW"/>
-        </w:rPr>
-        <w:t>）。舉手又可用於懇求的禱告（</w:t>
-      </w:r>
-      <w:hyperlink r:id="rId26">
-        <w:r>
-          <w:rPr>
-            <w:lang w:val="zh_TW" w:bidi="zh_TW"/>
-          </w:rPr>
-          <w:rPr>
-            <w:color w:val="0000EE"/>
-            <w:u w:val="single"/>
-          </w:rPr>
-          <w:t>出17:11</w:t>
-        </w:r>
-      </w:hyperlink>
-      <w:r>
-        <w:rPr>
-          <w:lang w:val="zh_TW" w:bidi="zh_TW"/>
-        </w:rPr>
-        <w:t>；</w:t>
-      </w:r>
-      <w:hyperlink r:id="rId27">
-        <w:r>
-          <w:rPr>
-            <w:lang w:val="zh_TW" w:bidi="zh_TW"/>
-          </w:rPr>
-          <w:rPr>
-            <w:color w:val="0000EE"/>
-            <w:u w:val="single"/>
-          </w:rPr>
-          <w:t>利9:22</w:t>
-        </w:r>
-      </w:hyperlink>
-      <w:r>
-        <w:rPr>
-          <w:lang w:val="zh_TW" w:bidi="zh_TW"/>
-        </w:rPr>
-        <w:t>；</w:t>
-      </w:r>
-      <w:hyperlink r:id="rId28">
-        <w:r>
-          <w:rPr>
-            <w:lang w:val="zh_TW" w:bidi="zh_TW"/>
-          </w:rPr>
-          <w:rPr>
-            <w:color w:val="0000EE"/>
-            <w:u w:val="single"/>
-          </w:rPr>
-          <w:t>賽1:15</w:t>
-        </w:r>
-      </w:hyperlink>
-      <w:r>
-        <w:rPr>
-          <w:lang w:val="zh_TW" w:bidi="zh_TW"/>
-        </w:rPr>
-        <w:t>；</w:t>
-      </w:r>
-      <w:hyperlink r:id="rId29">
-        <w:r>
-          <w:rPr>
-            <w:lang w:val="zh_TW" w:bidi="zh_TW"/>
-          </w:rPr>
-          <w:rPr>
-            <w:color w:val="0000EE"/>
-            <w:u w:val="single"/>
-          </w:rPr>
-          <w:t>提前2:8</w:t>
-        </w:r>
-      </w:hyperlink>
-      <w:r>
-        <w:rPr>
-          <w:lang w:val="zh_TW" w:bidi="zh_TW"/>
-        </w:rPr>
-        <w:t>）和發誓（</w:t>
-      </w:r>
-      <w:hyperlink r:id="rId30">
-        <w:r>
-          <w:rPr>
-            <w:lang w:val="zh_TW" w:bidi="zh_TW"/>
-          </w:rPr>
-          <w:rPr>
-            <w:color w:val="0000EE"/>
-            <w:u w:val="single"/>
-          </w:rPr>
-          <w:t>創14:22</w:t>
-        </w:r>
-      </w:hyperlink>
-      <w:r>
-        <w:rPr>
-          <w:lang w:val="zh_TW" w:bidi="zh_TW"/>
-        </w:rPr>
-        <w:t>；</w:t>
-      </w:r>
-      <w:hyperlink r:id="rId31">
-        <w:r>
-          <w:rPr>
-            <w:lang w:val="zh_TW" w:bidi="zh_TW"/>
-          </w:rPr>
-          <w:rPr>
-            <w:color w:val="0000EE"/>
-            <w:u w:val="single"/>
-          </w:rPr>
-          <w:t>24:2</w:t>
-        </w:r>
-      </w:hyperlink>
-      <w:r>
-        <w:rPr>
-          <w:lang w:val="zh_TW" w:bidi="zh_TW"/>
-        </w:rPr>
-        <w:t>）。</w:t>
+        <w:t>）。由於他們的行為，挪亞後來詛咒了含的兒子迦南，並祝福了閃和雅弗。</w:t>
       </w:r>
     </w:p>
     <w:p>
@@ -609,13 +579,7 @@
           <w:lang w:val="zh_TW" w:bidi="zh_TW"/>
         </w:rPr>
       </w:r>
-      <w:r>
-        <w:rPr>
-          <w:lang w:val="zh_TW" w:bidi="zh_TW"/>
-        </w:rPr>
-        <w:t>其它與手相關的片語表達了危及生命（</w:t>
-      </w:r>
-      <w:hyperlink r:id="rId32">
+      <w:hyperlink r:id="rId26">
         <w:r>
           <w:rPr>
             <w:lang w:val="zh_TW" w:bidi="zh_TW"/>
@@ -624,16 +588,16 @@
             <w:color w:val="0000EE"/>
             <w:u w:val="single"/>
           </w:rPr>
-          <w:t>士12:3</w:t>
+          <w:t>創世記十一章10至27節</w:t>
         </w:r>
       </w:hyperlink>
       <w:r>
         <w:rPr>
           <w:lang w:val="zh_TW" w:bidi="zh_TW"/>
         </w:rPr>
-        <w:t>）、喜悅（</w:t>
-      </w:r>
-      <w:hyperlink r:id="rId33">
+        <w:t>顯示出那位應許的後裔（子孫）的家譜。這位後裔在</w:t>
+      </w:r>
+      <w:hyperlink r:id="rId27">
         <w:r>
           <w:rPr>
             <w:lang w:val="zh_TW" w:bidi="zh_TW"/>
@@ -642,16 +606,16 @@
             <w:color w:val="0000EE"/>
             <w:u w:val="single"/>
           </w:rPr>
-          <w:t>王下11:12</w:t>
+          <w:t>創世記三章15節</w:t>
         </w:r>
       </w:hyperlink>
       <w:r>
         <w:rPr>
           <w:lang w:val="zh_TW" w:bidi="zh_TW"/>
         </w:rPr>
-        <w:t>）、慷慨（</w:t>
-      </w:r>
-      <w:hyperlink r:id="rId34">
+        <w:t>和</w:t>
+      </w:r>
+      <w:hyperlink r:id="rId28">
         <w:r>
           <w:rPr>
             <w:lang w:val="zh_TW" w:bidi="zh_TW"/>
@@ -660,16 +624,16 @@
             <w:color w:val="0000EE"/>
             <w:u w:val="single"/>
           </w:rPr>
-          <w:t>申15:11</w:t>
+          <w:t>五章1至32節</w:t>
         </w:r>
       </w:hyperlink>
       <w:r>
         <w:rPr>
           <w:lang w:val="zh_TW" w:bidi="zh_TW"/>
         </w:rPr>
-        <w:t>）、悲傷（</w:t>
-      </w:r>
-      <w:hyperlink r:id="rId35">
+        <w:t>中被預言將粉碎撒但。他的家系經由閃到亞伯拉罕，再經由猶大和大衛到基督（參</w:t>
+      </w:r>
+      <w:hyperlink r:id="rId21">
         <w:r>
           <w:rPr>
             <w:lang w:val="zh_TW" w:bidi="zh_TW"/>
@@ -678,16 +642,16 @@
             <w:color w:val="0000EE"/>
             <w:u w:val="single"/>
           </w:rPr>
-          <w:t>撒下13:19</w:t>
+          <w:t>路3:36</w:t>
         </w:r>
       </w:hyperlink>
       <w:r>
         <w:rPr>
           <w:lang w:val="zh_TW" w:bidi="zh_TW"/>
         </w:rPr>
-        <w:t>）、謙卑（</w:t>
-      </w:r>
-      <w:hyperlink r:id="rId36">
+        <w:t>）。挪亞給閃的祝福顯示他的後裔將承載</w:t>
+      </w:r>
+      <w:hyperlink r:id="rId27">
         <w:r>
           <w:rPr>
             <w:lang w:val="zh_TW" w:bidi="zh_TW"/>
@@ -696,16 +660,16 @@
             <w:color w:val="0000EE"/>
             <w:u w:val="single"/>
           </w:rPr>
-          <w:t>箴30:32</w:t>
+          <w:t>創世記三章15節</w:t>
         </w:r>
       </w:hyperlink>
       <w:r>
         <w:rPr>
           <w:lang w:val="zh_TW" w:bidi="zh_TW"/>
         </w:rPr>
-        <w:t>）和承擔責任（</w:t>
-      </w:r>
-      <w:hyperlink r:id="rId37">
+        <w:t>中後裔的應許。這是聖經中首次出現，神被稱為某個特定人物或群體的神。挪亞曾說迦南的子孫將服侍閃的子孫。當以色列人，閃的後裔，控制了迦南的土地時，這預言實現了（參</w:t>
+      </w:r>
+      <w:hyperlink r:id="rId29">
         <w:r>
           <w:rPr>
             <w:lang w:val="zh_TW" w:bidi="zh_TW"/>
@@ -714,176 +678,14 @@
             <w:color w:val="0000EE"/>
             <w:u w:val="single"/>
           </w:rPr>
-          <w:t>路9:62</w:t>
+          <w:t>王上9:20–21</w:t>
         </w:r>
       </w:hyperlink>
       <w:r>
         <w:rPr>
           <w:lang w:val="zh_TW" w:bidi="zh_TW"/>
         </w:rPr>
-        <w:t>）。體力勞動是人類尊嚴和責任的表現（</w:t>
-      </w:r>
-      <w:hyperlink r:id="rId38">
-        <w:r>
-          <w:rPr>
-            <w:lang w:val="zh_TW" w:bidi="zh_TW"/>
-          </w:rPr>
-          <w:rPr>
-            <w:color w:val="0000EE"/>
-            <w:u w:val="single"/>
-          </w:rPr>
-          <w:t>弗4:28</w:t>
-        </w:r>
-      </w:hyperlink>
-      <w:r>
-        <w:rPr>
-          <w:lang w:val="zh_TW" w:bidi="zh_TW"/>
-        </w:rPr>
-        <w:t>；</w:t>
-      </w:r>
-      <w:hyperlink r:id="rId39">
-        <w:r>
-          <w:rPr>
-            <w:lang w:val="zh_TW" w:bidi="zh_TW"/>
-          </w:rPr>
-          <w:rPr>
-            <w:color w:val="0000EE"/>
-            <w:u w:val="single"/>
-          </w:rPr>
-          <w:t>帖前4:11</w:t>
-        </w:r>
-      </w:hyperlink>
-      <w:r>
-        <w:rPr>
-          <w:lang w:val="zh_TW" w:bidi="zh_TW"/>
-        </w:rPr>
-        <w:t>），保羅並不以此標誌為恥，並明白的展示出來（</w:t>
-      </w:r>
-      <w:hyperlink r:id="rId40">
-        <w:r>
-          <w:rPr>
-            <w:lang w:val="zh_TW" w:bidi="zh_TW"/>
-          </w:rPr>
-          <w:rPr>
-            <w:color w:val="0000EE"/>
-            <w:u w:val="single"/>
-          </w:rPr>
-          <w:t>徒20:34</w:t>
-        </w:r>
-      </w:hyperlink>
-      <w:r>
-        <w:rPr>
-          <w:lang w:val="zh_TW" w:bidi="zh_TW"/>
-        </w:rPr>
-        <w:t>；</w:t>
-      </w:r>
-      <w:hyperlink r:id="rId41">
-        <w:r>
-          <w:rPr>
-            <w:lang w:val="zh_TW" w:bidi="zh_TW"/>
-          </w:rPr>
-          <w:rPr>
-            <w:color w:val="0000EE"/>
-            <w:u w:val="single"/>
-          </w:rPr>
-          <w:t>林前4:12</w:t>
-        </w:r>
-      </w:hyperlink>
-      <w:r>
-        <w:rPr>
-          <w:lang w:val="zh_TW" w:bidi="zh_TW"/>
-        </w:rPr>
-        <w:t>）。儀式、禮儀上的洗手是祭司在履行職責前的必要行為（</w:t>
-      </w:r>
-      <w:hyperlink r:id="rId42">
-        <w:r>
-          <w:rPr>
-            <w:lang w:val="zh_TW" w:bidi="zh_TW"/>
-          </w:rPr>
-          <w:rPr>
-            <w:color w:val="0000EE"/>
-            <w:u w:val="single"/>
-          </w:rPr>
-          <w:t>出30:19–21</w:t>
-        </w:r>
-      </w:hyperlink>
-      <w:r>
-        <w:rPr>
-          <w:lang w:val="zh_TW" w:bidi="zh_TW"/>
-        </w:rPr>
-        <w:t>；</w:t>
-      </w:r>
-      <w:hyperlink r:id="rId43">
-        <w:r>
-          <w:rPr>
-            <w:lang w:val="zh_TW" w:bidi="zh_TW"/>
-          </w:rPr>
-          <w:rPr>
-            <w:color w:val="0000EE"/>
-            <w:u w:val="single"/>
-          </w:rPr>
-          <w:t>40:30–32</w:t>
-        </w:r>
-      </w:hyperlink>
-      <w:r>
-        <w:rPr>
-          <w:lang w:val="zh_TW" w:bidi="zh_TW"/>
-        </w:rPr>
-        <w:t>）。文士和法利賽人誤用了這一點，以至於耶穌責罵只著重儀式性的洗手（</w:t>
-      </w:r>
-      <w:hyperlink r:id="rId44">
-        <w:r>
-          <w:rPr>
-            <w:lang w:val="zh_TW" w:bidi="zh_TW"/>
-          </w:rPr>
-          <w:rPr>
-            <w:color w:val="0000EE"/>
-            <w:u w:val="single"/>
-          </w:rPr>
-          <w:t>太15:1–20</w:t>
-        </w:r>
-      </w:hyperlink>
-      <w:r>
-        <w:rPr>
-          <w:lang w:val="zh_TW" w:bidi="zh_TW"/>
-        </w:rPr>
-        <w:t>；</w:t>
-      </w:r>
-      <w:hyperlink r:id="rId45">
-        <w:r>
-          <w:rPr>
-            <w:lang w:val="zh_TW" w:bidi="zh_TW"/>
-          </w:rPr>
-          <w:rPr>
-            <w:color w:val="0000EE"/>
-            <w:u w:val="single"/>
-          </w:rPr>
-          <w:t>路11:38</w:t>
-        </w:r>
-      </w:hyperlink>
-      <w:r>
-        <w:rPr>
-          <w:lang w:val="zh_TW" w:bidi="zh_TW"/>
-        </w:rPr>
-        <w:t>）。彼拉多的洗手（</w:t>
-      </w:r>
-      <w:hyperlink r:id="rId46">
-        <w:r>
-          <w:rPr>
-            <w:lang w:val="zh_TW" w:bidi="zh_TW"/>
-          </w:rPr>
-          <w:rPr>
-            <w:color w:val="0000EE"/>
-            <w:u w:val="single"/>
-          </w:rPr>
-          <w:t>太27:24</w:t>
-        </w:r>
-      </w:hyperlink>
-      <w:r>
-        <w:rPr>
-          <w:lang w:val="zh_TW" w:bidi="zh_TW"/>
-        </w:rPr>
-        <w:t>）是宣告祂對此判決的清白，因為他不想承擔責任，但沒有他的同意，這個錯誤的判決是無法完成的。</w:t>
+        <w:t>）。</w:t>
       </w:r>
     </w:p>
     <w:p>
@@ -897,21 +699,9 @@
         <w:rPr>
           <w:lang w:val="zh_TW" w:bidi="zh_TW"/>
         </w:rPr>
-        <w:t>當以色列「</w:t>
-      </w:r>
-      <w:r>
-        <w:rPr>
-          <w:lang w:val="zh_TW" w:bidi="zh_TW"/>
-        </w:rPr>
-        <w:t>昂然無懼地（有些譯本譯為：高舉</w:t>
-      </w:r>
-      <w:r>
-        <w:rPr>
-          <w:lang w:val="zh_TW" w:bidi="zh_TW"/>
-        </w:rPr>
-        <w:t>著手）」出埃及（</w:t>
-      </w:r>
-      <w:hyperlink r:id="rId47">
+        <w:t>挪亞也說，雅弗會擴張並住在閃的人民中（</w:t>
+      </w:r>
+      <w:hyperlink r:id="rId30">
         <w:r>
           <w:rPr>
             <w:lang w:val="zh_TW" w:bidi="zh_TW"/>
@@ -920,140 +710,14 @@
             <w:color w:val="0000EE"/>
             <w:u w:val="single"/>
           </w:rPr>
-          <w:t>出14:8</w:t>
+          <w:t>創9:27</w:t>
         </w:r>
       </w:hyperlink>
       <w:r>
         <w:rPr>
           <w:lang w:val="zh_TW" w:bidi="zh_TW"/>
         </w:rPr>
-        <w:t>）時，這是指耶和華的手或耶和華的幫助。耶和華的手代表神不可抗拒的力量（</w:t>
-      </w:r>
-      <w:hyperlink r:id="rId13">
-        <w:r>
-          <w:rPr>
-            <w:lang w:val="zh_TW" w:bidi="zh_TW"/>
-          </w:rPr>
-          <w:rPr>
-            <w:color w:val="0000EE"/>
-            <w:u w:val="single"/>
-          </w:rPr>
-          <w:t>申2:15</w:t>
-        </w:r>
-      </w:hyperlink>
-      <w:r>
-        <w:rPr>
-          <w:lang w:val="zh_TW" w:bidi="zh_TW"/>
-        </w:rPr>
-        <w:t>）、審判（</w:t>
-      </w:r>
-      <w:hyperlink r:id="rId48">
-        <w:r>
-          <w:rPr>
-            <w:lang w:val="zh_TW" w:bidi="zh_TW"/>
-          </w:rPr>
-          <w:rPr>
-            <w:color w:val="0000EE"/>
-            <w:u w:val="single"/>
-          </w:rPr>
-          <w:t>徒13:11</w:t>
-        </w:r>
-      </w:hyperlink>
-      <w:r>
-        <w:rPr>
-          <w:lang w:val="zh_TW" w:bidi="zh_TW"/>
-        </w:rPr>
-        <w:t>；</w:t>
-      </w:r>
-      <w:hyperlink r:id="rId49">
-        <w:r>
-          <w:rPr>
-            <w:lang w:val="zh_TW" w:bidi="zh_TW"/>
-          </w:rPr>
-          <w:rPr>
-            <w:color w:val="0000EE"/>
-            <w:u w:val="single"/>
-          </w:rPr>
-          <w:t>來10:31</w:t>
-        </w:r>
-      </w:hyperlink>
-      <w:r>
-        <w:rPr>
-          <w:lang w:val="zh_TW" w:bidi="zh_TW"/>
-        </w:rPr>
-        <w:t>）、神聖的啟示（</w:t>
-      </w:r>
-      <w:hyperlink r:id="rId50">
-        <w:r>
-          <w:rPr>
-            <w:lang w:val="zh_TW" w:bidi="zh_TW"/>
-          </w:rPr>
-          <w:rPr>
-            <w:color w:val="0000EE"/>
-            <w:u w:val="single"/>
-          </w:rPr>
-          <w:t>結8:1</w:t>
-        </w:r>
-      </w:hyperlink>
-      <w:r>
-        <w:rPr>
-          <w:lang w:val="zh_TW" w:bidi="zh_TW"/>
-        </w:rPr>
-        <w:t>；</w:t>
-      </w:r>
-      <w:hyperlink r:id="rId51">
-        <w:r>
-          <w:rPr>
-            <w:lang w:val="zh_TW" w:bidi="zh_TW"/>
-          </w:rPr>
-          <w:rPr>
-            <w:color w:val="0000EE"/>
-            <w:u w:val="single"/>
-          </w:rPr>
-          <w:t>37:1</w:t>
-        </w:r>
-      </w:hyperlink>
-      <w:r>
-        <w:rPr>
-          <w:lang w:val="zh_TW" w:bidi="zh_TW"/>
-        </w:rPr>
-        <w:t>），以及神的眷顧（</w:t>
-      </w:r>
-      <w:hyperlink r:id="rId52">
-        <w:r>
-          <w:rPr>
-            <w:lang w:val="zh_TW" w:bidi="zh_TW"/>
-          </w:rPr>
-          <w:rPr>
-            <w:color w:val="0000EE"/>
-            <w:u w:val="single"/>
-          </w:rPr>
-          <w:t>拉7:6</w:t>
-        </w:r>
-      </w:hyperlink>
-      <w:r>
-        <w:rPr>
-          <w:lang w:val="zh_TW" w:bidi="zh_TW"/>
-        </w:rPr>
-        <w:t>；</w:t>
-      </w:r>
-      <w:hyperlink r:id="rId53">
-        <w:r>
-          <w:rPr>
-            <w:lang w:val="zh_TW" w:bidi="zh_TW"/>
-          </w:rPr>
-          <w:rPr>
-            <w:color w:val="0000EE"/>
-            <w:u w:val="single"/>
-          </w:rPr>
-          <w:t>約10:28–29</w:t>
-        </w:r>
-      </w:hyperlink>
-      <w:r>
-        <w:rPr>
-          <w:lang w:val="zh_TW" w:bidi="zh_TW"/>
-        </w:rPr>
-        <w:t>）。</w:t>
+        <w:t>）。這可能意味著雅弗的後代會增加。隨著時間的推移，他們會受益於閃的祝福。一些學者認為，這項預言在新約中應驗了：外邦人被邀請分享福音的祝福，也因此參與了教會的建立。</w:t>
       </w:r>
     </w:p>
     <w:p>
@@ -1067,9 +731,9 @@
         <w:rPr>
           <w:lang w:val="zh_TW" w:bidi="zh_TW"/>
         </w:rPr>
-        <w:t>按手具有深遠的意義，在聖經中經常出現。在獻祭之前，獻祭的人，而不是祭司，會按手在祭物上。這個行為表示將罪過轉移到祭物上，將自己的罪連接在祭物上（</w:t>
-      </w:r>
-      <w:hyperlink r:id="rId54">
+        <w:t>在</w:t>
+      </w:r>
+      <w:hyperlink r:id="rId31">
         <w:r>
           <w:rPr>
             <w:lang w:val="zh_TW" w:bidi="zh_TW"/>
@@ -1078,1155 +742,14 @@
             <w:color w:val="0000EE"/>
             <w:u w:val="single"/>
           </w:rPr>
-          <w:t>利1:4</w:t>
+          <w:t>創世記十章</w:t>
         </w:r>
       </w:hyperlink>
       <w:r>
         <w:rPr>
           <w:lang w:val="zh_TW" w:bidi="zh_TW"/>
         </w:rPr>
-        <w:t>）。按手表示任命他人擔任要職，例如當摩西委任約書亞（</w:t>
-      </w:r>
-      <w:hyperlink r:id="rId55">
-        <w:r>
-          <w:rPr>
-            <w:lang w:val="zh_TW" w:bidi="zh_TW"/>
-          </w:rPr>
-          <w:rPr>
-            <w:color w:val="0000EE"/>
-            <w:u w:val="single"/>
-          </w:rPr>
-          <w:t>民27:12–23</w:t>
-        </w:r>
-      </w:hyperlink>
-      <w:r>
-        <w:rPr>
-          <w:lang w:val="zh_TW" w:bidi="zh_TW"/>
-        </w:rPr>
-        <w:t>），使徒讓七位門徒成為他們在事工中的同工或副手（</w:t>
-      </w:r>
-      <w:hyperlink r:id="rId56">
-        <w:r>
-          <w:rPr>
-            <w:lang w:val="zh_TW" w:bidi="zh_TW"/>
-          </w:rPr>
-          <w:rPr>
-            <w:color w:val="0000EE"/>
-            <w:u w:val="single"/>
-          </w:rPr>
-          <w:t>徒6:5–6</w:t>
-        </w:r>
-      </w:hyperlink>
-      <w:r>
-        <w:rPr>
-          <w:lang w:val="zh_TW" w:bidi="zh_TW"/>
-        </w:rPr>
-        <w:t>），以及保羅和巴拿巴被任命為安提阿教會的宣教士和代表（</w:t>
-      </w:r>
-      <w:hyperlink r:id="rId57">
-        <w:r>
-          <w:rPr>
-            <w:lang w:val="zh_TW" w:bidi="zh_TW"/>
-          </w:rPr>
-          <w:rPr>
-            <w:color w:val="0000EE"/>
-            <w:u w:val="single"/>
-          </w:rPr>
-          <w:t>13:3</w:t>
-        </w:r>
-      </w:hyperlink>
-      <w:r>
-        <w:rPr>
-          <w:lang w:val="zh_TW" w:bidi="zh_TW"/>
-        </w:rPr>
-        <w:t>）。通過按手，人被賦予事奉的職份，並獲得該職份成員的地位（</w:t>
-      </w:r>
-      <w:hyperlink r:id="rId58">
-        <w:r>
-          <w:rPr>
-            <w:lang w:val="zh_TW" w:bidi="zh_TW"/>
-          </w:rPr>
-          <w:rPr>
-            <w:color w:val="0000EE"/>
-            <w:u w:val="single"/>
-          </w:rPr>
-          <w:t>提前4:14</w:t>
-        </w:r>
-      </w:hyperlink>
-      <w:r>
-        <w:rPr>
-          <w:lang w:val="zh_TW" w:bidi="zh_TW"/>
-        </w:rPr>
-        <w:t>；</w:t>
-      </w:r>
-      <w:hyperlink r:id="rId59">
-        <w:r>
-          <w:rPr>
-            <w:lang w:val="zh_TW" w:bidi="zh_TW"/>
-          </w:rPr>
-          <w:rPr>
-            <w:color w:val="0000EE"/>
-            <w:u w:val="single"/>
-          </w:rPr>
-          <w:t>提後1:6</w:t>
-        </w:r>
-      </w:hyperlink>
-      <w:r>
-        <w:rPr>
-          <w:lang w:val="zh_TW" w:bidi="zh_TW"/>
-        </w:rPr>
-        <w:t>）。按手也伴隨著禱告，又或者說，按手本身就是一種禱告。正如奧古斯丁所言：「按手不就是一種禱告嗎？」</w:t>
-      </w:r>
-    </w:p>
-    <w:p>
-      <w:pPr/>
-      <w:r>
-        <w:rPr>
-          <w:lang w:val="zh_TW" w:bidi="zh_TW"/>
-        </w:rPr>
-      </w:r>
-      <w:r>
-        <w:rPr>
-          <w:lang w:val="zh_TW" w:bidi="zh_TW"/>
-        </w:rPr>
-        <w:t>按手伴隨著耶穌事工中的醫治（</w:t>
-      </w:r>
-      <w:hyperlink r:id="rId60">
-        <w:r>
-          <w:rPr>
-            <w:lang w:val="zh_TW" w:bidi="zh_TW"/>
-          </w:rPr>
-          <w:rPr>
-            <w:color w:val="0000EE"/>
-            <w:u w:val="single"/>
-          </w:rPr>
-          <w:t>可6:5</w:t>
-        </w:r>
-      </w:hyperlink>
-      <w:r>
-        <w:rPr>
-          <w:lang w:val="zh_TW" w:bidi="zh_TW"/>
-        </w:rPr>
-        <w:t>；</w:t>
-      </w:r>
-      <w:hyperlink r:id="rId61">
-        <w:r>
-          <w:rPr>
-            <w:lang w:val="zh_TW" w:bidi="zh_TW"/>
-          </w:rPr>
-          <w:rPr>
-            <w:color w:val="0000EE"/>
-            <w:u w:val="single"/>
-          </w:rPr>
-          <w:t>路4:40</w:t>
-        </w:r>
-      </w:hyperlink>
-      <w:r>
-        <w:rPr>
-          <w:lang w:val="zh_TW" w:bidi="zh_TW"/>
-        </w:rPr>
-        <w:t>；</w:t>
-      </w:r>
-      <w:hyperlink r:id="rId62">
-        <w:r>
-          <w:rPr>
-            <w:lang w:val="zh_TW" w:bidi="zh_TW"/>
-          </w:rPr>
-          <w:rPr>
-            <w:color w:val="0000EE"/>
-            <w:u w:val="single"/>
-          </w:rPr>
-          <w:t>13:11–13</w:t>
-        </w:r>
-      </w:hyperlink>
-      <w:r>
-        <w:rPr>
-          <w:lang w:val="zh_TW" w:bidi="zh_TW"/>
-        </w:rPr>
-        <w:t>）和門徒的事工（</w:t>
-      </w:r>
-      <w:hyperlink r:id="rId63">
-        <w:r>
-          <w:rPr>
-            <w:lang w:val="zh_TW" w:bidi="zh_TW"/>
-          </w:rPr>
-          <w:rPr>
-            <w:color w:val="0000EE"/>
-            <w:u w:val="single"/>
-          </w:rPr>
-          <w:t>可16:18</w:t>
-        </w:r>
-      </w:hyperlink>
-      <w:r>
-        <w:rPr>
-          <w:lang w:val="zh_TW" w:bidi="zh_TW"/>
-        </w:rPr>
-        <w:t>；</w:t>
-      </w:r>
-      <w:hyperlink r:id="rId64">
-        <w:r>
-          <w:rPr>
-            <w:lang w:val="zh_TW" w:bidi="zh_TW"/>
-          </w:rPr>
-          <w:rPr>
-            <w:color w:val="0000EE"/>
-            <w:u w:val="single"/>
-          </w:rPr>
-          <w:t>徒9:12、17</w:t>
-        </w:r>
-      </w:hyperlink>
-      <w:r>
-        <w:rPr>
-          <w:lang w:val="zh_TW" w:bidi="zh_TW"/>
-        </w:rPr>
-        <w:t>，</w:t>
-      </w:r>
-      <w:hyperlink r:id="rId65">
-        <w:r>
-          <w:rPr>
-            <w:lang w:val="zh_TW" w:bidi="zh_TW"/>
-          </w:rPr>
-          <w:rPr>
-            <w:color w:val="0000EE"/>
-            <w:u w:val="single"/>
-          </w:rPr>
-          <w:t>28:8</w:t>
-        </w:r>
-      </w:hyperlink>
-      <w:r>
-        <w:rPr>
-          <w:lang w:val="zh_TW" w:bidi="zh_TW"/>
-        </w:rPr>
-        <w:t>），表達了醫治者對被醫治者的同情和緊密關係，被醫治者不單得到從神而來的醫治，更加強了他的信心。</w:t>
-      </w:r>
-    </w:p>
-    <w:p>
-      <w:pPr/>
-      <w:r>
-        <w:rPr>
-          <w:lang w:val="zh_TW" w:bidi="zh_TW"/>
-        </w:rPr>
-      </w:r>
-      <w:r>
-        <w:rPr>
-          <w:i/>
-          <w:lang w:val="zh_TW" w:bidi="zh_TW"/>
-        </w:rPr>
-        <w:t>另見</w:t>
-      </w:r>
-      <w:r>
-        <w:rPr>
-          <w:lang w:val="zh_TW" w:bidi="zh_TW"/>
-        </w:rPr>
-        <w:t xml:space="preserve"> </w:t>
-      </w:r>
-      <w:r>
-        <w:rPr>
-          <w:lang w:val="zh_TW" w:bidi="zh_TW"/>
-        </w:rPr>
-        <w:t>右手</w:t>
-      </w:r>
-      <w:r>
-        <w:rPr>
-          <w:lang w:val="zh_TW" w:bidi="zh_TW"/>
-        </w:rPr>
-        <w:t>。</w:t>
-      </w:r>
-      <w:r>
-        <w:rPr>
-          <w:lang w:val="zh_TW" w:bidi="zh_TW"/>
-        </w:rPr>
-      </w:r>
-      <w:r>
-        <w:rPr>
-          <w:lang w:val="zh_TW" w:bidi="zh_TW"/>
-        </w:rPr>
-      </w:r>
-    </w:p>
-    <w:p>
-      <w:pPr/>
-      <w:r>
-        <w:rPr>
-          <w:lang w:val="zh_TW" w:bidi="zh_TW"/>
-        </w:rPr>
-      </w:r>
-    </w:p>
-    <w:p>
-      <w:pPr>
-        <w:pStyle w:val="Heading2"/>
-      </w:pPr>
-      <w:r>
-        <w:rPr>
-          <w:lang w:val="zh_TW" w:bidi="zh_TW"/>
-        </w:rPr>
-        <w:t>守望台</w:t>
-      </w:r>
-      <w:r>
-        <w:rPr>
-          <w:lang w:val="zh_TW" w:bidi="zh_TW"/>
-        </w:rPr>
-      </w:r>
-    </w:p>
-    <w:p>
-      <w:pPr/>
-      <w:r>
-        <w:rPr>
-          <w:lang w:val="zh_TW" w:bidi="zh_TW"/>
-        </w:rPr>
-      </w:r>
-      <w:r>
-        <w:rPr>
-          <w:lang w:val="zh_TW" w:bidi="zh_TW"/>
-        </w:rPr>
-        <w:t>農民用高台來監視土地和動物。士兵也使用類似的塔樓或平台來監視他們的城市。巴勒斯坦的葡萄園中也建有瞭望樓。</w:t>
-      </w:r>
-    </w:p>
-    <w:p>
-      <w:pPr/>
-      <w:r>
-        <w:rPr>
-          <w:lang w:val="zh_TW" w:bidi="zh_TW"/>
-        </w:rPr>
-      </w:r>
-      <w:r>
-        <w:rPr>
-          <w:lang w:val="zh_TW" w:bidi="zh_TW"/>
-        </w:rPr>
-        <w:t>被指派到瞭望樓的守望者監督葡萄園，保護它們免受野生動物和小偷的侵害（</w:t>
-      </w:r>
-      <w:hyperlink r:id="rId66">
-        <w:r>
-          <w:rPr>
-            <w:lang w:val="zh_TW" w:bidi="zh_TW"/>
-          </w:rPr>
-          <w:rPr>
-            <w:color w:val="0000EE"/>
-            <w:u w:val="single"/>
-          </w:rPr>
-          <w:t>賽5:2</w:t>
-        </w:r>
-      </w:hyperlink>
-      <w:r>
-        <w:rPr>
-          <w:lang w:val="zh_TW" w:bidi="zh_TW"/>
-        </w:rPr>
-        <w:t>；</w:t>
-      </w:r>
-      <w:hyperlink r:id="rId67">
-        <w:r>
-          <w:rPr>
-            <w:lang w:val="zh_TW" w:bidi="zh_TW"/>
-          </w:rPr>
-          <w:rPr>
-            <w:color w:val="0000EE"/>
-            <w:u w:val="single"/>
-          </w:rPr>
-          <w:t>太21:33</w:t>
-        </w:r>
-      </w:hyperlink>
-      <w:r>
-        <w:rPr>
-          <w:lang w:val="zh_TW" w:bidi="zh_TW"/>
-        </w:rPr>
-        <w:t>；</w:t>
-      </w:r>
-      <w:hyperlink r:id="rId68">
-        <w:r>
-          <w:rPr>
-            <w:lang w:val="zh_TW" w:bidi="zh_TW"/>
-          </w:rPr>
-          <w:rPr>
-            <w:color w:val="0000EE"/>
-            <w:u w:val="single"/>
-          </w:rPr>
-          <w:t>可12:1</w:t>
-        </w:r>
-      </w:hyperlink>
-      <w:r>
-        <w:rPr>
-          <w:lang w:val="zh_TW" w:bidi="zh_TW"/>
-        </w:rPr>
-        <w:t>）。在巴勒斯坦，瞭望樓的建築仍然被使用。一些瞭望樓的建築也作為葡萄園工人的住所。</w:t>
-      </w:r>
-    </w:p>
-    <w:p>
-      <w:pPr/>
-      <w:r>
-        <w:rPr>
-          <w:lang w:val="zh_TW" w:bidi="zh_TW"/>
-        </w:rPr>
-      </w:r>
-      <w:r>
-        <w:rPr>
-          <w:lang w:val="zh_TW" w:bidi="zh_TW"/>
-        </w:rPr>
-        <w:t>一些瞭望樓，如在</w:t>
-      </w:r>
-      <w:hyperlink r:id="rId69">
-        <w:r>
-          <w:rPr>
-            <w:lang w:val="zh_TW" w:bidi="zh_TW"/>
-          </w:rPr>
-          <w:rPr>
-            <w:color w:val="0000EE"/>
-            <w:u w:val="single"/>
-          </w:rPr>
-          <w:t>創世記三十五章21節</w:t>
-        </w:r>
-      </w:hyperlink>
-      <w:r>
-        <w:rPr>
-          <w:lang w:val="zh_TW" w:bidi="zh_TW"/>
-        </w:rPr>
-        <w:t>中的以得臺，是在曠野地區建造的。它們為牧羊人提供了一個受保護的庇護所，以便觀察羊群。一些塔樓是加固了的前哨站，守望者用來保護城市，防止小偷侵擾貿易和交通（</w:t>
-      </w:r>
-      <w:hyperlink r:id="rId70">
-        <w:r>
-          <w:rPr>
-            <w:lang w:val="zh_TW" w:bidi="zh_TW"/>
-          </w:rPr>
-          <w:rPr>
-            <w:color w:val="0000EE"/>
-            <w:u w:val="single"/>
-          </w:rPr>
-          <w:t>王下18:8</w:t>
-        </w:r>
-      </w:hyperlink>
-      <w:r>
-        <w:rPr>
-          <w:lang w:val="zh_TW" w:bidi="zh_TW"/>
-        </w:rPr>
-        <w:t>；</w:t>
-      </w:r>
-      <w:hyperlink r:id="rId71">
-        <w:r>
-          <w:rPr>
-            <w:lang w:val="zh_TW" w:bidi="zh_TW"/>
-          </w:rPr>
-          <w:rPr>
-            <w:color w:val="0000EE"/>
-            <w:u w:val="single"/>
-          </w:rPr>
-          <w:t>代下20:24</w:t>
-        </w:r>
-      </w:hyperlink>
-      <w:r>
-        <w:rPr>
-          <w:lang w:val="zh_TW" w:bidi="zh_TW"/>
-        </w:rPr>
-        <w:t>；</w:t>
-      </w:r>
-      <w:hyperlink r:id="rId72">
-        <w:r>
-          <w:rPr>
-            <w:lang w:val="zh_TW" w:bidi="zh_TW"/>
-          </w:rPr>
-          <w:rPr>
-            <w:color w:val="0000EE"/>
-            <w:u w:val="single"/>
-          </w:rPr>
-          <w:t>賽32:14</w:t>
-        </w:r>
-      </w:hyperlink>
-      <w:r>
-        <w:rPr>
-          <w:lang w:val="zh_TW" w:bidi="zh_TW"/>
-        </w:rPr>
-        <w:t>）。</w:t>
-      </w:r>
-      <w:r>
-        <w:rPr>
-          <w:lang w:val="zh_TW" w:bidi="zh_TW"/>
-        </w:rPr>
-      </w:r>
-      <w:r>
-        <w:rPr>
-          <w:lang w:val="zh_TW" w:bidi="zh_TW"/>
-        </w:rPr>
-      </w:r>
-    </w:p>
-    <w:p>
-      <w:pPr/>
-      <w:r>
-        <w:rPr>
-          <w:lang w:val="zh_TW" w:bidi="zh_TW"/>
-        </w:rPr>
-      </w:r>
-    </w:p>
-    <w:p>
-      <w:pPr>
-        <w:pStyle w:val="Heading2"/>
-      </w:pPr>
-      <w:r>
-        <w:rPr>
-          <w:lang w:val="zh_TW" w:bidi="zh_TW"/>
-        </w:rPr>
-        <w:t>首飾，寶石</w:t>
-      </w:r>
-      <w:r>
-        <w:rPr>
-          <w:lang w:val="zh_TW" w:bidi="zh_TW"/>
-        </w:rPr>
-      </w:r>
-    </w:p>
-    <w:p>
-      <w:pPr/>
-      <w:r>
-        <w:rPr>
-          <w:lang w:val="zh_TW" w:bidi="zh_TW"/>
-        </w:rPr>
-      </w:r>
-      <w:r>
-        <w:rPr>
-          <w:lang w:val="zh_TW" w:bidi="zh_TW"/>
-        </w:rPr>
-        <w:t>裝飾性的配件。在聖經中，男女都會佩戴首飾（</w:t>
-      </w:r>
-      <w:hyperlink r:id="rId73">
-        <w:r>
-          <w:rPr>
-            <w:lang w:val="zh_TW" w:bidi="zh_TW"/>
-          </w:rPr>
-          <w:rPr>
-            <w:color w:val="0000EE"/>
-            <w:u w:val="single"/>
-          </w:rPr>
-          <w:t>出11:2</w:t>
-        </w:r>
-      </w:hyperlink>
-      <w:r>
-        <w:rPr>
-          <w:lang w:val="zh_TW" w:bidi="zh_TW"/>
-        </w:rPr>
-        <w:t>；</w:t>
-      </w:r>
-      <w:hyperlink r:id="rId74">
-        <w:r>
-          <w:rPr>
-            <w:lang w:val="zh_TW" w:bidi="zh_TW"/>
-          </w:rPr>
-          <w:rPr>
-            <w:color w:val="0000EE"/>
-            <w:u w:val="single"/>
-          </w:rPr>
-          <w:t>賽3:18</w:t>
-        </w:r>
-      </w:hyperlink>
-      <w:r>
-        <w:rPr>
-          <w:lang w:val="zh_TW" w:bidi="zh_TW"/>
-        </w:rPr>
-        <w:t>–</w:t>
-      </w:r>
-      <w:hyperlink r:id="rId74">
-        <w:r>
-          <w:rPr>
-            <w:lang w:val="zh_TW" w:bidi="zh_TW"/>
-          </w:rPr>
-          <w:rPr>
-            <w:color w:val="0000EE"/>
-            <w:u w:val="single"/>
-          </w:rPr>
-          <w:t>21</w:t>
-        </w:r>
-      </w:hyperlink>
-      <w:r>
-        <w:rPr>
-          <w:lang w:val="zh_TW" w:bidi="zh_TW"/>
-        </w:rPr>
-        <w:t>）。人們也會將首飾作為禮物贈送（</w:t>
-      </w:r>
-      <w:hyperlink r:id="rId75">
-        <w:r>
-          <w:rPr>
-            <w:lang w:val="zh_TW" w:bidi="zh_TW"/>
-          </w:rPr>
-          <w:rPr>
-            <w:color w:val="0000EE"/>
-            <w:u w:val="single"/>
-          </w:rPr>
-          <w:t>創24:22</w:t>
-        </w:r>
-      </w:hyperlink>
-      <w:r>
-        <w:rPr>
-          <w:lang w:val="zh_TW" w:bidi="zh_TW"/>
-        </w:rPr>
-        <w:t>、</w:t>
-      </w:r>
-      <w:hyperlink r:id="rId75">
-        <w:r>
-          <w:rPr>
-            <w:lang w:val="zh_TW" w:bidi="zh_TW"/>
-          </w:rPr>
-          <w:rPr>
-            <w:color w:val="0000EE"/>
-            <w:u w:val="single"/>
-          </w:rPr>
-          <w:t>53</w:t>
-        </w:r>
-      </w:hyperlink>
-      <w:r>
-        <w:rPr>
-          <w:lang w:val="zh_TW" w:bidi="zh_TW"/>
-        </w:rPr>
-        <w:t>）。在戰爭中，人們常掠奪首飾（</w:t>
-      </w:r>
-      <w:hyperlink r:id="rId76">
-        <w:r>
-          <w:rPr>
-            <w:lang w:val="zh_TW" w:bidi="zh_TW"/>
-          </w:rPr>
-          <w:rPr>
-            <w:color w:val="0000EE"/>
-            <w:u w:val="single"/>
-          </w:rPr>
-          <w:t>代下20:25</w:t>
-        </w:r>
-      </w:hyperlink>
-      <w:r>
-        <w:rPr>
-          <w:lang w:val="zh_TW" w:bidi="zh_TW"/>
-        </w:rPr>
-        <w:t>）。在貨幣尚未出現之前，金製首飾是財富的象徵（</w:t>
-      </w:r>
-      <w:hyperlink r:id="rId77">
-        <w:r>
-          <w:rPr>
-            <w:lang w:val="zh_TW" w:bidi="zh_TW"/>
-          </w:rPr>
-          <w:rPr>
-            <w:color w:val="0000EE"/>
-            <w:u w:val="single"/>
-          </w:rPr>
-          <w:t>代下21:3</w:t>
-        </w:r>
-      </w:hyperlink>
-      <w:r>
-        <w:rPr>
-          <w:lang w:val="zh_TW" w:bidi="zh_TW"/>
-        </w:rPr>
-        <w:t>）。</w:t>
-      </w:r>
-    </w:p>
-    <w:p>
-      <w:pPr>
-        <w:pStyle w:val="Heading3"/>
-      </w:pPr>
-      <w:r>
-        <w:rPr>
-          <w:lang w:val="zh_TW" w:bidi="zh_TW"/>
-        </w:rPr>
-        <w:t>舊約聖經中的首飾類型</w:t>
-      </w:r>
-    </w:p>
-    <w:p>
-      <w:pPr/>
-      <w:r>
-        <w:rPr>
-          <w:lang w:val="zh_TW" w:bidi="zh_TW"/>
-        </w:rPr>
-      </w:r>
-      <w:r>
-        <w:rPr>
-          <w:lang w:val="zh_TW" w:bidi="zh_TW"/>
-        </w:rPr>
-        <w:t>舊約聖經提到多種不同的首飾，包括：</w:t>
-      </w:r>
-    </w:p>
-    <w:p>
-      <w:pPr>
-        <w:pStyle w:val="ListBullet"/>
-        <w:spacing w:line="240" w:lineRule="auto"/>
-        <w:ind w:left="720"/>
-      </w:pPr>
-      <w:r>
-        <w:rPr>
-          <w:lang w:val="zh_TW" w:bidi="zh_TW"/>
-        </w:rPr>
-      </w:r>
-      <w:r>
-        <w:rPr>
-          <w:lang w:val="zh_TW" w:bidi="zh_TW"/>
-        </w:rPr>
-        <w:t>手臂鐲子（</w:t>
-      </w:r>
-      <w:hyperlink r:id="rId78">
-        <w:r>
-          <w:rPr>
-            <w:lang w:val="zh_TW" w:bidi="zh_TW"/>
-          </w:rPr>
-          <w:rPr>
-            <w:color w:val="0000EE"/>
-            <w:u w:val="single"/>
-          </w:rPr>
-          <w:t>創24:22</w:t>
-        </w:r>
-      </w:hyperlink>
-      <w:r>
-        <w:rPr>
-          <w:lang w:val="zh_TW" w:bidi="zh_TW"/>
-        </w:rPr>
-        <w:t>、</w:t>
-      </w:r>
-      <w:hyperlink r:id="rId78">
-        <w:r>
-          <w:rPr>
-            <w:lang w:val="zh_TW" w:bidi="zh_TW"/>
-          </w:rPr>
-          <w:rPr>
-            <w:color w:val="0000EE"/>
-            <w:u w:val="single"/>
-          </w:rPr>
-          <w:t>30</w:t>
-        </w:r>
-      </w:hyperlink>
-      <w:r>
-        <w:rPr>
-          <w:lang w:val="zh_TW" w:bidi="zh_TW"/>
-        </w:rPr>
-        <w:t>、</w:t>
-      </w:r>
-      <w:hyperlink r:id="rId78">
-        <w:r>
-          <w:rPr>
-            <w:lang w:val="zh_TW" w:bidi="zh_TW"/>
-          </w:rPr>
-          <w:rPr>
-            <w:color w:val="0000EE"/>
-            <w:u w:val="single"/>
-          </w:rPr>
-          <w:t>47</w:t>
-        </w:r>
-      </w:hyperlink>
-      <w:r>
-        <w:rPr>
-          <w:lang w:val="zh_TW" w:bidi="zh_TW"/>
-        </w:rPr>
-        <w:t>；</w:t>
-      </w:r>
-      <w:hyperlink r:id="rId79">
-        <w:r>
-          <w:rPr>
-            <w:lang w:val="zh_TW" w:bidi="zh_TW"/>
-          </w:rPr>
-          <w:rPr>
-            <w:color w:val="0000EE"/>
-            <w:u w:val="single"/>
-          </w:rPr>
-          <w:t>結16:11</w:t>
-        </w:r>
-      </w:hyperlink>
-      <w:r>
-        <w:rPr>
-          <w:lang w:val="zh_TW" w:bidi="zh_TW"/>
-        </w:rPr>
-        <w:t>）</w:t>
-      </w:r>
-    </w:p>
-    <w:p>
-      <w:pPr>
-        <w:pStyle w:val="ListBullet"/>
-        <w:spacing w:line="240" w:lineRule="auto"/>
-        <w:ind w:left="720"/>
-      </w:pPr>
-      <w:r>
-        <w:rPr>
-          <w:lang w:val="zh_TW" w:bidi="zh_TW"/>
-        </w:rPr>
-      </w:r>
-      <w:r>
-        <w:rPr>
-          <w:lang w:val="zh_TW" w:bidi="zh_TW"/>
-        </w:rPr>
-        <w:t>足鍊（</w:t>
-      </w:r>
-      <w:hyperlink r:id="rId80">
-        <w:r>
-          <w:rPr>
-            <w:lang w:val="zh_TW" w:bidi="zh_TW"/>
-          </w:rPr>
-          <w:rPr>
-            <w:color w:val="0000EE"/>
-            <w:u w:val="single"/>
-          </w:rPr>
-          <w:t>賽3:18–20</w:t>
-        </w:r>
-      </w:hyperlink>
-      <w:r>
-        <w:rPr>
-          <w:lang w:val="zh_TW" w:bidi="zh_TW"/>
-        </w:rPr>
-        <w:t>）</w:t>
-      </w:r>
-    </w:p>
-    <w:p>
-      <w:pPr>
-        <w:pStyle w:val="ListBullet"/>
-        <w:spacing w:line="240" w:lineRule="auto"/>
-        <w:ind w:left="720"/>
-      </w:pPr>
-      <w:r>
-        <w:rPr>
-          <w:lang w:val="zh_TW" w:bidi="zh_TW"/>
-        </w:rPr>
-      </w:r>
-      <w:r>
-        <w:rPr>
-          <w:lang w:val="zh_TW" w:bidi="zh_TW"/>
-        </w:rPr>
-        <w:t>項鍊（</w:t>
-      </w:r>
-      <w:hyperlink r:id="rId81">
-        <w:r>
-          <w:rPr>
-            <w:lang w:val="zh_TW" w:bidi="zh_TW"/>
-          </w:rPr>
-          <w:rPr>
-            <w:color w:val="0000EE"/>
-            <w:u w:val="single"/>
-          </w:rPr>
-          <w:t>創41:42</w:t>
-        </w:r>
-      </w:hyperlink>
-      <w:r>
-        <w:rPr>
-          <w:lang w:val="zh_TW" w:bidi="zh_TW"/>
-        </w:rPr>
-        <w:t>）</w:t>
-      </w:r>
-    </w:p>
-    <w:p>
-      <w:pPr>
-        <w:pStyle w:val="ListBullet"/>
-        <w:spacing w:line="240" w:lineRule="auto"/>
-        <w:ind w:left="720"/>
-      </w:pPr>
-      <w:r>
-        <w:rPr>
-          <w:lang w:val="zh_TW" w:bidi="zh_TW"/>
-        </w:rPr>
-      </w:r>
-      <w:r>
-        <w:rPr>
-          <w:lang w:val="zh_TW" w:bidi="zh_TW"/>
-        </w:rPr>
-        <w:t>冠冕（</w:t>
-      </w:r>
-      <w:hyperlink r:id="rId82">
-        <w:r>
-          <w:rPr>
-            <w:lang w:val="zh_TW" w:bidi="zh_TW"/>
-          </w:rPr>
-          <w:rPr>
-            <w:color w:val="0000EE"/>
-            <w:u w:val="single"/>
-          </w:rPr>
-          <w:t>亞9:16</w:t>
-        </w:r>
-      </w:hyperlink>
-      <w:r>
-        <w:rPr>
-          <w:lang w:val="zh_TW" w:bidi="zh_TW"/>
-        </w:rPr>
-        <w:t>）</w:t>
-      </w:r>
-    </w:p>
-    <w:p>
-      <w:pPr>
-        <w:pStyle w:val="ListBullet"/>
-        <w:spacing w:line="240" w:lineRule="auto"/>
-        <w:ind w:left="720"/>
-      </w:pPr>
-      <w:r>
-        <w:rPr>
-          <w:lang w:val="zh_TW" w:bidi="zh_TW"/>
-        </w:rPr>
-      </w:r>
-      <w:r>
-        <w:rPr>
-          <w:lang w:val="zh_TW" w:bidi="zh_TW"/>
-        </w:rPr>
-        <w:t>耳環（</w:t>
-      </w:r>
-      <w:hyperlink r:id="rId83">
-        <w:r>
-          <w:rPr>
-            <w:lang w:val="zh_TW" w:bidi="zh_TW"/>
-          </w:rPr>
-          <w:rPr>
-            <w:color w:val="0000EE"/>
-            <w:u w:val="single"/>
-          </w:rPr>
-          <w:t>創24:22</w:t>
-        </w:r>
-      </w:hyperlink>
-      <w:r>
-        <w:rPr>
-          <w:lang w:val="zh_TW" w:bidi="zh_TW"/>
-        </w:rPr>
-        <w:t>）</w:t>
-      </w:r>
-    </w:p>
-    <w:p>
-      <w:pPr>
-        <w:pStyle w:val="ListBullet"/>
-        <w:spacing w:line="240" w:lineRule="auto"/>
-        <w:ind w:left="720"/>
-      </w:pPr>
-      <w:r>
-        <w:rPr>
-          <w:lang w:val="zh_TW" w:bidi="zh_TW"/>
-        </w:rPr>
-      </w:r>
-      <w:r>
-        <w:rPr>
-          <w:lang w:val="zh_TW" w:bidi="zh_TW"/>
-        </w:rPr>
-        <w:t>鼻環（</w:t>
-      </w:r>
-      <w:hyperlink r:id="rId84">
-        <w:r>
-          <w:rPr>
-            <w:lang w:val="zh_TW" w:bidi="zh_TW"/>
-          </w:rPr>
-          <w:rPr>
-            <w:color w:val="0000EE"/>
-            <w:u w:val="single"/>
-          </w:rPr>
-          <w:t>賽3:21</w:t>
-        </w:r>
-      </w:hyperlink>
-      <w:r>
-        <w:rPr>
-          <w:lang w:val="zh_TW" w:bidi="zh_TW"/>
-        </w:rPr>
-        <w:t>）</w:t>
-      </w:r>
-    </w:p>
-    <w:p>
-      <w:pPr>
-        <w:pStyle w:val="ListBullet"/>
-        <w:spacing w:line="240" w:lineRule="auto"/>
-        <w:ind w:left="720"/>
-      </w:pPr>
-      <w:r>
-        <w:rPr>
-          <w:lang w:val="zh_TW" w:bidi="zh_TW"/>
-        </w:rPr>
-      </w:r>
-      <w:r>
-        <w:rPr>
-          <w:lang w:val="zh_TW" w:bidi="zh_TW"/>
-        </w:rPr>
-        <w:t>戒指（</w:t>
-      </w:r>
-      <w:hyperlink r:id="rId81">
-        <w:r>
-          <w:rPr>
-            <w:lang w:val="zh_TW" w:bidi="zh_TW"/>
-          </w:rPr>
-          <w:rPr>
-            <w:color w:val="0000EE"/>
-            <w:u w:val="single"/>
-          </w:rPr>
-          <w:t>創41:42</w:t>
-        </w:r>
-      </w:hyperlink>
-      <w:r>
-        <w:rPr>
-          <w:lang w:val="zh_TW" w:bidi="zh_TW"/>
-        </w:rPr>
-        <w:t>；</w:t>
-      </w:r>
-      <w:hyperlink r:id="rId85">
-        <w:r>
-          <w:rPr>
-            <w:lang w:val="zh_TW" w:bidi="zh_TW"/>
-          </w:rPr>
-          <w:rPr>
-            <w:color w:val="0000EE"/>
-            <w:u w:val="single"/>
-          </w:rPr>
-          <w:t>斯3:10</w:t>
-        </w:r>
-      </w:hyperlink>
-      <w:r>
-        <w:rPr>
-          <w:lang w:val="zh_TW" w:bidi="zh_TW"/>
-        </w:rPr>
-        <w:t>）</w:t>
-      </w:r>
-    </w:p>
-    <w:p>
-      <w:pPr/>
-      <w:r>
-        <w:rPr>
-          <w:lang w:val="zh_TW" w:bidi="zh_TW"/>
-        </w:rPr>
-      </w:r>
-      <w:r>
-        <w:rPr>
-          <w:lang w:val="zh_TW" w:bidi="zh_TW"/>
-        </w:rPr>
-        <w:t>這些首飾常用金或銀作為底座，用來鑲嵌寶石。人們把寶石磨成圓形並加以拋光，有時還會在其上雕刻（以鑿刻、蝕刻或刻寫的方式刻入材料）。許多在當時被視為寶貴的寶石，今天並不會被看作珍貴寶石，而是被歸類為半寶石（比珍貴寶石較不稀有、價值較低的石頭）。</w:t>
-      </w:r>
-    </w:p>
-    <w:p>
-      <w:pPr/>
-      <w:r>
-        <w:rPr>
-          <w:lang w:val="zh_TW" w:bidi="zh_TW"/>
-        </w:rPr>
-      </w:r>
-      <w:r>
-        <w:rPr>
-          <w:lang w:val="zh_TW" w:bidi="zh_TW"/>
-        </w:rPr>
-        <w:t>人們把半寶石加在項鍊和其它首飾上。從吾珥墓葬中出土的古代王室頭飾，顯示出當時首飾匠的高超技藝。人們常用髮帶和髮針來裝飾頭髮，考古中也發現了不少這類器物。鑲有雕刻寶石的戒指極受歡迎，鼻環也是如此（見</w:t>
-      </w:r>
-      <w:hyperlink r:id="rId86">
-        <w:r>
-          <w:rPr>
-            <w:lang w:val="zh_TW" w:bidi="zh_TW"/>
-          </w:rPr>
-          <w:rPr>
-            <w:color w:val="0000EE"/>
-            <w:u w:val="single"/>
-          </w:rPr>
-          <w:t>創24:47</w:t>
-        </w:r>
-      </w:hyperlink>
-      <w:r>
-        <w:rPr>
-          <w:lang w:val="zh_TW" w:bidi="zh_TW"/>
-        </w:rPr>
-        <w:t>）。人們常佩戴精緻的金鍊。印戒和粗重的金鍊象徵官職與權柄（</w:t>
-      </w:r>
-      <w:hyperlink r:id="rId81">
-        <w:r>
-          <w:rPr>
-            <w:lang w:val="zh_TW" w:bidi="zh_TW"/>
-          </w:rPr>
-          <w:rPr>
-            <w:color w:val="0000EE"/>
-            <w:u w:val="single"/>
-          </w:rPr>
-          <w:t>創41:42</w:t>
-        </w:r>
-      </w:hyperlink>
-      <w:r>
-        <w:rPr>
-          <w:lang w:val="zh_TW" w:bidi="zh_TW"/>
-        </w:rPr>
-        <w:t>）。人們把手鐲和護符戴在手腕、上臂和頸項上。裝飾性的別針，類似現代的安全別針，常用來固定衣物。</w:t>
-      </w:r>
-    </w:p>
-    <w:p>
-      <w:pPr/>
-      <w:r>
-        <w:rPr>
-          <w:lang w:val="zh_TW" w:bidi="zh_TW"/>
-        </w:rPr>
-      </w:r>
-      <w:hyperlink r:id="rId87">
-        <w:r>
-          <w:rPr>
-            <w:lang w:val="zh_TW" w:bidi="zh_TW"/>
-          </w:rPr>
-          <w:rPr>
-            <w:color w:val="0000EE"/>
-            <w:u w:val="single"/>
-          </w:rPr>
-          <w:t>以賽亞書三章18至23節</w:t>
-        </w:r>
-      </w:hyperlink>
-      <w:r>
-        <w:rPr>
-          <w:lang w:val="zh_TW" w:bidi="zh_TW"/>
-        </w:rPr>
-        <w:t>詳細描述婦女所佩戴的首飾與所穿的衣著。先知警告說：「到那日，主必除掉她們華美的腳釧、髮網、月牙圈、耳環、手鐲、蒙臉的帕子、華冠、足鍊、華帶、香盒、符囊、戒指、鼻環、吉服、外套、雲肩、荷包、手鏡、細麻衣、裹頭巾、蒙身的帕子。」</w:t>
-      </w:r>
-    </w:p>
-    <w:p>
-      <w:pPr/>
-      <w:r>
-        <w:rPr>
-          <w:lang w:val="zh_TW" w:bidi="zh_TW"/>
-        </w:rPr>
-      </w:r>
-      <w:r>
-        <w:rPr>
-          <w:i/>
-          <w:lang w:val="zh_TW" w:bidi="zh_TW"/>
-        </w:rPr>
-        <w:t xml:space="preserve">見 </w:t>
-      </w:r>
-      <w:r>
-        <w:rPr>
-          <w:lang w:val="zh_TW" w:bidi="zh_TW"/>
-        </w:rPr>
-        <w:t>礦物和金屬；</w:t>
-      </w:r>
-      <w:r>
-        <w:rPr>
-          <w:lang w:val="zh_TW" w:bidi="zh_TW"/>
-        </w:rPr>
-        <w:t>珍貴的寶石</w:t>
-      </w:r>
-      <w:r>
-        <w:rPr>
-          <w:lang w:val="zh_TW" w:bidi="zh_TW"/>
-        </w:rPr>
-        <w:t>。</w:t>
-      </w:r>
-      <w:r>
-        <w:rPr>
-          <w:lang w:val="zh_TW" w:bidi="zh_TW"/>
-        </w:rPr>
-      </w:r>
-      <w:r>
-        <w:rPr>
-          <w:lang w:val="zh_TW" w:bidi="zh_TW"/>
-        </w:rPr>
-      </w:r>
-    </w:p>
-    <w:p>
-      <w:pPr/>
-      <w:r>
-        <w:rPr>
-          <w:lang w:val="zh_TW" w:bidi="zh_TW"/>
-        </w:rPr>
-      </w:r>
-    </w:p>
-    <w:p>
-      <w:pPr>
-        <w:pStyle w:val="Heading2"/>
-      </w:pPr>
-      <w:r>
-        <w:rPr>
-          <w:lang w:val="zh_TW" w:bidi="zh_TW"/>
-        </w:rPr>
-        <w:t>獸</w:t>
-      </w:r>
-      <w:r>
-        <w:rPr>
-          <w:lang w:val="zh_TW" w:bidi="zh_TW"/>
-        </w:rPr>
-      </w:r>
-    </w:p>
-    <w:p>
-      <w:pPr/>
-      <w:r>
-        <w:rPr>
-          <w:lang w:val="zh_TW" w:bidi="zh_TW"/>
-        </w:rPr>
-      </w:r>
-      <w:r>
-        <w:rPr>
-          <w:lang w:val="zh_TW" w:bidi="zh_TW"/>
-        </w:rPr>
-        <w:t>「獸」是舊約與新約中的動物，有時則作為比喻。在舊約中，「獸」一詞多義。由於有幾個希伯來文的詞彙都可譯為「活物」和「獸」，因此在翻譯時有時被統一譯作「獸」。因此，在舊約中，「獸」可以指：</w:t>
+        <w:t>記載的「列國表」中，列出了閃的五個後代：</w:t>
       </w:r>
     </w:p>
     <w:p>
@@ -2248,151 +771,7 @@
         <w:rPr>
           <w:lang w:val="zh_TW" w:bidi="zh_TW"/>
         </w:rPr>
-        <w:t>一般的動物（例：</w:t>
-      </w:r>
-      <w:hyperlink r:id="rId88">
-        <w:r>
-          <w:rPr>
-            <w:lang w:val="zh_TW" w:bidi="zh_TW"/>
-          </w:rPr>
-          <w:rPr>
-            <w:color w:val="0000EE"/>
-            <w:u w:val="single"/>
-          </w:rPr>
-          <w:t>創1:24</w:t>
-        </w:r>
-      </w:hyperlink>
-      <w:r>
-        <w:rPr>
-          <w:lang w:val="zh_TW" w:bidi="zh_TW"/>
-        </w:rPr>
-        <w:t>；</w:t>
-      </w:r>
-      <w:hyperlink r:id="rId89">
-        <w:r>
-          <w:rPr>
-            <w:lang w:val="zh_TW" w:bidi="zh_TW"/>
-          </w:rPr>
-          <w:rPr>
-            <w:color w:val="0000EE"/>
-            <w:u w:val="single"/>
-          </w:rPr>
-          <w:t>詩36:6</w:t>
-        </w:r>
-      </w:hyperlink>
-      <w:r>
-        <w:rPr>
-          <w:lang w:val="zh_TW" w:bidi="zh_TW"/>
-        </w:rPr>
-        <w:t>），但不包括魚、鳥和昆蟲（例：</w:t>
-      </w:r>
-      <w:hyperlink r:id="rId90">
-        <w:r>
-          <w:rPr>
-            <w:lang w:val="zh_TW" w:bidi="zh_TW"/>
-          </w:rPr>
-          <w:rPr>
-            <w:color w:val="0000EE"/>
-            <w:u w:val="single"/>
-          </w:rPr>
-          <w:t>創6:7</w:t>
-        </w:r>
-      </w:hyperlink>
-      <w:r>
-        <w:rPr>
-          <w:lang w:val="zh_TW" w:bidi="zh_TW"/>
-        </w:rPr>
-        <w:t>；</w:t>
-      </w:r>
-      <w:hyperlink r:id="rId91">
-        <w:r>
-          <w:rPr>
-            <w:lang w:val="zh_TW" w:bidi="zh_TW"/>
-          </w:rPr>
-          <w:rPr>
-            <w:color w:val="0000EE"/>
-            <w:u w:val="single"/>
-          </w:rPr>
-          <w:t>利11:2</w:t>
-        </w:r>
-      </w:hyperlink>
-      <w:r>
-        <w:rPr>
-          <w:lang w:val="zh_TW" w:bidi="zh_TW"/>
-        </w:rPr>
-        <w:t>；</w:t>
-      </w:r>
-      <w:hyperlink r:id="rId92">
-        <w:r>
-          <w:rPr>
-            <w:lang w:val="zh_TW" w:bidi="zh_TW"/>
-          </w:rPr>
-          <w:rPr>
-            <w:color w:val="0000EE"/>
-            <w:u w:val="single"/>
-          </w:rPr>
-          <w:t>申4:17</w:t>
-        </w:r>
-      </w:hyperlink>
-      <w:r>
-        <w:rPr>
-          <w:lang w:val="zh_TW" w:bidi="zh_TW"/>
-        </w:rPr>
-        <w:t>；</w:t>
-      </w:r>
-      <w:hyperlink r:id="rId93">
-        <w:r>
-          <w:rPr>
-            <w:lang w:val="zh_TW" w:bidi="zh_TW"/>
-          </w:rPr>
-          <w:rPr>
-            <w:color w:val="0000EE"/>
-            <w:u w:val="single"/>
-          </w:rPr>
-          <w:t>伯12:7</w:t>
-        </w:r>
-      </w:hyperlink>
-      <w:r>
-        <w:rPr>
-          <w:lang w:val="zh_TW" w:bidi="zh_TW"/>
-        </w:rPr>
-        <w:t>，</w:t>
-      </w:r>
-      <w:hyperlink r:id="rId94">
-        <w:r>
-          <w:rPr>
-            <w:lang w:val="zh_TW" w:bidi="zh_TW"/>
-          </w:rPr>
-          <w:rPr>
-            <w:color w:val="0000EE"/>
-            <w:u w:val="single"/>
-          </w:rPr>
-          <w:t>35:11</w:t>
-        </w:r>
-      </w:hyperlink>
-      <w:r>
-        <w:rPr>
-          <w:lang w:val="zh_TW" w:bidi="zh_TW"/>
-        </w:rPr>
-        <w:t>；</w:t>
-      </w:r>
-      <w:hyperlink r:id="rId95">
-        <w:r>
-          <w:rPr>
-            <w:lang w:val="zh_TW" w:bidi="zh_TW"/>
-          </w:rPr>
-          <w:rPr>
-            <w:color w:val="0000EE"/>
-            <w:u w:val="single"/>
-          </w:rPr>
-          <w:t>番1:3</w:t>
-        </w:r>
-      </w:hyperlink>
-      <w:r>
-        <w:rPr>
-          <w:lang w:val="zh_TW" w:bidi="zh_TW"/>
-        </w:rPr>
-        <w:t>）。</w:t>
+        <w:t>以攔</w:t>
       </w:r>
     </w:p>
     <w:p>
@@ -2410,151 +789,7 @@
         <w:rPr>
           <w:lang w:val="zh_TW" w:bidi="zh_TW"/>
         </w:rPr>
-        <w:t>家畜或被馴服的動物（例：</w:t>
-      </w:r>
-      <w:hyperlink r:id="rId96">
-        <w:r>
-          <w:rPr>
-            <w:lang w:val="zh_TW" w:bidi="zh_TW"/>
-          </w:rPr>
-          <w:rPr>
-            <w:color w:val="0000EE"/>
-            <w:u w:val="single"/>
-          </w:rPr>
-          <w:t>出19:13</w:t>
-        </w:r>
-      </w:hyperlink>
-      <w:r>
-        <w:rPr>
-          <w:lang w:val="zh_TW" w:bidi="zh_TW"/>
-        </w:rPr>
-        <w:t>，</w:t>
-      </w:r>
-      <w:hyperlink r:id="rId97">
-        <w:r>
-          <w:rPr>
-            <w:lang w:val="zh_TW" w:bidi="zh_TW"/>
-          </w:rPr>
-          <w:rPr>
-            <w:color w:val="0000EE"/>
-            <w:u w:val="single"/>
-          </w:rPr>
-          <w:t>22:10</w:t>
-        </w:r>
-      </w:hyperlink>
-      <w:r>
-        <w:rPr>
-          <w:lang w:val="zh_TW" w:bidi="zh_TW"/>
-        </w:rPr>
-        <w:t>；</w:t>
-      </w:r>
-      <w:hyperlink r:id="rId98">
-        <w:r>
-          <w:rPr>
-            <w:lang w:val="zh_TW" w:bidi="zh_TW"/>
-          </w:rPr>
-          <w:rPr>
-            <w:color w:val="0000EE"/>
-            <w:u w:val="single"/>
-          </w:rPr>
-          <w:t>民3:13</w:t>
-        </w:r>
-      </w:hyperlink>
-      <w:r>
-        <w:rPr>
-          <w:lang w:val="zh_TW" w:bidi="zh_TW"/>
-        </w:rPr>
-        <w:t>，</w:t>
-      </w:r>
-      <w:hyperlink r:id="rId99">
-        <w:r>
-          <w:rPr>
-            <w:lang w:val="zh_TW" w:bidi="zh_TW"/>
-          </w:rPr>
-          <w:rPr>
-            <w:color w:val="0000EE"/>
-            <w:u w:val="single"/>
-          </w:rPr>
-          <w:t>31:47</w:t>
-        </w:r>
-      </w:hyperlink>
-      <w:r>
-        <w:rPr>
-          <w:lang w:val="zh_TW" w:bidi="zh_TW"/>
-        </w:rPr>
-        <w:t>；</w:t>
-      </w:r>
-      <w:hyperlink r:id="rId100">
-        <w:r>
-          <w:rPr>
-            <w:lang w:val="zh_TW" w:bidi="zh_TW"/>
-          </w:rPr>
-          <w:rPr>
-            <w:color w:val="0000EE"/>
-            <w:u w:val="single"/>
-          </w:rPr>
-          <w:t>士20:48</w:t>
-        </w:r>
-      </w:hyperlink>
-      <w:r>
-        <w:rPr>
-          <w:lang w:val="zh_TW" w:bidi="zh_TW"/>
-        </w:rPr>
-        <w:t>；</w:t>
-      </w:r>
-      <w:hyperlink r:id="rId101">
-        <w:r>
-          <w:rPr>
-            <w:lang w:val="zh_TW" w:bidi="zh_TW"/>
-          </w:rPr>
-          <w:rPr>
-            <w:color w:val="0000EE"/>
-            <w:u w:val="single"/>
-          </w:rPr>
-          <w:t>箴12:10</w:t>
-        </w:r>
-      </w:hyperlink>
-      <w:r>
-        <w:rPr>
-          <w:lang w:val="zh_TW" w:bidi="zh_TW"/>
-        </w:rPr>
-        <w:t>；</w:t>
-      </w:r>
-      <w:hyperlink r:id="rId102">
-        <w:r>
-          <w:rPr>
-            <w:lang w:val="zh_TW" w:bidi="zh_TW"/>
-          </w:rPr>
-          <w:rPr>
-            <w:color w:val="0000EE"/>
-            <w:u w:val="single"/>
-          </w:rPr>
-          <w:t>耶21:6</w:t>
-        </w:r>
-      </w:hyperlink>
-      <w:r>
-        <w:rPr>
-          <w:lang w:val="zh_TW" w:bidi="zh_TW"/>
-        </w:rPr>
-        <w:t>；</w:t>
-      </w:r>
-      <w:hyperlink r:id="rId103">
-        <w:r>
-          <w:rPr>
-            <w:lang w:val="zh_TW" w:bidi="zh_TW"/>
-          </w:rPr>
-          <w:rPr>
-            <w:color w:val="0000EE"/>
-            <w:u w:val="single"/>
-          </w:rPr>
-          <w:t>亞8:10</w:t>
-        </w:r>
-      </w:hyperlink>
-      <w:r>
-        <w:rPr>
-          <w:lang w:val="zh_TW" w:bidi="zh_TW"/>
-        </w:rPr>
-        <w:t>）。</w:t>
+        <w:t>亞述</w:t>
       </w:r>
     </w:p>
     <w:p>
@@ -2572,97 +807,7 @@
         <w:rPr>
           <w:lang w:val="zh_TW" w:bidi="zh_TW"/>
         </w:rPr>
-        <w:t>野生或肉食性動物（例：</w:t>
-      </w:r>
-      <w:hyperlink r:id="rId104">
-        <w:r>
-          <w:rPr>
-            <w:lang w:val="zh_TW" w:bidi="zh_TW"/>
-          </w:rPr>
-          <w:rPr>
-            <w:color w:val="0000EE"/>
-            <w:u w:val="single"/>
-          </w:rPr>
-          <w:t>創37:20</w:t>
-        </w:r>
-      </w:hyperlink>
-      <w:r>
-        <w:rPr>
-          <w:lang w:val="zh_TW" w:bidi="zh_TW"/>
-        </w:rPr>
-        <w:t>；</w:t>
-      </w:r>
-      <w:hyperlink r:id="rId105">
-        <w:r>
-          <w:rPr>
-            <w:lang w:val="zh_TW" w:bidi="zh_TW"/>
-          </w:rPr>
-          <w:rPr>
-            <w:color w:val="0000EE"/>
-            <w:u w:val="single"/>
-          </w:rPr>
-          <w:t>出23:11</w:t>
-        </w:r>
-      </w:hyperlink>
-      <w:r>
-        <w:rPr>
-          <w:lang w:val="zh_TW" w:bidi="zh_TW"/>
-        </w:rPr>
-        <w:t>；</w:t>
-      </w:r>
-      <w:hyperlink r:id="rId106">
-        <w:r>
-          <w:rPr>
-            <w:lang w:val="zh_TW" w:bidi="zh_TW"/>
-          </w:rPr>
-          <w:rPr>
-            <w:color w:val="0000EE"/>
-            <w:u w:val="single"/>
-          </w:rPr>
-          <w:t>申28:26</w:t>
-        </w:r>
-      </w:hyperlink>
-      <w:r>
-        <w:rPr>
-          <w:lang w:val="zh_TW" w:bidi="zh_TW"/>
-        </w:rPr>
-        <w:t>；</w:t>
-      </w:r>
-      <w:hyperlink r:id="rId107">
-        <w:r>
-          <w:rPr>
-            <w:lang w:val="zh_TW" w:bidi="zh_TW"/>
-          </w:rPr>
-          <w:rPr>
-            <w:color w:val="0000EE"/>
-            <w:u w:val="single"/>
-          </w:rPr>
-          <w:t>撒上17:44</w:t>
-        </w:r>
-      </w:hyperlink>
-      <w:r>
-        <w:rPr>
-          <w:lang w:val="zh_TW" w:bidi="zh_TW"/>
-        </w:rPr>
-        <w:t>；</w:t>
-      </w:r>
-      <w:hyperlink r:id="rId108">
-        <w:r>
-          <w:rPr>
-            <w:lang w:val="zh_TW" w:bidi="zh_TW"/>
-          </w:rPr>
-          <w:rPr>
-            <w:color w:val="0000EE"/>
-            <w:u w:val="single"/>
-          </w:rPr>
-          <w:t>結14:15</w:t>
-        </w:r>
-      </w:hyperlink>
-      <w:r>
-        <w:rPr>
-          <w:lang w:val="zh_TW" w:bidi="zh_TW"/>
-        </w:rPr>
-        <w:t>）。</w:t>
+        <w:t>亞法撒</w:t>
       </w:r>
     </w:p>
     <w:p>
@@ -2680,109 +825,25 @@
         <w:rPr>
           <w:lang w:val="zh_TW" w:bidi="zh_TW"/>
         </w:rPr>
-        <w:t>當「獸」以比喻的情況出現時，主要出現在但以理書和啟示錄。在但以理書（特別是</w:t>
-      </w:r>
-      <w:hyperlink r:id="rId109">
-        <w:r>
-          <w:rPr>
-            <w:lang w:val="zh_TW" w:bidi="zh_TW"/>
-          </w:rPr>
-          <w:rPr>
-            <w:color w:val="0000EE"/>
-            <w:u w:val="single"/>
-          </w:rPr>
-          <w:t>第7章</w:t>
-        </w:r>
-      </w:hyperlink>
-      <w:r>
-        <w:rPr>
-          <w:lang w:val="zh_TW" w:bidi="zh_TW"/>
-        </w:rPr>
-        <w:t>），「獸」象徵一位迫害並壓迫神子民的世界君王。在啟示錄中，使徒約翰將這個概念延伸，用來描述歷史終末時期對神子民的最終逼迫。約翰所說的「獸」，與他在較早期的書信中提到的「敵基督」（</w:t>
-      </w:r>
-      <w:hyperlink r:id="rId110">
-        <w:r>
-          <w:rPr>
-            <w:lang w:val="zh_TW" w:bidi="zh_TW"/>
-          </w:rPr>
-          <w:rPr>
-            <w:color w:val="0000EE"/>
-            <w:u w:val="single"/>
-          </w:rPr>
-          <w:t>約一2:18、22</w:t>
-        </w:r>
-      </w:hyperlink>
-      <w:r>
-        <w:rPr>
-          <w:lang w:val="zh_TW" w:bidi="zh_TW"/>
-        </w:rPr>
-        <w:t>；</w:t>
-      </w:r>
-      <w:hyperlink r:id="rId111">
-        <w:r>
-          <w:rPr>
-            <w:lang w:val="zh_TW" w:bidi="zh_TW"/>
-          </w:rPr>
-          <w:rPr>
-            <w:color w:val="0000EE"/>
-            <w:u w:val="single"/>
-          </w:rPr>
-          <w:t>4:3</w:t>
-        </w:r>
-      </w:hyperlink>
-      <w:r>
-        <w:rPr>
-          <w:lang w:val="zh_TW" w:bidi="zh_TW"/>
-        </w:rPr>
-        <w:t>；</w:t>
-      </w:r>
-      <w:hyperlink r:id="rId112">
-        <w:r>
-          <w:rPr>
-            <w:lang w:val="zh_TW" w:bidi="zh_TW"/>
-          </w:rPr>
-          <w:rPr>
-            <w:color w:val="0000EE"/>
-            <w:u w:val="single"/>
-          </w:rPr>
-          <w:t>約二1:7</w:t>
-        </w:r>
-      </w:hyperlink>
-      <w:r>
-        <w:rPr>
-          <w:lang w:val="zh_TW" w:bidi="zh_TW"/>
-        </w:rPr>
-        <w:t>）以及保羅所說的「</w:t>
-      </w:r>
-      <w:r>
-        <w:rPr>
-          <w:lang w:val="zh_TW" w:bidi="zh_TW"/>
-        </w:rPr>
-        <w:t>那大罪人</w:t>
-      </w:r>
-      <w:r>
-        <w:rPr>
-          <w:lang w:val="zh_TW" w:bidi="zh_TW"/>
-        </w:rPr>
-        <w:t>」（</w:t>
-      </w:r>
-      <w:hyperlink r:id="rId113">
-        <w:r>
-          <w:rPr>
-            <w:lang w:val="zh_TW" w:bidi="zh_TW"/>
-          </w:rPr>
-          <w:rPr>
-            <w:color w:val="0000EE"/>
-            <w:u w:val="single"/>
-          </w:rPr>
-          <w:t>帖後2:3</w:t>
-        </w:r>
-      </w:hyperlink>
-      <w:r>
-        <w:rPr>
-          <w:lang w:val="zh_TW" w:bidi="zh_TW"/>
-        </w:rPr>
-        <w:t>）。許多解經家都認為，這三個稱呼是指向同一個人物。</w:t>
+        <w:t>路德</w:t>
+      </w:r>
+    </w:p>
+    <w:p>
+      <w:pPr>
+        <w:pStyle w:val="ListNumber"/>
+        <w:spacing w:line="240" w:lineRule="auto"/>
+        <w:ind w:left="720"/>
+      </w:pPr>
+      <w:r>
+        <w:rPr>
+          <w:lang w:val="zh_TW" w:bidi="zh_TW"/>
+        </w:rPr>
+      </w:r>
+      <w:r>
+        <w:rPr>
+          <w:lang w:val="zh_TW" w:bidi="zh_TW"/>
+        </w:rPr>
+        <w:t>亞蘭</w:t>
       </w:r>
     </w:p>
     <w:p>
@@ -2794,16 +855,72 @@
       </w:r>
       <w:r>
         <w:rPr>
+          <w:lang w:val="zh_TW" w:bidi="zh_TW"/>
+        </w:rPr>
+        <w:t>在這些後裔中，特別強調的是來自亞法撒德家系的希伯，其家系在</w:t>
+      </w:r>
+      <w:hyperlink r:id="rId32">
+        <w:r>
+          <w:rPr>
+            <w:lang w:val="zh_TW" w:bidi="zh_TW"/>
+          </w:rPr>
+          <w:rPr>
+            <w:color w:val="0000EE"/>
+            <w:u w:val="single"/>
+          </w:rPr>
+          <w:t>創世記十一章16至27節</w:t>
+        </w:r>
+      </w:hyperlink>
+      <w:r>
+        <w:rPr>
+          <w:lang w:val="zh_TW" w:bidi="zh_TW"/>
+        </w:rPr>
+        <w:t>中被追溯至亞伯拉罕。</w:t>
+      </w:r>
+    </w:p>
+    <w:p>
+      <w:pPr/>
+      <w:r>
+        <w:rPr>
+          <w:lang w:val="zh_TW" w:bidi="zh_TW"/>
+        </w:rPr>
+      </w:r>
+      <w:r>
+        <w:rPr>
           <w:i/>
           <w:lang w:val="zh_TW" w:bidi="zh_TW"/>
         </w:rPr>
-        <w:t>見</w:t>
-      </w:r>
-      <w:r>
-        <w:rPr>
-          <w:lang w:val="zh_TW" w:bidi="zh_TW"/>
-        </w:rPr>
-        <w:t>敵基督</w:t>
+        <w:t>另見</w:t>
+      </w:r>
+      <w:r>
+        <w:rPr>
+          <w:lang w:val="zh_TW" w:bidi="zh_TW"/>
+        </w:rPr>
+        <w:t>亞伯拉罕</w:t>
+      </w:r>
+      <w:r>
+        <w:rPr>
+          <w:lang w:val="zh_TW" w:bidi="zh_TW"/>
+        </w:rPr>
+        <w:t>；</w:t>
+      </w:r>
+      <w:r>
+        <w:rPr>
+          <w:lang w:val="zh_TW" w:bidi="zh_TW"/>
+        </w:rPr>
+        <w:t>耶穌基督的家譜</w:t>
+      </w:r>
+      <w:r>
+        <w:rPr>
+          <w:lang w:val="zh_TW" w:bidi="zh_TW"/>
+        </w:rPr>
+        <w:t>；</w:t>
+      </w:r>
+      <w:r>
+        <w:rPr>
+          <w:lang w:val="zh_TW" w:bidi="zh_TW"/>
+        </w:rPr>
+        <w:t>列國</w:t>
       </w:r>
       <w:r>
         <w:rPr>
@@ -2815,37 +932,79 @@
         <w:rPr>
           <w:lang w:val="zh_TW" w:bidi="zh_TW"/>
         </w:rPr>
-        <w:t>哈米吉多頓</w:t>
-      </w:r>
-      <w:r>
-        <w:rPr>
-          <w:lang w:val="zh_TW" w:bidi="zh_TW"/>
-        </w:rPr>
-        <w:t>、</w:t>
-      </w:r>
-      <w:r>
-        <w:rPr>
-          <w:lang w:val="zh_TW" w:bidi="zh_TW"/>
-        </w:rPr>
-        <w:t>獸印</w:t>
-      </w:r>
-      <w:r>
-        <w:rPr>
-          <w:lang w:val="zh_TW" w:bidi="zh_TW"/>
-        </w:rPr>
-        <w:t>及</w:t>
-      </w:r>
-      <w:r>
-        <w:rPr>
-          <w:lang w:val="zh_TW" w:bidi="zh_TW"/>
-        </w:rPr>
-        <w:t>啟示錄</w:t>
+        <w:t>挪亞</w:t>
       </w:r>
       <w:r>
         <w:rPr>
           <w:lang w:val="zh_TW" w:bidi="zh_TW"/>
         </w:rPr>
         <w:t>。</w:t>
+      </w:r>
+      <w:r>
+        <w:rPr>
+          <w:lang w:val="zh_TW" w:bidi="zh_TW"/>
+        </w:rPr>
+      </w:r>
+      <w:r>
+        <w:rPr>
+          <w:lang w:val="zh_TW" w:bidi="zh_TW"/>
+        </w:rPr>
+      </w:r>
+    </w:p>
+    <w:p>
+      <w:pPr/>
+      <w:r>
+        <w:rPr>
+          <w:lang w:val="zh_TW" w:bidi="zh_TW"/>
+        </w:rPr>
+      </w:r>
+    </w:p>
+    <w:p>
+      <w:pPr>
+        <w:pStyle w:val="Heading2"/>
+      </w:pPr>
+      <w:r>
+        <w:rPr>
+          <w:lang w:val="zh_TW" w:bidi="zh_TW"/>
+        </w:rPr>
+        <w:t>善以別</w:t>
+      </w:r>
+      <w:r>
+        <w:rPr>
+          <w:lang w:val="zh_TW" w:bidi="zh_TW"/>
+        </w:rPr>
+      </w:r>
+    </w:p>
+    <w:p>
+      <w:pPr/>
+      <w:r>
+        <w:rPr>
+          <w:lang w:val="zh_TW" w:bidi="zh_TW"/>
+        </w:rPr>
+      </w:r>
+      <w:r>
+        <w:rPr>
+          <w:lang w:val="zh_TW" w:bidi="zh_TW"/>
+        </w:rPr>
+        <w:t>善以別是洗扁王，曾與另外四個王結盟反抗基大老瑪及其盟軍。在善以別連同所多瑪和蛾摩拉的軍隊戰敗後，亞伯拉罕救出了被擄的羅得（</w:t>
+      </w:r>
+      <w:hyperlink r:id="rId33">
+        <w:r>
+          <w:rPr>
+            <w:lang w:val="zh_TW" w:bidi="zh_TW"/>
+          </w:rPr>
+          <w:rPr>
+            <w:color w:val="0000EE"/>
+            <w:u w:val="single"/>
+          </w:rPr>
+          <w:t>創14:2</w:t>
+        </w:r>
+      </w:hyperlink>
+      <w:r>
+        <w:rPr>
+          <w:lang w:val="zh_TW" w:bidi="zh_TW"/>
+        </w:rPr>
+        <w:t>）。</w:t>
       </w:r>
       <w:r>
         <w:rPr>

--- a/zht/docx/143.content.docx
+++ b/zht/docx/143.content.docx
@@ -149,7 +149,7 @@
         <w:rPr>
           <w:lang w:val="zh_TW" w:bidi="zh_TW"/>
         </w:rPr>
-        <w:t>shan</w:t>
+        <w:t>sai</w:t>
       </w:r>
       <w:r>
         <w:rPr>
@@ -212,7 +212,7 @@
         <w:rPr>
           <w:lang w:val="zh_TW" w:bidi="zh_TW"/>
         </w:rPr>
-        <w:t>閃</w:t>
+        <w:t>塞特</w:t>
       </w:r>
       <w:r>
         <w:rPr>
@@ -231,7 +231,7 @@
         <w:rPr>
           <w:lang w:val="zh_TW" w:bidi="zh_TW"/>
         </w:rPr>
-        <w:t>挪亞的長子（</w:t>
+        <w:t>亞當和夏娃的第三個兒子。他取代了被該隱殺害的亞伯（</w:t>
       </w:r>
       <w:hyperlink r:id="rId13">
         <w:r>
@@ -242,14 +242,14 @@
             <w:color w:val="0000EE"/>
             <w:u w:val="single"/>
           </w:rPr>
-          <w:t>創5:32</w:t>
+          <w:t>創4:25</w:t>
         </w:r>
       </w:hyperlink>
       <w:r>
         <w:rPr>
           <w:lang w:val="zh_TW" w:bidi="zh_TW"/>
         </w:rPr>
-        <w:t>，</w:t>
+        <w:t>）。在</w:t>
       </w:r>
       <w:hyperlink r:id="rId14">
         <w:r>
@@ -260,14 +260,14 @@
             <w:color w:val="0000EE"/>
             <w:u w:val="single"/>
           </w:rPr>
-          <w:t>6:10</w:t>
+          <w:t>創世記五章3至8節</w:t>
         </w:r>
       </w:hyperlink>
       <w:r>
         <w:rPr>
           <w:lang w:val="zh_TW" w:bidi="zh_TW"/>
         </w:rPr>
-        <w:t>，</w:t>
+        <w:t>、</w:t>
       </w:r>
       <w:hyperlink r:id="rId15">
         <w:r>
@@ -278,14 +278,14 @@
             <w:color w:val="0000EE"/>
             <w:u w:val="single"/>
           </w:rPr>
-          <w:t>7:13</w:t>
+          <w:t>歷代志上一章1節</w:t>
         </w:r>
       </w:hyperlink>
       <w:r>
         <w:rPr>
           <w:lang w:val="zh_TW" w:bidi="zh_TW"/>
         </w:rPr>
-        <w:t>，</w:t>
+        <w:t>（有英文譯本拼寫為Sheth），以及</w:t>
       </w:r>
       <w:hyperlink r:id="rId16">
         <w:r>
@@ -296,586 +296,14 @@
             <w:color w:val="0000EE"/>
             <w:u w:val="single"/>
           </w:rPr>
-          <w:t>9:18</w:t>
+          <w:t>路加福音三章38節</w:t>
         </w:r>
       </w:hyperlink>
       <w:r>
         <w:rPr>
           <w:lang w:val="zh_TW" w:bidi="zh_TW"/>
         </w:rPr>
-        <w:t>、</w:t>
-      </w:r>
-      <w:hyperlink r:id="rId16">
-        <w:r>
-          <w:rPr>
-            <w:lang w:val="zh_TW" w:bidi="zh_TW"/>
-          </w:rPr>
-          <w:rPr>
-            <w:color w:val="0000EE"/>
-            <w:u w:val="single"/>
-          </w:rPr>
-          <w:t>23</w:t>
-        </w:r>
-      </w:hyperlink>
-      <w:r>
-        <w:rPr>
-          <w:lang w:val="zh_TW" w:bidi="zh_TW"/>
-        </w:rPr>
-        <w:t>、</w:t>
-      </w:r>
-      <w:hyperlink r:id="rId16">
-        <w:r>
-          <w:rPr>
-            <w:lang w:val="zh_TW" w:bidi="zh_TW"/>
-          </w:rPr>
-          <w:rPr>
-            <w:color w:val="0000EE"/>
-            <w:u w:val="single"/>
-          </w:rPr>
-          <w:t>26</w:t>
-        </w:r>
-      </w:hyperlink>
-      <w:hyperlink r:id="rId17">
-        <w:r>
-          <w:rPr>
-            <w:lang w:val="zh_TW" w:bidi="zh_TW"/>
-          </w:rPr>
-          <w:rPr>
-            <w:color w:val="0000EE"/>
-            <w:u w:val="single"/>
-          </w:rPr>
-          <w:t>–</w:t>
-        </w:r>
-      </w:hyperlink>
-      <w:hyperlink r:id="rId16">
-        <w:r>
-          <w:rPr>
-            <w:lang w:val="zh_TW" w:bidi="zh_TW"/>
-          </w:rPr>
-          <w:rPr>
-            <w:color w:val="0000EE"/>
-            <w:u w:val="single"/>
-          </w:rPr>
-          <w:t>27</w:t>
-        </w:r>
-      </w:hyperlink>
-      <w:r>
-        <w:rPr>
-          <w:lang w:val="zh_TW" w:bidi="zh_TW"/>
-        </w:rPr>
-        <w:t>，</w:t>
-      </w:r>
-      <w:hyperlink r:id="rId18">
-        <w:r>
-          <w:rPr>
-            <w:lang w:val="zh_TW" w:bidi="zh_TW"/>
-          </w:rPr>
-          <w:rPr>
-            <w:color w:val="0000EE"/>
-            <w:u w:val="single"/>
-          </w:rPr>
-          <w:t>11:10</w:t>
-        </w:r>
-      </w:hyperlink>
-      <w:r>
-        <w:rPr>
-          <w:lang w:val="zh_TW" w:bidi="zh_TW"/>
-        </w:rPr>
-        <w:t>；</w:t>
-      </w:r>
-      <w:hyperlink r:id="rId19">
-        <w:r>
-          <w:rPr>
-            <w:lang w:val="zh_TW" w:bidi="zh_TW"/>
-          </w:rPr>
-          <w:rPr>
-            <w:color w:val="0000EE"/>
-            <w:u w:val="single"/>
-          </w:rPr>
-          <w:t>代上1:4</w:t>
-        </w:r>
-      </w:hyperlink>
-      <w:r>
-        <w:rPr>
-          <w:lang w:val="zh_TW" w:bidi="zh_TW"/>
-        </w:rPr>
-        <w:t>、</w:t>
-      </w:r>
-      <w:hyperlink r:id="rId19">
-        <w:r>
-          <w:rPr>
-            <w:lang w:val="zh_TW" w:bidi="zh_TW"/>
-          </w:rPr>
-          <w:rPr>
-            <w:color w:val="0000EE"/>
-            <w:u w:val="single"/>
-          </w:rPr>
-          <w:t>17</w:t>
-        </w:r>
-      </w:hyperlink>
-      <w:hyperlink r:id="rId20">
-        <w:r>
-          <w:rPr>
-            <w:lang w:val="zh_TW" w:bidi="zh_TW"/>
-          </w:rPr>
-          <w:rPr>
-            <w:color w:val="0000EE"/>
-            <w:u w:val="single"/>
-          </w:rPr>
-          <w:t>–</w:t>
-        </w:r>
-      </w:hyperlink>
-      <w:hyperlink r:id="rId19">
-        <w:r>
-          <w:rPr>
-            <w:lang w:val="zh_TW" w:bidi="zh_TW"/>
-          </w:rPr>
-          <w:rPr>
-            <w:color w:val="0000EE"/>
-            <w:u w:val="single"/>
-          </w:rPr>
-          <w:t>27</w:t>
-        </w:r>
-      </w:hyperlink>
-      <w:r>
-        <w:rPr>
-          <w:lang w:val="zh_TW" w:bidi="zh_TW"/>
-        </w:rPr>
-        <w:t>；</w:t>
-      </w:r>
-      <w:hyperlink r:id="rId21">
-        <w:r>
-          <w:rPr>
-            <w:lang w:val="zh_TW" w:bidi="zh_TW"/>
-          </w:rPr>
-          <w:rPr>
-            <w:color w:val="0000EE"/>
-            <w:u w:val="single"/>
-          </w:rPr>
-          <w:t>路3:36</w:t>
-        </w:r>
-      </w:hyperlink>
-      <w:r>
-        <w:rPr>
-          <w:lang w:val="zh_TW" w:bidi="zh_TW"/>
-        </w:rPr>
-        <w:t>）和閃族的祖先（</w:t>
-      </w:r>
-      <w:hyperlink r:id="rId22">
-        <w:r>
-          <w:rPr>
-            <w:lang w:val="zh_TW" w:bidi="zh_TW"/>
-          </w:rPr>
-          <w:rPr>
-            <w:color w:val="0000EE"/>
-            <w:u w:val="single"/>
-          </w:rPr>
-          <w:t>創10:1</w:t>
-        </w:r>
-      </w:hyperlink>
-      <w:r>
-        <w:rPr>
-          <w:lang w:val="zh_TW" w:bidi="zh_TW"/>
-        </w:rPr>
-        <w:t>、</w:t>
-      </w:r>
-      <w:hyperlink r:id="rId22">
-        <w:r>
-          <w:rPr>
-            <w:lang w:val="zh_TW" w:bidi="zh_TW"/>
-          </w:rPr>
-          <w:rPr>
-            <w:color w:val="0000EE"/>
-            <w:u w:val="single"/>
-          </w:rPr>
-          <w:t>21</w:t>
-        </w:r>
-      </w:hyperlink>
-      <w:hyperlink r:id="rId23">
-        <w:r>
-          <w:rPr>
-            <w:lang w:val="zh_TW" w:bidi="zh_TW"/>
-          </w:rPr>
-          <w:rPr>
-            <w:color w:val="0000EE"/>
-            <w:u w:val="single"/>
-          </w:rPr>
-          <w:t>–</w:t>
-        </w:r>
-      </w:hyperlink>
-      <w:hyperlink r:id="rId22">
-        <w:r>
-          <w:rPr>
-            <w:lang w:val="zh_TW" w:bidi="zh_TW"/>
-          </w:rPr>
-          <w:rPr>
-            <w:color w:val="0000EE"/>
-            <w:u w:val="single"/>
-          </w:rPr>
-          <w:t>31</w:t>
-        </w:r>
-      </w:hyperlink>
-      <w:r>
-        <w:rPr>
-          <w:lang w:val="zh_TW" w:bidi="zh_TW"/>
-        </w:rPr>
-        <w:t>）。閃活了600年（</w:t>
-      </w:r>
-      <w:hyperlink r:id="rId24">
-        <w:r>
-          <w:rPr>
-            <w:lang w:val="zh_TW" w:bidi="zh_TW"/>
-          </w:rPr>
-          <w:rPr>
-            <w:color w:val="0000EE"/>
-            <w:u w:val="single"/>
-          </w:rPr>
-          <w:t>創11:10–11</w:t>
-        </w:r>
-      </w:hyperlink>
-      <w:r>
-        <w:rPr>
-          <w:lang w:val="zh_TW" w:bidi="zh_TW"/>
-        </w:rPr>
-        <w:t>）。他的名字在希伯來文中意為「名字」，可能暗示挪亞相信閃的名字將具有特別的重要性。</w:t>
-      </w:r>
-    </w:p>
-    <w:p>
-      <w:pPr/>
-      <w:r>
-        <w:rPr>
-          <w:lang w:val="zh_TW" w:bidi="zh_TW"/>
-        </w:rPr>
-      </w:r>
-      <w:r>
-        <w:rPr>
-          <w:lang w:val="zh_TW" w:bidi="zh_TW"/>
-        </w:rPr>
-        <w:t>在大洪水之後，閃和他的兄弟雅弗發現他們的父親挪亞喝醉了。他們的另一個兄弟含羞辱了他。閃與雅弗以尊敬的方式對待挪亞（</w:t>
-      </w:r>
-      <w:hyperlink r:id="rId25">
-        <w:r>
-          <w:rPr>
-            <w:lang w:val="zh_TW" w:bidi="zh_TW"/>
-          </w:rPr>
-          <w:rPr>
-            <w:color w:val="0000EE"/>
-            <w:u w:val="single"/>
-          </w:rPr>
-          <w:t>創9:20–29</w:t>
-        </w:r>
-      </w:hyperlink>
-      <w:r>
-        <w:rPr>
-          <w:lang w:val="zh_TW" w:bidi="zh_TW"/>
-        </w:rPr>
-        <w:t>）。由於他們的行為，挪亞後來詛咒了含的兒子迦南，並祝福了閃和雅弗。</w:t>
-      </w:r>
-    </w:p>
-    <w:p>
-      <w:pPr/>
-      <w:r>
-        <w:rPr>
-          <w:lang w:val="zh_TW" w:bidi="zh_TW"/>
-        </w:rPr>
-      </w:r>
-      <w:hyperlink r:id="rId26">
-        <w:r>
-          <w:rPr>
-            <w:lang w:val="zh_TW" w:bidi="zh_TW"/>
-          </w:rPr>
-          <w:rPr>
-            <w:color w:val="0000EE"/>
-            <w:u w:val="single"/>
-          </w:rPr>
-          <w:t>創世記十一章10至27節</w:t>
-        </w:r>
-      </w:hyperlink>
-      <w:r>
-        <w:rPr>
-          <w:lang w:val="zh_TW" w:bidi="zh_TW"/>
-        </w:rPr>
-        <w:t>顯示出那位應許的後裔（子孫）的家譜。這位後裔在</w:t>
-      </w:r>
-      <w:hyperlink r:id="rId27">
-        <w:r>
-          <w:rPr>
-            <w:lang w:val="zh_TW" w:bidi="zh_TW"/>
-          </w:rPr>
-          <w:rPr>
-            <w:color w:val="0000EE"/>
-            <w:u w:val="single"/>
-          </w:rPr>
-          <w:t>創世記三章15節</w:t>
-        </w:r>
-      </w:hyperlink>
-      <w:r>
-        <w:rPr>
-          <w:lang w:val="zh_TW" w:bidi="zh_TW"/>
-        </w:rPr>
-        <w:t>和</w:t>
-      </w:r>
-      <w:hyperlink r:id="rId28">
-        <w:r>
-          <w:rPr>
-            <w:lang w:val="zh_TW" w:bidi="zh_TW"/>
-          </w:rPr>
-          <w:rPr>
-            <w:color w:val="0000EE"/>
-            <w:u w:val="single"/>
-          </w:rPr>
-          <w:t>五章1至32節</w:t>
-        </w:r>
-      </w:hyperlink>
-      <w:r>
-        <w:rPr>
-          <w:lang w:val="zh_TW" w:bidi="zh_TW"/>
-        </w:rPr>
-        <w:t>中被預言將粉碎撒但。他的家系經由閃到亞伯拉罕，再經由猶大和大衛到基督（參</w:t>
-      </w:r>
-      <w:hyperlink r:id="rId21">
-        <w:r>
-          <w:rPr>
-            <w:lang w:val="zh_TW" w:bidi="zh_TW"/>
-          </w:rPr>
-          <w:rPr>
-            <w:color w:val="0000EE"/>
-            <w:u w:val="single"/>
-          </w:rPr>
-          <w:t>路3:36</w:t>
-        </w:r>
-      </w:hyperlink>
-      <w:r>
-        <w:rPr>
-          <w:lang w:val="zh_TW" w:bidi="zh_TW"/>
-        </w:rPr>
-        <w:t>）。挪亞給閃的祝福顯示他的後裔將承載</w:t>
-      </w:r>
-      <w:hyperlink r:id="rId27">
-        <w:r>
-          <w:rPr>
-            <w:lang w:val="zh_TW" w:bidi="zh_TW"/>
-          </w:rPr>
-          <w:rPr>
-            <w:color w:val="0000EE"/>
-            <w:u w:val="single"/>
-          </w:rPr>
-          <w:t>創世記三章15節</w:t>
-        </w:r>
-      </w:hyperlink>
-      <w:r>
-        <w:rPr>
-          <w:lang w:val="zh_TW" w:bidi="zh_TW"/>
-        </w:rPr>
-        <w:t>中後裔的應許。這是聖經中首次出現，神被稱為某個特定人物或群體的神。挪亞曾說迦南的子孫將服侍閃的子孫。當以色列人，閃的後裔，控制了迦南的土地時，這預言實現了（參</w:t>
-      </w:r>
-      <w:hyperlink r:id="rId29">
-        <w:r>
-          <w:rPr>
-            <w:lang w:val="zh_TW" w:bidi="zh_TW"/>
-          </w:rPr>
-          <w:rPr>
-            <w:color w:val="0000EE"/>
-            <w:u w:val="single"/>
-          </w:rPr>
-          <w:t>王上9:20–21</w:t>
-        </w:r>
-      </w:hyperlink>
-      <w:r>
-        <w:rPr>
-          <w:lang w:val="zh_TW" w:bidi="zh_TW"/>
-        </w:rPr>
-        <w:t>）。</w:t>
-      </w:r>
-    </w:p>
-    <w:p>
-      <w:pPr/>
-      <w:r>
-        <w:rPr>
-          <w:lang w:val="zh_TW" w:bidi="zh_TW"/>
-        </w:rPr>
-      </w:r>
-      <w:r>
-        <w:rPr>
-          <w:lang w:val="zh_TW" w:bidi="zh_TW"/>
-        </w:rPr>
-        <w:t>挪亞也說，雅弗會擴張並住在閃的人民中（</w:t>
-      </w:r>
-      <w:hyperlink r:id="rId30">
-        <w:r>
-          <w:rPr>
-            <w:lang w:val="zh_TW" w:bidi="zh_TW"/>
-          </w:rPr>
-          <w:rPr>
-            <w:color w:val="0000EE"/>
-            <w:u w:val="single"/>
-          </w:rPr>
-          <w:t>創9:27</w:t>
-        </w:r>
-      </w:hyperlink>
-      <w:r>
-        <w:rPr>
-          <w:lang w:val="zh_TW" w:bidi="zh_TW"/>
-        </w:rPr>
-        <w:t>）。這可能意味著雅弗的後代會增加。隨著時間的推移，他們會受益於閃的祝福。一些學者認為，這項預言在新約中應驗了：外邦人被邀請分享福音的祝福，也因此參與了教會的建立。</w:t>
-      </w:r>
-    </w:p>
-    <w:p>
-      <w:pPr/>
-      <w:r>
-        <w:rPr>
-          <w:lang w:val="zh_TW" w:bidi="zh_TW"/>
-        </w:rPr>
-      </w:r>
-      <w:r>
-        <w:rPr>
-          <w:lang w:val="zh_TW" w:bidi="zh_TW"/>
-        </w:rPr>
-        <w:t>在</w:t>
-      </w:r>
-      <w:hyperlink r:id="rId31">
-        <w:r>
-          <w:rPr>
-            <w:lang w:val="zh_TW" w:bidi="zh_TW"/>
-          </w:rPr>
-          <w:rPr>
-            <w:color w:val="0000EE"/>
-            <w:u w:val="single"/>
-          </w:rPr>
-          <w:t>創世記十章</w:t>
-        </w:r>
-      </w:hyperlink>
-      <w:r>
-        <w:rPr>
-          <w:lang w:val="zh_TW" w:bidi="zh_TW"/>
-        </w:rPr>
-        <w:t>記載的「列國表」中，列出了閃的五個後代：</w:t>
-      </w:r>
-    </w:p>
-    <w:p>
-      <w:pPr>
-        <w:pStyle w:val="ListNumber"/>
-        <w:numPr>
-          <w:ilvl w:val="0"/>
-          <w:numId w:val="14"/>
-        </w:numPr>
-        <w:spacing w:line="240" w:lineRule="auto"/>
-        <w:ind w:left="720"/>
-      </w:pPr>
-      <w:r>
-        <w:rPr>
-          <w:lang w:val="zh_TW" w:bidi="zh_TW"/>
-        </w:rPr>
-      </w:r>
-      <w:r>
-        <w:rPr>
-          <w:lang w:val="zh_TW" w:bidi="zh_TW"/>
-        </w:rPr>
-        <w:t>以攔</w:t>
-      </w:r>
-    </w:p>
-    <w:p>
-      <w:pPr>
-        <w:pStyle w:val="ListNumber"/>
-        <w:spacing w:line="240" w:lineRule="auto"/>
-        <w:ind w:left="720"/>
-      </w:pPr>
-      <w:r>
-        <w:rPr>
-          <w:lang w:val="zh_TW" w:bidi="zh_TW"/>
-        </w:rPr>
-      </w:r>
-      <w:r>
-        <w:rPr>
-          <w:lang w:val="zh_TW" w:bidi="zh_TW"/>
-        </w:rPr>
-        <w:t>亞述</w:t>
-      </w:r>
-    </w:p>
-    <w:p>
-      <w:pPr>
-        <w:pStyle w:val="ListNumber"/>
-        <w:spacing w:line="240" w:lineRule="auto"/>
-        <w:ind w:left="720"/>
-      </w:pPr>
-      <w:r>
-        <w:rPr>
-          <w:lang w:val="zh_TW" w:bidi="zh_TW"/>
-        </w:rPr>
-      </w:r>
-      <w:r>
-        <w:rPr>
-          <w:lang w:val="zh_TW" w:bidi="zh_TW"/>
-        </w:rPr>
-        <w:t>亞法撒</w:t>
-      </w:r>
-    </w:p>
-    <w:p>
-      <w:pPr>
-        <w:pStyle w:val="ListNumber"/>
-        <w:spacing w:line="240" w:lineRule="auto"/>
-        <w:ind w:left="720"/>
-      </w:pPr>
-      <w:r>
-        <w:rPr>
-          <w:lang w:val="zh_TW" w:bidi="zh_TW"/>
-        </w:rPr>
-      </w:r>
-      <w:r>
-        <w:rPr>
-          <w:lang w:val="zh_TW" w:bidi="zh_TW"/>
-        </w:rPr>
-        <w:t>路德</w:t>
-      </w:r>
-    </w:p>
-    <w:p>
-      <w:pPr>
-        <w:pStyle w:val="ListNumber"/>
-        <w:spacing w:line="240" w:lineRule="auto"/>
-        <w:ind w:left="720"/>
-      </w:pPr>
-      <w:r>
-        <w:rPr>
-          <w:lang w:val="zh_TW" w:bidi="zh_TW"/>
-        </w:rPr>
-      </w:r>
-      <w:r>
-        <w:rPr>
-          <w:lang w:val="zh_TW" w:bidi="zh_TW"/>
-        </w:rPr>
-        <w:t>亞蘭</w:t>
-      </w:r>
-    </w:p>
-    <w:p>
-      <w:pPr/>
-      <w:r>
-        <w:rPr>
-          <w:lang w:val="zh_TW" w:bidi="zh_TW"/>
-        </w:rPr>
-      </w:r>
-      <w:r>
-        <w:rPr>
-          <w:lang w:val="zh_TW" w:bidi="zh_TW"/>
-        </w:rPr>
-        <w:t>在這些後裔中，特別強調的是來自亞法撒德家系的希伯，其家系在</w:t>
-      </w:r>
-      <w:hyperlink r:id="rId32">
-        <w:r>
-          <w:rPr>
-            <w:lang w:val="zh_TW" w:bidi="zh_TW"/>
-          </w:rPr>
-          <w:rPr>
-            <w:color w:val="0000EE"/>
-            <w:u w:val="single"/>
-          </w:rPr>
-          <w:t>創世記十一章16至27節</w:t>
-        </w:r>
-      </w:hyperlink>
-      <w:r>
-        <w:rPr>
-          <w:lang w:val="zh_TW" w:bidi="zh_TW"/>
-        </w:rPr>
-        <w:t>中被追溯至亞伯拉罕。</w:t>
+        <w:t>的家譜中，塞特被記載為亞當的長子。耶穌正是藉著塞特的譜系而生。塞特是以挪士的父親，並活了912年。</w:t>
       </w:r>
     </w:p>
     <w:p>
@@ -896,115 +324,13 @@
         <w:rPr>
           <w:lang w:val="zh_TW" w:bidi="zh_TW"/>
         </w:rPr>
-        <w:t>亞伯拉罕</w:t>
-      </w:r>
-      <w:r>
-        <w:rPr>
-          <w:lang w:val="zh_TW" w:bidi="zh_TW"/>
-        </w:rPr>
-        <w:t>；</w:t>
-      </w:r>
-      <w:r>
-        <w:rPr>
-          <w:lang w:val="zh_TW" w:bidi="zh_TW"/>
-        </w:rPr>
         <w:t>耶穌基督的家譜</w:t>
       </w:r>
       <w:r>
         <w:rPr>
           <w:lang w:val="zh_TW" w:bidi="zh_TW"/>
         </w:rPr>
-        <w:t>；</w:t>
-      </w:r>
-      <w:r>
-        <w:rPr>
-          <w:lang w:val="zh_TW" w:bidi="zh_TW"/>
-        </w:rPr>
-        <w:t>列國</w:t>
-      </w:r>
-      <w:r>
-        <w:rPr>
-          <w:lang w:val="zh_TW" w:bidi="zh_TW"/>
-        </w:rPr>
-        <w:t>、</w:t>
-      </w:r>
-      <w:r>
-        <w:rPr>
-          <w:lang w:val="zh_TW" w:bidi="zh_TW"/>
-        </w:rPr>
-        <w:t>挪亞</w:t>
-      </w:r>
-      <w:r>
-        <w:rPr>
-          <w:lang w:val="zh_TW" w:bidi="zh_TW"/>
-        </w:rPr>
         <w:t>。</w:t>
-      </w:r>
-      <w:r>
-        <w:rPr>
-          <w:lang w:val="zh_TW" w:bidi="zh_TW"/>
-        </w:rPr>
-      </w:r>
-      <w:r>
-        <w:rPr>
-          <w:lang w:val="zh_TW" w:bidi="zh_TW"/>
-        </w:rPr>
-      </w:r>
-    </w:p>
-    <w:p>
-      <w:pPr/>
-      <w:r>
-        <w:rPr>
-          <w:lang w:val="zh_TW" w:bidi="zh_TW"/>
-        </w:rPr>
-      </w:r>
-    </w:p>
-    <w:p>
-      <w:pPr>
-        <w:pStyle w:val="Heading2"/>
-      </w:pPr>
-      <w:r>
-        <w:rPr>
-          <w:lang w:val="zh_TW" w:bidi="zh_TW"/>
-        </w:rPr>
-        <w:t>善以別</w:t>
-      </w:r>
-      <w:r>
-        <w:rPr>
-          <w:lang w:val="zh_TW" w:bidi="zh_TW"/>
-        </w:rPr>
-      </w:r>
-    </w:p>
-    <w:p>
-      <w:pPr/>
-      <w:r>
-        <w:rPr>
-          <w:lang w:val="zh_TW" w:bidi="zh_TW"/>
-        </w:rPr>
-      </w:r>
-      <w:r>
-        <w:rPr>
-          <w:lang w:val="zh_TW" w:bidi="zh_TW"/>
-        </w:rPr>
-        <w:t>善以別是洗扁王，曾與另外四個王結盟反抗基大老瑪及其盟軍。在善以別連同所多瑪和蛾摩拉的軍隊戰敗後，亞伯拉罕救出了被擄的羅得（</w:t>
-      </w:r>
-      <w:hyperlink r:id="rId33">
-        <w:r>
-          <w:rPr>
-            <w:lang w:val="zh_TW" w:bidi="zh_TW"/>
-          </w:rPr>
-          <w:rPr>
-            <w:color w:val="0000EE"/>
-            <w:u w:val="single"/>
-          </w:rPr>
-          <w:t>創14:2</w:t>
-        </w:r>
-      </w:hyperlink>
-      <w:r>
-        <w:rPr>
-          <w:lang w:val="zh_TW" w:bidi="zh_TW"/>
-        </w:rPr>
-        <w:t>）。</w:t>
       </w:r>
       <w:r>
         <w:rPr>
@@ -2906,12 +2232,6 @@
   </w:num>
   <w:num w:numId="13" w16cid:durableId="592781308">
     <w:abstractNumId w:val="11"/>
-  </w:num>
-  <w:num w:numId="14">
-    <w:abstractNumId w:val="3"/>
-    <w:lvlOverride w:ilvl="0">
-      <w:startOverride w:val="1"/>
-    </w:lvlOverride>
   </w:num>
   <w:numIdMacAtCleanup w:val="10"/>
 </w:numbering>

--- a/zht/docx/143.content.docx
+++ b/zht/docx/143.content.docx
@@ -149,7 +149,7 @@
         <w:rPr>
           <w:lang w:val="zh_TW" w:bidi="zh_TW"/>
         </w:rPr>
-        <w:t>sai</w:t>
+        <w:t>rou</w:t>
       </w:r>
       <w:r>
         <w:rPr>
@@ -212,7 +212,7 @@
         <w:rPr>
           <w:lang w:val="zh_TW" w:bidi="zh_TW"/>
         </w:rPr>
-        <w:t>塞特</w:t>
+        <w:t>肉體</w:t>
       </w:r>
       <w:r>
         <w:rPr>
@@ -231,79 +231,18 @@
         <w:rPr>
           <w:lang w:val="zh_TW" w:bidi="zh_TW"/>
         </w:rPr>
-        <w:t>亞當和夏娃的第三個兒子。他取代了被該隱殺害的亞伯（</w:t>
-      </w:r>
-      <w:hyperlink r:id="rId13">
-        <w:r>
-          <w:rPr>
-            <w:lang w:val="zh_TW" w:bidi="zh_TW"/>
-          </w:rPr>
-          <w:rPr>
-            <w:color w:val="0000EE"/>
-            <w:u w:val="single"/>
-          </w:rPr>
-          <w:t>創4:25</w:t>
-        </w:r>
-      </w:hyperlink>
-      <w:r>
-        <w:rPr>
-          <w:lang w:val="zh_TW" w:bidi="zh_TW"/>
-        </w:rPr>
-        <w:t>）。在</w:t>
-      </w:r>
-      <w:hyperlink r:id="rId14">
-        <w:r>
-          <w:rPr>
-            <w:lang w:val="zh_TW" w:bidi="zh_TW"/>
-          </w:rPr>
-          <w:rPr>
-            <w:color w:val="0000EE"/>
-            <w:u w:val="single"/>
-          </w:rPr>
-          <w:t>創世記五章3至8節</w:t>
-        </w:r>
-      </w:hyperlink>
-      <w:r>
-        <w:rPr>
-          <w:lang w:val="zh_TW" w:bidi="zh_TW"/>
-        </w:rPr>
-        <w:t>、</w:t>
-      </w:r>
-      <w:hyperlink r:id="rId15">
-        <w:r>
-          <w:rPr>
-            <w:lang w:val="zh_TW" w:bidi="zh_TW"/>
-          </w:rPr>
-          <w:rPr>
-            <w:color w:val="0000EE"/>
-            <w:u w:val="single"/>
-          </w:rPr>
-          <w:t>歷代志上一章1節</w:t>
-        </w:r>
-      </w:hyperlink>
-      <w:r>
-        <w:rPr>
-          <w:lang w:val="zh_TW" w:bidi="zh_TW"/>
-        </w:rPr>
-        <w:t>（有英文譯本拼寫為Sheth），以及</w:t>
-      </w:r>
-      <w:hyperlink r:id="rId16">
-        <w:r>
-          <w:rPr>
-            <w:lang w:val="zh_TW" w:bidi="zh_TW"/>
-          </w:rPr>
-          <w:rPr>
-            <w:color w:val="0000EE"/>
-            <w:u w:val="single"/>
-          </w:rPr>
-          <w:t>路加福音三章38節</w:t>
-        </w:r>
-      </w:hyperlink>
-      <w:r>
-        <w:rPr>
-          <w:lang w:val="zh_TW" w:bidi="zh_TW"/>
-        </w:rPr>
-        <w:t>的家譜中，塞特被記載為亞當的長子。耶穌正是藉著塞特的譜系而生。塞特是以挪士的父親，並活了912年。</w:t>
+        <w:t>身體：人類的肉身存在；人的整體生命；人屬肉體的本性。</w:t>
+      </w:r>
+    </w:p>
+    <w:p>
+      <w:pPr>
+        <w:pStyle w:val="Heading3"/>
+      </w:pPr>
+      <w:r>
+        <w:rPr>
+          <w:lang w:val="zh_TW" w:bidi="zh_TW"/>
+        </w:rPr>
+        <w:t>在舊約聖經中</w:t>
       </w:r>
     </w:p>
     <w:p>
@@ -315,16 +254,1737 @@
       </w:r>
       <w:r>
         <w:rPr>
+          <w:lang w:val="zh_TW" w:bidi="zh_TW"/>
+        </w:rPr>
+        <w:t>這個字詞常用來指身體的物質部分，無論是指人（</w:t>
+      </w:r>
+      <w:hyperlink r:id="rId13">
+        <w:r>
+          <w:rPr>
+            <w:lang w:val="zh_TW" w:bidi="zh_TW"/>
+          </w:rPr>
+          <w:rPr>
+            <w:color w:val="0000EE"/>
+            <w:u w:val="single"/>
+          </w:rPr>
+          <w:t>創40:19</w:t>
+        </w:r>
+      </w:hyperlink>
+      <w:r>
+        <w:rPr>
+          <w:lang w:val="zh_TW" w:bidi="zh_TW"/>
+        </w:rPr>
+        <w:t>）或動物（</w:t>
+      </w:r>
+      <w:hyperlink r:id="rId14">
+        <w:r>
+          <w:rPr>
+            <w:lang w:val="zh_TW" w:bidi="zh_TW"/>
+          </w:rPr>
+          <w:rPr>
+            <w:color w:val="0000EE"/>
+            <w:u w:val="single"/>
+          </w:rPr>
+          <w:t>利6:27</w:t>
+        </w:r>
+      </w:hyperlink>
+      <w:r>
+        <w:rPr>
+          <w:lang w:val="zh_TW" w:bidi="zh_TW"/>
+        </w:rPr>
+        <w:t>）。然而，「肉體」在舊約聖經中有多種不同的意思。有時它代表整個身體（</w:t>
+      </w:r>
+      <w:hyperlink r:id="rId15">
+        <w:r>
+          <w:rPr>
+            <w:lang w:val="zh_TW" w:bidi="zh_TW"/>
+          </w:rPr>
+          <w:rPr>
+            <w:color w:val="0000EE"/>
+            <w:u w:val="single"/>
+          </w:rPr>
+          <w:t>箴14:30</w:t>
+        </w:r>
+      </w:hyperlink>
+      <w:r>
+        <w:rPr>
+          <w:lang w:val="zh_TW" w:bidi="zh_TW"/>
+        </w:rPr>
+        <w:t>），其含義進一步延伸為整個人本身（「我的肉身也要安然居住」</w:t>
+      </w:r>
+      <w:hyperlink r:id="rId16">
+        <w:r>
+          <w:rPr>
+            <w:lang w:val="zh_TW" w:bidi="zh_TW"/>
+          </w:rPr>
+          <w:rPr>
+            <w:color w:val="0000EE"/>
+            <w:u w:val="single"/>
+          </w:rPr>
+          <w:t>詩16:9</w:t>
+        </w:r>
+      </w:hyperlink>
+      <w:r>
+        <w:rPr>
+          <w:lang w:val="zh_TW" w:bidi="zh_TW"/>
+        </w:rPr>
+        <w:t>）。這個觀念也引入了兩人（男女）在婚姻中的聯合，被稱為「成為一體」（</w:t>
+      </w:r>
+      <w:hyperlink r:id="rId17">
+        <w:r>
+          <w:rPr>
+            <w:lang w:val="zh_TW" w:bidi="zh_TW"/>
+          </w:rPr>
+          <w:rPr>
+            <w:color w:val="0000EE"/>
+            <w:u w:val="single"/>
+          </w:rPr>
+          <w:t>創2:24</w:t>
+        </w:r>
+      </w:hyperlink>
+      <w:r>
+        <w:rPr>
+          <w:lang w:val="zh_TW" w:bidi="zh_TW"/>
+        </w:rPr>
+        <w:t>），同樣地，一個人也可對親屬說：「我是你們的骨肉」（</w:t>
+      </w:r>
+      <w:hyperlink r:id="rId18">
+        <w:r>
+          <w:rPr>
+            <w:lang w:val="zh_TW" w:bidi="zh_TW"/>
+          </w:rPr>
+          <w:rPr>
+            <w:color w:val="0000EE"/>
+            <w:u w:val="single"/>
+          </w:rPr>
+          <w:t>士9:2</w:t>
+        </w:r>
+      </w:hyperlink>
+      <w:r>
+        <w:rPr>
+          <w:lang w:val="zh_TW" w:bidi="zh_TW"/>
+        </w:rPr>
+        <w:t>）。「肉體」作為整個人的觀念，引申出「凡有血氣的」這種說法，並用來指全人類，有時甚至包括動物界。</w:t>
+      </w:r>
+    </w:p>
+    <w:p>
+      <w:pPr/>
+      <w:r>
+        <w:rPr>
+          <w:lang w:val="zh_TW" w:bidi="zh_TW"/>
+        </w:rPr>
+      </w:r>
+      <w:r>
+        <w:rPr>
+          <w:lang w:val="zh_TW" w:bidi="zh_TW"/>
+        </w:rPr>
+        <w:t>或許，「肉體」在舊約聖經中最具特色的用法，是用來表達人相對於神的軟弱與有限。「人既屬乎血氣，我的靈就不永遠住在他裡面」（</w:t>
+      </w:r>
+      <w:hyperlink r:id="rId19">
+        <w:r>
+          <w:rPr>
+            <w:lang w:val="zh_TW" w:bidi="zh_TW"/>
+          </w:rPr>
+          <w:rPr>
+            <w:color w:val="0000EE"/>
+            <w:u w:val="single"/>
+          </w:rPr>
+          <w:t>創6:3</w:t>
+        </w:r>
+      </w:hyperlink>
+      <w:r>
+        <w:rPr>
+          <w:lang w:val="zh_TW" w:bidi="zh_TW"/>
+        </w:rPr>
+        <w:t>）。在</w:t>
+      </w:r>
+      <w:hyperlink r:id="rId20">
+        <w:r>
+          <w:rPr>
+            <w:lang w:val="zh_TW" w:bidi="zh_TW"/>
+          </w:rPr>
+          <w:rPr>
+            <w:color w:val="0000EE"/>
+            <w:u w:val="single"/>
+          </w:rPr>
+          <w:t>詩篇七十八篇39節</w:t>
+        </w:r>
+      </w:hyperlink>
+      <w:r>
+        <w:rPr>
+          <w:lang w:val="zh_TW" w:bidi="zh_TW"/>
+        </w:rPr>
+        <w:t>中，神將人的罪歸因於他們只是血氣之人。在</w:t>
+      </w:r>
+      <w:hyperlink r:id="rId21">
+        <w:r>
+          <w:rPr>
+            <w:lang w:val="zh_TW" w:bidi="zh_TW"/>
+          </w:rPr>
+          <w:rPr>
+            <w:color w:val="0000EE"/>
+            <w:u w:val="single"/>
+          </w:rPr>
+          <w:t>歷代志下三十二章8節</w:t>
+        </w:r>
+      </w:hyperlink>
+      <w:r>
+        <w:rPr>
+          <w:lang w:val="zh_TW" w:bidi="zh_TW"/>
+        </w:rPr>
+        <w:t>中，亞述王的「肉臂」（意即他的軟弱）與全能的神形成對比。信靠神的人毋須懼怕「血氣」能作甚麼（</w:t>
+      </w:r>
+      <w:hyperlink r:id="rId22">
+        <w:r>
+          <w:rPr>
+            <w:lang w:val="zh_TW" w:bidi="zh_TW"/>
+          </w:rPr>
+          <w:rPr>
+            <w:color w:val="0000EE"/>
+            <w:u w:val="single"/>
+          </w:rPr>
+          <w:t>詩56:4</w:t>
+        </w:r>
+      </w:hyperlink>
+      <w:r>
+        <w:rPr>
+          <w:lang w:val="zh_TW" w:bidi="zh_TW"/>
+        </w:rPr>
+        <w:t>），但倚靠人的血肉而不倚靠神的人必受咒詛（</w:t>
+      </w:r>
+      <w:hyperlink r:id="rId23">
+        <w:r>
+          <w:rPr>
+            <w:lang w:val="zh_TW" w:bidi="zh_TW"/>
+          </w:rPr>
+          <w:rPr>
+            <w:color w:val="0000EE"/>
+            <w:u w:val="single"/>
+          </w:rPr>
+          <w:t>耶17:5</w:t>
+        </w:r>
+      </w:hyperlink>
+      <w:r>
+        <w:rPr>
+          <w:lang w:val="zh_TW" w:bidi="zh_TW"/>
+        </w:rPr>
+        <w:t>）。在</w:t>
+      </w:r>
+      <w:hyperlink r:id="rId24">
+        <w:r>
+          <w:rPr>
+            <w:lang w:val="zh_TW" w:bidi="zh_TW"/>
+          </w:rPr>
+          <w:rPr>
+            <w:color w:val="0000EE"/>
+            <w:u w:val="single"/>
+          </w:rPr>
+          <w:t>以賽亞書三十一章3節</w:t>
+        </w:r>
+      </w:hyperlink>
+      <w:r>
+        <w:rPr>
+          <w:lang w:val="zh_TW" w:bidi="zh_TW"/>
+        </w:rPr>
+        <w:t>中，血氣與靈相對，如同軟弱與能力的對比。</w:t>
+      </w:r>
+    </w:p>
+    <w:p>
+      <w:pPr/>
+      <w:r>
+        <w:rPr>
+          <w:lang w:val="zh_TW" w:bidi="zh_TW"/>
+        </w:rPr>
+      </w:r>
+      <w:r>
+        <w:rPr>
+          <w:lang w:val="zh_TW" w:bidi="zh_TW"/>
+        </w:rPr>
+        <w:t>然而，舊約聖經從未將「肉體」視為罪惡。肉體是神用地上的塵土所造（</w:t>
+      </w:r>
+      <w:hyperlink r:id="rId25">
+        <w:r>
+          <w:rPr>
+            <w:lang w:val="zh_TW" w:bidi="zh_TW"/>
+          </w:rPr>
+          <w:rPr>
+            <w:color w:val="0000EE"/>
+            <w:u w:val="single"/>
+          </w:rPr>
+          <w:t>創2:7</w:t>
+        </w:r>
+      </w:hyperlink>
+      <w:r>
+        <w:rPr>
+          <w:lang w:val="zh_TW" w:bidi="zh_TW"/>
+        </w:rPr>
+        <w:t>），既然出於神的創造，本質上就是美好的。</w:t>
+      </w:r>
+    </w:p>
+    <w:p>
+      <w:pPr>
+        <w:pStyle w:val="Heading3"/>
+      </w:pPr>
+      <w:r>
+        <w:rPr>
+          <w:lang w:val="zh_TW" w:bidi="zh_TW"/>
+        </w:rPr>
+        <w:t>在新約聖經中</w:t>
+      </w:r>
+    </w:p>
+    <w:p>
+      <w:pPr/>
+      <w:r>
+        <w:rPr>
+          <w:lang w:val="zh_TW" w:bidi="zh_TW"/>
+        </w:rPr>
+      </w:r>
+      <w:r>
+        <w:rPr>
+          <w:lang w:val="zh_TW" w:bidi="zh_TW"/>
+        </w:rPr>
+        <w:t>保羅賦予「肉體」（希臘文</w:t>
+      </w:r>
+      <w:r>
+        <w:rPr>
           <w:i/>
           <w:lang w:val="zh_TW" w:bidi="zh_TW"/>
         </w:rPr>
+        <w:t>sarx</w:t>
+      </w:r>
+      <w:r>
+        <w:rPr>
+          <w:lang w:val="zh_TW" w:bidi="zh_TW"/>
+        </w:rPr>
+        <w:t>）多重且常具獨特性的含義。</w:t>
+      </w:r>
+    </w:p>
+    <w:p>
+      <w:pPr>
+        <w:pStyle w:val="Heading4"/>
+      </w:pPr>
+      <w:r>
+        <w:rPr>
+          <w:lang w:val="zh_TW" w:bidi="zh_TW"/>
+        </w:rPr>
+        <w:t>肉體作為身體的物質部分</w:t>
+      </w:r>
+    </w:p>
+    <w:p>
+      <w:pPr/>
+      <w:r>
+        <w:rPr>
+          <w:lang w:val="zh_TW" w:bidi="zh_TW"/>
+        </w:rPr>
+      </w:r>
+      <w:r>
+        <w:rPr>
+          <w:lang w:val="zh_TW" w:bidi="zh_TW"/>
+        </w:rPr>
+        <w:t>「肉體」經常用來指構成人體的組織。聖經中提到不同種類的肉體——「人」、「獸」、「鳥」、「魚」（</w:t>
+      </w:r>
+      <w:hyperlink r:id="rId26">
+        <w:r>
+          <w:rPr>
+            <w:lang w:val="zh_TW" w:bidi="zh_TW"/>
+          </w:rPr>
+          <w:rPr>
+            <w:color w:val="0000EE"/>
+            <w:u w:val="single"/>
+          </w:rPr>
+          <w:t>林前15:39</w:t>
+        </w:r>
+      </w:hyperlink>
+      <w:r>
+        <w:rPr>
+          <w:lang w:val="zh_TW" w:bidi="zh_TW"/>
+        </w:rPr>
+        <w:t>）。人在肉體中會經歷痛苦與患難（</w:t>
+      </w:r>
+      <w:hyperlink r:id="rId27">
+        <w:r>
+          <w:rPr>
+            <w:lang w:val="zh_TW" w:bidi="zh_TW"/>
+          </w:rPr>
+          <w:rPr>
+            <w:color w:val="0000EE"/>
+            <w:u w:val="single"/>
+          </w:rPr>
+          <w:t>林後12:7</w:t>
+        </w:r>
+      </w:hyperlink>
+      <w:r>
+        <w:rPr>
+          <w:lang w:val="zh_TW" w:bidi="zh_TW"/>
+        </w:rPr>
+        <w:t>），割禮也是在肉身上行的（</w:t>
+      </w:r>
+      <w:hyperlink r:id="rId28">
+        <w:r>
+          <w:rPr>
+            <w:lang w:val="zh_TW" w:bidi="zh_TW"/>
+          </w:rPr>
+          <w:rPr>
+            <w:color w:val="0000EE"/>
+            <w:u w:val="single"/>
+          </w:rPr>
+          <w:t>羅2:28</w:t>
+        </w:r>
+      </w:hyperlink>
+      <w:r>
+        <w:rPr>
+          <w:lang w:val="zh_TW" w:bidi="zh_TW"/>
+        </w:rPr>
+        <w:t>）。這些經文中的「肉體」並非指罪性，而是指會朽壞、不能承受神國的有限之體（</w:t>
+      </w:r>
+      <w:hyperlink r:id="rId29">
+        <w:r>
+          <w:rPr>
+            <w:lang w:val="zh_TW" w:bidi="zh_TW"/>
+          </w:rPr>
+          <w:rPr>
+            <w:color w:val="0000EE"/>
+            <w:u w:val="single"/>
+          </w:rPr>
+          <w:t>林前15:50</w:t>
+        </w:r>
+      </w:hyperlink>
+      <w:r>
+        <w:rPr>
+          <w:lang w:val="zh_TW" w:bidi="zh_TW"/>
+        </w:rPr>
+        <w:t>）。耶穌的身體也是真實的肉身（</w:t>
+      </w:r>
+      <w:hyperlink r:id="rId30">
+        <w:r>
+          <w:rPr>
+            <w:lang w:val="zh_TW" w:bidi="zh_TW"/>
+          </w:rPr>
+          <w:rPr>
+            <w:color w:val="0000EE"/>
+            <w:u w:val="single"/>
+          </w:rPr>
+          <w:t>西1:22</w:t>
+        </w:r>
+      </w:hyperlink>
+      <w:r>
+        <w:rPr>
+          <w:lang w:val="zh_TW" w:bidi="zh_TW"/>
+        </w:rPr>
+        <w:t>）。</w:t>
+      </w:r>
+    </w:p>
+    <w:p>
+      <w:pPr>
+        <w:pStyle w:val="Heading4"/>
+      </w:pPr>
+      <w:r>
+        <w:rPr>
+          <w:lang w:val="zh_TW" w:bidi="zh_TW"/>
+        </w:rPr>
+        <w:t>肉體作為整個身體</w:t>
+      </w:r>
+    </w:p>
+    <w:p>
+      <w:pPr/>
+      <w:r>
+        <w:rPr>
+          <w:lang w:val="zh_TW" w:bidi="zh_TW"/>
+        </w:rPr>
+      </w:r>
+      <w:r>
+        <w:rPr>
+          <w:lang w:val="zh_TW" w:bidi="zh_TW"/>
+        </w:rPr>
+        <w:t>由於語義的自然延伸，「肉體」有時會以部分代表全體，不僅指身體的肉質部分，也可代表整個身體。因此，保羅可以說「我身子雖不在你們那裡」（</w:t>
+      </w:r>
+      <w:hyperlink r:id="rId31">
+        <w:r>
+          <w:rPr>
+            <w:lang w:val="zh_TW" w:bidi="zh_TW"/>
+          </w:rPr>
+          <w:rPr>
+            <w:color w:val="0000EE"/>
+            <w:u w:val="single"/>
+          </w:rPr>
+          <w:t>林前5:3</w:t>
+        </w:r>
+      </w:hyperlink>
+      <w:r>
+        <w:rPr>
+          <w:lang w:val="zh_TW" w:bidi="zh_TW"/>
+        </w:rPr>
+        <w:t>），或說「我身子雖與你們相離」（</w:t>
+      </w:r>
+      <w:hyperlink r:id="rId32">
+        <w:r>
+          <w:rPr>
+            <w:lang w:val="zh_TW" w:bidi="zh_TW"/>
+          </w:rPr>
+          <w:rPr>
+            <w:color w:val="0000EE"/>
+            <w:u w:val="single"/>
+          </w:rPr>
+          <w:t>西2:5</w:t>
+        </w:r>
+      </w:hyperlink>
+      <w:r>
+        <w:rPr>
+          <w:lang w:val="zh_TW" w:bidi="zh_TW"/>
+        </w:rPr>
+        <w:t>）。保羅也說，耶穌的生命可以在我們的身體上或在我們必死的肉身上顯明出來（</w:t>
+      </w:r>
+      <w:hyperlink r:id="rId33">
+        <w:r>
+          <w:rPr>
+            <w:lang w:val="zh_TW" w:bidi="zh_TW"/>
+          </w:rPr>
+          <w:rPr>
+            <w:color w:val="0000EE"/>
+            <w:u w:val="single"/>
+          </w:rPr>
+          <w:t>林後4:10–11</w:t>
+        </w:r>
+      </w:hyperlink>
+      <w:r>
+        <w:rPr>
+          <w:lang w:val="zh_TW" w:bidi="zh_TW"/>
+        </w:rPr>
+        <w:t>）。又如：「與娼妓聯合的，便是與她成為一體嗎？因為主說：『二人要成為一體』」（</w:t>
+      </w:r>
+      <w:hyperlink r:id="rId34">
+        <w:r>
+          <w:rPr>
+            <w:lang w:val="zh_TW" w:bidi="zh_TW"/>
+          </w:rPr>
+          <w:rPr>
+            <w:color w:val="0000EE"/>
+            <w:u w:val="single"/>
+          </w:rPr>
+          <w:t>林前6:16</w:t>
+        </w:r>
+      </w:hyperlink>
+      <w:r>
+        <w:rPr>
+          <w:lang w:val="zh_TW" w:bidi="zh_TW"/>
+        </w:rPr>
+        <w:t>）。</w:t>
+      </w:r>
+    </w:p>
+    <w:p>
+      <w:pPr>
+        <w:pStyle w:val="Heading4"/>
+      </w:pPr>
+      <w:r>
+        <w:rPr>
+          <w:lang w:val="zh_TW" w:bidi="zh_TW"/>
+        </w:rPr>
+        <w:t>肉體作為與人的出身有關的概念</w:t>
+      </w:r>
+    </w:p>
+    <w:p>
+      <w:pPr/>
+      <w:r>
+        <w:rPr>
+          <w:lang w:val="zh_TW" w:bidi="zh_TW"/>
+        </w:rPr>
+      </w:r>
+      <w:r>
+        <w:rPr>
+          <w:lang w:val="zh_TW" w:bidi="zh_TW"/>
+        </w:rPr>
+        <w:t>承襲舊約聖經的用法，保羅使用「肉體」一詞，不僅指身體的組成或身體本身，更具體地指由肉體構成的人。在這種用法中，「肉體」一詞可指人的血緣關係、肉身出身，以及使人彼此相連的天然聯繫。保羅提到他「骨肉之親」的同胞，就是猶太人。（</w:t>
+      </w:r>
+      <w:hyperlink r:id="rId35">
+        <w:r>
+          <w:rPr>
+            <w:lang w:val="zh_TW" w:bidi="zh_TW"/>
+          </w:rPr>
+          <w:rPr>
+            <w:color w:val="0000EE"/>
+            <w:u w:val="single"/>
+          </w:rPr>
+          <w:t>羅9:3</w:t>
+        </w:r>
+      </w:hyperlink>
+      <w:r>
+        <w:rPr>
+          <w:lang w:val="zh_TW" w:bidi="zh_TW"/>
+        </w:rPr>
+        <w:t>），甚至以「我骨肉」（</w:t>
+      </w:r>
+      <w:hyperlink r:id="rId36">
+        <w:r>
+          <w:rPr>
+            <w:lang w:val="zh_TW" w:bidi="zh_TW"/>
+          </w:rPr>
+          <w:rPr>
+            <w:color w:val="0000EE"/>
+            <w:u w:val="single"/>
+          </w:rPr>
+          <w:t>11:14</w:t>
+        </w:r>
+      </w:hyperlink>
+      <w:r>
+        <w:rPr>
+          <w:lang w:val="zh_TW" w:bidi="zh_TW"/>
+        </w:rPr>
+        <w:t>）作為這些同胞的同義詞。「肉身所生的兒女」（</w:t>
+      </w:r>
+      <w:hyperlink r:id="rId37">
+        <w:r>
+          <w:rPr>
+            <w:lang w:val="zh_TW" w:bidi="zh_TW"/>
+          </w:rPr>
+          <w:rPr>
+            <w:color w:val="0000EE"/>
+            <w:u w:val="single"/>
+          </w:rPr>
+          <w:t>9:8</w:t>
+        </w:r>
+      </w:hyperlink>
+      <w:r>
+        <w:rPr>
+          <w:lang w:val="zh_TW" w:bidi="zh_TW"/>
+        </w:rPr>
+        <w:t>）是指按自然生育而生的人，與那些因神介入而得生的人形成對比。基督按肉體說，是從大衛後裔生的（</w:t>
+      </w:r>
+      <w:hyperlink r:id="rId38">
+        <w:r>
+          <w:rPr>
+            <w:lang w:val="zh_TW" w:bidi="zh_TW"/>
+          </w:rPr>
+          <w:rPr>
+            <w:color w:val="0000EE"/>
+            <w:u w:val="single"/>
+          </w:rPr>
+          <w:t>1:3</w:t>
+        </w:r>
+      </w:hyperlink>
+      <w:r>
+        <w:rPr>
+          <w:lang w:val="zh_TW" w:bidi="zh_TW"/>
+        </w:rPr>
+        <w:t>）。「按肉體」這個片語不僅指祂身體生命的來源，更指祂整個人性的存在，包括祂的身體與祂作為人的靈。</w:t>
+      </w:r>
+    </w:p>
+    <w:p>
+      <w:pPr>
+        <w:pStyle w:val="Heading4"/>
+      </w:pPr>
+      <w:r>
+        <w:rPr>
+          <w:lang w:val="zh_TW" w:bidi="zh_TW"/>
+        </w:rPr>
+        <w:t>肉體作為人的存在</w:t>
+      </w:r>
+    </w:p>
+    <w:p>
+      <w:pPr/>
+      <w:r>
+        <w:rPr>
+          <w:lang w:val="zh_TW" w:bidi="zh_TW"/>
+        </w:rPr>
+      </w:r>
+      <w:r>
+        <w:rPr>
+          <w:lang w:val="zh_TW" w:bidi="zh_TW"/>
+        </w:rPr>
+        <w:t>「肉體」的另一種用法就是單純指人的存在。只要人還活在身體中，就可說是「在肉身之中」。因此，保羅可以說他「在肉身」所活的生命是憑著信神的兒子而活（</w:t>
+      </w:r>
+      <w:hyperlink r:id="rId39">
+        <w:r>
+          <w:rPr>
+            <w:lang w:val="zh_TW" w:bidi="zh_TW"/>
+          </w:rPr>
+          <w:rPr>
+            <w:color w:val="0000EE"/>
+            <w:u w:val="single"/>
+          </w:rPr>
+          <w:t>加2:20</w:t>
+        </w:r>
+      </w:hyperlink>
+      <w:r>
+        <w:rPr>
+          <w:lang w:val="zh_TW" w:bidi="zh_TW"/>
+        </w:rPr>
+        <w:t>）。保羅在提到耶穌地上的事工時說，祂「以自己的身體」廢掉猶太人和外邦人之間的冤仇（</w:t>
+      </w:r>
+      <w:hyperlink r:id="rId40">
+        <w:r>
+          <w:rPr>
+            <w:lang w:val="zh_TW" w:bidi="zh_TW"/>
+          </w:rPr>
+          <w:rPr>
+            <w:color w:val="0000EE"/>
+            <w:u w:val="single"/>
+          </w:rPr>
+          <w:t>弗2:15</w:t>
+        </w:r>
+      </w:hyperlink>
+      <w:r>
+        <w:rPr>
+          <w:lang w:val="zh_TW" w:bidi="zh_TW"/>
+        </w:rPr>
+        <w:t>）。彼得也用同樣的意思說，耶穌「按著肉體」被治死（</w:t>
+      </w:r>
+      <w:hyperlink r:id="rId41">
+        <w:r>
+          <w:rPr>
+            <w:lang w:val="zh_TW" w:bidi="zh_TW"/>
+          </w:rPr>
+          <w:rPr>
+            <w:color w:val="0000EE"/>
+            <w:u w:val="single"/>
+          </w:rPr>
+          <w:t>彼前3:18</w:t>
+        </w:r>
+      </w:hyperlink>
+      <w:r>
+        <w:rPr>
+          <w:lang w:val="zh_TW" w:bidi="zh_TW"/>
+        </w:rPr>
+        <w:t>）。約翰也這樣說：「耶穌基督是成了肉身來的」（</w:t>
+      </w:r>
+      <w:hyperlink r:id="rId42">
+        <w:r>
+          <w:rPr>
+            <w:lang w:val="zh_TW" w:bidi="zh_TW"/>
+          </w:rPr>
+          <w:rPr>
+            <w:color w:val="0000EE"/>
+            <w:u w:val="single"/>
+          </w:rPr>
+          <w:t>約一4:2</w:t>
+        </w:r>
+      </w:hyperlink>
+      <w:r>
+        <w:rPr>
+          <w:lang w:val="zh_TW" w:bidi="zh_TW"/>
+        </w:rPr>
+        <w:t>）。這種用法最明顯地體現在約翰福音的宣告：「道成了肉身，住在我們中間」（</w:t>
+      </w:r>
+      <w:hyperlink r:id="rId43">
+        <w:r>
+          <w:rPr>
+            <w:lang w:val="zh_TW" w:bidi="zh_TW"/>
+          </w:rPr>
+          <w:rPr>
+            <w:color w:val="0000EE"/>
+            <w:u w:val="single"/>
+          </w:rPr>
+          <w:t>約1:14</w:t>
+        </w:r>
+      </w:hyperlink>
+      <w:r>
+        <w:rPr>
+          <w:lang w:val="zh_TW" w:bidi="zh_TW"/>
+        </w:rPr>
+        <w:t>）。</w:t>
+      </w:r>
+    </w:p>
+    <w:p>
+      <w:pPr>
+        <w:pStyle w:val="Heading4"/>
+      </w:pPr>
+      <w:r>
+        <w:rPr>
+          <w:lang w:val="zh_TW" w:bidi="zh_TW"/>
+        </w:rPr>
+        <w:t>肉體作為外在呈現上的人類存在</w:t>
+      </w:r>
+    </w:p>
+    <w:p>
+      <w:pPr/>
+      <w:r>
+        <w:rPr>
+          <w:lang w:val="zh_TW" w:bidi="zh_TW"/>
+        </w:rPr>
+      </w:r>
+      <w:r>
+        <w:rPr>
+          <w:lang w:val="zh_TW" w:bidi="zh_TW"/>
+        </w:rPr>
+        <w:t>「肉體」的含義也超越了人的肉身生命，並包括對人類存在至關重要的其它層面。因此，「靠著肉體」（</w:t>
+      </w:r>
+      <w:hyperlink r:id="rId44">
+        <w:r>
+          <w:rPr>
+            <w:lang w:val="zh_TW" w:bidi="zh_TW"/>
+          </w:rPr>
+          <w:rPr>
+            <w:color w:val="0000EE"/>
+            <w:u w:val="single"/>
+          </w:rPr>
+          <w:t>腓3:3</w:t>
+        </w:r>
+      </w:hyperlink>
+      <w:r>
+        <w:rPr>
+          <w:lang w:val="zh_TW" w:bidi="zh_TW"/>
+        </w:rPr>
+        <w:t>）並不是指倚靠身體，而是指倚靠整個屬於人外在存在領域的各種因素。這包括保羅的猶太血統、他嚴謹的宗教訓練、他的熱心，以及他在猶太宗教界中的地位。「憑著肉體自誇」（</w:t>
+      </w:r>
+      <w:hyperlink r:id="rId45">
+        <w:r>
+          <w:rPr>
+            <w:lang w:val="zh_TW" w:bidi="zh_TW"/>
+          </w:rPr>
+          <w:rPr>
+            <w:color w:val="0000EE"/>
+            <w:u w:val="single"/>
+          </w:rPr>
+          <w:t>林後11:18</w:t>
+        </w:r>
+      </w:hyperlink>
+      <w:r>
+        <w:rPr>
+          <w:lang w:val="zh_TW" w:bidi="zh_TW"/>
+        </w:rPr>
+        <w:t>，譯註：和合本譯為：憑著血氣自誇）這個片語在某些譯本中譯為「憑著他們的人類成就自誇」。在「肉體」中有外貌的體面幾乎等同於在世上有顯赫的地位（</w:t>
+      </w:r>
+      <w:hyperlink r:id="rId46">
+        <w:r>
+          <w:rPr>
+            <w:lang w:val="zh_TW" w:bidi="zh_TW"/>
+          </w:rPr>
+          <w:rPr>
+            <w:color w:val="0000EE"/>
+            <w:u w:val="single"/>
+          </w:rPr>
+          <w:t>加6:11–14</w:t>
+        </w:r>
+      </w:hyperlink>
+      <w:r>
+        <w:rPr>
+          <w:lang w:val="zh_TW" w:bidi="zh_TW"/>
+        </w:rPr>
+        <w:t>）。那些主張行割禮的猶太派基督徒堅持此舉，是為了在人看來能有宗教上的成就感，從而找到誇口的理由。但這些外在的區別與誇口的根據對保羅已不再有吸引力，因為在他眼中，世界已如同釘在十字架上，而他自己對世界也同樣如此。</w:t>
+      </w:r>
+    </w:p>
+    <w:p>
+      <w:pPr/>
+      <w:r>
+        <w:rPr>
+          <w:lang w:val="zh_TW" w:bidi="zh_TW"/>
+        </w:rPr>
+      </w:r>
+      <w:r>
+        <w:rPr>
+          <w:lang w:val="zh_TW" w:bidi="zh_TW"/>
+        </w:rPr>
+        <w:t>「肉體」一詞也可用來指外在人際關係，例如形容僕人與主人之間的社會關係（</w:t>
+      </w:r>
+      <w:hyperlink r:id="rId47">
+        <w:r>
+          <w:rPr>
+            <w:lang w:val="zh_TW" w:bidi="zh_TW"/>
+          </w:rPr>
+          <w:rPr>
+            <w:color w:val="0000EE"/>
+            <w:u w:val="single"/>
+          </w:rPr>
+          <w:t>弗6:5</w:t>
+        </w:r>
+      </w:hyperlink>
+      <w:r>
+        <w:rPr>
+          <w:lang w:val="zh_TW" w:bidi="zh_TW"/>
+        </w:rPr>
+        <w:t>；</w:t>
+      </w:r>
+      <w:hyperlink r:id="rId48">
+        <w:r>
+          <w:rPr>
+            <w:lang w:val="zh_TW" w:bidi="zh_TW"/>
+          </w:rPr>
+          <w:rPr>
+            <w:color w:val="0000EE"/>
+            <w:u w:val="single"/>
+          </w:rPr>
+          <w:t>西3:22</w:t>
+        </w:r>
+      </w:hyperlink>
+      <w:r>
+        <w:rPr>
+          <w:lang w:val="zh_TW" w:bidi="zh_TW"/>
+        </w:rPr>
+        <w:t>；</w:t>
+      </w:r>
+      <w:hyperlink r:id="rId49">
+        <w:r>
+          <w:rPr>
+            <w:lang w:val="zh_TW" w:bidi="zh_TW"/>
+          </w:rPr>
+          <w:rPr>
+            <w:color w:val="0000EE"/>
+            <w:u w:val="single"/>
+          </w:rPr>
+          <w:t>門1:16</w:t>
+        </w:r>
+      </w:hyperlink>
+      <w:r>
+        <w:rPr>
+          <w:lang w:val="zh_TW" w:bidi="zh_TW"/>
+        </w:rPr>
+        <w:t>）。「在肉體中」也可用來描述婚姻關係的領域，這其中涉及一些困難的問題（</w:t>
+      </w:r>
+      <w:hyperlink r:id="rId50">
+        <w:r>
+          <w:rPr>
+            <w:lang w:val="zh_TW" w:bidi="zh_TW"/>
+          </w:rPr>
+          <w:rPr>
+            <w:color w:val="0000EE"/>
+            <w:u w:val="single"/>
+          </w:rPr>
+          <w:t>林前7:28</w:t>
+        </w:r>
+      </w:hyperlink>
+      <w:r>
+        <w:rPr>
+          <w:lang w:val="zh_TW" w:bidi="zh_TW"/>
+        </w:rPr>
+        <w:t>）。</w:t>
+      </w:r>
+    </w:p>
+    <w:p>
+      <w:pPr/>
+      <w:r>
+        <w:rPr>
+          <w:lang w:val="zh_TW" w:bidi="zh_TW"/>
+        </w:rPr>
+      </w:r>
+      <w:r>
+        <w:rPr>
+          <w:lang w:val="zh_TW" w:bidi="zh_TW"/>
+        </w:rPr>
+        <w:t>這種用法有助於理解一處原本難解的經文：「所以，我們從今以後，不憑著外貌認人了。雖然憑著外貌認過基督，如今卻不再這樣認他了」（</w:t>
+      </w:r>
+      <w:hyperlink r:id="rId51">
+        <w:r>
+          <w:rPr>
+            <w:lang w:val="zh_TW" w:bidi="zh_TW"/>
+          </w:rPr>
+          <w:rPr>
+            <w:color w:val="0000EE"/>
+            <w:u w:val="single"/>
+          </w:rPr>
+          <w:t>林後5:16</w:t>
+        </w:r>
+      </w:hyperlink>
+      <w:r>
+        <w:rPr>
+          <w:lang w:val="zh_TW" w:bidi="zh_TW"/>
+        </w:rPr>
+        <w:t>）。有英文譯本將其中的片語譯為「按人的觀點（from a human point of view）」，這樣的翻譯是正確的。這節經文的意思並不是說保羅曾在耶路撒冷聽過或見過耶穌，並因此「憑著肉體」（譯註：和合本譯為「憑著外貌」）認識祂。「憑著肉體」修飾的是「認」這個動詞，而不是「基督」這個名詞。保羅在歸信以前，「憑著肉體」認識人，也就是按世俗、人性的標準來判斷人。按「肉體」認識基督，就是以純粹人類的眼光看待祂。作為一個猶太人，保羅當時認為耶穌只是一個自以為是的彌賽亞假冒者。根據猶太人的觀念，彌賽亞應當作為大衛的王在地上掌權，拯救以色列民，並懲罰被厭惡的外邦人。然而，保羅放棄了這種錯誤的人性看法，轉而真正認識基督——那位成為肉身的神的兒子，是一切信祂之人的救主。成為基督徒之後，保羅不再憑著肉體來判斷別人。</w:t>
+      </w:r>
+    </w:p>
+    <w:p>
+      <w:pPr>
+        <w:pStyle w:val="Heading4"/>
+      </w:pPr>
+      <w:r>
+        <w:rPr>
+          <w:lang w:val="zh_TW" w:bidi="zh_TW"/>
+        </w:rPr>
+        <w:t>肉體作為墮落的人性</w:t>
+      </w:r>
+    </w:p>
+    <w:p>
+      <w:pPr/>
+      <w:r>
+        <w:rPr>
+          <w:lang w:val="zh_TW" w:bidi="zh_TW"/>
+        </w:rPr>
+      </w:r>
+      <w:r>
+        <w:rPr>
+          <w:lang w:val="zh_TW" w:bidi="zh_TW"/>
+        </w:rPr>
+        <w:t>當保羅說「血肉之體不能承受神的國」（</w:t>
+      </w:r>
+      <w:hyperlink r:id="rId29">
+        <w:r>
+          <w:rPr>
+            <w:lang w:val="zh_TW" w:bidi="zh_TW"/>
+          </w:rPr>
+          <w:rPr>
+            <w:color w:val="0000EE"/>
+            <w:u w:val="single"/>
+          </w:rPr>
+          <w:t>林前15:50</w:t>
+        </w:r>
+      </w:hyperlink>
+      <w:r>
+        <w:rPr>
+          <w:lang w:val="zh_TW" w:bidi="zh_TW"/>
+        </w:rPr>
+        <w:t>）時，他的意思並不是說人無法承受神的國，而是說墮落的人性無法承受；正如後一句所說：「必朽壞的不能承受不朽壞的。」軟弱、墮落、會朽壞的身體不能承受神的國，必須經歷改變，「這必朽壞的總要變成不朽壞的，這必死的總要變成不死的」（</w:t>
+      </w:r>
+      <w:hyperlink r:id="rId52">
+        <w:r>
+          <w:rPr>
+            <w:lang w:val="zh_TW" w:bidi="zh_TW"/>
+          </w:rPr>
+          <w:rPr>
+            <w:color w:val="0000EE"/>
+            <w:u w:val="single"/>
+          </w:rPr>
+          <w:t>林前15:53</w:t>
+        </w:r>
+      </w:hyperlink>
+      <w:r>
+        <w:rPr>
+          <w:lang w:val="zh_TW" w:bidi="zh_TW"/>
+        </w:rPr>
+        <w:t>）。這並不是靈魂或心靈的得救，而是將一種身體轉換成另一種，能夠承受神最終榮耀國度的身體。</w:t>
+      </w:r>
+    </w:p>
+    <w:p>
+      <w:pPr/>
+      <w:r>
+        <w:rPr>
+          <w:lang w:val="zh_TW" w:bidi="zh_TW"/>
+        </w:rPr>
+      </w:r>
+      <w:r>
+        <w:rPr>
+          <w:lang w:val="zh_TW" w:bidi="zh_TW"/>
+        </w:rPr>
+        <w:t>當彼得承認耶穌的彌賽亞身分時，耶穌回答說：「這不是屬血肉的指示你的，乃是我在天上的父指示的」（</w:t>
+      </w:r>
+      <w:hyperlink r:id="rId53">
+        <w:r>
+          <w:rPr>
+            <w:lang w:val="zh_TW" w:bidi="zh_TW"/>
+          </w:rPr>
+          <w:rPr>
+            <w:color w:val="0000EE"/>
+            <w:u w:val="single"/>
+          </w:rPr>
+          <w:t>太16:17</w:t>
+        </w:r>
+      </w:hyperlink>
+      <w:r>
+        <w:rPr>
+          <w:lang w:val="zh_TW" w:bidi="zh_TW"/>
+        </w:rPr>
+        <w:t>）。這節經文的意思很清楚：對耶穌彌賽亞身分的認識並非人理性的推論，而是唯有藉著神的啟示才能得著的真知識。</w:t>
+      </w:r>
+    </w:p>
+    <w:p>
+      <w:pPr>
+        <w:pStyle w:val="Heading4"/>
+      </w:pPr>
+      <w:r>
+        <w:rPr>
+          <w:lang w:val="zh_TW" w:bidi="zh_TW"/>
+        </w:rPr>
+        <w:t>肉體作為罪惡的人性</w:t>
+      </w:r>
+    </w:p>
+    <w:p>
+      <w:pPr/>
+      <w:r>
+        <w:rPr>
+          <w:lang w:val="zh_TW" w:bidi="zh_TW"/>
+        </w:rPr>
+      </w:r>
+      <w:r>
+        <w:rPr>
+          <w:lang w:val="zh_TW" w:bidi="zh_TW"/>
+        </w:rPr>
+        <w:t>還有一組帶有明顯保羅風格的倫理用法。其中最重要的特點是：人在神面前不僅被看為墮落與軟弱的，同時也是墮落並帶有罪性的。肉體在這裡與被神的靈更新的人的靈相對，若沒有聖靈的幫助，人就不能討神喜悅。最生動的例子出現在</w:t>
+      </w:r>
+      <w:hyperlink r:id="rId54">
+        <w:r>
+          <w:rPr>
+            <w:lang w:val="zh_TW" w:bidi="zh_TW"/>
+          </w:rPr>
+          <w:rPr>
+            <w:color w:val="0000EE"/>
+            <w:u w:val="single"/>
+          </w:rPr>
+          <w:t>羅馬書八章</w:t>
+        </w:r>
+      </w:hyperlink>
+      <w:r>
+        <w:rPr>
+          <w:lang w:val="zh_TW" w:bidi="zh_TW"/>
+        </w:rPr>
+        <w:t>的第一部分，保羅在那裡明確對比「在肉體裡」的人和「在聖靈裡」的人。「在聖靈裡」並不是指進入一種入神（ecstasy）的狀態，而是指一個人生活在由神的靈所掌管的屬靈範圍中。「在肉體裡」的人，也就是未重生的人，不能討神喜悅。這裡有兩個彼此對立、互不相容的領域：「在肉體裡」與「在聖靈裡」。而「在聖靈裡」意味著有神的聖靈內住，也就是成為一個重生的人。</w:t>
+      </w:r>
+    </w:p>
+    <w:p>
+      <w:pPr/>
+      <w:r>
+        <w:rPr>
+          <w:lang w:val="zh_TW" w:bidi="zh_TW"/>
+        </w:rPr>
+      </w:r>
+      <w:r>
+        <w:rPr>
+          <w:lang w:val="zh_TW" w:bidi="zh_TW"/>
+        </w:rPr>
+        <w:t>在</w:t>
+      </w:r>
+      <w:hyperlink r:id="rId55">
+        <w:r>
+          <w:rPr>
+            <w:lang w:val="zh_TW" w:bidi="zh_TW"/>
+          </w:rPr>
+          <w:rPr>
+            <w:color w:val="0000EE"/>
+            <w:u w:val="single"/>
+          </w:rPr>
+          <w:t>羅馬書七至八章</w:t>
+        </w:r>
+      </w:hyperlink>
+      <w:r>
+        <w:rPr>
+          <w:lang w:val="zh_TW" w:bidi="zh_TW"/>
+        </w:rPr>
+        <w:t>中，保羅清楚指出，未重生的人無法按著神的要求去愛祂、事奉祂，因此不能討祂喜悅。律法也無法使人真正成為義人，因為肉體是軟弱的（</w:t>
+      </w:r>
+      <w:hyperlink r:id="rId56">
+        <w:r>
+          <w:rPr>
+            <w:lang w:val="zh_TW" w:bidi="zh_TW"/>
+          </w:rPr>
+          <w:rPr>
+            <w:color w:val="0000EE"/>
+            <w:u w:val="single"/>
+          </w:rPr>
+          <w:t>8:2</w:t>
+        </w:r>
+      </w:hyperlink>
+      <w:r>
+        <w:rPr>
+          <w:lang w:val="zh_TW" w:bidi="zh_TW"/>
+        </w:rPr>
+        <w:t>）。體貼肉體的就是死，體貼聖靈的乃是生命（</w:t>
+      </w:r>
+      <w:hyperlink r:id="rId57">
+        <w:r>
+          <w:rPr>
+            <w:lang w:val="zh_TW" w:bidi="zh_TW"/>
+          </w:rPr>
+          <w:rPr>
+            <w:color w:val="0000EE"/>
+            <w:u w:val="single"/>
+          </w:rPr>
+          <w:t>8:6</w:t>
+        </w:r>
+      </w:hyperlink>
+      <w:r>
+        <w:rPr>
+          <w:lang w:val="zh_TW" w:bidi="zh_TW"/>
+        </w:rPr>
+        <w:t>）。保羅在別處說：「我也知道，在我裡頭，就是我肉體之中，沒有良善」（</w:t>
+      </w:r>
+      <w:hyperlink r:id="rId58">
+        <w:r>
+          <w:rPr>
+            <w:lang w:val="zh_TW" w:bidi="zh_TW"/>
+          </w:rPr>
+          <w:rPr>
+            <w:color w:val="0000EE"/>
+            <w:u w:val="single"/>
+          </w:rPr>
+          <w:t>7:18</w:t>
+        </w:r>
+      </w:hyperlink>
+      <w:r>
+        <w:rPr>
+          <w:lang w:val="zh_TW" w:bidi="zh_TW"/>
+        </w:rPr>
+        <w:t>）。這裡的「肉體」並不是指人的身體，因為人的身體是聖靈的殿（</w:t>
+      </w:r>
+      <w:hyperlink r:id="rId59">
+        <w:r>
+          <w:rPr>
+            <w:lang w:val="zh_TW" w:bidi="zh_TW"/>
+          </w:rPr>
+          <w:rPr>
+            <w:color w:val="0000EE"/>
+            <w:u w:val="single"/>
+          </w:rPr>
+          <w:t>林前6:19</w:t>
+        </w:r>
+      </w:hyperlink>
+      <w:r>
+        <w:rPr>
+          <w:lang w:val="zh_TW" w:bidi="zh_TW"/>
+        </w:rPr>
+        <w:t>），是基督的肢體（</w:t>
+      </w:r>
+      <w:hyperlink r:id="rId60">
+        <w:r>
+          <w:rPr>
+            <w:lang w:val="zh_TW" w:bidi="zh_TW"/>
+          </w:rPr>
+          <w:rPr>
+            <w:color w:val="0000EE"/>
+            <w:u w:val="single"/>
+          </w:rPr>
+          <w:t>6:15</w:t>
+        </w:r>
+      </w:hyperlink>
+      <w:r>
+        <w:rPr>
+          <w:lang w:val="zh_TW" w:bidi="zh_TW"/>
+        </w:rPr>
+        <w:t>），並且應當成為榮耀神的器皿（</w:t>
+      </w:r>
+      <w:hyperlink r:id="rId61">
+        <w:r>
+          <w:rPr>
+            <w:lang w:val="zh_TW" w:bidi="zh_TW"/>
+          </w:rPr>
+          <w:rPr>
+            <w:color w:val="0000EE"/>
+            <w:u w:val="single"/>
+          </w:rPr>
+          <w:t>6:20</w:t>
+        </w:r>
+      </w:hyperlink>
+      <w:r>
+        <w:rPr>
+          <w:lang w:val="zh_TW" w:bidi="zh_TW"/>
+        </w:rPr>
+        <w:t>）。因此，保羅所指的「肉體」，乃是指那未重生的本性，在其中並沒有神所要求的良善。</w:t>
+      </w:r>
+    </w:p>
+    <w:p>
+      <w:pPr/>
+      <w:r>
+        <w:rPr>
+          <w:lang w:val="zh_TW" w:bidi="zh_TW"/>
+        </w:rPr>
+      </w:r>
+      <w:r>
+        <w:rPr>
+          <w:lang w:val="zh_TW" w:bidi="zh_TW"/>
+        </w:rPr>
+        <w:t>雖然保羅鮮明地對比了「在肉體裡」（指未重生）與「在聖靈裡」（指已重生）的差異，但當一個人重生、進入「在聖靈裡」的狀態時，他就不再「在肉體裡」，然而肉體仍在他裡面。事實上，信徒內裡仍存在著肉體與聖靈之間的爭戰。保羅對那些「在聖靈裡」的人說：「因為情慾和聖靈相爭， 聖靈和情慾相爭，這兩個是彼此相敵，使你們不能做所願意做的」（</w:t>
+      </w:r>
+      <w:hyperlink r:id="rId62">
+        <w:r>
+          <w:rPr>
+            <w:lang w:val="zh_TW" w:bidi="zh_TW"/>
+          </w:rPr>
+          <w:rPr>
+            <w:color w:val="0000EE"/>
+            <w:u w:val="single"/>
+          </w:rPr>
+          <w:t>加5:17</w:t>
+        </w:r>
+      </w:hyperlink>
+      <w:r>
+        <w:rPr>
+          <w:lang w:val="zh_TW" w:bidi="zh_TW"/>
+        </w:rPr>
+        <w:t>）。由於基督徒的生活是這兩種對立原則之間的戰場，人就不可能成為自己所期望的那樣完全。</w:t>
+      </w:r>
+    </w:p>
+    <w:p>
+      <w:pPr/>
+      <w:r>
+        <w:rPr>
+          <w:lang w:val="zh_TW" w:bidi="zh_TW"/>
+        </w:rPr>
+      </w:r>
+      <w:r>
+        <w:rPr>
+          <w:lang w:val="zh_TW" w:bidi="zh_TW"/>
+        </w:rPr>
+        <w:t>同樣的情況也出現在</w:t>
+      </w:r>
+      <w:hyperlink r:id="rId63">
+        <w:r>
+          <w:rPr>
+            <w:lang w:val="zh_TW" w:bidi="zh_TW"/>
+          </w:rPr>
+          <w:rPr>
+            <w:color w:val="0000EE"/>
+            <w:u w:val="single"/>
+          </w:rPr>
+          <w:t>哥林多前書二章14節至三章3節</w:t>
+        </w:r>
+      </w:hyperlink>
+      <w:r>
+        <w:rPr>
+          <w:lang w:val="zh_TW" w:bidi="zh_TW"/>
+        </w:rPr>
+        <w:t>，保羅在那裡將人分為三類：「屬血氣的」（</w:t>
+      </w:r>
+      <w:hyperlink r:id="rId64">
+        <w:r>
+          <w:rPr>
+            <w:lang w:val="zh_TW" w:bidi="zh_TW"/>
+          </w:rPr>
+          <w:rPr>
+            <w:color w:val="0000EE"/>
+            <w:u w:val="single"/>
+          </w:rPr>
+          <w:t>2:14</w:t>
+        </w:r>
+      </w:hyperlink>
+      <w:r>
+        <w:rPr>
+          <w:lang w:val="zh_TW" w:bidi="zh_TW"/>
+        </w:rPr>
+        <w:t>），「屬肉體」，即屬肉體的人（</w:t>
+      </w:r>
+      <w:hyperlink r:id="rId65">
+        <w:r>
+          <w:rPr>
+            <w:lang w:val="zh_TW" w:bidi="zh_TW"/>
+          </w:rPr>
+          <w:rPr>
+            <w:color w:val="0000EE"/>
+            <w:u w:val="single"/>
+          </w:rPr>
+          <w:t>3:1、3</w:t>
+        </w:r>
+      </w:hyperlink>
+      <w:r>
+        <w:rPr>
+          <w:lang w:val="zh_TW" w:bidi="zh_TW"/>
+        </w:rPr>
+        <w:t>），以及「屬靈的」（</w:t>
+      </w:r>
+      <w:hyperlink r:id="rId66">
+        <w:r>
+          <w:rPr>
+            <w:lang w:val="zh_TW" w:bidi="zh_TW"/>
+          </w:rPr>
+          <w:rPr>
+            <w:color w:val="0000EE"/>
+            <w:u w:val="single"/>
+          </w:rPr>
+          <w:t>3:1</w:t>
+        </w:r>
+      </w:hyperlink>
+      <w:r>
+        <w:rPr>
+          <w:lang w:val="zh_TW" w:bidi="zh_TW"/>
+        </w:rPr>
+        <w:t>）。「屬血氣的人」指尚未重生的人；那些「屬肉體」的人（</w:t>
+      </w:r>
+      <w:hyperlink r:id="rId67">
+        <w:r>
+          <w:rPr>
+            <w:lang w:val="zh_TW" w:bidi="zh_TW"/>
+          </w:rPr>
+          <w:rPr>
+            <w:color w:val="0000EE"/>
+            <w:u w:val="single"/>
+          </w:rPr>
+          <w:t>羅8:9</w:t>
+        </w:r>
+      </w:hyperlink>
+      <w:r>
+        <w:rPr>
+          <w:lang w:val="zh_TW" w:bidi="zh_TW"/>
+        </w:rPr>
+        <w:t>），一生都停留在人的層面上，因此無法明白屬神的事。「屬靈的」則是生命受神的靈掌管的人，他們的生活中顯明出聖靈的果子（</w:t>
+      </w:r>
+      <w:hyperlink r:id="rId68">
+        <w:r>
+          <w:rPr>
+            <w:lang w:val="zh_TW" w:bidi="zh_TW"/>
+          </w:rPr>
+          <w:rPr>
+            <w:color w:val="0000EE"/>
+            <w:u w:val="single"/>
+          </w:rPr>
+          <w:t>加5:22–23</w:t>
+        </w:r>
+      </w:hyperlink>
+      <w:r>
+        <w:rPr>
+          <w:lang w:val="zh_TW" w:bidi="zh_TW"/>
+        </w:rPr>
+        <w:t>）。在這兩類人之間，還有第三類——「屬肉體」，也就是在基督裡的嬰孩。他們既然「在基督裡」，就必然「在聖靈裡」，但他們的生活卻未能「順著聖靈而行」。由於他們是屬靈生命尚幼的信徒，雖然神的靈住在他們裡面，但聖靈並未能完全掌權，他們仍然「照著世人的樣子行」（</w:t>
+      </w:r>
+      <w:hyperlink r:id="rId69">
+        <w:r>
+          <w:rPr>
+            <w:lang w:val="zh_TW" w:bidi="zh_TW"/>
+          </w:rPr>
+          <w:rPr>
+            <w:color w:val="0000EE"/>
+            <w:u w:val="single"/>
+          </w:rPr>
+          <w:t>林前3:3</w:t>
+        </w:r>
+      </w:hyperlink>
+      <w:r>
+        <w:rPr>
+          <w:lang w:val="zh_TW" w:bidi="zh_TW"/>
+        </w:rPr>
+        <w:t>），在嫉妒與紛爭中顯出屬肉體的行為。</w:t>
+      </w:r>
+    </w:p>
+    <w:p>
+      <w:pPr>
+        <w:pStyle w:val="Heading4"/>
+      </w:pPr>
+      <w:r>
+        <w:rPr>
+          <w:lang w:val="zh_TW" w:bidi="zh_TW"/>
+        </w:rPr>
+        <w:t>肉體的行為</w:t>
+      </w:r>
+    </w:p>
+    <w:p>
+      <w:pPr/>
+      <w:r>
+        <w:rPr>
+          <w:lang w:val="zh_TW" w:bidi="zh_TW"/>
+        </w:rPr>
+      </w:r>
+      <w:r>
+        <w:rPr>
+          <w:lang w:val="zh_TW" w:bidi="zh_TW"/>
+        </w:rPr>
+        <w:t>在</w:t>
+      </w:r>
+      <w:hyperlink r:id="rId70">
+        <w:r>
+          <w:rPr>
+            <w:lang w:val="zh_TW" w:bidi="zh_TW"/>
+          </w:rPr>
+          <w:rPr>
+            <w:color w:val="0000EE"/>
+            <w:u w:val="single"/>
+          </w:rPr>
+          <w:t>加拉太書五章19至23節</w:t>
+        </w:r>
+      </w:hyperlink>
+      <w:r>
+        <w:rPr>
+          <w:lang w:val="zh_TW" w:bidi="zh_TW"/>
+        </w:rPr>
+        <w:t>中，保羅對比屬肉體的生活與屬聖靈的生活：「情慾的事都是顯而易見的，就如姦淫、污穢、邪蕩、拜偶像、邪術、仇恨、爭競、忌恨、惱怒、結黨、紛爭、異端、嫉妒、醉酒、荒宴等類」（</w:t>
+      </w:r>
+      <w:hyperlink r:id="rId71">
+        <w:r>
+          <w:rPr>
+            <w:lang w:val="zh_TW" w:bidi="zh_TW"/>
+          </w:rPr>
+          <w:rPr>
+            <w:color w:val="0000EE"/>
+            <w:u w:val="single"/>
+          </w:rPr>
+          <w:t>加5:19–21</w:t>
+        </w:r>
+      </w:hyperlink>
+      <w:r>
+        <w:rPr>
+          <w:lang w:val="zh_TW" w:bidi="zh_TW"/>
+        </w:rPr>
+        <w:t>）。這份清單中值得注意的是，其中有些罪與肉身及性慾有關，但也有屬宗教的罪（如拜偶像、行邪術）。此外，還有一些是屬「心靈」或性情上的罪，如仇恨、爭競、嫉妒、惱怒、紛爭。「結黨」與「異端」這兩個字詞在此並非指神學上的錯謬，而是指分裂、對立的心態。這清楚證明，對保羅而言，「肉體」並非單指身體，而是包括整個人——連同其內在的態度與性情。</w:t>
+      </w:r>
+    </w:p>
+    <w:p>
+      <w:pPr>
+        <w:pStyle w:val="Heading4"/>
+      </w:pPr>
+      <w:r>
+        <w:rPr>
+          <w:lang w:val="zh_TW" w:bidi="zh_TW"/>
+        </w:rPr>
+        <w:t>勝過肉體</w:t>
+      </w:r>
+    </w:p>
+    <w:p>
+      <w:pPr/>
+      <w:r>
+        <w:rPr>
+          <w:lang w:val="zh_TW" w:bidi="zh_TW"/>
+        </w:rPr>
+      </w:r>
+      <w:r>
+        <w:rPr>
+          <w:lang w:val="zh_TW" w:bidi="zh_TW"/>
+        </w:rPr>
+        <w:t>雖然信徒內在仍存在聖靈與肉體的爭戰，但保羅指出，聖靈有得勝之道。就身體而言，「肉體」是在成聖的範圍之內（</w:t>
+      </w:r>
+      <w:hyperlink r:id="rId72">
+        <w:r>
+          <w:rPr>
+            <w:lang w:val="zh_TW" w:bidi="zh_TW"/>
+          </w:rPr>
+          <w:rPr>
+            <w:color w:val="0000EE"/>
+            <w:u w:val="single"/>
+          </w:rPr>
+          <w:t>帖前5:23</w:t>
+        </w:r>
+      </w:hyperlink>
+      <w:r>
+        <w:rPr>
+          <w:lang w:val="zh_TW" w:bidi="zh_TW"/>
+        </w:rPr>
+        <w:t>），但就未重生的人性而言，這樣的肉體只能被治死。</w:t>
+      </w:r>
+    </w:p>
+    <w:p>
+      <w:pPr/>
+      <w:r>
+        <w:rPr>
+          <w:lang w:val="zh_TW" w:bidi="zh_TW"/>
+        </w:rPr>
+      </w:r>
+      <w:r>
+        <w:rPr>
+          <w:lang w:val="zh_TW" w:bidi="zh_TW"/>
+        </w:rPr>
+        <w:t>這就是所謂客觀與主觀之間的張力。因為在基督裡已經發生了一些事（客觀的事實），因此必然會產生一些屬靈的結果（主觀的經歷）。依據保羅的觀點，「肉體」已經在基督的死中被治死。凡屬基督的人，已經把肉體連同邪情私慾同釘在十字架上（</w:t>
+      </w:r>
+      <w:hyperlink r:id="rId73">
+        <w:r>
+          <w:rPr>
+            <w:lang w:val="zh_TW" w:bidi="zh_TW"/>
+          </w:rPr>
+          <w:rPr>
+            <w:color w:val="0000EE"/>
+            <w:u w:val="single"/>
+          </w:rPr>
+          <w:t>加5:24</w:t>
+        </w:r>
+      </w:hyperlink>
+      <w:r>
+        <w:rPr>
+          <w:lang w:val="zh_TW" w:bidi="zh_TW"/>
+        </w:rPr>
+        <w:t>）。保羅在別處也說：「我已經與基督同釘十字架」（</w:t>
+      </w:r>
+      <w:hyperlink r:id="rId39">
+        <w:r>
+          <w:rPr>
+            <w:lang w:val="zh_TW" w:bidi="zh_TW"/>
+          </w:rPr>
+          <w:rPr>
+            <w:color w:val="0000EE"/>
+            <w:u w:val="single"/>
+          </w:rPr>
+          <w:t>2:20</w:t>
+        </w:r>
+      </w:hyperlink>
+      <w:r>
+        <w:rPr>
+          <w:lang w:val="zh_TW" w:bidi="zh_TW"/>
+        </w:rPr>
+        <w:t>），又說：「我們的舊人和他同釘十字架」（</w:t>
+      </w:r>
+      <w:hyperlink r:id="rId74">
+        <w:r>
+          <w:rPr>
+            <w:lang w:val="zh_TW" w:bidi="zh_TW"/>
+          </w:rPr>
+          <w:rPr>
+            <w:color w:val="0000EE"/>
+            <w:u w:val="single"/>
+          </w:rPr>
+          <w:t>羅6:6</w:t>
+        </w:r>
+      </w:hyperlink>
+      <w:r>
+        <w:rPr>
+          <w:lang w:val="zh_TW" w:bidi="zh_TW"/>
+        </w:rPr>
+        <w:t>）。這些經文顯明，「肉體」與「舊人」在某種意義上是相同的。這種相同的概念也在保羅有關「同釘十字架」的教導中得到進一步印證，因為當保羅說「肉體同釘十字架」時，他的意思與他在羅馬書中所說的是一致的：「我們在罪上死了的人豈可仍在罪中活著呢？豈不知我們這受洗歸入基督耶穌的人是受洗歸入他的死嗎？所以，我們藉著洗禮歸入死，和他一同埋葬」（</w:t>
+      </w:r>
+      <w:hyperlink r:id="rId75">
+        <w:r>
+          <w:rPr>
+            <w:lang w:val="zh_TW" w:bidi="zh_TW"/>
+          </w:rPr>
+          <w:rPr>
+            <w:color w:val="0000EE"/>
+            <w:u w:val="single"/>
+          </w:rPr>
+          <w:t>1–4</w:t>
+        </w:r>
+      </w:hyperlink>
+      <w:r>
+        <w:rPr>
+          <w:lang w:val="zh_TW" w:bidi="zh_TW"/>
+        </w:rPr>
+        <w:t>節）。這表明我這個人親身在基督裡與祂同死。</w:t>
+      </w:r>
+    </w:p>
+    <w:p>
+      <w:pPr/>
+      <w:r>
+        <w:rPr>
+          <w:lang w:val="zh_TW" w:bidi="zh_TW"/>
+        </w:rPr>
+      </w:r>
+      <w:r>
+        <w:rPr>
+          <w:lang w:val="zh_TW" w:bidi="zh_TW"/>
+        </w:rPr>
+        <w:t>這種「肉體同釘十字架與同死」並非是自動發生的事，而是必須藉著信心而實際應用的真理。這涉及兩個方面：首先，信徒必須承認肉體已與基督同釘十字架。「這樣，你們向罪也當看自己是死的；向神在基督耶穌裡，卻當看自己是活的。」（</w:t>
+      </w:r>
+      <w:hyperlink r:id="rId76">
+        <w:r>
+          <w:rPr>
+            <w:lang w:val="zh_TW" w:bidi="zh_TW"/>
+          </w:rPr>
+          <w:rPr>
+            <w:color w:val="0000EE"/>
+            <w:u w:val="single"/>
+          </w:rPr>
+          <w:t>羅6:11</w:t>
+        </w:r>
+      </w:hyperlink>
+      <w:r>
+        <w:rPr>
+          <w:lang w:val="zh_TW" w:bidi="zh_TW"/>
+        </w:rPr>
+        <w:t>）。除非一個人確實已與基督同死、同釘十字架，他就不能真實地看自己「向罪是死的」。但既然這事在信主得救的那一刻已經發生，就可以在日常生活中實際活出來。那些與基督同死的人，應當「治死身體的惡行」（</w:t>
+      </w:r>
+      <w:hyperlink r:id="rId77">
+        <w:r>
+          <w:rPr>
+            <w:lang w:val="zh_TW" w:bidi="zh_TW"/>
+          </w:rPr>
+          <w:rPr>
+            <w:color w:val="0000EE"/>
+            <w:u w:val="single"/>
+          </w:rPr>
+          <w:t>8:13</w:t>
+        </w:r>
+      </w:hyperlink>
+      <w:r>
+        <w:rPr>
+          <w:lang w:val="zh_TW" w:bidi="zh_TW"/>
+        </w:rPr>
+        <w:t>）。這裡的「身體」是指「肉體」行事的工具，也就是那屬於未重生本性的感官生活。那些從死入生的人，應當把自己的肢體獻給神，作義的器具（</w:t>
+      </w:r>
+      <w:hyperlink r:id="rId78">
+        <w:r>
+          <w:rPr>
+            <w:lang w:val="zh_TW" w:bidi="zh_TW"/>
+          </w:rPr>
+          <w:rPr>
+            <w:color w:val="0000EE"/>
+            <w:u w:val="single"/>
+          </w:rPr>
+          <w:t>6:13</w:t>
+        </w:r>
+      </w:hyperlink>
+      <w:r>
+        <w:rPr>
+          <w:lang w:val="zh_TW" w:bidi="zh_TW"/>
+        </w:rPr>
+        <w:t>）。凡與基督同死的人，應當「治死」一切屬地的事——淫亂、污穢、貪婪等（</w:t>
+      </w:r>
+      <w:hyperlink r:id="rId79">
+        <w:r>
+          <w:rPr>
+            <w:lang w:val="zh_TW" w:bidi="zh_TW"/>
+          </w:rPr>
+          <w:rPr>
+            <w:color w:val="0000EE"/>
+            <w:u w:val="single"/>
+          </w:rPr>
+          <w:t>西3:5</w:t>
+        </w:r>
+      </w:hyperlink>
+      <w:r>
+        <w:rPr>
+          <w:lang w:val="zh_TW" w:bidi="zh_TW"/>
+        </w:rPr>
+        <w:t>）。既然已經脫去舊人、穿上新人，信徒就應當在生活中表現出憐憫、恩慈、謙卑等美德。</w:t>
+      </w:r>
+    </w:p>
+    <w:p>
+      <w:pPr/>
+      <w:r>
+        <w:rPr>
+          <w:lang w:val="zh_TW" w:bidi="zh_TW"/>
+        </w:rPr>
+      </w:r>
+      <w:r>
+        <w:rPr>
+          <w:lang w:val="zh_TW" w:bidi="zh_TW"/>
+        </w:rPr>
+        <w:t>勝過肉體，有時被形容為在聖靈裡行事。「你們當順著聖靈而行，就不放縱肉體的情慾了」（</w:t>
+      </w:r>
+      <w:hyperlink r:id="rId80">
+        <w:r>
+          <w:rPr>
+            <w:lang w:val="zh_TW" w:bidi="zh_TW"/>
+          </w:rPr>
+          <w:rPr>
+            <w:color w:val="0000EE"/>
+            <w:u w:val="single"/>
+          </w:rPr>
+          <w:t>加5:16</w:t>
+        </w:r>
+      </w:hyperlink>
+      <w:r>
+        <w:rPr>
+          <w:lang w:val="zh_TW" w:bidi="zh_TW"/>
+        </w:rPr>
+        <w:t>；參</w:t>
+      </w:r>
+      <w:hyperlink r:id="rId81">
+        <w:r>
+          <w:rPr>
+            <w:lang w:val="zh_TW" w:bidi="zh_TW"/>
+          </w:rPr>
+          <w:rPr>
+            <w:color w:val="0000EE"/>
+            <w:u w:val="single"/>
+          </w:rPr>
+          <w:t>羅8:4</w:t>
+        </w:r>
+      </w:hyperlink>
+      <w:r>
+        <w:rPr>
+          <w:lang w:val="zh_TW" w:bidi="zh_TW"/>
+        </w:rPr>
+        <w:t>）。順著聖靈而行的意思，就是在每一刻都讓聖靈掌管生命。</w:t>
+      </w:r>
+    </w:p>
+    <w:p>
+      <w:pPr/>
+      <w:r>
+        <w:rPr>
+          <w:lang w:val="zh_TW" w:bidi="zh_TW"/>
+        </w:rPr>
+      </w:r>
+      <w:r>
+        <w:rPr>
+          <w:i/>
+          <w:lang w:val="zh_TW" w:bidi="zh_TW"/>
+        </w:rPr>
         <w:t>另見</w:t>
       </w:r>
       <w:r>
         <w:rPr>
           <w:lang w:val="zh_TW" w:bidi="zh_TW"/>
         </w:rPr>
-        <w:t>耶穌基督的家譜</w:t>
+        <w:t>身體</w:t>
+      </w:r>
+      <w:r>
+        <w:rPr>
+          <w:lang w:val="zh_TW" w:bidi="zh_TW"/>
+        </w:rPr>
+        <w:t>；</w:t>
+      </w:r>
+      <w:r>
+        <w:rPr>
+          <w:lang w:val="zh_TW" w:bidi="zh_TW"/>
+        </w:rPr>
+        <w:t>罪</w:t>
       </w:r>
       <w:r>
         <w:rPr>

--- a/zht/docx/143.content.docx
+++ b/zht/docx/143.content.docx
@@ -258,108 +258,72 @@
         </w:rPr>
         <w:t>這個字詞常用來指身體的物質部分，無論是指人（</w:t>
       </w:r>
-      <w:hyperlink r:id="rId13">
-        <w:r>
-          <w:rPr>
-            <w:lang w:val="zh_TW" w:bidi="zh_TW"/>
-          </w:rPr>
-          <w:rPr>
-            <w:color w:val="0000EE"/>
-            <w:u w:val="single"/>
-          </w:rPr>
-          <w:t>創40:19</w:t>
-        </w:r>
-      </w:hyperlink>
+      <w:r>
+        <w:rPr>
+          <w:lang w:val="zh_TW" w:bidi="zh_TW"/>
+        </w:rPr>
+        <w:t>創40:19</w:t>
+      </w:r>
       <w:r>
         <w:rPr>
           <w:lang w:val="zh_TW" w:bidi="zh_TW"/>
         </w:rPr>
         <w:t>）或動物（</w:t>
       </w:r>
-      <w:hyperlink r:id="rId14">
-        <w:r>
-          <w:rPr>
-            <w:lang w:val="zh_TW" w:bidi="zh_TW"/>
-          </w:rPr>
-          <w:rPr>
-            <w:color w:val="0000EE"/>
-            <w:u w:val="single"/>
-          </w:rPr>
-          <w:t>利6:27</w:t>
-        </w:r>
-      </w:hyperlink>
+      <w:r>
+        <w:rPr>
+          <w:lang w:val="zh_TW" w:bidi="zh_TW"/>
+        </w:rPr>
+        <w:t>利6:27</w:t>
+      </w:r>
       <w:r>
         <w:rPr>
           <w:lang w:val="zh_TW" w:bidi="zh_TW"/>
         </w:rPr>
         <w:t>）。然而，「肉體」在舊約聖經中有多種不同的意思。有時它代表整個身體（</w:t>
       </w:r>
-      <w:hyperlink r:id="rId15">
-        <w:r>
-          <w:rPr>
-            <w:lang w:val="zh_TW" w:bidi="zh_TW"/>
-          </w:rPr>
-          <w:rPr>
-            <w:color w:val="0000EE"/>
-            <w:u w:val="single"/>
-          </w:rPr>
-          <w:t>箴14:30</w:t>
-        </w:r>
-      </w:hyperlink>
+      <w:r>
+        <w:rPr>
+          <w:lang w:val="zh_TW" w:bidi="zh_TW"/>
+        </w:rPr>
+        <w:t>箴14:30</w:t>
+      </w:r>
       <w:r>
         <w:rPr>
           <w:lang w:val="zh_TW" w:bidi="zh_TW"/>
         </w:rPr>
         <w:t>），其含義進一步延伸為整個人本身（「我的肉身也要安然居住」</w:t>
       </w:r>
-      <w:hyperlink r:id="rId16">
-        <w:r>
-          <w:rPr>
-            <w:lang w:val="zh_TW" w:bidi="zh_TW"/>
-          </w:rPr>
-          <w:rPr>
-            <w:color w:val="0000EE"/>
-            <w:u w:val="single"/>
-          </w:rPr>
-          <w:t>詩16:9</w:t>
-        </w:r>
-      </w:hyperlink>
+      <w:r>
+        <w:rPr>
+          <w:lang w:val="zh_TW" w:bidi="zh_TW"/>
+        </w:rPr>
+        <w:t>詩16:9</w:t>
+      </w:r>
       <w:r>
         <w:rPr>
           <w:lang w:val="zh_TW" w:bidi="zh_TW"/>
         </w:rPr>
         <w:t>）。這個觀念也引入了兩人（男女）在婚姻中的聯合，被稱為「成為一體」（</w:t>
       </w:r>
-      <w:hyperlink r:id="rId17">
-        <w:r>
-          <w:rPr>
-            <w:lang w:val="zh_TW" w:bidi="zh_TW"/>
-          </w:rPr>
-          <w:rPr>
-            <w:color w:val="0000EE"/>
-            <w:u w:val="single"/>
-          </w:rPr>
-          <w:t>創2:24</w:t>
-        </w:r>
-      </w:hyperlink>
+      <w:r>
+        <w:rPr>
+          <w:lang w:val="zh_TW" w:bidi="zh_TW"/>
+        </w:rPr>
+        <w:t>創2:24</w:t>
+      </w:r>
       <w:r>
         <w:rPr>
           <w:lang w:val="zh_TW" w:bidi="zh_TW"/>
         </w:rPr>
         <w:t>），同樣地，一個人也可對親屬說：「我是你們的骨肉」（</w:t>
       </w:r>
-      <w:hyperlink r:id="rId18">
-        <w:r>
-          <w:rPr>
-            <w:lang w:val="zh_TW" w:bidi="zh_TW"/>
-          </w:rPr>
-          <w:rPr>
-            <w:color w:val="0000EE"/>
-            <w:u w:val="single"/>
-          </w:rPr>
-          <w:t>士9:2</w:t>
-        </w:r>
-      </w:hyperlink>
+      <w:r>
+        <w:rPr>
+          <w:lang w:val="zh_TW" w:bidi="zh_TW"/>
+        </w:rPr>
+        <w:t>士9:2</w:t>
+      </w:r>
       <w:r>
         <w:rPr>
           <w:lang w:val="zh_TW" w:bidi="zh_TW"/>
@@ -380,108 +344,72 @@
         </w:rPr>
         <w:t>或許，「肉體」在舊約聖經中最具特色的用法，是用來表達人相對於神的軟弱與有限。「人既屬乎血氣，我的靈就不永遠住在他裡面」（</w:t>
       </w:r>
-      <w:hyperlink r:id="rId19">
-        <w:r>
-          <w:rPr>
-            <w:lang w:val="zh_TW" w:bidi="zh_TW"/>
-          </w:rPr>
-          <w:rPr>
-            <w:color w:val="0000EE"/>
-            <w:u w:val="single"/>
-          </w:rPr>
-          <w:t>創6:3</w:t>
-        </w:r>
-      </w:hyperlink>
+      <w:r>
+        <w:rPr>
+          <w:lang w:val="zh_TW" w:bidi="zh_TW"/>
+        </w:rPr>
+        <w:t>創6:3</w:t>
+      </w:r>
       <w:r>
         <w:rPr>
           <w:lang w:val="zh_TW" w:bidi="zh_TW"/>
         </w:rPr>
         <w:t>）。在</w:t>
       </w:r>
-      <w:hyperlink r:id="rId20">
-        <w:r>
-          <w:rPr>
-            <w:lang w:val="zh_TW" w:bidi="zh_TW"/>
-          </w:rPr>
-          <w:rPr>
-            <w:color w:val="0000EE"/>
-            <w:u w:val="single"/>
-          </w:rPr>
-          <w:t>詩篇七十八篇39節</w:t>
-        </w:r>
-      </w:hyperlink>
+      <w:r>
+        <w:rPr>
+          <w:lang w:val="zh_TW" w:bidi="zh_TW"/>
+        </w:rPr>
+        <w:t>詩篇七十八篇39節</w:t>
+      </w:r>
       <w:r>
         <w:rPr>
           <w:lang w:val="zh_TW" w:bidi="zh_TW"/>
         </w:rPr>
         <w:t>中，神將人的罪歸因於他們只是血氣之人。在</w:t>
       </w:r>
-      <w:hyperlink r:id="rId21">
-        <w:r>
-          <w:rPr>
-            <w:lang w:val="zh_TW" w:bidi="zh_TW"/>
-          </w:rPr>
-          <w:rPr>
-            <w:color w:val="0000EE"/>
-            <w:u w:val="single"/>
-          </w:rPr>
-          <w:t>歷代志下三十二章8節</w:t>
-        </w:r>
-      </w:hyperlink>
+      <w:r>
+        <w:rPr>
+          <w:lang w:val="zh_TW" w:bidi="zh_TW"/>
+        </w:rPr>
+        <w:t>歷代志下三十二章8節</w:t>
+      </w:r>
       <w:r>
         <w:rPr>
           <w:lang w:val="zh_TW" w:bidi="zh_TW"/>
         </w:rPr>
         <w:t>中，亞述王的「肉臂」（意即他的軟弱）與全能的神形成對比。信靠神的人毋須懼怕「血氣」能作甚麼（</w:t>
       </w:r>
-      <w:hyperlink r:id="rId22">
-        <w:r>
-          <w:rPr>
-            <w:lang w:val="zh_TW" w:bidi="zh_TW"/>
-          </w:rPr>
-          <w:rPr>
-            <w:color w:val="0000EE"/>
-            <w:u w:val="single"/>
-          </w:rPr>
-          <w:t>詩56:4</w:t>
-        </w:r>
-      </w:hyperlink>
+      <w:r>
+        <w:rPr>
+          <w:lang w:val="zh_TW" w:bidi="zh_TW"/>
+        </w:rPr>
+        <w:t>詩56:4</w:t>
+      </w:r>
       <w:r>
         <w:rPr>
           <w:lang w:val="zh_TW" w:bidi="zh_TW"/>
         </w:rPr>
         <w:t>），但倚靠人的血肉而不倚靠神的人必受咒詛（</w:t>
       </w:r>
-      <w:hyperlink r:id="rId23">
-        <w:r>
-          <w:rPr>
-            <w:lang w:val="zh_TW" w:bidi="zh_TW"/>
-          </w:rPr>
-          <w:rPr>
-            <w:color w:val="0000EE"/>
-            <w:u w:val="single"/>
-          </w:rPr>
-          <w:t>耶17:5</w:t>
-        </w:r>
-      </w:hyperlink>
+      <w:r>
+        <w:rPr>
+          <w:lang w:val="zh_TW" w:bidi="zh_TW"/>
+        </w:rPr>
+        <w:t>耶17:5</w:t>
+      </w:r>
       <w:r>
         <w:rPr>
           <w:lang w:val="zh_TW" w:bidi="zh_TW"/>
         </w:rPr>
         <w:t>）。在</w:t>
       </w:r>
-      <w:hyperlink r:id="rId24">
-        <w:r>
-          <w:rPr>
-            <w:lang w:val="zh_TW" w:bidi="zh_TW"/>
-          </w:rPr>
-          <w:rPr>
-            <w:color w:val="0000EE"/>
-            <w:u w:val="single"/>
-          </w:rPr>
-          <w:t>以賽亞書三十一章3節</w:t>
-        </w:r>
-      </w:hyperlink>
+      <w:r>
+        <w:rPr>
+          <w:lang w:val="zh_TW" w:bidi="zh_TW"/>
+        </w:rPr>
+        <w:t>以賽亞書三十一章3節</w:t>
+      </w:r>
       <w:r>
         <w:rPr>
           <w:lang w:val="zh_TW" w:bidi="zh_TW"/>
@@ -502,18 +430,12 @@
         </w:rPr>
         <w:t>然而，舊約聖經從未將「肉體」視為罪惡。肉體是神用地上的塵土所造（</w:t>
       </w:r>
-      <w:hyperlink r:id="rId25">
-        <w:r>
-          <w:rPr>
-            <w:lang w:val="zh_TW" w:bidi="zh_TW"/>
-          </w:rPr>
-          <w:rPr>
-            <w:color w:val="0000EE"/>
-            <w:u w:val="single"/>
-          </w:rPr>
-          <w:t>創2:7</w:t>
-        </w:r>
-      </w:hyperlink>
+      <w:r>
+        <w:rPr>
+          <w:lang w:val="zh_TW" w:bidi="zh_TW"/>
+        </w:rPr>
+        <w:t>創2:7</w:t>
+      </w:r>
       <w:r>
         <w:rPr>
           <w:lang w:val="zh_TW" w:bidi="zh_TW"/>
@@ -583,90 +505,60 @@
         </w:rPr>
         <w:t>「肉體」經常用來指構成人體的組織。聖經中提到不同種類的肉體——「人」、「獸」、「鳥」、「魚」（</w:t>
       </w:r>
-      <w:hyperlink r:id="rId26">
-        <w:r>
-          <w:rPr>
-            <w:lang w:val="zh_TW" w:bidi="zh_TW"/>
-          </w:rPr>
-          <w:rPr>
-            <w:color w:val="0000EE"/>
-            <w:u w:val="single"/>
-          </w:rPr>
-          <w:t>林前15:39</w:t>
-        </w:r>
-      </w:hyperlink>
+      <w:r>
+        <w:rPr>
+          <w:lang w:val="zh_TW" w:bidi="zh_TW"/>
+        </w:rPr>
+        <w:t>林前15:39</w:t>
+      </w:r>
       <w:r>
         <w:rPr>
           <w:lang w:val="zh_TW" w:bidi="zh_TW"/>
         </w:rPr>
         <w:t>）。人在肉體中會經歷痛苦與患難（</w:t>
       </w:r>
-      <w:hyperlink r:id="rId27">
-        <w:r>
-          <w:rPr>
-            <w:lang w:val="zh_TW" w:bidi="zh_TW"/>
-          </w:rPr>
-          <w:rPr>
-            <w:color w:val="0000EE"/>
-            <w:u w:val="single"/>
-          </w:rPr>
-          <w:t>林後12:7</w:t>
-        </w:r>
-      </w:hyperlink>
+      <w:r>
+        <w:rPr>
+          <w:lang w:val="zh_TW" w:bidi="zh_TW"/>
+        </w:rPr>
+        <w:t>林後12:7</w:t>
+      </w:r>
       <w:r>
         <w:rPr>
           <w:lang w:val="zh_TW" w:bidi="zh_TW"/>
         </w:rPr>
         <w:t>），割禮也是在肉身上行的（</w:t>
       </w:r>
-      <w:hyperlink r:id="rId28">
-        <w:r>
-          <w:rPr>
-            <w:lang w:val="zh_TW" w:bidi="zh_TW"/>
-          </w:rPr>
-          <w:rPr>
-            <w:color w:val="0000EE"/>
-            <w:u w:val="single"/>
-          </w:rPr>
-          <w:t>羅2:28</w:t>
-        </w:r>
-      </w:hyperlink>
+      <w:r>
+        <w:rPr>
+          <w:lang w:val="zh_TW" w:bidi="zh_TW"/>
+        </w:rPr>
+        <w:t>羅2:28</w:t>
+      </w:r>
       <w:r>
         <w:rPr>
           <w:lang w:val="zh_TW" w:bidi="zh_TW"/>
         </w:rPr>
         <w:t>）。這些經文中的「肉體」並非指罪性，而是指會朽壞、不能承受神國的有限之體（</w:t>
       </w:r>
-      <w:hyperlink r:id="rId29">
-        <w:r>
-          <w:rPr>
-            <w:lang w:val="zh_TW" w:bidi="zh_TW"/>
-          </w:rPr>
-          <w:rPr>
-            <w:color w:val="0000EE"/>
-            <w:u w:val="single"/>
-          </w:rPr>
-          <w:t>林前15:50</w:t>
-        </w:r>
-      </w:hyperlink>
+      <w:r>
+        <w:rPr>
+          <w:lang w:val="zh_TW" w:bidi="zh_TW"/>
+        </w:rPr>
+        <w:t>林前15:50</w:t>
+      </w:r>
       <w:r>
         <w:rPr>
           <w:lang w:val="zh_TW" w:bidi="zh_TW"/>
         </w:rPr>
         <w:t>）。耶穌的身體也是真實的肉身（</w:t>
       </w:r>
-      <w:hyperlink r:id="rId30">
-        <w:r>
-          <w:rPr>
-            <w:lang w:val="zh_TW" w:bidi="zh_TW"/>
-          </w:rPr>
-          <w:rPr>
-            <w:color w:val="0000EE"/>
-            <w:u w:val="single"/>
-          </w:rPr>
-          <w:t>西1:22</w:t>
-        </w:r>
-      </w:hyperlink>
+      <w:r>
+        <w:rPr>
+          <w:lang w:val="zh_TW" w:bidi="zh_TW"/>
+        </w:rPr>
+        <w:t>西1:22</w:t>
+      </w:r>
       <w:r>
         <w:rPr>
           <w:lang w:val="zh_TW" w:bidi="zh_TW"/>
@@ -698,72 +590,48 @@
         </w:rPr>
         <w:t>由於語義的自然延伸，「肉體」有時會以部分代表全體，不僅指身體的肉質部分，也可代表整個身體。因此，保羅可以說「我身子雖不在你們那裡」（</w:t>
       </w:r>
-      <w:hyperlink r:id="rId31">
-        <w:r>
-          <w:rPr>
-            <w:lang w:val="zh_TW" w:bidi="zh_TW"/>
-          </w:rPr>
-          <w:rPr>
-            <w:color w:val="0000EE"/>
-            <w:u w:val="single"/>
-          </w:rPr>
-          <w:t>林前5:3</w:t>
-        </w:r>
-      </w:hyperlink>
+      <w:r>
+        <w:rPr>
+          <w:lang w:val="zh_TW" w:bidi="zh_TW"/>
+        </w:rPr>
+        <w:t>林前5:3</w:t>
+      </w:r>
       <w:r>
         <w:rPr>
           <w:lang w:val="zh_TW" w:bidi="zh_TW"/>
         </w:rPr>
         <w:t>），或說「我身子雖與你們相離」（</w:t>
       </w:r>
-      <w:hyperlink r:id="rId32">
-        <w:r>
-          <w:rPr>
-            <w:lang w:val="zh_TW" w:bidi="zh_TW"/>
-          </w:rPr>
-          <w:rPr>
-            <w:color w:val="0000EE"/>
-            <w:u w:val="single"/>
-          </w:rPr>
-          <w:t>西2:5</w:t>
-        </w:r>
-      </w:hyperlink>
+      <w:r>
+        <w:rPr>
+          <w:lang w:val="zh_TW" w:bidi="zh_TW"/>
+        </w:rPr>
+        <w:t>西2:5</w:t>
+      </w:r>
       <w:r>
         <w:rPr>
           <w:lang w:val="zh_TW" w:bidi="zh_TW"/>
         </w:rPr>
         <w:t>）。保羅也說，耶穌的生命可以在我們的身體上或在我們必死的肉身上顯明出來（</w:t>
       </w:r>
-      <w:hyperlink r:id="rId33">
-        <w:r>
-          <w:rPr>
-            <w:lang w:val="zh_TW" w:bidi="zh_TW"/>
-          </w:rPr>
-          <w:rPr>
-            <w:color w:val="0000EE"/>
-            <w:u w:val="single"/>
-          </w:rPr>
-          <w:t>林後4:10–11</w:t>
-        </w:r>
-      </w:hyperlink>
+      <w:r>
+        <w:rPr>
+          <w:lang w:val="zh_TW" w:bidi="zh_TW"/>
+        </w:rPr>
+        <w:t>林後4:10–11</w:t>
+      </w:r>
       <w:r>
         <w:rPr>
           <w:lang w:val="zh_TW" w:bidi="zh_TW"/>
         </w:rPr>
         <w:t>）。又如：「與娼妓聯合的，便是與她成為一體嗎？因為主說：『二人要成為一體』」（</w:t>
       </w:r>
-      <w:hyperlink r:id="rId34">
-        <w:r>
-          <w:rPr>
-            <w:lang w:val="zh_TW" w:bidi="zh_TW"/>
-          </w:rPr>
-          <w:rPr>
-            <w:color w:val="0000EE"/>
-            <w:u w:val="single"/>
-          </w:rPr>
-          <w:t>林前6:16</w:t>
-        </w:r>
-      </w:hyperlink>
+      <w:r>
+        <w:rPr>
+          <w:lang w:val="zh_TW" w:bidi="zh_TW"/>
+        </w:rPr>
+        <w:t>林前6:16</w:t>
+      </w:r>
       <w:r>
         <w:rPr>
           <w:lang w:val="zh_TW" w:bidi="zh_TW"/>
@@ -795,72 +663,48 @@
         </w:rPr>
         <w:t>承襲舊約聖經的用法，保羅使用「肉體」一詞，不僅指身體的組成或身體本身，更具體地指由肉體構成的人。在這種用法中，「肉體」一詞可指人的血緣關係、肉身出身，以及使人彼此相連的天然聯繫。保羅提到他「骨肉之親」的同胞，就是猶太人。（</w:t>
       </w:r>
-      <w:hyperlink r:id="rId35">
-        <w:r>
-          <w:rPr>
-            <w:lang w:val="zh_TW" w:bidi="zh_TW"/>
-          </w:rPr>
-          <w:rPr>
-            <w:color w:val="0000EE"/>
-            <w:u w:val="single"/>
-          </w:rPr>
-          <w:t>羅9:3</w:t>
-        </w:r>
-      </w:hyperlink>
+      <w:r>
+        <w:rPr>
+          <w:lang w:val="zh_TW" w:bidi="zh_TW"/>
+        </w:rPr>
+        <w:t>羅9:3</w:t>
+      </w:r>
       <w:r>
         <w:rPr>
           <w:lang w:val="zh_TW" w:bidi="zh_TW"/>
         </w:rPr>
         <w:t>），甚至以「我骨肉」（</w:t>
       </w:r>
-      <w:hyperlink r:id="rId36">
-        <w:r>
-          <w:rPr>
-            <w:lang w:val="zh_TW" w:bidi="zh_TW"/>
-          </w:rPr>
-          <w:rPr>
-            <w:color w:val="0000EE"/>
-            <w:u w:val="single"/>
-          </w:rPr>
-          <w:t>11:14</w:t>
-        </w:r>
-      </w:hyperlink>
+      <w:r>
+        <w:rPr>
+          <w:lang w:val="zh_TW" w:bidi="zh_TW"/>
+        </w:rPr>
+        <w:t>11:14</w:t>
+      </w:r>
       <w:r>
         <w:rPr>
           <w:lang w:val="zh_TW" w:bidi="zh_TW"/>
         </w:rPr>
         <w:t>）作為這些同胞的同義詞。「肉身所生的兒女」（</w:t>
       </w:r>
-      <w:hyperlink r:id="rId37">
-        <w:r>
-          <w:rPr>
-            <w:lang w:val="zh_TW" w:bidi="zh_TW"/>
-          </w:rPr>
-          <w:rPr>
-            <w:color w:val="0000EE"/>
-            <w:u w:val="single"/>
-          </w:rPr>
-          <w:t>9:8</w:t>
-        </w:r>
-      </w:hyperlink>
+      <w:r>
+        <w:rPr>
+          <w:lang w:val="zh_TW" w:bidi="zh_TW"/>
+        </w:rPr>
+        <w:t>9:8</w:t>
+      </w:r>
       <w:r>
         <w:rPr>
           <w:lang w:val="zh_TW" w:bidi="zh_TW"/>
         </w:rPr>
         <w:t>）是指按自然生育而生的人，與那些因神介入而得生的人形成對比。基督按肉體說，是從大衛後裔生的（</w:t>
       </w:r>
-      <w:hyperlink r:id="rId38">
-        <w:r>
-          <w:rPr>
-            <w:lang w:val="zh_TW" w:bidi="zh_TW"/>
-          </w:rPr>
-          <w:rPr>
-            <w:color w:val="0000EE"/>
-            <w:u w:val="single"/>
-          </w:rPr>
-          <w:t>1:3</w:t>
-        </w:r>
-      </w:hyperlink>
+      <w:r>
+        <w:rPr>
+          <w:lang w:val="zh_TW" w:bidi="zh_TW"/>
+        </w:rPr>
+        <w:t>1:3</w:t>
+      </w:r>
       <w:r>
         <w:rPr>
           <w:lang w:val="zh_TW" w:bidi="zh_TW"/>
@@ -892,90 +736,60 @@
         </w:rPr>
         <w:t>「肉體」的另一種用法就是單純指人的存在。只要人還活在身體中，就可說是「在肉身之中」。因此，保羅可以說他「在肉身」所活的生命是憑著信神的兒子而活（</w:t>
       </w:r>
-      <w:hyperlink r:id="rId39">
-        <w:r>
-          <w:rPr>
-            <w:lang w:val="zh_TW" w:bidi="zh_TW"/>
-          </w:rPr>
-          <w:rPr>
-            <w:color w:val="0000EE"/>
-            <w:u w:val="single"/>
-          </w:rPr>
-          <w:t>加2:20</w:t>
-        </w:r>
-      </w:hyperlink>
+      <w:r>
+        <w:rPr>
+          <w:lang w:val="zh_TW" w:bidi="zh_TW"/>
+        </w:rPr>
+        <w:t>加2:20</w:t>
+      </w:r>
       <w:r>
         <w:rPr>
           <w:lang w:val="zh_TW" w:bidi="zh_TW"/>
         </w:rPr>
         <w:t>）。保羅在提到耶穌地上的事工時說，祂「以自己的身體」廢掉猶太人和外邦人之間的冤仇（</w:t>
       </w:r>
-      <w:hyperlink r:id="rId40">
-        <w:r>
-          <w:rPr>
-            <w:lang w:val="zh_TW" w:bidi="zh_TW"/>
-          </w:rPr>
-          <w:rPr>
-            <w:color w:val="0000EE"/>
-            <w:u w:val="single"/>
-          </w:rPr>
-          <w:t>弗2:15</w:t>
-        </w:r>
-      </w:hyperlink>
+      <w:r>
+        <w:rPr>
+          <w:lang w:val="zh_TW" w:bidi="zh_TW"/>
+        </w:rPr>
+        <w:t>弗2:15</w:t>
+      </w:r>
       <w:r>
         <w:rPr>
           <w:lang w:val="zh_TW" w:bidi="zh_TW"/>
         </w:rPr>
         <w:t>）。彼得也用同樣的意思說，耶穌「按著肉體」被治死（</w:t>
       </w:r>
-      <w:hyperlink r:id="rId41">
-        <w:r>
-          <w:rPr>
-            <w:lang w:val="zh_TW" w:bidi="zh_TW"/>
-          </w:rPr>
-          <w:rPr>
-            <w:color w:val="0000EE"/>
-            <w:u w:val="single"/>
-          </w:rPr>
-          <w:t>彼前3:18</w:t>
-        </w:r>
-      </w:hyperlink>
+      <w:r>
+        <w:rPr>
+          <w:lang w:val="zh_TW" w:bidi="zh_TW"/>
+        </w:rPr>
+        <w:t>彼前3:18</w:t>
+      </w:r>
       <w:r>
         <w:rPr>
           <w:lang w:val="zh_TW" w:bidi="zh_TW"/>
         </w:rPr>
         <w:t>）。約翰也這樣說：「耶穌基督是成了肉身來的」（</w:t>
       </w:r>
-      <w:hyperlink r:id="rId42">
-        <w:r>
-          <w:rPr>
-            <w:lang w:val="zh_TW" w:bidi="zh_TW"/>
-          </w:rPr>
-          <w:rPr>
-            <w:color w:val="0000EE"/>
-            <w:u w:val="single"/>
-          </w:rPr>
-          <w:t>約一4:2</w:t>
-        </w:r>
-      </w:hyperlink>
+      <w:r>
+        <w:rPr>
+          <w:lang w:val="zh_TW" w:bidi="zh_TW"/>
+        </w:rPr>
+        <w:t>約一4:2</w:t>
+      </w:r>
       <w:r>
         <w:rPr>
           <w:lang w:val="zh_TW" w:bidi="zh_TW"/>
         </w:rPr>
         <w:t>）。這種用法最明顯地體現在約翰福音的宣告：「道成了肉身，住在我們中間」（</w:t>
       </w:r>
-      <w:hyperlink r:id="rId43">
-        <w:r>
-          <w:rPr>
-            <w:lang w:val="zh_TW" w:bidi="zh_TW"/>
-          </w:rPr>
-          <w:rPr>
-            <w:color w:val="0000EE"/>
-            <w:u w:val="single"/>
-          </w:rPr>
-          <w:t>約1:14</w:t>
-        </w:r>
-      </w:hyperlink>
+      <w:r>
+        <w:rPr>
+          <w:lang w:val="zh_TW" w:bidi="zh_TW"/>
+        </w:rPr>
+        <w:t>約1:14</w:t>
+      </w:r>
       <w:r>
         <w:rPr>
           <w:lang w:val="zh_TW" w:bidi="zh_TW"/>
@@ -1007,54 +821,36 @@
         </w:rPr>
         <w:t>「肉體」的含義也超越了人的肉身生命，並包括對人類存在至關重要的其它層面。因此，「靠著肉體」（</w:t>
       </w:r>
-      <w:hyperlink r:id="rId44">
-        <w:r>
-          <w:rPr>
-            <w:lang w:val="zh_TW" w:bidi="zh_TW"/>
-          </w:rPr>
-          <w:rPr>
-            <w:color w:val="0000EE"/>
-            <w:u w:val="single"/>
-          </w:rPr>
-          <w:t>腓3:3</w:t>
-        </w:r>
-      </w:hyperlink>
+      <w:r>
+        <w:rPr>
+          <w:lang w:val="zh_TW" w:bidi="zh_TW"/>
+        </w:rPr>
+        <w:t>腓3:3</w:t>
+      </w:r>
       <w:r>
         <w:rPr>
           <w:lang w:val="zh_TW" w:bidi="zh_TW"/>
         </w:rPr>
         <w:t>）並不是指倚靠身體，而是指倚靠整個屬於人外在存在領域的各種因素。這包括保羅的猶太血統、他嚴謹的宗教訓練、他的熱心，以及他在猶太宗教界中的地位。「憑著肉體自誇」（</w:t>
       </w:r>
-      <w:hyperlink r:id="rId45">
-        <w:r>
-          <w:rPr>
-            <w:lang w:val="zh_TW" w:bidi="zh_TW"/>
-          </w:rPr>
-          <w:rPr>
-            <w:color w:val="0000EE"/>
-            <w:u w:val="single"/>
-          </w:rPr>
-          <w:t>林後11:18</w:t>
-        </w:r>
-      </w:hyperlink>
+      <w:r>
+        <w:rPr>
+          <w:lang w:val="zh_TW" w:bidi="zh_TW"/>
+        </w:rPr>
+        <w:t>林後11:18</w:t>
+      </w:r>
       <w:r>
         <w:rPr>
           <w:lang w:val="zh_TW" w:bidi="zh_TW"/>
         </w:rPr>
         <w:t>，譯註：和合本譯為：憑著血氣自誇）這個片語在某些譯本中譯為「憑著他們的人類成就自誇」。在「肉體」中有外貌的體面幾乎等同於在世上有顯赫的地位（</w:t>
       </w:r>
-      <w:hyperlink r:id="rId46">
-        <w:r>
-          <w:rPr>
-            <w:lang w:val="zh_TW" w:bidi="zh_TW"/>
-          </w:rPr>
-          <w:rPr>
-            <w:color w:val="0000EE"/>
-            <w:u w:val="single"/>
-          </w:rPr>
-          <w:t>加6:11–14</w:t>
-        </w:r>
-      </w:hyperlink>
+      <w:r>
+        <w:rPr>
+          <w:lang w:val="zh_TW" w:bidi="zh_TW"/>
+        </w:rPr>
+        <w:t>加6:11–14</w:t>
+      </w:r>
       <w:r>
         <w:rPr>
           <w:lang w:val="zh_TW" w:bidi="zh_TW"/>
@@ -1075,72 +871,48 @@
         </w:rPr>
         <w:t>「肉體」一詞也可用來指外在人際關係，例如形容僕人與主人之間的社會關係（</w:t>
       </w:r>
-      <w:hyperlink r:id="rId47">
-        <w:r>
-          <w:rPr>
-            <w:lang w:val="zh_TW" w:bidi="zh_TW"/>
-          </w:rPr>
-          <w:rPr>
-            <w:color w:val="0000EE"/>
-            <w:u w:val="single"/>
-          </w:rPr>
-          <w:t>弗6:5</w:t>
-        </w:r>
-      </w:hyperlink>
+      <w:r>
+        <w:rPr>
+          <w:lang w:val="zh_TW" w:bidi="zh_TW"/>
+        </w:rPr>
+        <w:t>弗6:5</w:t>
+      </w:r>
       <w:r>
         <w:rPr>
           <w:lang w:val="zh_TW" w:bidi="zh_TW"/>
         </w:rPr>
         <w:t>；</w:t>
       </w:r>
-      <w:hyperlink r:id="rId48">
-        <w:r>
-          <w:rPr>
-            <w:lang w:val="zh_TW" w:bidi="zh_TW"/>
-          </w:rPr>
-          <w:rPr>
-            <w:color w:val="0000EE"/>
-            <w:u w:val="single"/>
-          </w:rPr>
-          <w:t>西3:22</w:t>
-        </w:r>
-      </w:hyperlink>
+      <w:r>
+        <w:rPr>
+          <w:lang w:val="zh_TW" w:bidi="zh_TW"/>
+        </w:rPr>
+        <w:t>西3:22</w:t>
+      </w:r>
       <w:r>
         <w:rPr>
           <w:lang w:val="zh_TW" w:bidi="zh_TW"/>
         </w:rPr>
         <w:t>；</w:t>
       </w:r>
-      <w:hyperlink r:id="rId49">
-        <w:r>
-          <w:rPr>
-            <w:lang w:val="zh_TW" w:bidi="zh_TW"/>
-          </w:rPr>
-          <w:rPr>
-            <w:color w:val="0000EE"/>
-            <w:u w:val="single"/>
-          </w:rPr>
-          <w:t>門1:16</w:t>
-        </w:r>
-      </w:hyperlink>
+      <w:r>
+        <w:rPr>
+          <w:lang w:val="zh_TW" w:bidi="zh_TW"/>
+        </w:rPr>
+        <w:t>門1:16</w:t>
+      </w:r>
       <w:r>
         <w:rPr>
           <w:lang w:val="zh_TW" w:bidi="zh_TW"/>
         </w:rPr>
         <w:t>）。「在肉體中」也可用來描述婚姻關係的領域，這其中涉及一些困難的問題（</w:t>
       </w:r>
-      <w:hyperlink r:id="rId50">
-        <w:r>
-          <w:rPr>
-            <w:lang w:val="zh_TW" w:bidi="zh_TW"/>
-          </w:rPr>
-          <w:rPr>
-            <w:color w:val="0000EE"/>
-            <w:u w:val="single"/>
-          </w:rPr>
-          <w:t>林前7:28</w:t>
-        </w:r>
-      </w:hyperlink>
+      <w:r>
+        <w:rPr>
+          <w:lang w:val="zh_TW" w:bidi="zh_TW"/>
+        </w:rPr>
+        <w:t>林前7:28</w:t>
+      </w:r>
       <w:r>
         <w:rPr>
           <w:lang w:val="zh_TW" w:bidi="zh_TW"/>
@@ -1161,18 +933,12 @@
         </w:rPr>
         <w:t>這種用法有助於理解一處原本難解的經文：「所以，我們從今以後，不憑著外貌認人了。雖然憑著外貌認過基督，如今卻不再這樣認他了」（</w:t>
       </w:r>
-      <w:hyperlink r:id="rId51">
-        <w:r>
-          <w:rPr>
-            <w:lang w:val="zh_TW" w:bidi="zh_TW"/>
-          </w:rPr>
-          <w:rPr>
-            <w:color w:val="0000EE"/>
-            <w:u w:val="single"/>
-          </w:rPr>
-          <w:t>林後5:16</w:t>
-        </w:r>
-      </w:hyperlink>
+      <w:r>
+        <w:rPr>
+          <w:lang w:val="zh_TW" w:bidi="zh_TW"/>
+        </w:rPr>
+        <w:t>林後5:16</w:t>
+      </w:r>
       <w:r>
         <w:rPr>
           <w:lang w:val="zh_TW" w:bidi="zh_TW"/>
@@ -1204,36 +970,24 @@
         </w:rPr>
         <w:t>當保羅說「血肉之體不能承受神的國」（</w:t>
       </w:r>
-      <w:hyperlink r:id="rId29">
-        <w:r>
-          <w:rPr>
-            <w:lang w:val="zh_TW" w:bidi="zh_TW"/>
-          </w:rPr>
-          <w:rPr>
-            <w:color w:val="0000EE"/>
-            <w:u w:val="single"/>
-          </w:rPr>
-          <w:t>林前15:50</w:t>
-        </w:r>
-      </w:hyperlink>
+      <w:r>
+        <w:rPr>
+          <w:lang w:val="zh_TW" w:bidi="zh_TW"/>
+        </w:rPr>
+        <w:t>林前15:50</w:t>
+      </w:r>
       <w:r>
         <w:rPr>
           <w:lang w:val="zh_TW" w:bidi="zh_TW"/>
         </w:rPr>
         <w:t>）時，他的意思並不是說人無法承受神的國，而是說墮落的人性無法承受；正如後一句所說：「必朽壞的不能承受不朽壞的。」軟弱、墮落、會朽壞的身體不能承受神的國，必須經歷改變，「這必朽壞的總要變成不朽壞的，這必死的總要變成不死的」（</w:t>
       </w:r>
-      <w:hyperlink r:id="rId52">
-        <w:r>
-          <w:rPr>
-            <w:lang w:val="zh_TW" w:bidi="zh_TW"/>
-          </w:rPr>
-          <w:rPr>
-            <w:color w:val="0000EE"/>
-            <w:u w:val="single"/>
-          </w:rPr>
-          <w:t>林前15:53</w:t>
-        </w:r>
-      </w:hyperlink>
+      <w:r>
+        <w:rPr>
+          <w:lang w:val="zh_TW" w:bidi="zh_TW"/>
+        </w:rPr>
+        <w:t>林前15:53</w:t>
+      </w:r>
       <w:r>
         <w:rPr>
           <w:lang w:val="zh_TW" w:bidi="zh_TW"/>
@@ -1254,18 +1008,12 @@
         </w:rPr>
         <w:t>當彼得承認耶穌的彌賽亞身分時，耶穌回答說：「這不是屬血肉的指示你的，乃是我在天上的父指示的」（</w:t>
       </w:r>
-      <w:hyperlink r:id="rId53">
-        <w:r>
-          <w:rPr>
-            <w:lang w:val="zh_TW" w:bidi="zh_TW"/>
-          </w:rPr>
-          <w:rPr>
-            <w:color w:val="0000EE"/>
-            <w:u w:val="single"/>
-          </w:rPr>
-          <w:t>太16:17</w:t>
-        </w:r>
-      </w:hyperlink>
+      <w:r>
+        <w:rPr>
+          <w:lang w:val="zh_TW" w:bidi="zh_TW"/>
+        </w:rPr>
+        <w:t>太16:17</w:t>
+      </w:r>
       <w:r>
         <w:rPr>
           <w:lang w:val="zh_TW" w:bidi="zh_TW"/>
@@ -1297,18 +1045,12 @@
         </w:rPr>
         <w:t>還有一組帶有明顯保羅風格的倫理用法。其中最重要的特點是：人在神面前不僅被看為墮落與軟弱的，同時也是墮落並帶有罪性的。肉體在這裡與被神的靈更新的人的靈相對，若沒有聖靈的幫助，人就不能討神喜悅。最生動的例子出現在</w:t>
       </w:r>
-      <w:hyperlink r:id="rId54">
-        <w:r>
-          <w:rPr>
-            <w:lang w:val="zh_TW" w:bidi="zh_TW"/>
-          </w:rPr>
-          <w:rPr>
-            <w:color w:val="0000EE"/>
-            <w:u w:val="single"/>
-          </w:rPr>
-          <w:t>羅馬書八章</w:t>
-        </w:r>
-      </w:hyperlink>
+      <w:r>
+        <w:rPr>
+          <w:lang w:val="zh_TW" w:bidi="zh_TW"/>
+        </w:rPr>
+        <w:t>羅馬書八章</w:t>
+      </w:r>
       <w:r>
         <w:rPr>
           <w:lang w:val="zh_TW" w:bidi="zh_TW"/>
@@ -1329,126 +1071,84 @@
         </w:rPr>
         <w:t>在</w:t>
       </w:r>
-      <w:hyperlink r:id="rId55">
-        <w:r>
-          <w:rPr>
-            <w:lang w:val="zh_TW" w:bidi="zh_TW"/>
-          </w:rPr>
-          <w:rPr>
-            <w:color w:val="0000EE"/>
-            <w:u w:val="single"/>
-          </w:rPr>
-          <w:t>羅馬書七至八章</w:t>
-        </w:r>
-      </w:hyperlink>
+      <w:r>
+        <w:rPr>
+          <w:lang w:val="zh_TW" w:bidi="zh_TW"/>
+        </w:rPr>
+        <w:t>羅馬書七至八章</w:t>
+      </w:r>
       <w:r>
         <w:rPr>
           <w:lang w:val="zh_TW" w:bidi="zh_TW"/>
         </w:rPr>
         <w:t>中，保羅清楚指出，未重生的人無法按著神的要求去愛祂、事奉祂，因此不能討祂喜悅。律法也無法使人真正成為義人，因為肉體是軟弱的（</w:t>
       </w:r>
-      <w:hyperlink r:id="rId56">
-        <w:r>
-          <w:rPr>
-            <w:lang w:val="zh_TW" w:bidi="zh_TW"/>
-          </w:rPr>
-          <w:rPr>
-            <w:color w:val="0000EE"/>
-            <w:u w:val="single"/>
-          </w:rPr>
-          <w:t>8:2</w:t>
-        </w:r>
-      </w:hyperlink>
+      <w:r>
+        <w:rPr>
+          <w:lang w:val="zh_TW" w:bidi="zh_TW"/>
+        </w:rPr>
+        <w:t>8:2</w:t>
+      </w:r>
       <w:r>
         <w:rPr>
           <w:lang w:val="zh_TW" w:bidi="zh_TW"/>
         </w:rPr>
         <w:t>）。體貼肉體的就是死，體貼聖靈的乃是生命（</w:t>
       </w:r>
-      <w:hyperlink r:id="rId57">
-        <w:r>
-          <w:rPr>
-            <w:lang w:val="zh_TW" w:bidi="zh_TW"/>
-          </w:rPr>
-          <w:rPr>
-            <w:color w:val="0000EE"/>
-            <w:u w:val="single"/>
-          </w:rPr>
-          <w:t>8:6</w:t>
-        </w:r>
-      </w:hyperlink>
+      <w:r>
+        <w:rPr>
+          <w:lang w:val="zh_TW" w:bidi="zh_TW"/>
+        </w:rPr>
+        <w:t>8:6</w:t>
+      </w:r>
       <w:r>
         <w:rPr>
           <w:lang w:val="zh_TW" w:bidi="zh_TW"/>
         </w:rPr>
         <w:t>）。保羅在別處說：「我也知道，在我裡頭，就是我肉體之中，沒有良善」（</w:t>
       </w:r>
-      <w:hyperlink r:id="rId58">
-        <w:r>
-          <w:rPr>
-            <w:lang w:val="zh_TW" w:bidi="zh_TW"/>
-          </w:rPr>
-          <w:rPr>
-            <w:color w:val="0000EE"/>
-            <w:u w:val="single"/>
-          </w:rPr>
-          <w:t>7:18</w:t>
-        </w:r>
-      </w:hyperlink>
+      <w:r>
+        <w:rPr>
+          <w:lang w:val="zh_TW" w:bidi="zh_TW"/>
+        </w:rPr>
+        <w:t>7:18</w:t>
+      </w:r>
       <w:r>
         <w:rPr>
           <w:lang w:val="zh_TW" w:bidi="zh_TW"/>
         </w:rPr>
         <w:t>）。這裡的「肉體」並不是指人的身體，因為人的身體是聖靈的殿（</w:t>
       </w:r>
-      <w:hyperlink r:id="rId59">
-        <w:r>
-          <w:rPr>
-            <w:lang w:val="zh_TW" w:bidi="zh_TW"/>
-          </w:rPr>
-          <w:rPr>
-            <w:color w:val="0000EE"/>
-            <w:u w:val="single"/>
-          </w:rPr>
-          <w:t>林前6:19</w:t>
-        </w:r>
-      </w:hyperlink>
+      <w:r>
+        <w:rPr>
+          <w:lang w:val="zh_TW" w:bidi="zh_TW"/>
+        </w:rPr>
+        <w:t>林前6:19</w:t>
+      </w:r>
       <w:r>
         <w:rPr>
           <w:lang w:val="zh_TW" w:bidi="zh_TW"/>
         </w:rPr>
         <w:t>），是基督的肢體（</w:t>
       </w:r>
-      <w:hyperlink r:id="rId60">
-        <w:r>
-          <w:rPr>
-            <w:lang w:val="zh_TW" w:bidi="zh_TW"/>
-          </w:rPr>
-          <w:rPr>
-            <w:color w:val="0000EE"/>
-            <w:u w:val="single"/>
-          </w:rPr>
-          <w:t>6:15</w:t>
-        </w:r>
-      </w:hyperlink>
+      <w:r>
+        <w:rPr>
+          <w:lang w:val="zh_TW" w:bidi="zh_TW"/>
+        </w:rPr>
+        <w:t>6:15</w:t>
+      </w:r>
       <w:r>
         <w:rPr>
           <w:lang w:val="zh_TW" w:bidi="zh_TW"/>
         </w:rPr>
         <w:t>），並且應當成為榮耀神的器皿（</w:t>
       </w:r>
-      <w:hyperlink r:id="rId61">
-        <w:r>
-          <w:rPr>
-            <w:lang w:val="zh_TW" w:bidi="zh_TW"/>
-          </w:rPr>
-          <w:rPr>
-            <w:color w:val="0000EE"/>
-            <w:u w:val="single"/>
-          </w:rPr>
-          <w:t>6:20</w:t>
-        </w:r>
-      </w:hyperlink>
+      <w:r>
+        <w:rPr>
+          <w:lang w:val="zh_TW" w:bidi="zh_TW"/>
+        </w:rPr>
+        <w:t>6:20</w:t>
+      </w:r>
       <w:r>
         <w:rPr>
           <w:lang w:val="zh_TW" w:bidi="zh_TW"/>
@@ -1469,18 +1169,12 @@
         </w:rPr>
         <w:t>雖然保羅鮮明地對比了「在肉體裡」（指未重生）與「在聖靈裡」（指已重生）的差異，但當一個人重生、進入「在聖靈裡」的狀態時，他就不再「在肉體裡」，然而肉體仍在他裡面。事實上，信徒內裡仍存在著肉體與聖靈之間的爭戰。保羅對那些「在聖靈裡」的人說：「因為情慾和聖靈相爭， 聖靈和情慾相爭，這兩個是彼此相敵，使你們不能做所願意做的」（</w:t>
       </w:r>
-      <w:hyperlink r:id="rId62">
-        <w:r>
-          <w:rPr>
-            <w:lang w:val="zh_TW" w:bidi="zh_TW"/>
-          </w:rPr>
-          <w:rPr>
-            <w:color w:val="0000EE"/>
-            <w:u w:val="single"/>
-          </w:rPr>
-          <w:t>加5:17</w:t>
-        </w:r>
-      </w:hyperlink>
+      <w:r>
+        <w:rPr>
+          <w:lang w:val="zh_TW" w:bidi="zh_TW"/>
+        </w:rPr>
+        <w:t>加5:17</w:t>
+      </w:r>
       <w:r>
         <w:rPr>
           <w:lang w:val="zh_TW" w:bidi="zh_TW"/>
@@ -1501,126 +1195,84 @@
         </w:rPr>
         <w:t>同樣的情況也出現在</w:t>
       </w:r>
-      <w:hyperlink r:id="rId63">
-        <w:r>
-          <w:rPr>
-            <w:lang w:val="zh_TW" w:bidi="zh_TW"/>
-          </w:rPr>
-          <w:rPr>
-            <w:color w:val="0000EE"/>
-            <w:u w:val="single"/>
-          </w:rPr>
-          <w:t>哥林多前書二章14節至三章3節</w:t>
-        </w:r>
-      </w:hyperlink>
+      <w:r>
+        <w:rPr>
+          <w:lang w:val="zh_TW" w:bidi="zh_TW"/>
+        </w:rPr>
+        <w:t>哥林多前書二章14節至三章3節</w:t>
+      </w:r>
       <w:r>
         <w:rPr>
           <w:lang w:val="zh_TW" w:bidi="zh_TW"/>
         </w:rPr>
         <w:t>，保羅在那裡將人分為三類：「屬血氣的」（</w:t>
       </w:r>
-      <w:hyperlink r:id="rId64">
-        <w:r>
-          <w:rPr>
-            <w:lang w:val="zh_TW" w:bidi="zh_TW"/>
-          </w:rPr>
-          <w:rPr>
-            <w:color w:val="0000EE"/>
-            <w:u w:val="single"/>
-          </w:rPr>
-          <w:t>2:14</w:t>
-        </w:r>
-      </w:hyperlink>
+      <w:r>
+        <w:rPr>
+          <w:lang w:val="zh_TW" w:bidi="zh_TW"/>
+        </w:rPr>
+        <w:t>2:14</w:t>
+      </w:r>
       <w:r>
         <w:rPr>
           <w:lang w:val="zh_TW" w:bidi="zh_TW"/>
         </w:rPr>
         <w:t>），「屬肉體」，即屬肉體的人（</w:t>
       </w:r>
-      <w:hyperlink r:id="rId65">
-        <w:r>
-          <w:rPr>
-            <w:lang w:val="zh_TW" w:bidi="zh_TW"/>
-          </w:rPr>
-          <w:rPr>
-            <w:color w:val="0000EE"/>
-            <w:u w:val="single"/>
-          </w:rPr>
-          <w:t>3:1、3</w:t>
-        </w:r>
-      </w:hyperlink>
+      <w:r>
+        <w:rPr>
+          <w:lang w:val="zh_TW" w:bidi="zh_TW"/>
+        </w:rPr>
+        <w:t>3:1、3</w:t>
+      </w:r>
       <w:r>
         <w:rPr>
           <w:lang w:val="zh_TW" w:bidi="zh_TW"/>
         </w:rPr>
         <w:t>），以及「屬靈的」（</w:t>
       </w:r>
-      <w:hyperlink r:id="rId66">
-        <w:r>
-          <w:rPr>
-            <w:lang w:val="zh_TW" w:bidi="zh_TW"/>
-          </w:rPr>
-          <w:rPr>
-            <w:color w:val="0000EE"/>
-            <w:u w:val="single"/>
-          </w:rPr>
-          <w:t>3:1</w:t>
-        </w:r>
-      </w:hyperlink>
+      <w:r>
+        <w:rPr>
+          <w:lang w:val="zh_TW" w:bidi="zh_TW"/>
+        </w:rPr>
+        <w:t>3:1</w:t>
+      </w:r>
       <w:r>
         <w:rPr>
           <w:lang w:val="zh_TW" w:bidi="zh_TW"/>
         </w:rPr>
         <w:t>）。「屬血氣的人」指尚未重生的人；那些「屬肉體」的人（</w:t>
       </w:r>
-      <w:hyperlink r:id="rId67">
-        <w:r>
-          <w:rPr>
-            <w:lang w:val="zh_TW" w:bidi="zh_TW"/>
-          </w:rPr>
-          <w:rPr>
-            <w:color w:val="0000EE"/>
-            <w:u w:val="single"/>
-          </w:rPr>
-          <w:t>羅8:9</w:t>
-        </w:r>
-      </w:hyperlink>
+      <w:r>
+        <w:rPr>
+          <w:lang w:val="zh_TW" w:bidi="zh_TW"/>
+        </w:rPr>
+        <w:t>羅8:9</w:t>
+      </w:r>
       <w:r>
         <w:rPr>
           <w:lang w:val="zh_TW" w:bidi="zh_TW"/>
         </w:rPr>
         <w:t>），一生都停留在人的層面上，因此無法明白屬神的事。「屬靈的」則是生命受神的靈掌管的人，他們的生活中顯明出聖靈的果子（</w:t>
       </w:r>
-      <w:hyperlink r:id="rId68">
-        <w:r>
-          <w:rPr>
-            <w:lang w:val="zh_TW" w:bidi="zh_TW"/>
-          </w:rPr>
-          <w:rPr>
-            <w:color w:val="0000EE"/>
-            <w:u w:val="single"/>
-          </w:rPr>
-          <w:t>加5:22–23</w:t>
-        </w:r>
-      </w:hyperlink>
+      <w:r>
+        <w:rPr>
+          <w:lang w:val="zh_TW" w:bidi="zh_TW"/>
+        </w:rPr>
+        <w:t>加5:22–23</w:t>
+      </w:r>
       <w:r>
         <w:rPr>
           <w:lang w:val="zh_TW" w:bidi="zh_TW"/>
         </w:rPr>
         <w:t>）。在這兩類人之間，還有第三類——「屬肉體」，也就是在基督裡的嬰孩。他們既然「在基督裡」，就必然「在聖靈裡」，但他們的生活卻未能「順著聖靈而行」。由於他們是屬靈生命尚幼的信徒，雖然神的靈住在他們裡面，但聖靈並未能完全掌權，他們仍然「照著世人的樣子行」（</w:t>
       </w:r>
-      <w:hyperlink r:id="rId69">
-        <w:r>
-          <w:rPr>
-            <w:lang w:val="zh_TW" w:bidi="zh_TW"/>
-          </w:rPr>
-          <w:rPr>
-            <w:color w:val="0000EE"/>
-            <w:u w:val="single"/>
-          </w:rPr>
-          <w:t>林前3:3</w:t>
-        </w:r>
-      </w:hyperlink>
+      <w:r>
+        <w:rPr>
+          <w:lang w:val="zh_TW" w:bidi="zh_TW"/>
+        </w:rPr>
+        <w:t>林前3:3</w:t>
+      </w:r>
       <w:r>
         <w:rPr>
           <w:lang w:val="zh_TW" w:bidi="zh_TW"/>
@@ -1652,36 +1304,24 @@
         </w:rPr>
         <w:t>在</w:t>
       </w:r>
-      <w:hyperlink r:id="rId70">
-        <w:r>
-          <w:rPr>
-            <w:lang w:val="zh_TW" w:bidi="zh_TW"/>
-          </w:rPr>
-          <w:rPr>
-            <w:color w:val="0000EE"/>
-            <w:u w:val="single"/>
-          </w:rPr>
-          <w:t>加拉太書五章19至23節</w:t>
-        </w:r>
-      </w:hyperlink>
+      <w:r>
+        <w:rPr>
+          <w:lang w:val="zh_TW" w:bidi="zh_TW"/>
+        </w:rPr>
+        <w:t>加拉太書五章19至23節</w:t>
+      </w:r>
       <w:r>
         <w:rPr>
           <w:lang w:val="zh_TW" w:bidi="zh_TW"/>
         </w:rPr>
         <w:t>中，保羅對比屬肉體的生活與屬聖靈的生活：「情慾的事都是顯而易見的，就如姦淫、污穢、邪蕩、拜偶像、邪術、仇恨、爭競、忌恨、惱怒、結黨、紛爭、異端、嫉妒、醉酒、荒宴等類」（</w:t>
       </w:r>
-      <w:hyperlink r:id="rId71">
-        <w:r>
-          <w:rPr>
-            <w:lang w:val="zh_TW" w:bidi="zh_TW"/>
-          </w:rPr>
-          <w:rPr>
-            <w:color w:val="0000EE"/>
-            <w:u w:val="single"/>
-          </w:rPr>
-          <w:t>加5:19–21</w:t>
-        </w:r>
-      </w:hyperlink>
+      <w:r>
+        <w:rPr>
+          <w:lang w:val="zh_TW" w:bidi="zh_TW"/>
+        </w:rPr>
+        <w:t>加5:19–21</w:t>
+      </w:r>
       <w:r>
         <w:rPr>
           <w:lang w:val="zh_TW" w:bidi="zh_TW"/>
@@ -1713,18 +1353,12 @@
         </w:rPr>
         <w:t>雖然信徒內在仍存在聖靈與肉體的爭戰，但保羅指出，聖靈有得勝之道。就身體而言，「肉體」是在成聖的範圍之內（</w:t>
       </w:r>
-      <w:hyperlink r:id="rId72">
-        <w:r>
-          <w:rPr>
-            <w:lang w:val="zh_TW" w:bidi="zh_TW"/>
-          </w:rPr>
-          <w:rPr>
-            <w:color w:val="0000EE"/>
-            <w:u w:val="single"/>
-          </w:rPr>
-          <w:t>帖前5:23</w:t>
-        </w:r>
-      </w:hyperlink>
+      <w:r>
+        <w:rPr>
+          <w:lang w:val="zh_TW" w:bidi="zh_TW"/>
+        </w:rPr>
+        <w:t>帖前5:23</w:t>
+      </w:r>
       <w:r>
         <w:rPr>
           <w:lang w:val="zh_TW" w:bidi="zh_TW"/>
@@ -1745,72 +1379,48 @@
         </w:rPr>
         <w:t>這就是所謂客觀與主觀之間的張力。因為在基督裡已經發生了一些事（客觀的事實），因此必然會產生一些屬靈的結果（主觀的經歷）。依據保羅的觀點，「肉體」已經在基督的死中被治死。凡屬基督的人，已經把肉體連同邪情私慾同釘在十字架上（</w:t>
       </w:r>
-      <w:hyperlink r:id="rId73">
-        <w:r>
-          <w:rPr>
-            <w:lang w:val="zh_TW" w:bidi="zh_TW"/>
-          </w:rPr>
-          <w:rPr>
-            <w:color w:val="0000EE"/>
-            <w:u w:val="single"/>
-          </w:rPr>
-          <w:t>加5:24</w:t>
-        </w:r>
-      </w:hyperlink>
+      <w:r>
+        <w:rPr>
+          <w:lang w:val="zh_TW" w:bidi="zh_TW"/>
+        </w:rPr>
+        <w:t>加5:24</w:t>
+      </w:r>
       <w:r>
         <w:rPr>
           <w:lang w:val="zh_TW" w:bidi="zh_TW"/>
         </w:rPr>
         <w:t>）。保羅在別處也說：「我已經與基督同釘十字架」（</w:t>
       </w:r>
-      <w:hyperlink r:id="rId39">
-        <w:r>
-          <w:rPr>
-            <w:lang w:val="zh_TW" w:bidi="zh_TW"/>
-          </w:rPr>
-          <w:rPr>
-            <w:color w:val="0000EE"/>
-            <w:u w:val="single"/>
-          </w:rPr>
-          <w:t>2:20</w:t>
-        </w:r>
-      </w:hyperlink>
+      <w:r>
+        <w:rPr>
+          <w:lang w:val="zh_TW" w:bidi="zh_TW"/>
+        </w:rPr>
+        <w:t>2:20</w:t>
+      </w:r>
       <w:r>
         <w:rPr>
           <w:lang w:val="zh_TW" w:bidi="zh_TW"/>
         </w:rPr>
         <w:t>），又說：「我們的舊人和他同釘十字架」（</w:t>
       </w:r>
-      <w:hyperlink r:id="rId74">
-        <w:r>
-          <w:rPr>
-            <w:lang w:val="zh_TW" w:bidi="zh_TW"/>
-          </w:rPr>
-          <w:rPr>
-            <w:color w:val="0000EE"/>
-            <w:u w:val="single"/>
-          </w:rPr>
-          <w:t>羅6:6</w:t>
-        </w:r>
-      </w:hyperlink>
+      <w:r>
+        <w:rPr>
+          <w:lang w:val="zh_TW" w:bidi="zh_TW"/>
+        </w:rPr>
+        <w:t>羅6:6</w:t>
+      </w:r>
       <w:r>
         <w:rPr>
           <w:lang w:val="zh_TW" w:bidi="zh_TW"/>
         </w:rPr>
         <w:t>）。這些經文顯明，「肉體」與「舊人」在某種意義上是相同的。這種相同的概念也在保羅有關「同釘十字架」的教導中得到進一步印證，因為當保羅說「肉體同釘十字架」時，他的意思與他在羅馬書中所說的是一致的：「我們在罪上死了的人豈可仍在罪中活著呢？豈不知我們這受洗歸入基督耶穌的人是受洗歸入他的死嗎？所以，我們藉著洗禮歸入死，和他一同埋葬」（</w:t>
       </w:r>
-      <w:hyperlink r:id="rId75">
-        <w:r>
-          <w:rPr>
-            <w:lang w:val="zh_TW" w:bidi="zh_TW"/>
-          </w:rPr>
-          <w:rPr>
-            <w:color w:val="0000EE"/>
-            <w:u w:val="single"/>
-          </w:rPr>
-          <w:t>1–4</w:t>
-        </w:r>
-      </w:hyperlink>
+      <w:r>
+        <w:rPr>
+          <w:lang w:val="zh_TW" w:bidi="zh_TW"/>
+        </w:rPr>
+        <w:t>1–4</w:t>
+      </w:r>
       <w:r>
         <w:rPr>
           <w:lang w:val="zh_TW" w:bidi="zh_TW"/>
@@ -1831,72 +1441,48 @@
         </w:rPr>
         <w:t>這種「肉體同釘十字架與同死」並非是自動發生的事，而是必須藉著信心而實際應用的真理。這涉及兩個方面：首先，信徒必須承認肉體已與基督同釘十字架。「這樣，你們向罪也當看自己是死的；向神在基督耶穌裡，卻當看自己是活的。」（</w:t>
       </w:r>
-      <w:hyperlink r:id="rId76">
-        <w:r>
-          <w:rPr>
-            <w:lang w:val="zh_TW" w:bidi="zh_TW"/>
-          </w:rPr>
-          <w:rPr>
-            <w:color w:val="0000EE"/>
-            <w:u w:val="single"/>
-          </w:rPr>
-          <w:t>羅6:11</w:t>
-        </w:r>
-      </w:hyperlink>
+      <w:r>
+        <w:rPr>
+          <w:lang w:val="zh_TW" w:bidi="zh_TW"/>
+        </w:rPr>
+        <w:t>羅6:11</w:t>
+      </w:r>
       <w:r>
         <w:rPr>
           <w:lang w:val="zh_TW" w:bidi="zh_TW"/>
         </w:rPr>
         <w:t>）。除非一個人確實已與基督同死、同釘十字架，他就不能真實地看自己「向罪是死的」。但既然這事在信主得救的那一刻已經發生，就可以在日常生活中實際活出來。那些與基督同死的人，應當「治死身體的惡行」（</w:t>
       </w:r>
-      <w:hyperlink r:id="rId77">
-        <w:r>
-          <w:rPr>
-            <w:lang w:val="zh_TW" w:bidi="zh_TW"/>
-          </w:rPr>
-          <w:rPr>
-            <w:color w:val="0000EE"/>
-            <w:u w:val="single"/>
-          </w:rPr>
-          <w:t>8:13</w:t>
-        </w:r>
-      </w:hyperlink>
+      <w:r>
+        <w:rPr>
+          <w:lang w:val="zh_TW" w:bidi="zh_TW"/>
+        </w:rPr>
+        <w:t>8:13</w:t>
+      </w:r>
       <w:r>
         <w:rPr>
           <w:lang w:val="zh_TW" w:bidi="zh_TW"/>
         </w:rPr>
         <w:t>）。這裡的「身體」是指「肉體」行事的工具，也就是那屬於未重生本性的感官生活。那些從死入生的人，應當把自己的肢體獻給神，作義的器具（</w:t>
       </w:r>
-      <w:hyperlink r:id="rId78">
-        <w:r>
-          <w:rPr>
-            <w:lang w:val="zh_TW" w:bidi="zh_TW"/>
-          </w:rPr>
-          <w:rPr>
-            <w:color w:val="0000EE"/>
-            <w:u w:val="single"/>
-          </w:rPr>
-          <w:t>6:13</w:t>
-        </w:r>
-      </w:hyperlink>
+      <w:r>
+        <w:rPr>
+          <w:lang w:val="zh_TW" w:bidi="zh_TW"/>
+        </w:rPr>
+        <w:t>6:13</w:t>
+      </w:r>
       <w:r>
         <w:rPr>
           <w:lang w:val="zh_TW" w:bidi="zh_TW"/>
         </w:rPr>
         <w:t>）。凡與基督同死的人，應當「治死」一切屬地的事——淫亂、污穢、貪婪等（</w:t>
       </w:r>
-      <w:hyperlink r:id="rId79">
-        <w:r>
-          <w:rPr>
-            <w:lang w:val="zh_TW" w:bidi="zh_TW"/>
-          </w:rPr>
-          <w:rPr>
-            <w:color w:val="0000EE"/>
-            <w:u w:val="single"/>
-          </w:rPr>
-          <w:t>西3:5</w:t>
-        </w:r>
-      </w:hyperlink>
+      <w:r>
+        <w:rPr>
+          <w:lang w:val="zh_TW" w:bidi="zh_TW"/>
+        </w:rPr>
+        <w:t>西3:5</w:t>
+      </w:r>
       <w:r>
         <w:rPr>
           <w:lang w:val="zh_TW" w:bidi="zh_TW"/>
@@ -1917,36 +1503,24 @@
         </w:rPr>
         <w:t>勝過肉體，有時被形容為在聖靈裡行事。「你們當順著聖靈而行，就不放縱肉體的情慾了」（</w:t>
       </w:r>
-      <w:hyperlink r:id="rId80">
-        <w:r>
-          <w:rPr>
-            <w:lang w:val="zh_TW" w:bidi="zh_TW"/>
-          </w:rPr>
-          <w:rPr>
-            <w:color w:val="0000EE"/>
-            <w:u w:val="single"/>
-          </w:rPr>
-          <w:t>加5:16</w:t>
-        </w:r>
-      </w:hyperlink>
+      <w:r>
+        <w:rPr>
+          <w:lang w:val="zh_TW" w:bidi="zh_TW"/>
+        </w:rPr>
+        <w:t>加5:16</w:t>
+      </w:r>
       <w:r>
         <w:rPr>
           <w:lang w:val="zh_TW" w:bidi="zh_TW"/>
         </w:rPr>
         <w:t>；參</w:t>
       </w:r>
-      <w:hyperlink r:id="rId81">
-        <w:r>
-          <w:rPr>
-            <w:lang w:val="zh_TW" w:bidi="zh_TW"/>
-          </w:rPr>
-          <w:rPr>
-            <w:color w:val="0000EE"/>
-            <w:u w:val="single"/>
-          </w:rPr>
-          <w:t>羅8:4</w:t>
-        </w:r>
-      </w:hyperlink>
+      <w:r>
+        <w:rPr>
+          <w:lang w:val="zh_TW" w:bidi="zh_TW"/>
+        </w:rPr>
+        <w:t>羅8:4</w:t>
+      </w:r>
       <w:r>
         <w:rPr>
           <w:lang w:val="zh_TW" w:bidi="zh_TW"/>
